--- a/HRCP-KKU-Academic/uploads/academic/position/1/p2doc_1.docx
+++ b/HRCP-KKU-Academic/uploads/academic/position/1/p2doc_1.docx
@@ -10875,7 +10875,7 @@
           <w:sz w:val="32"/>
           <w:szCs w:val="32"/>
         </w:rPr>
-        <w:t>as</w:t>
+        <w:t>bhj</w:t>
       </w:r>
       <w:proofErr w:type="spellStart"/>
       <w:r>

--- a/HRCP-KKU-Academic/uploads/academic/position/1/p2doc_1.docx
+++ b/HRCP-KKU-Academic/uploads/academic/position/1/p2doc_1.docx
@@ -27,263 +27,202 @@
           <w:szCs w:val="32"/>
         </w:rPr>
       </w:pPr>
-      <w:r>
+    </w:p>
+    <w:p>
+      <w:pPr>
+        <w:rPr>
+          <w:rFonts w:ascii="TH Sarabun New" w:hAnsi="TH Sarabun New" w:cs="TH Sarabun New"/>
+          <w:sz w:val="32"/>
+          <w:szCs w:val="32"/>
+        </w:rPr>
+      </w:pPr>
+    </w:p>
+    <w:p>
+      <w:pPr>
+        <w:ind w:left="7920"/>
         <w:rPr>
           <w:rFonts w:ascii="TH Sarabun New" w:hAnsi="TH Sarabun New" w:cs="TH Sarabun New"/>
           <w:b/>
           <w:bCs/>
-          <w:noProof/>
-          <w:sz w:val="32"/>
-          <w:szCs w:val="32"/>
-          <w:lang w:val="th-TH"/>
-        </w:rPr>
-        <mc:AlternateContent>
-          <mc:Choice Requires="wps">
-            <w:drawing>
-              <wp:anchor distT="0" distB="0" distL="114300" distR="114300" simplePos="0" relativeHeight="251659264" behindDoc="0" locked="0" layoutInCell="1" allowOverlap="1" wp14:anchorId="65C5E208" wp14:editId="7543C413">
-                <wp:simplePos x="0" y="0"/>
-                <wp:positionH relativeFrom="column">
-                  <wp:posOffset>619125</wp:posOffset>
-                </wp:positionH>
-                <wp:positionV relativeFrom="paragraph">
-                  <wp:posOffset>2565400</wp:posOffset>
-                </wp:positionV>
-                <wp:extent cx="4524375" cy="1076325"/>
-                <wp:effectExtent l="0" t="0" r="0" b="0"/>
-                <wp:wrapNone/>
-                <wp:docPr id="1" name="Rectangle 1"/>
-                <wp:cNvGraphicFramePr>
-                  <a:graphicFrameLocks xmlns:a="http://schemas.openxmlformats.org/drawingml/2006/main"/>
-                </wp:cNvGraphicFramePr>
-                <a:graphic xmlns:a="http://schemas.openxmlformats.org/drawingml/2006/main">
-                  <a:graphicData uri="http://schemas.microsoft.com/office/word/2010/wordprocessingShape">
-                    <wps:wsp>
-                      <wps:cNvSpPr>
-                        <a:spLocks/>
-                      </wps:cNvSpPr>
-                      <wps:spPr>
-                        <a:xfrm>
-                          <a:off x="0" y="0"/>
-                          <a:ext cx="4524375" cy="1076325"/>
-                        </a:xfrm>
-                        <a:prstGeom prst="rect">
-                          <a:avLst/>
-                        </a:prstGeom>
-                        <a:ln>
-                          <a:noFill/>
-                        </a:ln>
-                      </wps:spPr>
-                      <wps:style>
-                        <a:lnRef idx="2">
-                          <a:schemeClr val="accent6"/>
-                        </a:lnRef>
-                        <a:fillRef idx="1">
-                          <a:schemeClr val="lt1"/>
-                        </a:fillRef>
-                        <a:effectRef idx="0">
-                          <a:schemeClr val="accent6"/>
-                        </a:effectRef>
-                        <a:fontRef idx="minor">
-                          <a:schemeClr val="dk1"/>
-                        </a:fontRef>
-                      </wps:style>
-                      <wps:txbx>
-                        <w:txbxContent>
-                          <w:p>
-                            <w:pPr>
-                              <w:jc w:val="center"/>
-                              <w:rPr>
-                                <w:rFonts w:ascii="TH Sarabun New" w:hAnsi="TH Sarabun New" w:cs="TH Sarabun New"/>
-                                <w:b/>
-                                <w:bCs/>
-                                <w:sz w:val="72"/>
-                                <w:szCs w:val="72"/>
-                                <w:cs/>
-                              </w:rPr>
-                            </w:pPr>
-                            <w:r>
-                              <w:rPr>
-                                <w:rFonts w:ascii="TH Sarabun New" w:hAnsi="TH Sarabun New" w:cs="TH Sarabun New"/>
-                                <w:b/>
-                                <w:bCs/>
-                                <w:sz w:val="72"/>
-                                <w:szCs w:val="72"/>
-                                <w:cs/>
-                              </w:rPr>
-                              <w:t>แบบ ก.พ.</w:t>
-                            </w:r>
-                            <w:r>
-                              <w:rPr>
-                                <w:rFonts w:ascii="TH Sarabun New" w:hAnsi="TH Sarabun New" w:cs="TH Sarabun New" w:hint="cs"/>
-                                <w:b/>
-                                <w:bCs/>
-                                <w:sz w:val="72"/>
-                                <w:szCs w:val="72"/>
-                                <w:cs/>
-                              </w:rPr>
-                              <w:t>ว</w:t>
-                            </w:r>
-                            <w:r>
-                              <w:rPr>
-                                <w:rFonts w:ascii="TH Sarabun New" w:hAnsi="TH Sarabun New" w:cs="TH Sarabun New"/>
-                                <w:b/>
-                                <w:bCs/>
-                                <w:sz w:val="72"/>
-                                <w:szCs w:val="72"/>
-                                <w:cs/>
-                              </w:rPr>
-                              <w:t xml:space="preserve">. </w:t>
-                            </w:r>
-                            <w:r>
-                              <w:rPr>
-                                <w:rFonts w:ascii="TH Sarabun New" w:hAnsi="TH Sarabun New" w:cs="TH Sarabun New" w:hint="cs"/>
-                                <w:b/>
-                                <w:bCs/>
-                                <w:sz w:val="72"/>
-                                <w:szCs w:val="72"/>
-                                <w:cs/>
-                              </w:rPr>
-                              <w:t>มข.</w:t>
-                            </w:r>
-                            <w:r>
-                              <w:rPr>
-                                <w:rFonts w:ascii="TH Sarabun New" w:hAnsi="TH Sarabun New" w:cs="TH Sarabun New" w:hint="cs"/>
-                                <w:b/>
-                                <w:bCs/>
-                                <w:sz w:val="72"/>
-                                <w:szCs w:val="72"/>
-                                <w:cs/>
-                              </w:rPr>
-                              <w:t xml:space="preserve"> </w:t>
-                            </w:r>
-                            <w:r>
-                              <w:rPr>
-                                <w:rFonts w:ascii="TH Sarabun New" w:hAnsi="TH Sarabun New" w:cs="TH Sarabun New" w:hint="cs"/>
-                                <w:b/>
-                                <w:bCs/>
-                                <w:sz w:val="72"/>
-                                <w:szCs w:val="72"/>
-                                <w:cs/>
-                              </w:rPr>
-                              <w:t>๐๓</w:t>
-                            </w:r>
-                          </w:p>
-                        </w:txbxContent>
-                      </wps:txbx>
-                      <wps:bodyPr rot="0" spcFirstLastPara="0" vertOverflow="overflow" horzOverflow="overflow" vert="horz" wrap="square" lIns="91440" tIns="45720" rIns="91440" bIns="45720" numCol="1" spcCol="0" rtlCol="0" fromWordArt="0" anchor="ctr" anchorCtr="0" forceAA="0" compatLnSpc="1">
-                        <a:prstTxWarp prst="textNoShape">
-                          <a:avLst/>
-                        </a:prstTxWarp>
-                        <a:noAutofit/>
-                      </wps:bodyPr>
-                    </wps:wsp>
-                  </a:graphicData>
-                </a:graphic>
-                <wp14:sizeRelH relativeFrom="margin">
-                  <wp14:pctWidth>0</wp14:pctWidth>
-                </wp14:sizeRelH>
-                <wp14:sizeRelV relativeFrom="margin">
-                  <wp14:pctHeight>0</wp14:pctHeight>
-                </wp14:sizeRelV>
-              </wp:anchor>
-            </w:drawing>
-          </mc:Choice>
-          <mc:Fallback>
-            <w:pict>
-              <v:rect w14:anchorId="65C5E208" id="Rectangle 1" o:spid="_x0000_s1026" style="position:absolute;left:0;text-align:left;margin-left:48.75pt;margin-top:202pt;width:356.25pt;height:84.75pt;z-index:251659264;visibility:visible;mso-wrap-style:square;mso-width-percent:0;mso-height-percent:0;mso-wrap-distance-left:9pt;mso-wrap-distance-top:0;mso-wrap-distance-right:9pt;mso-wrap-distance-bottom:0;mso-position-horizontal:absolute;mso-position-horizontal-relative:text;mso-position-vertical:absolute;mso-position-vertical-relative:text;mso-width-percent:0;mso-height-percent:0;mso-width-relative:margin;mso-height-relative:margin;v-text-anchor:middle" o:gfxdata="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" fillcolor="white [3201]" stroked="f" strokeweight="1pt">
-                <v:textbox>
-                  <w:txbxContent>
-                    <w:p>
-                      <w:pPr>
-                        <w:jc w:val="center"/>
-                        <w:rPr>
-                          <w:rFonts w:ascii="TH Sarabun New" w:hAnsi="TH Sarabun New" w:cs="TH Sarabun New"/>
-                          <w:b/>
-                          <w:bCs/>
-                          <w:sz w:val="72"/>
-                          <w:szCs w:val="72"/>
-                          <w:cs/>
-                        </w:rPr>
-                      </w:pPr>
-                      <w:r>
-                        <w:rPr>
-                          <w:rFonts w:ascii="TH Sarabun New" w:hAnsi="TH Sarabun New" w:cs="TH Sarabun New"/>
-                          <w:b/>
-                          <w:bCs/>
-                          <w:sz w:val="72"/>
-                          <w:szCs w:val="72"/>
-                          <w:cs/>
-                        </w:rPr>
-                        <w:t>แบบ ก.พ.</w:t>
-                      </w:r>
-                      <w:r>
-                        <w:rPr>
-                          <w:rFonts w:ascii="TH Sarabun New" w:hAnsi="TH Sarabun New" w:cs="TH Sarabun New" w:hint="cs"/>
-                          <w:b/>
-                          <w:bCs/>
-                          <w:sz w:val="72"/>
-                          <w:szCs w:val="72"/>
-                          <w:cs/>
-                        </w:rPr>
-                        <w:t>ว</w:t>
-                      </w:r>
-                      <w:r>
-                        <w:rPr>
-                          <w:rFonts w:ascii="TH Sarabun New" w:hAnsi="TH Sarabun New" w:cs="TH Sarabun New"/>
-                          <w:b/>
-                          <w:bCs/>
-                          <w:sz w:val="72"/>
-                          <w:szCs w:val="72"/>
-                          <w:cs/>
-                        </w:rPr>
-                        <w:t xml:space="preserve">. </w:t>
-                      </w:r>
-                      <w:r>
-                        <w:rPr>
-                          <w:rFonts w:ascii="TH Sarabun New" w:hAnsi="TH Sarabun New" w:cs="TH Sarabun New" w:hint="cs"/>
-                          <w:b/>
-                          <w:bCs/>
-                          <w:sz w:val="72"/>
-                          <w:szCs w:val="72"/>
-                          <w:cs/>
-                        </w:rPr>
-                        <w:t>มข.</w:t>
-                      </w:r>
-                      <w:r>
-                        <w:rPr>
-                          <w:rFonts w:ascii="TH Sarabun New" w:hAnsi="TH Sarabun New" w:cs="TH Sarabun New" w:hint="cs"/>
-                          <w:b/>
-                          <w:bCs/>
-                          <w:sz w:val="72"/>
-                          <w:szCs w:val="72"/>
-                          <w:cs/>
-                        </w:rPr>
-                        <w:t xml:space="preserve"> </w:t>
-                      </w:r>
-                      <w:r>
-                        <w:rPr>
-                          <w:rFonts w:ascii="TH Sarabun New" w:hAnsi="TH Sarabun New" w:cs="TH Sarabun New" w:hint="cs"/>
-                          <w:b/>
-                          <w:bCs/>
-                          <w:sz w:val="72"/>
-                          <w:szCs w:val="72"/>
-                          <w:cs/>
-                        </w:rPr>
-                        <w:t>๐๓</w:t>
-                      </w:r>
-                    </w:p>
-                  </w:txbxContent>
-                </v:textbox>
-              </v:rect>
-            </w:pict>
-          </mc:Fallback>
-        </mc:AlternateContent>
-      </w:r>
-      <w:r>
+          <w:sz w:val="32"/>
+          <w:szCs w:val="32"/>
+        </w:rPr>
+      </w:pPr>
+    </w:p>
+    <w:p>
+      <w:pPr>
+        <w:ind w:left="7920"/>
+        <w:jc w:val="center"/>
         <w:rPr>
           <w:rFonts w:ascii="TH Sarabun New" w:hAnsi="TH Sarabun New" w:cs="TH Sarabun New"/>
           <w:b/>
           <w:bCs/>
+          <w:sz w:val="32"/>
+          <w:szCs w:val="32"/>
+        </w:rPr>
+      </w:pPr>
+    </w:p>
+    <w:p>
+      <w:pPr>
+        <w:ind w:left="7920"/>
+        <w:jc w:val="center"/>
+        <w:rPr>
+          <w:rFonts w:ascii="TH Sarabun New" w:hAnsi="TH Sarabun New" w:cs="TH Sarabun New"/>
+          <w:b/>
+          <w:bCs/>
+          <w:sz w:val="32"/>
+          <w:szCs w:val="32"/>
+        </w:rPr>
+      </w:pPr>
+    </w:p>
+    <w:p>
+      <w:pPr>
+        <w:ind w:left="7920"/>
+        <w:jc w:val="center"/>
+        <w:rPr>
+          <w:rFonts w:ascii="TH Sarabun New" w:hAnsi="TH Sarabun New" w:cs="TH Sarabun New"/>
+          <w:b/>
+          <w:bCs/>
+          <w:sz w:val="32"/>
+          <w:szCs w:val="32"/>
+        </w:rPr>
+      </w:pPr>
+    </w:p>
+    <w:p>
+      <w:pPr>
+        <w:ind w:left="7920"/>
+        <w:jc w:val="center"/>
+        <w:rPr>
+          <w:rFonts w:ascii="TH Sarabun New" w:hAnsi="TH Sarabun New" w:cs="TH Sarabun New"/>
+          <w:b/>
+          <w:bCs/>
+          <w:sz w:val="32"/>
+          <w:szCs w:val="32"/>
+        </w:rPr>
+      </w:pPr>
+    </w:p>
+    <w:p>
+      <w:pPr>
+        <w:rPr>
+          <w:rFonts w:ascii="TH Sarabun New" w:hAnsi="TH Sarabun New" w:cs="TH Sarabun New" w:hint="cs"/>
+          <w:b/>
+          <w:bCs/>
+          <w:sz w:val="32"/>
+          <w:szCs w:val="32"/>
+          <w:cs/>
+        </w:rPr>
+      </w:pPr>
+    </w:p>
+    <w:p>
+      <w:pPr>
+        <w:ind w:left="7920"/>
+        <w:jc w:val="center"/>
+        <w:rPr>
+          <w:rFonts w:ascii="TH Sarabun New" w:hAnsi="TH Sarabun New" w:cs="TH Sarabun New"/>
+          <w:b/>
+          <w:bCs/>
+          <w:sz w:val="32"/>
+          <w:szCs w:val="32"/>
+        </w:rPr>
+      </w:pPr>
+    </w:p>
+    <w:p>
+      <w:pPr>
+        <w:ind w:left="7920"/>
+        <w:jc w:val="center"/>
+        <w:rPr>
+          <w:rFonts w:ascii="TH Sarabun New" w:hAnsi="TH Sarabun New" w:cs="TH Sarabun New" w:hint="cs"/>
+          <w:b/>
+          <w:bCs/>
+          <w:sz w:val="32"/>
+          <w:szCs w:val="32"/>
+        </w:rPr>
+      </w:pPr>
+    </w:p>
+    <w:p>
+      <w:pPr>
+        <w:jc w:val="center"/>
+        <w:rPr>
+          <w:rFonts w:ascii="TH Sarabun New" w:hAnsi="TH Sarabun New" w:cs="TH Sarabun New"/>
+          <w:b/>
+          <w:bCs/>
+          <w:sz w:val="72"/>
+          <w:szCs w:val="72"/>
+          <w:cs/>
+        </w:rPr>
+      </w:pPr>
+      <w:r>
+        <w:rPr>
+          <w:rFonts w:ascii="TH Sarabun New" w:hAnsi="TH Sarabun New" w:cs="TH Sarabun New"/>
+          <w:b/>
+          <w:bCs/>
+          <w:sz w:val="72"/>
+          <w:szCs w:val="72"/>
+          <w:cs/>
+        </w:rPr>
+        <w:t>แบบ ก.พ.</w:t>
+      </w:r>
+      <w:r>
+        <w:rPr>
+          <w:rFonts w:ascii="TH Sarabun New" w:hAnsi="TH Sarabun New" w:cs="TH Sarabun New" w:hint="cs"/>
+          <w:b/>
+          <w:bCs/>
+          <w:sz w:val="72"/>
+          <w:szCs w:val="72"/>
+          <w:cs/>
+        </w:rPr>
+        <w:t>ว</w:t>
+      </w:r>
+      <w:r>
+        <w:rPr>
+          <w:rFonts w:ascii="TH Sarabun New" w:hAnsi="TH Sarabun New" w:cs="TH Sarabun New"/>
+          <w:b/>
+          <w:bCs/>
+          <w:sz w:val="72"/>
+          <w:szCs w:val="72"/>
+          <w:cs/>
+        </w:rPr>
+        <w:t xml:space="preserve">. </w:t>
+      </w:r>
+      <w:r>
+        <w:rPr>
+          <w:rFonts w:ascii="TH Sarabun New" w:hAnsi="TH Sarabun New" w:cs="TH Sarabun New" w:hint="cs"/>
+          <w:b/>
+          <w:bCs/>
+          <w:sz w:val="72"/>
+          <w:szCs w:val="72"/>
+          <w:cs/>
+        </w:rPr>
+        <w:t>มข. ๐๓</w:t>
+      </w:r>
+    </w:p>
+    <w:p>
+      <w:pPr>
+        <w:ind w:left="7920"/>
+        <w:jc w:val="center"/>
+        <w:rPr>
+          <w:rFonts w:ascii="TH Sarabun New" w:hAnsi="TH Sarabun New" w:cs="TH Sarabun New" w:hint="cs"/>
+          <w:b/>
+          <w:bCs/>
+          <w:sz w:val="32"/>
+          <w:szCs w:val="32"/>
+        </w:rPr>
+      </w:pPr>
+    </w:p>
+    <w:p>
+      <w:pPr>
+        <w:ind w:left="7920"/>
+        <w:rPr>
+          <w:rFonts w:ascii="TH Sarabun New" w:hAnsi="TH Sarabun New" w:cs="TH Sarabun New"/>
+          <w:b/>
+          <w:bCs/>
+          <w:sz w:val="32"/>
+          <w:szCs w:val="32"/>
+        </w:rPr>
+      </w:pPr>
+      <w:r>
+        <w:rPr>
+          <w:rFonts w:ascii="TH Sarabun New" w:hAnsi="TH Sarabun New" w:cs="TH Sarabun New"/>
           <w:sz w:val="32"/>
           <w:szCs w:val="32"/>
           <w:cs/>
@@ -675,7 +614,188 @@
         </w:rPr>
         <w:t>รองศาสตราจารย์</w:t>
       </w:r>
-      <w:proofErr w:type="spellStart"/>
+    </w:p>
+    <w:p>
+      <w:pPr>
+        <w:spacing w:after="0" w:line="240" w:lineRule="auto"/>
+        <w:jc w:val="center"/>
+        <w:rPr>
+          <w:rFonts w:ascii="TH Sarabun New" w:hAnsi="TH Sarabun New" w:cs="TH Sarabun New"/>
+          <w:sz w:val="32"/>
+          <w:szCs w:val="32"/>
+        </w:rPr>
+      </w:pPr>
+      <w:r>
+        <w:rPr>
+          <w:rFonts w:ascii="TH Sarabun New" w:hAnsi="TH Sarabun New" w:cs="TH Sarabun New"/>
+          <w:sz w:val="32"/>
+          <w:szCs w:val="32"/>
+        </w:rPr>
+        <w:t>ปกติ</w:t>
+      </w:r>
+      <w:r>
+        <w:rPr>
+          <w:rFonts w:ascii="TH Sarabun New" w:hAnsi="TH Sarabun New" w:cs="TH Sarabun New"/>
+          <w:sz w:val="32"/>
+          <w:szCs w:val="32"/>
+          <w:cs/>
+        </w:rPr>
+        <w:t xml:space="preserve"> </w:t>
+      </w:r>
+    </w:p>
+    <w:p>
+      <w:pPr>
+        <w:spacing w:after="0" w:line="240" w:lineRule="auto"/>
+        <w:jc w:val="center"/>
+        <w:rPr>
+          <w:rFonts w:ascii="TH Sarabun New" w:hAnsi="TH Sarabun New" w:cs="TH Sarabun New"/>
+          <w:sz w:val="32"/>
+          <w:szCs w:val="32"/>
+        </w:rPr>
+      </w:pPr>
+      <w:r>
+        <w:rPr>
+          <w:rFonts w:ascii="TH Sarabun New" w:hAnsi="TH Sarabun New" w:cs="TH Sarabun New"/>
+          <w:sz w:val="32"/>
+          <w:szCs w:val="32"/>
+          <w:cs/>
+        </w:rPr>
+        <w:t>ในสาขาวิชา</w:t>
+      </w:r>
+      <w:r>
+        <w:rPr>
+          <w:rFonts w:ascii="TH Sarabun New" w:hAnsi="TH Sarabun New" w:cs="TH Sarabun New"/>
+          <w:sz w:val="32"/>
+          <w:szCs w:val="32"/>
+          <w:cs/>
+        </w:rPr>
+        <w:t xml:space="preserve"> </w:t>
+      </w:r>
+      <w:r>
+        <w:rPr>
+          <w:rFonts w:ascii="TH Sarabun New" w:hAnsi="TH Sarabun New" w:cs="TH Sarabun New"/>
+          <w:sz w:val="32"/>
+          <w:szCs w:val="32"/>
+        </w:rPr>
+        <w:t>วิทยาการคอมพิวเตอร์</w:t>
+      </w:r>
+      <w:r>
+        <w:rPr>
+          <w:rFonts w:ascii="TH Sarabun New" w:hAnsi="TH Sarabun New" w:cs="TH Sarabun New"/>
+          <w:sz w:val="32"/>
+          <w:szCs w:val="32"/>
+          <w:cs/>
+        </w:rPr>
+        <w:t xml:space="preserve"> (รหัส </w:t>
+      </w:r>
+      <w:r>
+        <w:rPr>
+          <w:rFonts w:ascii="TH Sarabun New" w:hAnsi="TH Sarabun New" w:cs="TH Sarabun New"/>
+          <w:sz w:val="32"/>
+          <w:szCs w:val="32"/>
+        </w:rPr>
+        <w:t>ดกหดก</w:t>
+      </w:r>
+      <w:r>
+        <w:rPr>
+          <w:rFonts w:ascii="TH Sarabun New" w:hAnsi="TH Sarabun New" w:cs="TH Sarabun New"/>
+          <w:sz w:val="32"/>
+          <w:szCs w:val="32"/>
+          <w:cs/>
+        </w:rPr>
+        <w:t xml:space="preserve">) </w:t>
+      </w:r>
+    </w:p>
+    <w:p>
+      <w:pPr>
+        <w:spacing w:after="0" w:line="240" w:lineRule="auto"/>
+        <w:jc w:val="center"/>
+        <w:rPr>
+          <w:rFonts w:ascii="TH Sarabun New" w:hAnsi="TH Sarabun New" w:cs="TH Sarabun New"/>
+          <w:sz w:val="32"/>
+          <w:szCs w:val="32"/>
+        </w:rPr>
+      </w:pPr>
+      <w:r>
+        <w:rPr>
+          <w:rFonts w:ascii="TH Sarabun New" w:hAnsi="TH Sarabun New" w:cs="TH Sarabun New"/>
+          <w:sz w:val="32"/>
+          <w:szCs w:val="32"/>
+          <w:cs/>
+        </w:rPr>
+        <w:t xml:space="preserve">อนุสาขาวิชา </w:t>
+      </w:r>
+      <w:r>
+        <w:rPr>
+          <w:rFonts w:ascii="TH Sarabun New" w:hAnsi="TH Sarabun New" w:cs="TH Sarabun New"/>
+          <w:sz w:val="32"/>
+          <w:szCs w:val="32"/>
+        </w:rPr>
+        <w:t>{{sub_ major}}</w:t>
+      </w:r>
+      <w:r>
+        <w:rPr>
+          <w:rFonts w:ascii="TH Sarabun New" w:hAnsi="TH Sarabun New" w:cs="TH Sarabun New"/>
+          <w:sz w:val="32"/>
+          <w:szCs w:val="32"/>
+          <w:cs/>
+        </w:rPr>
+        <w:t xml:space="preserve"> (รหัส</w:t>
+      </w:r>
+      <w:r>
+        <w:rPr>
+          <w:rFonts w:ascii="TH Sarabun New" w:hAnsi="TH Sarabun New" w:cs="TH Sarabun New"/>
+          <w:sz w:val="32"/>
+          <w:szCs w:val="32"/>
+          <w:cs/>
+        </w:rPr>
+        <w:t xml:space="preserve"> </w:t>
+      </w:r>
+      <w:r>
+        <w:rPr>
+          <w:rFonts w:ascii="TH Sarabun New" w:hAnsi="TH Sarabun New" w:cs="TH Sarabun New"/>
+          <w:sz w:val="32"/>
+          <w:szCs w:val="32"/>
+        </w:rPr>
+        <w:t>das</w:t>
+      </w:r>
+      <w:r>
+        <w:rPr>
+          <w:rFonts w:ascii="TH Sarabun New" w:hAnsi="TH Sarabun New" w:cs="TH Sarabun New"/>
+          <w:sz w:val="32"/>
+          <w:szCs w:val="32"/>
+          <w:cs/>
+        </w:rPr>
+        <w:t xml:space="preserve">) </w:t>
+      </w:r>
+    </w:p>
+    <w:p>
+      <w:pPr>
+        <w:spacing w:after="0" w:line="240" w:lineRule="auto"/>
+        <w:jc w:val="center"/>
+        <w:rPr>
+          <w:rFonts w:ascii="TH Sarabun New" w:hAnsi="TH Sarabun New" w:cs="TH Sarabun New"/>
+          <w:sz w:val="32"/>
+          <w:szCs w:val="32"/>
+        </w:rPr>
+      </w:pPr>
+      <w:r>
+        <w:rPr>
+          <w:rFonts w:ascii="TH Sarabun New" w:hAnsi="TH Sarabun New" w:cs="TH Sarabun New"/>
+          <w:sz w:val="32"/>
+          <w:szCs w:val="32"/>
+          <w:cs/>
+        </w:rPr>
+        <w:t xml:space="preserve">ของ </w:t>
+      </w:r>
+      <w:r>
+        <w:rPr>
+          <w:rFonts w:ascii="TH Sarabun New" w:hAnsi="TH Sarabun New" w:cs="TH Sarabun New"/>
+          <w:sz w:val="32"/>
+          <w:szCs w:val="32"/>
+        </w:rPr>
+        <w:t>นายโจ จิ</w:t>
+      </w:r>
       <w:r>
         <w:rPr>
           <w:rFonts w:ascii="TH Sarabun New" w:hAnsi="TH Sarabun New" w:cs="TH Sarabun New"/>
@@ -684,243 +804,6 @@
         </w:rPr>
         <w:t/>
       </w:r>
-      <w:proofErr w:type="spellEnd"/>
-      <w:r>
-        <w:rPr>
-          <w:rFonts w:ascii="TH Sarabun New" w:hAnsi="TH Sarabun New" w:cs="TH Sarabun New"/>
-          <w:sz w:val="32"/>
-          <w:szCs w:val="32"/>
-        </w:rPr>
-        <w:t/>
-      </w:r>
-    </w:p>
-    <w:p>
-      <w:pPr>
-        <w:spacing w:after="0" w:line="240" w:lineRule="auto"/>
-        <w:jc w:val="center"/>
-        <w:rPr>
-          <w:rFonts w:ascii="TH Sarabun New" w:hAnsi="TH Sarabun New" w:cs="TH Sarabun New"/>
-          <w:sz w:val="32"/>
-          <w:szCs w:val="32"/>
-        </w:rPr>
-      </w:pPr>
-      <w:r>
-        <w:rPr>
-          <w:rFonts w:ascii="TH Sarabun New" w:hAnsi="TH Sarabun New" w:cs="TH Sarabun New"/>
-          <w:sz w:val="32"/>
-          <w:szCs w:val="32"/>
-        </w:rPr>
-        <w:t>ปกติ</w:t>
-      </w:r>
-      <w:r>
-        <w:rPr>
-          <w:rFonts w:ascii="TH Sarabun New" w:hAnsi="TH Sarabun New" w:cs="TH Sarabun New"/>
-          <w:sz w:val="32"/>
-          <w:szCs w:val="32"/>
-          <w:cs/>
-        </w:rPr>
-        <w:t xml:space="preserve"> </w:t>
-      </w:r>
-    </w:p>
-    <w:p>
-      <w:pPr>
-        <w:spacing w:after="0" w:line="240" w:lineRule="auto"/>
-        <w:jc w:val="center"/>
-        <w:rPr>
-          <w:rFonts w:ascii="TH Sarabun New" w:hAnsi="TH Sarabun New" w:cs="TH Sarabun New"/>
-          <w:sz w:val="32"/>
-          <w:szCs w:val="32"/>
-        </w:rPr>
-      </w:pPr>
-      <w:r>
-        <w:rPr>
-          <w:rFonts w:ascii="TH Sarabun New" w:hAnsi="TH Sarabun New" w:cs="TH Sarabun New"/>
-          <w:sz w:val="32"/>
-          <w:szCs w:val="32"/>
-          <w:cs/>
-        </w:rPr>
-        <w:t>ในสาขาวิชา</w:t>
-      </w:r>
-      <w:r>
-        <w:rPr>
-          <w:rFonts w:ascii="TH Sarabun New" w:hAnsi="TH Sarabun New" w:cs="TH Sarabun New"/>
-          <w:sz w:val="32"/>
-          <w:szCs w:val="32"/>
-          <w:cs/>
-        </w:rPr>
-        <w:t xml:space="preserve"> </w:t>
-      </w:r>
-      <w:r>
-        <w:rPr>
-          <w:rFonts w:ascii="TH Sarabun New" w:hAnsi="TH Sarabun New" w:cs="TH Sarabun New"/>
-          <w:sz w:val="32"/>
-          <w:szCs w:val="32"/>
-        </w:rPr>
-        <w:t>วิทยาการคอมพิวเตอร์</w:t>
-      </w:r>
-      <w:r>
-        <w:rPr>
-          <w:rFonts w:ascii="TH Sarabun New" w:hAnsi="TH Sarabun New" w:cs="TH Sarabun New"/>
-          <w:sz w:val="32"/>
-          <w:szCs w:val="32"/>
-          <w:cs/>
-        </w:rPr>
-        <w:t xml:space="preserve"> (รหัส </w:t>
-      </w:r>
-      <w:r>
-        <w:rPr>
-          <w:rFonts w:ascii="TH Sarabun New" w:hAnsi="TH Sarabun New" w:cs="TH Sarabun New"/>
-          <w:sz w:val="32"/>
-          <w:szCs w:val="32"/>
-        </w:rPr>
-        <w:t>ดกหดก</w:t>
-      </w:r>
-      <w:proofErr w:type="spellStart"/>
-      <w:r>
-        <w:rPr>
-          <w:rFonts w:ascii="TH Sarabun New" w:hAnsi="TH Sarabun New" w:cs="TH Sarabun New"/>
-          <w:sz w:val="32"/>
-          <w:szCs w:val="32"/>
-        </w:rPr>
-        <w:t/>
-      </w:r>
-      <w:proofErr w:type="spellEnd"/>
-      <w:r>
-        <w:rPr>
-          <w:rFonts w:ascii="TH Sarabun New" w:hAnsi="TH Sarabun New" w:cs="TH Sarabun New"/>
-          <w:sz w:val="32"/>
-          <w:szCs w:val="32"/>
-        </w:rPr>
-        <w:t/>
-      </w:r>
-      <w:r>
-        <w:rPr>
-          <w:rFonts w:ascii="TH Sarabun New" w:hAnsi="TH Sarabun New" w:cs="TH Sarabun New"/>
-          <w:sz w:val="32"/>
-          <w:szCs w:val="32"/>
-          <w:cs/>
-        </w:rPr>
-        <w:t xml:space="preserve">) </w:t>
-      </w:r>
-    </w:p>
-    <w:p>
-      <w:pPr>
-        <w:spacing w:after="0" w:line="240" w:lineRule="auto"/>
-        <w:jc w:val="center"/>
-        <w:rPr>
-          <w:rFonts w:ascii="TH Sarabun New" w:hAnsi="TH Sarabun New" w:cs="TH Sarabun New"/>
-          <w:sz w:val="32"/>
-          <w:szCs w:val="32"/>
-        </w:rPr>
-      </w:pPr>
-      <w:r>
-        <w:rPr>
-          <w:rFonts w:ascii="TH Sarabun New" w:hAnsi="TH Sarabun New" w:cs="TH Sarabun New"/>
-          <w:sz w:val="32"/>
-          <w:szCs w:val="32"/>
-          <w:cs/>
-        </w:rPr>
-        <w:t xml:space="preserve">อนุสาขาวิชา </w:t>
-      </w:r>
-      <w:r>
-        <w:rPr>
-          <w:rFonts w:ascii="TH Sarabun New" w:hAnsi="TH Sarabun New" w:cs="TH Sarabun New"/>
-          <w:sz w:val="32"/>
-          <w:szCs w:val="32"/>
-        </w:rPr>
-        <w:t>{{sub_ major}}</w:t>
-      </w:r>
-      <w:r>
-        <w:rPr>
-          <w:rFonts w:ascii="TH Sarabun New" w:hAnsi="TH Sarabun New" w:cs="TH Sarabun New"/>
-          <w:sz w:val="32"/>
-          <w:szCs w:val="32"/>
-          <w:cs/>
-        </w:rPr>
-        <w:t xml:space="preserve"> (รหัส</w:t>
-      </w:r>
-      <w:r>
-        <w:rPr>
-          <w:rFonts w:ascii="TH Sarabun New" w:hAnsi="TH Sarabun New" w:cs="TH Sarabun New"/>
-          <w:sz w:val="32"/>
-          <w:szCs w:val="32"/>
-          <w:cs/>
-        </w:rPr>
-        <w:t xml:space="preserve"> </w:t>
-      </w:r>
-      <w:r>
-        <w:rPr>
-          <w:rFonts w:ascii="TH Sarabun New" w:hAnsi="TH Sarabun New" w:cs="TH Sarabun New"/>
-          <w:sz w:val="32"/>
-          <w:szCs w:val="32"/>
-        </w:rPr>
-        <w:t>das</w:t>
-      </w:r>
-      <w:proofErr w:type="spellStart"/>
-      <w:r>
-        <w:rPr>
-          <w:rFonts w:ascii="TH Sarabun New" w:hAnsi="TH Sarabun New" w:cs="TH Sarabun New"/>
-          <w:sz w:val="32"/>
-          <w:szCs w:val="32"/>
-        </w:rPr>
-        <w:t/>
-      </w:r>
-      <w:proofErr w:type="spellEnd"/>
-      <w:r>
-        <w:rPr>
-          <w:rFonts w:ascii="TH Sarabun New" w:hAnsi="TH Sarabun New" w:cs="TH Sarabun New"/>
-          <w:sz w:val="32"/>
-          <w:szCs w:val="32"/>
-        </w:rPr>
-        <w:t/>
-      </w:r>
-      <w:r>
-        <w:rPr>
-          <w:rFonts w:ascii="TH Sarabun New" w:hAnsi="TH Sarabun New" w:cs="TH Sarabun New"/>
-          <w:sz w:val="32"/>
-          <w:szCs w:val="32"/>
-          <w:cs/>
-        </w:rPr>
-        <w:t xml:space="preserve">) </w:t>
-      </w:r>
-    </w:p>
-    <w:p>
-      <w:pPr>
-        <w:spacing w:after="0" w:line="240" w:lineRule="auto"/>
-        <w:jc w:val="center"/>
-        <w:rPr>
-          <w:rFonts w:ascii="TH Sarabun New" w:hAnsi="TH Sarabun New" w:cs="TH Sarabun New"/>
-          <w:sz w:val="32"/>
-          <w:szCs w:val="32"/>
-        </w:rPr>
-      </w:pPr>
-      <w:r>
-        <w:rPr>
-          <w:rFonts w:ascii="TH Sarabun New" w:hAnsi="TH Sarabun New" w:cs="TH Sarabun New"/>
-          <w:sz w:val="32"/>
-          <w:szCs w:val="32"/>
-          <w:cs/>
-        </w:rPr>
-        <w:t xml:space="preserve">ของ </w:t>
-      </w:r>
-      <w:r>
-        <w:rPr>
-          <w:rFonts w:ascii="TH Sarabun New" w:hAnsi="TH Sarabun New" w:cs="TH Sarabun New"/>
-          <w:sz w:val="32"/>
-          <w:szCs w:val="32"/>
-        </w:rPr>
-        <w:t>นายโจ จิ</w:t>
-      </w:r>
-      <w:proofErr w:type="spellStart"/>
-      <w:r>
-        <w:rPr>
-          <w:rFonts w:ascii="TH Sarabun New" w:hAnsi="TH Sarabun New" w:cs="TH Sarabun New"/>
-          <w:sz w:val="32"/>
-          <w:szCs w:val="32"/>
-        </w:rPr>
-        <w:t/>
-      </w:r>
-      <w:proofErr w:type="spellEnd"/>
       <w:r>
         <w:rPr>
           <w:rFonts w:ascii="TH Sarabun New" w:hAnsi="TH Sarabun New" w:cs="TH Sarabun New"/>
@@ -1168,24 +1051,6 @@
           <w:szCs w:val="32"/>
         </w:rPr>
         <w:t xml:space="preserve"> dsa</w:t>
-      </w:r>
-      <w:proofErr w:type="spellStart"/>
-      <w:r>
-        <w:rPr>
-          <w:rFonts w:ascii="TH Sarabun New" w:hAnsi="TH Sarabun New" w:cs="TH Sarabun New"/>
-          <w:sz w:val="32"/>
-          <w:szCs w:val="32"/>
-        </w:rPr>
-        <w:t/>
-      </w:r>
-      <w:proofErr w:type="spellEnd"/>
-      <w:r>
-        <w:rPr>
-          <w:rFonts w:ascii="TH Sarabun New" w:hAnsi="TH Sarabun New" w:cs="TH Sarabun New"/>
-          <w:sz w:val="32"/>
-          <w:szCs w:val="32"/>
-        </w:rPr>
-        <w:t/>
       </w:r>
     </w:p>
     <w:p>
@@ -1446,42 +1311,6 @@
               </w:rPr>
               <w:t>{{?education_list}}{{education_no}}</w:t>
             </w:r>
-            <w:proofErr w:type="spellStart"/>
-            <w:r>
-              <w:rPr>
-                <w:rFonts w:ascii="TH Sarabun New" w:hAnsi="TH Sarabun New" w:cs="TH Sarabun New"/>
-                <w:sz w:val="32"/>
-                <w:szCs w:val="32"/>
-              </w:rPr>
-              <w:t/>
-            </w:r>
-            <w:proofErr w:type="spellEnd"/>
-            <w:r>
-              <w:rPr>
-                <w:rFonts w:ascii="TH Sarabun New" w:hAnsi="TH Sarabun New" w:cs="TH Sarabun New"/>
-                <w:sz w:val="32"/>
-                <w:szCs w:val="32"/>
-              </w:rPr>
-              <w:t/>
-            </w:r>
-            <w:proofErr w:type="spellStart"/>
-            <w:r>
-              <w:rPr>
-                <w:rFonts w:ascii="TH Sarabun New" w:hAnsi="TH Sarabun New" w:cs="TH Sarabun New"/>
-                <w:sz w:val="32"/>
-                <w:szCs w:val="32"/>
-              </w:rPr>
-              <w:t/>
-            </w:r>
-            <w:proofErr w:type="spellEnd"/>
-            <w:r>
-              <w:rPr>
-                <w:rFonts w:ascii="TH Sarabun New" w:hAnsi="TH Sarabun New" w:cs="TH Sarabun New"/>
-                <w:sz w:val="32"/>
-                <w:szCs w:val="32"/>
-              </w:rPr>
-              <w:t/>
-            </w:r>
           </w:p>
         </w:tc>
         <w:tc>
@@ -1526,7 +1355,6 @@
               </w:rPr>
               <w:t>{{graduated_year}}</w:t>
             </w:r>
-            <w:proofErr w:type="spellStart"/>
             <w:r>
               <w:rPr>
                 <w:rFonts w:ascii="TH Sarabun New" w:hAnsi="TH Sarabun New" w:cs="TH Sarabun New"/>
@@ -1535,23 +1363,6 @@
               </w:rPr>
               <w:t/>
             </w:r>
-            <w:r>
-              <w:rPr>
-                <w:rFonts w:ascii="TH Sarabun New" w:hAnsi="TH Sarabun New" w:cs="TH Sarabun New"/>
-                <w:sz w:val="32"/>
-                <w:szCs w:val="32"/>
-              </w:rPr>
-              <w:t/>
-            </w:r>
-            <w:r>
-              <w:rPr>
-                <w:rFonts w:ascii="TH Sarabun New" w:hAnsi="TH Sarabun New" w:cs="TH Sarabun New"/>
-                <w:sz w:val="32"/>
-                <w:szCs w:val="32"/>
-              </w:rPr>
-              <w:t/>
-            </w:r>
-            <w:proofErr w:type="spellEnd"/>
             <w:r>
               <w:rPr>
                 <w:rFonts w:ascii="TH Sarabun New" w:hAnsi="TH Sarabun New" w:cs="TH Sarabun New"/>
@@ -1590,24 +1401,6 @@
               </w:rPr>
               <w:t>{{/education_list}}</w:t>
             </w:r>
-            <w:proofErr w:type="spellStart"/>
-            <w:r>
-              <w:rPr>
-                <w:rFonts w:ascii="TH Sarabun New" w:hAnsi="TH Sarabun New" w:cs="TH Sarabun New"/>
-                <w:sz w:val="32"/>
-                <w:szCs w:val="32"/>
-              </w:rPr>
-              <w:t/>
-            </w:r>
-            <w:proofErr w:type="spellEnd"/>
-            <w:r>
-              <w:rPr>
-                <w:rFonts w:ascii="TH Sarabun New" w:hAnsi="TH Sarabun New" w:cs="TH Sarabun New"/>
-                <w:sz w:val="32"/>
-                <w:szCs w:val="32"/>
-              </w:rPr>
-              <w:t/>
-            </w:r>
           </w:p>
         </w:tc>
       </w:tr>
@@ -1778,25 +1571,7 @@
           <w:sz w:val="32"/>
           <w:szCs w:val="32"/>
         </w:rPr>
-        <w:t>dsa </w:t>
-      </w:r>
-      <w:proofErr w:type="spellStart"/>
-      <w:r>
-        <w:rPr>
-          <w:rFonts w:ascii="TH Sarabun New" w:hAnsi="TH Sarabun New" w:cs="TH Sarabun New"/>
-          <w:sz w:val="32"/>
-          <w:szCs w:val="32"/>
-        </w:rPr>
-        <w:t/>
-      </w:r>
-      <w:proofErr w:type="spellEnd"/>
-      <w:r>
-        <w:rPr>
-          <w:rFonts w:ascii="TH Sarabun New" w:hAnsi="TH Sarabun New" w:cs="TH Sarabun New"/>
-          <w:sz w:val="32"/>
-          <w:szCs w:val="32"/>
-        </w:rPr>
-        <w:t xml:space="preserve"/>
+        <w:t xml:space="preserve">dsa </w:t>
       </w:r>
       <w:r>
         <w:rPr>
@@ -1822,25 +1597,7 @@
           <w:sz w:val="32"/>
           <w:szCs w:val="32"/>
         </w:rPr>
-        <w:t>{{current_salary}}</w:t>
-      </w:r>
-      <w:proofErr w:type="spellStart"/>
-      <w:r>
-        <w:rPr>
-          <w:rFonts w:ascii="TH Sarabun New" w:hAnsi="TH Sarabun New" w:cs="TH Sarabun New"/>
-          <w:sz w:val="32"/>
-          <w:szCs w:val="32"/>
-        </w:rPr>
-        <w:t/>
-      </w:r>
-      <w:proofErr w:type="spellEnd"/>
-      <w:r>
-        <w:rPr>
-          <w:rFonts w:ascii="TH Sarabun New" w:hAnsi="TH Sarabun New" w:cs="TH Sarabun New"/>
-          <w:sz w:val="32"/>
-          <w:szCs w:val="32"/>
-        </w:rPr>
-        <w:t/>
+        <w:t>fs</w:t>
       </w:r>
       <w:r>
         <w:rPr>
@@ -1897,24 +1654,6 @@
         </w:rPr>
         <w:t xml:space="preserve"> </w:t>
       </w:r>
-      <w:r>
-        <w:rPr>
-          <w:rFonts w:ascii="TH Sarabun New" w:hAnsi="TH Sarabun New" w:cs="TH Sarabun New"/>
-          <w:sz w:val="32"/>
-          <w:szCs w:val="32"/>
-        </w:rPr>
-        <w:t>{{lecturer_appointment_date}}</w:t>
-      </w:r>
-      <w:proofErr w:type="spellStart"/>
-      <w:r>
-        <w:rPr>
-          <w:rFonts w:ascii="TH Sarabun New" w:hAnsi="TH Sarabun New" w:cs="TH Sarabun New"/>
-          <w:sz w:val="32"/>
-          <w:szCs w:val="32"/>
-        </w:rPr>
-        <w:t/>
-      </w:r>
-      <w:proofErr w:type="spellEnd"/>
       <w:r>
         <w:rPr>
           <w:rFonts w:ascii="TH Sarabun New" w:hAnsi="TH Sarabun New" w:cs="TH Sarabun New"/>
@@ -1976,15 +1715,6 @@
           <w:sz w:val="32"/>
           <w:szCs w:val="32"/>
         </w:rPr>
-        <w:t>{{assistant_method}}</w:t>
-      </w:r>
-      <w:proofErr w:type="spellStart"/>
-      <w:r>
-        <w:rPr>
-          <w:rFonts w:ascii="TH Sarabun New" w:hAnsi="TH Sarabun New" w:cs="TH Sarabun New"/>
-          <w:sz w:val="32"/>
-          <w:szCs w:val="32"/>
-        </w:rPr>
         <w:t/>
       </w:r>
       <w:r>
@@ -2003,7 +1733,41 @@
         </w:rPr>
         <w:t/>
       </w:r>
-      <w:proofErr w:type="spellEnd"/>
+      <w:r>
+        <w:rPr>
+          <w:rFonts w:ascii="TH Sarabun New" w:hAnsi="TH Sarabun New" w:cs="TH Sarabun New"/>
+          <w:sz w:val="32"/>
+          <w:szCs w:val="32"/>
+          <w:cs/>
+        </w:rPr>
+        <w:t>)</w:t>
+      </w:r>
+      <w:r>
+        <w:rPr>
+          <w:rFonts w:ascii="TH Sarabun New" w:hAnsi="TH Sarabun New" w:cs="TH Sarabun New"/>
+          <w:sz w:val="32"/>
+          <w:szCs w:val="32"/>
+          <w:cs/>
+        </w:rPr>
+        <w:t xml:space="preserve"> </w:t>
+      </w:r>
+      <w:r>
+        <w:rPr>
+          <w:rFonts w:ascii="TH Sarabun New" w:hAnsi="TH Sarabun New" w:cs="TH Sarabun New"/>
+          <w:sz w:val="32"/>
+          <w:szCs w:val="32"/>
+          <w:cs/>
+        </w:rPr>
+        <w:t>ในสาขาวิชา</w:t>
+      </w:r>
+      <w:r>
+        <w:rPr>
+          <w:rFonts w:ascii="TH Sarabun New" w:hAnsi="TH Sarabun New" w:cs="TH Sarabun New"/>
+          <w:sz w:val="32"/>
+          <w:szCs w:val="32"/>
+        </w:rPr>
+        <w:t>fdsfds</w:t>
+      </w:r>
       <w:r>
         <w:rPr>
           <w:rFonts w:ascii="TH Sarabun New" w:hAnsi="TH Sarabun New" w:cs="TH Sarabun New"/>
@@ -2017,6 +1781,154 @@
           <w:rFonts w:ascii="TH Sarabun New" w:hAnsi="TH Sarabun New" w:cs="TH Sarabun New"/>
           <w:sz w:val="32"/>
           <w:szCs w:val="32"/>
+        </w:rPr>
+        <w:t/>
+      </w:r>
+    </w:p>
+    <w:p>
+      <w:pPr>
+        <w:spacing w:after="0" w:line="240" w:lineRule="auto"/>
+        <w:rPr>
+          <w:rFonts w:ascii="TH Sarabun New" w:hAnsi="TH Sarabun New" w:cs="TH Sarabun New"/>
+          <w:sz w:val="32"/>
+          <w:szCs w:val="32"/>
+        </w:rPr>
+      </w:pPr>
+      <w:r>
+        <w:rPr>
+          <w:rFonts w:ascii="TH Sarabun New" w:hAnsi="TH Sarabun New" w:cs="TH Sarabun New"/>
+          <w:sz w:val="32"/>
+          <w:szCs w:val="32"/>
+          <w:cs/>
+        </w:rPr>
+        <w:tab/>
+      </w:r>
+      <w:r>
+        <w:rPr>
+          <w:rFonts w:ascii="TH Sarabun New" w:hAnsi="TH Sarabun New" w:cs="TH Sarabun New"/>
+          <w:sz w:val="32"/>
+          <w:szCs w:val="32"/>
+          <w:cs/>
+        </w:rPr>
+        <w:t>เมื่อวันที่</w:t>
+      </w:r>
+      <w:r>
+        <w:rPr>
+          <w:rFonts w:ascii="TH Sarabun New" w:hAnsi="TH Sarabun New" w:cs="TH Sarabun New"/>
+          <w:sz w:val="32"/>
+          <w:szCs w:val="32"/>
+        </w:rPr>
+        <w:t xml:space="preserve"> </w:t>
+      </w:r>
+      <w:r>
+        <w:rPr>
+          <w:rFonts w:ascii="TH Sarabun New" w:hAnsi="TH Sarabun New" w:cs="TH Sarabun New"/>
+          <w:sz w:val="32"/>
+          <w:szCs w:val="32"/>
+        </w:rPr>
+        <w:t/>
+      </w:r>
+      <w:r>
+        <w:rPr>
+          <w:rFonts w:ascii="TH Sarabun New" w:hAnsi="TH Sarabun New" w:cs="TH Sarabun New"/>
+          <w:sz w:val="32"/>
+          <w:szCs w:val="32"/>
+        </w:rPr>
+        <w:t/>
+      </w:r>
+      <w:r>
+        <w:rPr>
+          <w:rFonts w:ascii="TH Sarabun New" w:hAnsi="TH Sarabun New" w:cs="TH Sarabun New"/>
+          <w:sz w:val="32"/>
+          <w:szCs w:val="32"/>
+        </w:rPr>
+        <w:t/>
+      </w:r>
+    </w:p>
+    <w:p>
+      <w:pPr>
+        <w:spacing w:after="0" w:line="240" w:lineRule="auto"/>
+        <w:rPr>
+          <w:rFonts w:ascii="TH Sarabun New" w:hAnsi="TH Sarabun New" w:cs="TH Sarabun New"/>
+          <w:sz w:val="32"/>
+          <w:szCs w:val="32"/>
+        </w:rPr>
+      </w:pPr>
+    </w:p>
+    <w:p>
+      <w:pPr>
+        <w:spacing w:after="0" w:line="240" w:lineRule="auto"/>
+        <w:rPr>
+          <w:rFonts w:ascii="TH Sarabun New" w:hAnsi="TH Sarabun New" w:cs="TH Sarabun New"/>
+          <w:sz w:val="32"/>
+          <w:szCs w:val="32"/>
+        </w:rPr>
+      </w:pPr>
+      <w:r>
+        <w:rPr>
+          <w:rFonts w:ascii="TH Sarabun New" w:hAnsi="TH Sarabun New" w:cs="TH Sarabun New"/>
+          <w:sz w:val="32"/>
+          <w:szCs w:val="32"/>
+          <w:cs/>
+        </w:rPr>
+        <w:tab/>
+      </w:r>
+      <w:r>
+        <w:rPr>
+          <w:rFonts w:ascii="TH Sarabun New" w:hAnsi="TH Sarabun New" w:cs="TH Sarabun New"/>
+          <w:sz w:val="32"/>
+          <w:szCs w:val="32"/>
+          <w:cs/>
+        </w:rPr>
+        <w:t>๒.๔ ได้รับแต่งตั้งให้ดำรงตำแหน่งรองศาสตราจารย์</w:t>
+      </w:r>
+      <w:r>
+        <w:rPr>
+          <w:rFonts w:ascii="TH Sarabun New" w:hAnsi="TH Sarabun New" w:cs="TH Sarabun New"/>
+          <w:sz w:val="32"/>
+          <w:szCs w:val="32"/>
+          <w:cs/>
+        </w:rPr>
+        <w:t xml:space="preserve"> </w:t>
+      </w:r>
+      <w:r>
+        <w:rPr>
+          <w:rFonts w:ascii="TH Sarabun New" w:hAnsi="TH Sarabun New" w:cs="TH Sarabun New"/>
+          <w:sz w:val="32"/>
+          <w:szCs w:val="32"/>
+          <w:cs/>
+        </w:rPr>
+        <w:t>(โดยวิธี</w:t>
+      </w:r>
+      <w:r>
+        <w:rPr>
+          <w:rFonts w:ascii="TH Sarabun New" w:hAnsi="TH Sarabun New" w:cs="TH Sarabun New"/>
+          <w:sz w:val="32"/>
+          <w:szCs w:val="32"/>
+        </w:rPr>
+        <w:t/>
+      </w:r>
+      <w:r>
+        <w:rPr>
+          <w:rFonts w:ascii="TH Sarabun New" w:hAnsi="TH Sarabun New" w:cs="TH Sarabun New"/>
+          <w:sz w:val="32"/>
+          <w:szCs w:val="32"/>
+        </w:rPr>
+        <w:t/>
+      </w:r>
+      <w:r>
+        <w:rPr>
+          <w:rFonts w:ascii="TH Sarabun New" w:hAnsi="TH Sarabun New" w:cs="TH Sarabun New"/>
+          <w:sz w:val="32"/>
+          <w:szCs w:val="32"/>
+        </w:rPr>
+        <w:t/>
+      </w:r>
+      <w:r>
+        <w:rPr>
+          <w:rFonts w:ascii="TH Sarabun New" w:hAnsi="TH Sarabun New" w:cs="TH Sarabun New"/>
+          <w:sz w:val="32"/>
+          <w:szCs w:val="32"/>
           <w:cs/>
         </w:rPr>
         <w:t>)</w:t>
@@ -2045,9 +1957,45 @@
           <w:sz w:val="32"/>
           <w:szCs w:val="32"/>
         </w:rPr>
-        <w:t>{{assistant_department}}</w:t>
-      </w:r>
-      <w:proofErr w:type="spellStart"/>
+        <w:t>fdsfdsf</w:t>
+      </w:r>
+    </w:p>
+    <w:p>
+      <w:pPr>
+        <w:spacing w:after="0" w:line="240" w:lineRule="auto"/>
+        <w:rPr>
+          <w:rFonts w:ascii="TH Sarabun New" w:hAnsi="TH Sarabun New" w:cs="TH Sarabun New"/>
+          <w:sz w:val="32"/>
+          <w:szCs w:val="32"/>
+        </w:rPr>
+      </w:pPr>
+      <w:r>
+        <w:rPr>
+          <w:rFonts w:ascii="TH Sarabun New" w:hAnsi="TH Sarabun New" w:cs="TH Sarabun New"/>
+          <w:sz w:val="32"/>
+          <w:szCs w:val="32"/>
+          <w:cs/>
+        </w:rPr>
+        <w:tab/>
+      </w:r>
+      <w:r>
+        <w:rPr>
+          <w:rFonts w:ascii="TH Sarabun New" w:hAnsi="TH Sarabun New" w:cs="TH Sarabun New"/>
+          <w:sz w:val="32"/>
+          <w:szCs w:val="32"/>
+          <w:cs/>
+        </w:rPr>
+        <w:t>เมื่อวันที่</w:t>
+      </w:r>
+      <w:r>
+        <w:rPr>
+          <w:rFonts w:ascii="TH Sarabun New" w:hAnsi="TH Sarabun New" w:cs="TH Sarabun New"/>
+          <w:sz w:val="32"/>
+          <w:szCs w:val="32"/>
+          <w:cs/>
+        </w:rPr>
+        <w:t xml:space="preserve"> </w:t>
+      </w:r>
       <w:r>
         <w:rPr>
           <w:rFonts w:ascii="TH Sarabun New" w:hAnsi="TH Sarabun New" w:cs="TH Sarabun New"/>
@@ -2056,23 +2004,6 @@
         </w:rPr>
         <w:t/>
       </w:r>
-      <w:r>
-        <w:rPr>
-          <w:rFonts w:ascii="TH Sarabun New" w:hAnsi="TH Sarabun New" w:cs="TH Sarabun New"/>
-          <w:sz w:val="32"/>
-          <w:szCs w:val="32"/>
-        </w:rPr>
-        <w:t/>
-      </w:r>
-      <w:proofErr w:type="spellEnd"/>
-      <w:r>
-        <w:rPr>
-          <w:rFonts w:ascii="TH Sarabun New" w:hAnsi="TH Sarabun New" w:cs="TH Sarabun New"/>
-          <w:sz w:val="32"/>
-          <w:szCs w:val="32"/>
-        </w:rPr>
-        <w:t/>
-      </w:r>
     </w:p>
     <w:p>
       <w:pPr>
@@ -2099,60 +2030,134 @@
           <w:szCs w:val="32"/>
           <w:cs/>
         </w:rPr>
-        <w:t>เมื่อวันที่</w:t>
-      </w:r>
-      <w:r>
-        <w:rPr>
-          <w:rFonts w:ascii="TH Sarabun New" w:hAnsi="TH Sarabun New" w:cs="TH Sarabun New"/>
-          <w:sz w:val="32"/>
-          <w:szCs w:val="32"/>
-        </w:rPr>
-        <w:t xml:space="preserve"> </w:t>
-      </w:r>
-      <w:r>
-        <w:rPr>
-          <w:rFonts w:ascii="TH Sarabun New" w:hAnsi="TH Sarabun New" w:cs="TH Sarabun New"/>
-          <w:sz w:val="32"/>
-          <w:szCs w:val="32"/>
-        </w:rPr>
-        <w:t>{{assistant_appointment_date}}</w:t>
-      </w:r>
-      <w:proofErr w:type="spellStart"/>
-      <w:r>
-        <w:rPr>
-          <w:rFonts w:ascii="TH Sarabun New" w:hAnsi="TH Sarabun New" w:cs="TH Sarabun New"/>
-          <w:sz w:val="32"/>
-          <w:szCs w:val="32"/>
-        </w:rPr>
-        <w:t/>
-      </w:r>
-      <w:r>
-        <w:rPr>
-          <w:rFonts w:ascii="TH Sarabun New" w:hAnsi="TH Sarabun New" w:cs="TH Sarabun New"/>
-          <w:sz w:val="32"/>
-          <w:szCs w:val="32"/>
-        </w:rPr>
-        <w:t/>
-      </w:r>
-      <w:proofErr w:type="spellEnd"/>
-      <w:r>
-        <w:rPr>
-          <w:rFonts w:ascii="TH Sarabun New" w:hAnsi="TH Sarabun New" w:cs="TH Sarabun New"/>
-          <w:sz w:val="32"/>
-          <w:szCs w:val="32"/>
-        </w:rPr>
-        <w:t/>
-      </w:r>
-    </w:p>
-    <w:p>
-      <w:pPr>
-        <w:spacing w:after="0" w:line="240" w:lineRule="auto"/>
-        <w:rPr>
-          <w:rFonts w:ascii="TH Sarabun New" w:hAnsi="TH Sarabun New" w:cs="TH Sarabun New"/>
-          <w:sz w:val="32"/>
-          <w:szCs w:val="32"/>
-        </w:rPr>
-      </w:pPr>
+        <w:t>(ในกรณีที่เคยบรรจุเข้ารับราชการในตำแหน่งอื่น หรือเคยดำรงตำแหน่งอาจารย์ประจ</w:t>
+      </w:r>
+      <w:r>
+        <w:rPr>
+          <w:rFonts w:ascii="TH Sarabun New" w:hAnsi="TH Sarabun New" w:cs="TH Sarabun New"/>
+          <w:sz w:val="32"/>
+          <w:szCs w:val="32"/>
+          <w:cs/>
+        </w:rPr>
+        <w:t>ำ</w:t>
+      </w:r>
+      <w:r>
+        <w:rPr>
+          <w:rFonts w:ascii="TH Sarabun New" w:hAnsi="TH Sarabun New" w:cs="TH Sarabun New"/>
+          <w:sz w:val="32"/>
+          <w:szCs w:val="32"/>
+          <w:cs/>
+        </w:rPr>
+        <w:t xml:space="preserve"> </w:t>
+      </w:r>
+      <w:r>
+        <w:rPr>
+          <w:rFonts w:ascii="TH Sarabun New" w:hAnsi="TH Sarabun New" w:cs="TH Sarabun New"/>
+          <w:sz w:val="32"/>
+          <w:szCs w:val="32"/>
+          <w:cs/>
+        </w:rPr>
+        <w:t>/</w:t>
+      </w:r>
+      <w:r>
+        <w:rPr>
+          <w:rFonts w:ascii="TH Sarabun New" w:hAnsi="TH Sarabun New" w:cs="TH Sarabun New"/>
+          <w:sz w:val="32"/>
+          <w:szCs w:val="32"/>
+          <w:cs/>
+        </w:rPr>
+        <w:t xml:space="preserve"> </w:t>
+      </w:r>
+      <w:r>
+        <w:rPr>
+          <w:rFonts w:ascii="TH Sarabun New" w:hAnsi="TH Sarabun New" w:cs="TH Sarabun New"/>
+          <w:sz w:val="32"/>
+          <w:szCs w:val="32"/>
+          <w:cs/>
+        </w:rPr>
+        <w:t>อาจารย์พิเศษในสังกัดอื่นให้ระบุตำแหน่งสั</w:t>
+      </w:r>
+      <w:r>
+        <w:rPr>
+          <w:rFonts w:ascii="TH Sarabun New" w:hAnsi="TH Sarabun New" w:cs="TH Sarabun New"/>
+          <w:sz w:val="32"/>
+          <w:szCs w:val="32"/>
+          <w:cs/>
+        </w:rPr>
+        <w:t>ง</w:t>
+      </w:r>
+      <w:r>
+        <w:rPr>
+          <w:rFonts w:ascii="TH Sarabun New" w:hAnsi="TH Sarabun New" w:cs="TH Sarabun New"/>
+          <w:sz w:val="32"/>
+          <w:szCs w:val="32"/>
+          <w:cs/>
+        </w:rPr>
+        <w:t>กัดและวัน เดือน ปี ที่ดำรงตำแหน่งนั้นด้วย)</w:t>
+      </w:r>
+    </w:p>
+    <w:p>
+      <w:pPr>
+        <w:spacing w:after="0" w:line="240" w:lineRule="auto"/>
+        <w:ind w:firstLine="720"/>
+        <w:rPr>
+          <w:rFonts w:ascii="TH Sarabun New" w:hAnsi="TH Sarabun New" w:cs="TH Sarabun New"/>
+          <w:sz w:val="32"/>
+          <w:szCs w:val="32"/>
+        </w:rPr>
+      </w:pPr>
+      <w:r>
+        <w:rPr>
+          <w:rFonts w:ascii="TH Sarabun New" w:hAnsi="TH Sarabun New" w:cs="TH Sarabun New"/>
+          <w:sz w:val="32"/>
+          <w:szCs w:val="32"/>
+          <w:cs/>
+        </w:rPr>
+        <w:t xml:space="preserve">อายุราชการ </w:t>
+      </w:r>
+      <w:r>
+        <w:rPr>
+          <w:rFonts w:ascii="TH Sarabun New" w:hAnsi="TH Sarabun New" w:cs="TH Sarabun New"/>
+          <w:sz w:val="32"/>
+          <w:szCs w:val="32"/>
+        </w:rPr>
+        <w:t xml:space="preserve">das </w:t>
+      </w:r>
+      <w:r>
+        <w:rPr>
+          <w:rFonts w:ascii="TH Sarabun New" w:hAnsi="TH Sarabun New" w:cs="TH Sarabun New"/>
+          <w:sz w:val="32"/>
+          <w:szCs w:val="32"/>
+          <w:cs/>
+        </w:rPr>
+        <w:t xml:space="preserve">ปี </w:t>
+      </w:r>
+      <w:r>
+        <w:rPr>
+          <w:rFonts w:ascii="TH Sarabun New" w:hAnsi="TH Sarabun New" w:cs="TH Sarabun New"/>
+          <w:sz w:val="32"/>
+          <w:szCs w:val="32"/>
+        </w:rPr>
+        <w:t>cdfscds</w:t>
+      </w:r>
+      <w:r>
+        <w:rPr>
+          <w:rFonts w:ascii="TH Sarabun New" w:hAnsi="TH Sarabun New" w:cs="TH Sarabun New"/>
+          <w:sz w:val="32"/>
+          <w:szCs w:val="32"/>
+          <w:cs/>
+        </w:rPr>
+        <w:t xml:space="preserve"> </w:t>
+      </w:r>
+      <w:r>
+        <w:rPr>
+          <w:rFonts w:ascii="TH Sarabun New" w:hAnsi="TH Sarabun New" w:cs="TH Sarabun New"/>
+          <w:sz w:val="32"/>
+          <w:szCs w:val="32"/>
+          <w:cs/>
+        </w:rPr>
+        <w:t>เดือน</w:t>
+      </w:r>
     </w:p>
     <w:p>
       <w:pPr>
@@ -2179,104 +2184,7 @@
           <w:szCs w:val="32"/>
           <w:cs/>
         </w:rPr>
-        <w:t>๒.๔ ได้รับแต่งตั้งให้ดำรงตำแหน่งรองศาสตราจารย์</w:t>
-      </w:r>
-      <w:r>
-        <w:rPr>
-          <w:rFonts w:ascii="TH Sarabun New" w:hAnsi="TH Sarabun New" w:cs="TH Sarabun New"/>
-          <w:sz w:val="32"/>
-          <w:szCs w:val="32"/>
-          <w:cs/>
-        </w:rPr>
-        <w:t xml:space="preserve"> </w:t>
-      </w:r>
-      <w:r>
-        <w:rPr>
-          <w:rFonts w:ascii="TH Sarabun New" w:hAnsi="TH Sarabun New" w:cs="TH Sarabun New"/>
-          <w:sz w:val="32"/>
-          <w:szCs w:val="32"/>
-          <w:cs/>
-        </w:rPr>
-        <w:t>(โดยวิธี</w:t>
-      </w:r>
-      <w:r>
-        <w:rPr>
-          <w:rFonts w:ascii="TH Sarabun New" w:hAnsi="TH Sarabun New" w:cs="TH Sarabun New"/>
-          <w:sz w:val="32"/>
-          <w:szCs w:val="32"/>
-        </w:rPr>
-        <w:t>{{associate_method}}</w:t>
-      </w:r>
-      <w:proofErr w:type="spellStart"/>
-      <w:r>
-        <w:rPr>
-          <w:rFonts w:ascii="TH Sarabun New" w:hAnsi="TH Sarabun New" w:cs="TH Sarabun New"/>
-          <w:sz w:val="32"/>
-          <w:szCs w:val="32"/>
-        </w:rPr>
-        <w:t/>
-      </w:r>
-      <w:proofErr w:type="spellEnd"/>
-      <w:r>
-        <w:rPr>
-          <w:rFonts w:ascii="TH Sarabun New" w:hAnsi="TH Sarabun New" w:cs="TH Sarabun New"/>
-          <w:sz w:val="32"/>
-          <w:szCs w:val="32"/>
-        </w:rPr>
-        <w:t/>
-      </w:r>
-      <w:r>
-        <w:rPr>
-          <w:rFonts w:ascii="TH Sarabun New" w:hAnsi="TH Sarabun New" w:cs="TH Sarabun New"/>
-          <w:sz w:val="32"/>
-          <w:szCs w:val="32"/>
-          <w:cs/>
-        </w:rPr>
-        <w:t>)</w:t>
-      </w:r>
-      <w:r>
-        <w:rPr>
-          <w:rFonts w:ascii="TH Sarabun New" w:hAnsi="TH Sarabun New" w:cs="TH Sarabun New"/>
-          <w:sz w:val="32"/>
-          <w:szCs w:val="32"/>
-          <w:cs/>
-        </w:rPr>
-        <w:t xml:space="preserve"> </w:t>
-      </w:r>
-      <w:r>
-        <w:rPr>
-          <w:rFonts w:ascii="TH Sarabun New" w:hAnsi="TH Sarabun New" w:cs="TH Sarabun New"/>
-          <w:sz w:val="32"/>
-          <w:szCs w:val="32"/>
-          <w:cs/>
-        </w:rPr>
-        <w:t>ในสาขาวิชา</w:t>
-      </w:r>
-      <w:r>
-        <w:rPr>
-          <w:rFonts w:ascii="TH Sarabun New" w:hAnsi="TH Sarabun New" w:cs="TH Sarabun New"/>
-          <w:sz w:val="32"/>
-          <w:szCs w:val="32"/>
-        </w:rPr>
-        <w:t>{{associate_department}}</w:t>
-      </w:r>
-      <w:proofErr w:type="spellStart"/>
-      <w:r>
-        <w:rPr>
-          <w:rFonts w:ascii="TH Sarabun New" w:hAnsi="TH Sarabun New" w:cs="TH Sarabun New"/>
-          <w:sz w:val="32"/>
-          <w:szCs w:val="32"/>
-        </w:rPr>
-        <w:t/>
-      </w:r>
-      <w:proofErr w:type="spellEnd"/>
-      <w:r>
-        <w:rPr>
-          <w:rFonts w:ascii="TH Sarabun New" w:hAnsi="TH Sarabun New" w:cs="TH Sarabun New"/>
-          <w:sz w:val="32"/>
-          <w:szCs w:val="32"/>
-        </w:rPr>
-        <w:t/>
+        <w:t>๒.๕ ตำแหน่งอื่น ๆ</w:t>
       </w:r>
     </w:p>
     <w:p>
@@ -2304,60 +2212,6 @@
           <w:szCs w:val="32"/>
           <w:cs/>
         </w:rPr>
-        <w:t>เมื่อวันที่</w:t>
-      </w:r>
-      <w:r>
-        <w:rPr>
-          <w:rFonts w:ascii="TH Sarabun New" w:hAnsi="TH Sarabun New" w:cs="TH Sarabun New"/>
-          <w:sz w:val="32"/>
-          <w:szCs w:val="32"/>
-          <w:cs/>
-        </w:rPr>
-        <w:t xml:space="preserve"> </w:t>
-      </w:r>
-      <w:r>
-        <w:rPr>
-          <w:rFonts w:ascii="TH Sarabun New" w:hAnsi="TH Sarabun New" w:cs="TH Sarabun New"/>
-          <w:sz w:val="32"/>
-          <w:szCs w:val="32"/>
-        </w:rPr>
-        <w:t>{{assistant_appointment_date}}</w:t>
-      </w:r>
-      <w:proofErr w:type="spellStart"/>
-      <w:r>
-        <w:rPr>
-          <w:rFonts w:ascii="TH Sarabun New" w:hAnsi="TH Sarabun New" w:cs="TH Sarabun New"/>
-          <w:sz w:val="32"/>
-          <w:szCs w:val="32"/>
-        </w:rPr>
-        <w:t/>
-      </w:r>
-      <w:proofErr w:type="spellEnd"/>
-      <w:r>
-        <w:rPr>
-          <w:rFonts w:ascii="TH Sarabun New" w:hAnsi="TH Sarabun New" w:cs="TH Sarabun New"/>
-          <w:sz w:val="32"/>
-          <w:szCs w:val="32"/>
-        </w:rPr>
-        <w:t/>
-      </w:r>
-    </w:p>
-    <w:p>
-      <w:pPr>
-        <w:spacing w:after="0" w:line="240" w:lineRule="auto"/>
-        <w:rPr>
-          <w:rFonts w:ascii="TH Sarabun New" w:hAnsi="TH Sarabun New" w:cs="TH Sarabun New"/>
-          <w:sz w:val="32"/>
-          <w:szCs w:val="32"/>
-        </w:rPr>
-      </w:pPr>
-      <w:r>
-        <w:rPr>
-          <w:rFonts w:ascii="TH Sarabun New" w:hAnsi="TH Sarabun New" w:cs="TH Sarabun New"/>
-          <w:sz w:val="32"/>
-          <w:szCs w:val="32"/>
-          <w:cs/>
-        </w:rPr>
         <w:tab/>
       </w:r>
       <w:r>
@@ -2365,236 +2219,9 @@
           <w:rFonts w:ascii="TH Sarabun New" w:hAnsi="TH Sarabun New" w:cs="TH Sarabun New"/>
           <w:sz w:val="32"/>
           <w:szCs w:val="32"/>
-          <w:cs/>
-        </w:rPr>
-        <w:t>(ในกรณีที่เคยบรรจุเข้ารับราชการในตำแหน่งอื่น หรือเคยดำรงตำแหน่งอาจารย์ประจ</w:t>
-      </w:r>
-      <w:r>
-        <w:rPr>
-          <w:rFonts w:ascii="TH Sarabun New" w:hAnsi="TH Sarabun New" w:cs="TH Sarabun New"/>
-          <w:sz w:val="32"/>
-          <w:szCs w:val="32"/>
-          <w:cs/>
-        </w:rPr>
-        <w:t>ำ</w:t>
-      </w:r>
-      <w:r>
-        <w:rPr>
-          <w:rFonts w:ascii="TH Sarabun New" w:hAnsi="TH Sarabun New" w:cs="TH Sarabun New"/>
-          <w:sz w:val="32"/>
-          <w:szCs w:val="32"/>
-          <w:cs/>
-        </w:rPr>
-        <w:t xml:space="preserve"> </w:t>
-      </w:r>
-      <w:r>
-        <w:rPr>
-          <w:rFonts w:ascii="TH Sarabun New" w:hAnsi="TH Sarabun New" w:cs="TH Sarabun New"/>
-          <w:sz w:val="32"/>
-          <w:szCs w:val="32"/>
-          <w:cs/>
-        </w:rPr>
-        <w:t>/</w:t>
-      </w:r>
-      <w:r>
-        <w:rPr>
-          <w:rFonts w:ascii="TH Sarabun New" w:hAnsi="TH Sarabun New" w:cs="TH Sarabun New"/>
-          <w:sz w:val="32"/>
-          <w:szCs w:val="32"/>
-          <w:cs/>
-        </w:rPr>
-        <w:t xml:space="preserve"> </w:t>
-      </w:r>
-      <w:r>
-        <w:rPr>
-          <w:rFonts w:ascii="TH Sarabun New" w:hAnsi="TH Sarabun New" w:cs="TH Sarabun New"/>
-          <w:sz w:val="32"/>
-          <w:szCs w:val="32"/>
-          <w:cs/>
-        </w:rPr>
-        <w:t>อาจารย์พิเศษในสังกัดอื่นให้ระบุตำแหน่งสั</w:t>
-      </w:r>
-      <w:r>
-        <w:rPr>
-          <w:rFonts w:ascii="TH Sarabun New" w:hAnsi="TH Sarabun New" w:cs="TH Sarabun New"/>
-          <w:sz w:val="32"/>
-          <w:szCs w:val="32"/>
-          <w:cs/>
-        </w:rPr>
-        <w:t>ง</w:t>
-      </w:r>
-      <w:r>
-        <w:rPr>
-          <w:rFonts w:ascii="TH Sarabun New" w:hAnsi="TH Sarabun New" w:cs="TH Sarabun New"/>
-          <w:sz w:val="32"/>
-          <w:szCs w:val="32"/>
-          <w:cs/>
-        </w:rPr>
-        <w:t>กัดและวัน เดือน ปี ที่ดำรงตำแหน่งนั้นด้วย)</w:t>
-      </w:r>
-    </w:p>
-    <w:p>
-      <w:pPr>
-        <w:spacing w:after="0" w:line="240" w:lineRule="auto"/>
-        <w:ind w:firstLine="720"/>
-        <w:rPr>
-          <w:rFonts w:ascii="TH Sarabun New" w:hAnsi="TH Sarabun New" w:cs="TH Sarabun New"/>
-          <w:sz w:val="32"/>
-          <w:szCs w:val="32"/>
-        </w:rPr>
-      </w:pPr>
-      <w:r>
-        <w:rPr>
-          <w:rFonts w:ascii="TH Sarabun New" w:hAnsi="TH Sarabun New" w:cs="TH Sarabun New"/>
-          <w:sz w:val="32"/>
-          <w:szCs w:val="32"/>
-          <w:cs/>
-        </w:rPr>
-        <w:t xml:space="preserve">อายุราชการ </w:t>
-      </w:r>
-      <w:r>
-        <w:rPr>
-          <w:rFonts w:ascii="TH Sarabun New" w:hAnsi="TH Sarabun New" w:cs="TH Sarabun New"/>
-          <w:sz w:val="32"/>
-          <w:szCs w:val="32"/>
-        </w:rPr>
-        <w:t xml:space="preserve">das </w:t>
-      </w:r>
-      <w:r>
-        <w:rPr>
-          <w:rFonts w:ascii="TH Sarabun New" w:hAnsi="TH Sarabun New" w:cs="TH Sarabun New"/>
-          <w:sz w:val="32"/>
-          <w:szCs w:val="32"/>
-          <w:cs/>
-        </w:rPr>
-        <w:t xml:space="preserve">ปี </w:t>
-      </w:r>
-      <w:r>
-        <w:rPr>
-          <w:rFonts w:ascii="TH Sarabun New" w:hAnsi="TH Sarabun New" w:cs="TH Sarabun New"/>
-          <w:sz w:val="32"/>
-          <w:szCs w:val="32"/>
-        </w:rPr>
-        <w:t>{{months}}</w:t>
-      </w:r>
-      <w:r>
-        <w:rPr>
-          <w:rFonts w:ascii="TH Sarabun New" w:hAnsi="TH Sarabun New" w:cs="TH Sarabun New"/>
-          <w:sz w:val="32"/>
-          <w:szCs w:val="32"/>
-          <w:cs/>
-        </w:rPr>
-        <w:t xml:space="preserve"> </w:t>
-      </w:r>
-      <w:r>
-        <w:rPr>
-          <w:rFonts w:ascii="TH Sarabun New" w:hAnsi="TH Sarabun New" w:cs="TH Sarabun New"/>
-          <w:sz w:val="32"/>
-          <w:szCs w:val="32"/>
-          <w:cs/>
-        </w:rPr>
-        <w:t>เดือน</w:t>
-      </w:r>
-    </w:p>
-    <w:p>
-      <w:pPr>
-        <w:spacing w:after="0" w:line="240" w:lineRule="auto"/>
-        <w:rPr>
-          <w:rFonts w:ascii="TH Sarabun New" w:hAnsi="TH Sarabun New" w:cs="TH Sarabun New"/>
-          <w:sz w:val="32"/>
-          <w:szCs w:val="32"/>
-        </w:rPr>
-      </w:pPr>
-      <w:r>
-        <w:rPr>
-          <w:rFonts w:ascii="TH Sarabun New" w:hAnsi="TH Sarabun New" w:cs="TH Sarabun New"/>
-          <w:sz w:val="32"/>
-          <w:szCs w:val="32"/>
-          <w:cs/>
-        </w:rPr>
-        <w:tab/>
-      </w:r>
-      <w:r>
-        <w:rPr>
-          <w:rFonts w:ascii="TH Sarabun New" w:hAnsi="TH Sarabun New" w:cs="TH Sarabun New"/>
-          <w:sz w:val="32"/>
-          <w:szCs w:val="32"/>
-          <w:cs/>
-        </w:rPr>
-        <w:t>๒.๕ ตำแหน่งอื่น ๆ</w:t>
-      </w:r>
-    </w:p>
-    <w:p>
-      <w:pPr>
-        <w:spacing w:after="0" w:line="240" w:lineRule="auto"/>
-        <w:rPr>
-          <w:rFonts w:ascii="TH Sarabun New" w:hAnsi="TH Sarabun New" w:cs="TH Sarabun New"/>
-          <w:sz w:val="32"/>
-          <w:szCs w:val="32"/>
-        </w:rPr>
-      </w:pPr>
-      <w:r>
-        <w:rPr>
-          <w:rFonts w:ascii="TH Sarabun New" w:hAnsi="TH Sarabun New" w:cs="TH Sarabun New"/>
-          <w:sz w:val="32"/>
-          <w:szCs w:val="32"/>
-          <w:cs/>
-        </w:rPr>
-        <w:tab/>
-      </w:r>
-      <w:r>
-        <w:rPr>
-          <w:rFonts w:ascii="TH Sarabun New" w:hAnsi="TH Sarabun New" w:cs="TH Sarabun New"/>
-          <w:sz w:val="32"/>
-          <w:szCs w:val="32"/>
-          <w:cs/>
-        </w:rPr>
-        <w:tab/>
-      </w:r>
-      <w:r>
-        <w:rPr>
-          <w:rFonts w:ascii="TH Sarabun New" w:hAnsi="TH Sarabun New" w:cs="TH Sarabun New"/>
-          <w:sz w:val="32"/>
-          <w:szCs w:val="32"/>
         </w:rPr>
         <w:t>{{?other_position_list}}{{other_position_no}}</w:t>
       </w:r>
-      <w:proofErr w:type="spellStart"/>
-      <w:r>
-        <w:rPr>
-          <w:rFonts w:ascii="TH Sarabun New" w:hAnsi="TH Sarabun New" w:cs="TH Sarabun New"/>
-          <w:sz w:val="32"/>
-          <w:szCs w:val="32"/>
-        </w:rPr>
-        <w:t/>
-      </w:r>
-      <w:proofErr w:type="spellEnd"/>
-      <w:r>
-        <w:rPr>
-          <w:rFonts w:ascii="TH Sarabun New" w:hAnsi="TH Sarabun New" w:cs="TH Sarabun New"/>
-          <w:sz w:val="32"/>
-          <w:szCs w:val="32"/>
-        </w:rPr>
-        <w:t/>
-      </w:r>
-      <w:proofErr w:type="spellStart"/>
-      <w:r>
-        <w:rPr>
-          <w:rFonts w:ascii="TH Sarabun New" w:hAnsi="TH Sarabun New" w:cs="TH Sarabun New"/>
-          <w:sz w:val="32"/>
-          <w:szCs w:val="32"/>
-        </w:rPr>
-        <w:t/>
-      </w:r>
-      <w:proofErr w:type="spellEnd"/>
-      <w:r>
-        <w:rPr>
-          <w:rFonts w:ascii="TH Sarabun New" w:hAnsi="TH Sarabun New" w:cs="TH Sarabun New"/>
-          <w:sz w:val="32"/>
-          <w:szCs w:val="32"/>
-        </w:rPr>
-        <w:t/>
-      </w:r>
       <w:r>
         <w:rPr>
           <w:rFonts w:ascii="TH Sarabun New" w:hAnsi="TH Sarabun New" w:cs="TH Sarabun New"/>
@@ -2603,24 +2230,6 @@
         </w:rPr>
         <w:t xml:space="preserve"> {{other_position}}</w:t>
       </w:r>
-      <w:proofErr w:type="spellStart"/>
-      <w:r>
-        <w:rPr>
-          <w:rFonts w:ascii="TH Sarabun New" w:hAnsi="TH Sarabun New" w:cs="TH Sarabun New"/>
-          <w:sz w:val="32"/>
-          <w:szCs w:val="32"/>
-        </w:rPr>
-        <w:t/>
-      </w:r>
-      <w:proofErr w:type="spellEnd"/>
-      <w:r>
-        <w:rPr>
-          <w:rFonts w:ascii="TH Sarabun New" w:hAnsi="TH Sarabun New" w:cs="TH Sarabun New"/>
-          <w:sz w:val="32"/>
-          <w:szCs w:val="32"/>
-        </w:rPr>
-        <w:t/>
-      </w:r>
       <w:r>
         <w:rPr>
           <w:rFonts w:ascii="TH Sarabun New" w:hAnsi="TH Sarabun New" w:cs="TH Sarabun New"/>
@@ -2628,24 +2237,6 @@
           <w:szCs w:val="32"/>
         </w:rPr>
         <w:t>{{/other_position}}</w:t>
-      </w:r>
-      <w:proofErr w:type="spellStart"/>
-      <w:r>
-        <w:rPr>
-          <w:rFonts w:ascii="TH Sarabun New" w:hAnsi="TH Sarabun New" w:cs="TH Sarabun New"/>
-          <w:sz w:val="32"/>
-          <w:szCs w:val="32"/>
-        </w:rPr>
-        <w:t/>
-      </w:r>
-      <w:proofErr w:type="spellEnd"/>
-      <w:r>
-        <w:rPr>
-          <w:rFonts w:ascii="TH Sarabun New" w:hAnsi="TH Sarabun New" w:cs="TH Sarabun New"/>
-          <w:sz w:val="32"/>
-          <w:szCs w:val="32"/>
-        </w:rPr>
-        <w:t/>
       </w:r>
     </w:p>
     <w:p>
@@ -3003,24 +2594,6 @@
               </w:rPr>
               <w:t>{{?teaching_list}}</w:t>
             </w:r>
-            <w:proofErr w:type="spellStart"/>
-            <w:r>
-              <w:rPr>
-                <w:rFonts w:ascii="TH Sarabun New" w:hAnsi="TH Sarabun New" w:cs="TH Sarabun New"/>
-                <w:sz w:val="32"/>
-                <w:szCs w:val="32"/>
-              </w:rPr>
-              <w:t/>
-            </w:r>
-            <w:proofErr w:type="spellEnd"/>
-            <w:r>
-              <w:rPr>
-                <w:rFonts w:ascii="TH Sarabun New" w:hAnsi="TH Sarabun New" w:cs="TH Sarabun New"/>
-                <w:sz w:val="32"/>
-                <w:szCs w:val="32"/>
-              </w:rPr>
-              <w:t/>
-            </w:r>
             <w:r>
               <w:rPr>
                 <w:rFonts w:ascii="TH Sarabun New" w:hAnsi="TH Sarabun New" w:cs="TH Sarabun New"/>
@@ -3028,15 +2601,6 @@
                 <w:szCs w:val="32"/>
               </w:rPr>
               <w:t>{{teaching_level}}</w:t>
-            </w:r>
-            <w:proofErr w:type="spellStart"/>
-            <w:r>
-              <w:rPr>
-                <w:rFonts w:ascii="TH Sarabun New" w:hAnsi="TH Sarabun New" w:cs="TH Sarabun New"/>
-                <w:sz w:val="32"/>
-                <w:szCs w:val="32"/>
-              </w:rPr>
-              <w:t/>
             </w:r>
             <w:r>
               <w:rPr>
@@ -3046,7 +2610,6 @@
               </w:rPr>
               <w:t/>
             </w:r>
-            <w:proofErr w:type="spellEnd"/>
             <w:r>
               <w:rPr>
                 <w:rFonts w:ascii="TH Sarabun New" w:hAnsi="TH Sarabun New" w:cs="TH Sarabun New"/>
@@ -3077,7 +2640,6 @@
               </w:rPr>
               <w:t>{{teaching_subject}}</w:t>
             </w:r>
-            <w:proofErr w:type="spellStart"/>
             <w:r>
               <w:rPr>
                 <w:rFonts w:ascii="TH Sarabun New" w:hAnsi="TH Sarabun New" w:cs="TH Sarabun New"/>
@@ -3086,15 +2648,6 @@
               </w:rPr>
               <w:t/>
             </w:r>
-            <w:r>
-              <w:rPr>
-                <w:rFonts w:ascii="TH Sarabun New" w:hAnsi="TH Sarabun New" w:cs="TH Sarabun New"/>
-                <w:sz w:val="32"/>
-                <w:szCs w:val="32"/>
-              </w:rPr>
-              <w:t/>
-            </w:r>
-            <w:proofErr w:type="spellEnd"/>
             <w:r>
               <w:rPr>
                 <w:rFonts w:ascii="TH Sarabun New" w:hAnsi="TH Sarabun New" w:cs="TH Sarabun New"/>
@@ -3125,7 +2678,6 @@
               </w:rPr>
               <w:t>{{teaching_hours_per_week}}</w:t>
             </w:r>
-            <w:proofErr w:type="spellStart"/>
             <w:r>
               <w:rPr>
                 <w:rFonts w:ascii="TH Sarabun New" w:hAnsi="TH Sarabun New" w:cs="TH Sarabun New"/>
@@ -3134,15 +2686,6 @@
               </w:rPr>
               <w:t/>
             </w:r>
-            <w:r>
-              <w:rPr>
-                <w:rFonts w:ascii="TH Sarabun New" w:hAnsi="TH Sarabun New" w:cs="TH Sarabun New"/>
-                <w:sz w:val="32"/>
-                <w:szCs w:val="32"/>
-              </w:rPr>
-              <w:t/>
-            </w:r>
-            <w:proofErr w:type="spellEnd"/>
             <w:r>
               <w:rPr>
                 <w:rFonts w:ascii="TH Sarabun New" w:hAnsi="TH Sarabun New" w:cs="TH Sarabun New"/>
@@ -3173,7 +2716,6 @@
               </w:rPr>
               <w:t>{{teaching_semester}}</w:t>
             </w:r>
-            <w:proofErr w:type="spellStart"/>
             <w:r>
               <w:rPr>
                 <w:rFonts w:ascii="TH Sarabun New" w:hAnsi="TH Sarabun New" w:cs="TH Sarabun New"/>
@@ -3190,15 +2732,6 @@
               </w:rPr>
               <w:t/>
             </w:r>
-            <w:proofErr w:type="spellEnd"/>
-            <w:r>
-              <w:rPr>
-                <w:rFonts w:ascii="TH Sarabun New" w:hAnsi="TH Sarabun New" w:cs="TH Sarabun New"/>
-                <w:sz w:val="32"/>
-                <w:szCs w:val="32"/>
-              </w:rPr>
-              <w:t/>
-            </w:r>
             <w:r>
               <w:rPr>
                 <w:rFonts w:ascii="TH Sarabun New" w:hAnsi="TH Sarabun New" w:cs="TH Sarabun New"/>
@@ -3207,24 +2740,6 @@
               </w:rPr>
               <w:t>{{/teaching_list}}</w:t>
             </w:r>
-            <w:proofErr w:type="spellStart"/>
-            <w:r>
-              <w:rPr>
-                <w:rFonts w:ascii="TH Sarabun New" w:hAnsi="TH Sarabun New" w:cs="TH Sarabun New"/>
-                <w:sz w:val="32"/>
-                <w:szCs w:val="32"/>
-              </w:rPr>
-              <w:t/>
-            </w:r>
-            <w:proofErr w:type="spellEnd"/>
-            <w:r>
-              <w:rPr>
-                <w:rFonts w:ascii="TH Sarabun New" w:hAnsi="TH Sarabun New" w:cs="TH Sarabun New"/>
-                <w:sz w:val="32"/>
-                <w:szCs w:val="32"/>
-              </w:rPr>
-              <w:t/>
-            </w:r>
           </w:p>
         </w:tc>
       </w:tr>
@@ -3290,25 +2805,7 @@
           <w:sz w:val="32"/>
           <w:szCs w:val="32"/>
         </w:rPr>
-        <w:t>{{reseach}}</w:t>
-      </w:r>
-      <w:proofErr w:type="spellStart"/>
-      <w:r>
-        <w:rPr>
-          <w:rFonts w:ascii="TH Sarabun New" w:hAnsi="TH Sarabun New" w:cs="TH Sarabun New"/>
-          <w:sz w:val="32"/>
-          <w:szCs w:val="32"/>
-        </w:rPr>
-        <w:t/>
-      </w:r>
-      <w:proofErr w:type="spellEnd"/>
-      <w:r>
-        <w:rPr>
-          <w:rFonts w:ascii="TH Sarabun New" w:hAnsi="TH Sarabun New" w:cs="TH Sarabun New"/>
-          <w:sz w:val="32"/>
-          <w:szCs w:val="32"/>
-        </w:rPr>
-        <w:t/>
+        <w:t>fdsfd</w:t>
       </w:r>
     </w:p>
     <w:p>
@@ -3355,25 +2852,7 @@
           <w:sz w:val="32"/>
           <w:szCs w:val="32"/>
         </w:rPr>
-        <w:t>{{academic_service}}</w:t>
-      </w:r>
-      <w:proofErr w:type="spellStart"/>
-      <w:r>
-        <w:rPr>
-          <w:rFonts w:ascii="TH Sarabun New" w:hAnsi="TH Sarabun New" w:cs="TH Sarabun New"/>
-          <w:sz w:val="32"/>
-          <w:szCs w:val="32"/>
-        </w:rPr>
-        <w:t/>
-      </w:r>
-      <w:proofErr w:type="spellEnd"/>
-      <w:r>
-        <w:rPr>
-          <w:rFonts w:ascii="TH Sarabun New" w:hAnsi="TH Sarabun New" w:cs="TH Sarabun New"/>
-          <w:sz w:val="32"/>
-          <w:szCs w:val="32"/>
-        </w:rPr>
-        <w:t/>
+        <w:t>sfdsfds</w:t>
       </w:r>
     </w:p>
     <w:p>
@@ -3420,7 +2899,7 @@
           <w:sz w:val="32"/>
           <w:szCs w:val="32"/>
         </w:rPr>
-        <w:t>{{administration}}</w:t>
+        <w:t>fdsfds</w:t>
       </w:r>
     </w:p>
     <w:p>
@@ -3468,7 +2947,7 @@
           <w:sz w:val="32"/>
           <w:szCs w:val="32"/>
         </w:rPr>
-        <w:t>{{other}}</w:t>
+        <w:t>fdsfds</w:t>
       </w:r>
     </w:p>
     <w:p>
@@ -3573,7 +3052,6 @@
         </w:rPr>
         <w:t xml:space="preserve"> {{assistant_research_working}}</w:t>
       </w:r>
-      <w:proofErr w:type="spellStart"/>
       <w:r>
         <w:rPr>
           <w:rFonts w:ascii="TH Sarabun New" w:hAnsi="TH Sarabun New" w:cs="TH Sarabun New"/>
@@ -3598,7 +3076,6 @@
         </w:rPr>
         <w:t/>
       </w:r>
-      <w:proofErr w:type="spellEnd"/>
       <w:r>
         <w:rPr>
           <w:rFonts w:ascii="TH Sarabun New" w:hAnsi="TH Sarabun New" w:cs="TH Sarabun New"/>
@@ -3667,7 +3144,6 @@
         </w:rPr>
         <w:t>{{assistant_not_used_reseach}}</w:t>
       </w:r>
-      <w:proofErr w:type="spellStart"/>
       <w:r>
         <w:rPr>
           <w:rFonts w:ascii="TH Sarabun New" w:hAnsi="TH Sarabun New" w:cs="TH Sarabun New"/>
@@ -3692,7 +3168,34 @@
         </w:rPr>
         <w:t/>
       </w:r>
-      <w:proofErr w:type="spellEnd"/>
+      <w:r>
+        <w:rPr>
+          <w:rFonts w:ascii="TH Sarabun New" w:hAnsi="TH Sarabun New" w:cs="TH Sarabun New"/>
+          <w:sz w:val="32"/>
+          <w:szCs w:val="32"/>
+          <w:cs/>
+        </w:rPr>
+        <w:t xml:space="preserve">  ไม่เคยใช้</w:t>
+      </w:r>
+    </w:p>
+    <w:p>
+      <w:pPr>
+        <w:spacing w:after="0" w:line="240" w:lineRule="auto"/>
+        <w:ind w:left="1755" w:firstLine="720"/>
+        <w:rPr>
+          <w:rFonts w:ascii="TH Sarabun New" w:hAnsi="TH Sarabun New" w:cs="TH Sarabun New"/>
+          <w:sz w:val="32"/>
+          <w:szCs w:val="32"/>
+        </w:rPr>
+      </w:pPr>
+      <w:r>
+        <w:rPr>
+          <w:rFonts w:ascii="TH Sarabun New" w:hAnsi="TH Sarabun New" w:cs="TH Sarabun New"/>
+          <w:sz w:val="32"/>
+          <w:szCs w:val="32"/>
+        </w:rPr>
+        <w:t>{{assistant_is_used_reseach}}</w:t>
+      </w:r>
       <w:r>
         <w:rPr>
           <w:rFonts w:ascii="TH Sarabun New" w:hAnsi="TH Sarabun New" w:cs="TH Sarabun New"/>
@@ -3706,35 +3209,6 @@
           <w:rFonts w:ascii="TH Sarabun New" w:hAnsi="TH Sarabun New" w:cs="TH Sarabun New"/>
           <w:sz w:val="32"/>
           <w:szCs w:val="32"/>
-          <w:cs/>
-        </w:rPr>
-        <w:t xml:space="preserve">  ไม่เคยใช้</w:t>
-      </w:r>
-    </w:p>
-    <w:p>
-      <w:pPr>
-        <w:spacing w:after="0" w:line="240" w:lineRule="auto"/>
-        <w:ind w:left="1755" w:firstLine="720"/>
-        <w:rPr>
-          <w:rFonts w:ascii="TH Sarabun New" w:hAnsi="TH Sarabun New" w:cs="TH Sarabun New"/>
-          <w:sz w:val="32"/>
-          <w:szCs w:val="32"/>
-        </w:rPr>
-      </w:pPr>
-      <w:r>
-        <w:rPr>
-          <w:rFonts w:ascii="TH Sarabun New" w:hAnsi="TH Sarabun New" w:cs="TH Sarabun New"/>
-          <w:sz w:val="32"/>
-          <w:szCs w:val="32"/>
-        </w:rPr>
-        <w:t>{{assistant_is_used_reseach}}</w:t>
-      </w:r>
-      <w:proofErr w:type="spellStart"/>
-      <w:r>
-        <w:rPr>
-          <w:rFonts w:ascii="TH Sarabun New" w:hAnsi="TH Sarabun New" w:cs="TH Sarabun New"/>
-          <w:sz w:val="32"/>
-          <w:szCs w:val="32"/>
         </w:rPr>
         <w:t/>
       </w:r>
@@ -3751,23 +3225,6 @@
           <w:rFonts w:ascii="TH Sarabun New" w:hAnsi="TH Sarabun New" w:cs="TH Sarabun New"/>
           <w:sz w:val="32"/>
           <w:szCs w:val="32"/>
-        </w:rPr>
-        <w:t/>
-      </w:r>
-      <w:proofErr w:type="spellEnd"/>
-      <w:r>
-        <w:rPr>
-          <w:rFonts w:ascii="TH Sarabun New" w:hAnsi="TH Sarabun New" w:cs="TH Sarabun New"/>
-          <w:sz w:val="32"/>
-          <w:szCs w:val="32"/>
-        </w:rPr>
-        <w:t/>
-      </w:r>
-      <w:r>
-        <w:rPr>
-          <w:rFonts w:ascii="TH Sarabun New" w:hAnsi="TH Sarabun New" w:cs="TH Sarabun New"/>
-          <w:sz w:val="32"/>
-          <w:szCs w:val="32"/>
           <w:cs/>
         </w:rPr>
         <w:t xml:space="preserve">  </w:t>
@@ -3832,25 +3289,7 @@
           <w:sz w:val="32"/>
           <w:szCs w:val="32"/>
         </w:rPr>
-        <w:t>{{assistant_used_research_year}} </w:t>
-      </w:r>
-      <w:proofErr w:type="spellStart"/>
-      <w:r>
-        <w:rPr>
-          <w:rFonts w:ascii="TH Sarabun New" w:hAnsi="TH Sarabun New" w:cs="TH Sarabun New"/>
-          <w:sz w:val="32"/>
-          <w:szCs w:val="32"/>
-        </w:rPr>
-        <w:t/>
-      </w:r>
-      <w:proofErr w:type="spellEnd"/>
-      <w:r>
-        <w:rPr>
-          <w:rFonts w:ascii="TH Sarabun New" w:hAnsi="TH Sarabun New" w:cs="TH Sarabun New"/>
-          <w:sz w:val="32"/>
-          <w:szCs w:val="32"/>
-        </w:rPr>
-        <w:t xml:space="preserve"/>
+        <w:t xml:space="preserve">{{assistant_used_research_year}} </w:t>
       </w:r>
       <w:r>
         <w:rPr>
@@ -3869,24 +3308,6 @@
         </w:rPr>
         <w:t>{{assistant_used_research_level}}</w:t>
       </w:r>
-      <w:proofErr w:type="spellStart"/>
-      <w:r>
-        <w:rPr>
-          <w:rFonts w:ascii="TH Sarabun New" w:hAnsi="TH Sarabun New" w:cs="TH Sarabun New"/>
-          <w:sz w:val="32"/>
-          <w:szCs w:val="32"/>
-        </w:rPr>
-        <w:t/>
-      </w:r>
-      <w:proofErr w:type="spellEnd"/>
-      <w:r>
-        <w:rPr>
-          <w:rFonts w:ascii="TH Sarabun New" w:hAnsi="TH Sarabun New" w:cs="TH Sarabun New"/>
-          <w:sz w:val="32"/>
-          <w:szCs w:val="32"/>
-        </w:rPr>
-        <w:t/>
-      </w:r>
       <w:r>
         <w:rPr>
           <w:rFonts w:ascii="TH Sarabun New" w:hAnsi="TH Sarabun New" w:cs="TH Sarabun New"/>
@@ -3930,24 +3351,6 @@
           <w:szCs w:val="32"/>
         </w:rPr>
         <w:t xml:space="preserve"> {{/assistant_research_working_list}}</w:t>
-      </w:r>
-      <w:proofErr w:type="spellStart"/>
-      <w:r>
-        <w:rPr>
-          <w:rFonts w:ascii="TH Sarabun New" w:hAnsi="TH Sarabun New" w:cs="TH Sarabun New"/>
-          <w:sz w:val="32"/>
-          <w:szCs w:val="32"/>
-        </w:rPr>
-        <w:t/>
-      </w:r>
-      <w:proofErr w:type="spellEnd"/>
-      <w:r>
-        <w:rPr>
-          <w:rFonts w:ascii="TH Sarabun New" w:hAnsi="TH Sarabun New" w:cs="TH Sarabun New"/>
-          <w:sz w:val="32"/>
-          <w:szCs w:val="32"/>
-        </w:rPr>
-        <w:t/>
       </w:r>
     </w:p>
     <w:p>
@@ -4042,7 +3445,23 @@
         </w:rPr>
         <w:t>{{?assistant_other_working_list}}{{assistant_other_working_no}}</w:t>
       </w:r>
-      <w:proofErr w:type="spellStart"/>
+      <w:r>
+        <w:rPr>
+          <w:rFonts w:ascii="TH Sarabun New" w:hAnsi="TH Sarabun New" w:cs="TH Sarabun New"/>
+          <w:sz w:val="32"/>
+          <w:szCs w:val="32"/>
+          <w:cs/>
+        </w:rPr>
+        <w:t xml:space="preserve"> </w:t>
+      </w:r>
+      <w:r>
+        <w:rPr>
+          <w:rFonts w:ascii="TH Sarabun New" w:hAnsi="TH Sarabun New" w:cs="TH Sarabun New"/>
+          <w:sz w:val="32"/>
+          <w:szCs w:val="32"/>
+        </w:rPr>
+        <w:t>{{assistant_other_working}}</w:t>
+      </w:r>
       <w:r>
         <w:rPr>
           <w:rFonts w:ascii="TH Sarabun New" w:hAnsi="TH Sarabun New" w:cs="TH Sarabun New"/>
@@ -4051,7 +3470,6 @@
         </w:rPr>
         <w:t/>
       </w:r>
-      <w:proofErr w:type="spellEnd"/>
       <w:r>
         <w:rPr>
           <w:rFonts w:ascii="TH Sarabun New" w:hAnsi="TH Sarabun New" w:cs="TH Sarabun New"/>
@@ -4060,7 +3478,6 @@
         </w:rPr>
         <w:t/>
       </w:r>
-      <w:proofErr w:type="spellStart"/>
       <w:r>
         <w:rPr>
           <w:rFonts w:ascii="TH Sarabun New" w:hAnsi="TH Sarabun New" w:cs="TH Sarabun New"/>
@@ -4069,7 +3486,6 @@
         </w:rPr>
         <w:t/>
       </w:r>
-      <w:proofErr w:type="spellEnd"/>
       <w:r>
         <w:rPr>
           <w:rFonts w:ascii="TH Sarabun New" w:hAnsi="TH Sarabun New" w:cs="TH Sarabun New"/>
@@ -4078,24 +3494,45 @@
         </w:rPr>
         <w:t/>
       </w:r>
-      <w:r>
-        <w:rPr>
-          <w:rFonts w:ascii="TH Sarabun New" w:hAnsi="TH Sarabun New" w:cs="TH Sarabun New"/>
-          <w:sz w:val="32"/>
-          <w:szCs w:val="32"/>
-          <w:cs/>
-        </w:rPr>
-        <w:t xml:space="preserve"> </w:t>
-      </w:r>
-      <w:r>
-        <w:rPr>
-          <w:rFonts w:ascii="TH Sarabun New" w:hAnsi="TH Sarabun New" w:cs="TH Sarabun New"/>
-          <w:sz w:val="32"/>
-          <w:szCs w:val="32"/>
-        </w:rPr>
-        <w:t>{{assistant_other_working}}</w:t>
-      </w:r>
-      <w:proofErr w:type="spellStart"/>
+    </w:p>
+    <w:p>
+      <w:pPr>
+        <w:spacing w:after="0" w:line="240" w:lineRule="auto"/>
+        <w:ind w:firstLine="2268"/>
+        <w:rPr>
+          <w:rFonts w:ascii="TH Sarabun New" w:hAnsi="TH Sarabun New" w:cs="TH Sarabun New"/>
+          <w:sz w:val="32"/>
+          <w:szCs w:val="32"/>
+        </w:rPr>
+      </w:pPr>
+      <w:r>
+        <w:rPr>
+          <w:rFonts w:ascii="TH Sarabun New" w:hAnsi="TH Sarabun New" w:cs="TH Sarabun New"/>
+          <w:sz w:val="32"/>
+          <w:szCs w:val="32"/>
+          <w:cs/>
+        </w:rPr>
+        <w:t>ผลงานทางวิชาการในลักษณะอื่นนี้เคยใช้สำหรับพิจารณาขอกำหนดตำแหน่ง       ผู้ช่วยศาสตราจารย์มาแล้วหรือไม่</w:t>
+      </w:r>
+    </w:p>
+    <w:p>
+      <w:pPr>
+        <w:spacing w:after="0" w:line="240" w:lineRule="auto"/>
+        <w:ind w:left="1755" w:firstLine="720"/>
+        <w:rPr>
+          <w:rFonts w:ascii="TH Sarabun New" w:hAnsi="TH Sarabun New" w:cs="TH Sarabun New"/>
+          <w:sz w:val="32"/>
+          <w:szCs w:val="32"/>
+        </w:rPr>
+      </w:pPr>
+      <w:r>
+        <w:rPr>
+          <w:rFonts w:ascii="TH Sarabun New" w:hAnsi="TH Sarabun New" w:cs="TH Sarabun New"/>
+          <w:sz w:val="32"/>
+          <w:szCs w:val="32"/>
+        </w:rPr>
+        <w:t>{{assistant_not_used_other}}</w:t>
+      </w:r>
       <w:r>
         <w:rPr>
           <w:rFonts w:ascii="TH Sarabun New" w:hAnsi="TH Sarabun New" w:cs="TH Sarabun New"/>
@@ -4120,7 +3557,34 @@
         </w:rPr>
         <w:t/>
       </w:r>
-      <w:proofErr w:type="spellEnd"/>
+      <w:r>
+        <w:rPr>
+          <w:rFonts w:ascii="TH Sarabun New" w:hAnsi="TH Sarabun New" w:cs="TH Sarabun New"/>
+          <w:sz w:val="32"/>
+          <w:szCs w:val="32"/>
+          <w:cs/>
+        </w:rPr>
+        <w:t xml:space="preserve">  ไม่เคยใช้</w:t>
+      </w:r>
+    </w:p>
+    <w:p>
+      <w:pPr>
+        <w:spacing w:after="0" w:line="240" w:lineRule="auto"/>
+        <w:ind w:left="1755" w:firstLine="720"/>
+        <w:rPr>
+          <w:rFonts w:ascii="TH Sarabun New" w:hAnsi="TH Sarabun New" w:cs="TH Sarabun New"/>
+          <w:sz w:val="32"/>
+          <w:szCs w:val="32"/>
+        </w:rPr>
+      </w:pPr>
+      <w:r>
+        <w:rPr>
+          <w:rFonts w:ascii="TH Sarabun New" w:hAnsi="TH Sarabun New" w:cs="TH Sarabun New"/>
+          <w:sz w:val="32"/>
+          <w:szCs w:val="32"/>
+        </w:rPr>
+        <w:t>{{assistant_is_used_other}}</w:t>
+      </w:r>
       <w:r>
         <w:rPr>
           <w:rFonts w:ascii="TH Sarabun New" w:hAnsi="TH Sarabun New" w:cs="TH Sarabun New"/>
@@ -4129,46 +3593,6 @@
         </w:rPr>
         <w:t/>
       </w:r>
-    </w:p>
-    <w:p>
-      <w:pPr>
-        <w:spacing w:after="0" w:line="240" w:lineRule="auto"/>
-        <w:ind w:firstLine="2268"/>
-        <w:rPr>
-          <w:rFonts w:ascii="TH Sarabun New" w:hAnsi="TH Sarabun New" w:cs="TH Sarabun New"/>
-          <w:sz w:val="32"/>
-          <w:szCs w:val="32"/>
-        </w:rPr>
-      </w:pPr>
-      <w:r>
-        <w:rPr>
-          <w:rFonts w:ascii="TH Sarabun New" w:hAnsi="TH Sarabun New" w:cs="TH Sarabun New"/>
-          <w:sz w:val="32"/>
-          <w:szCs w:val="32"/>
-          <w:cs/>
-        </w:rPr>
-        <w:t>ผลงานทางวิชาการในลักษณะอื่นนี้เคยใช้สำหรับพิจารณาขอกำหนดตำแหน่ง       ผู้ช่วยศาสตราจารย์มาแล้วหรือไม่</w:t>
-      </w:r>
-    </w:p>
-    <w:p>
-      <w:pPr>
-        <w:spacing w:after="0" w:line="240" w:lineRule="auto"/>
-        <w:ind w:left="1755" w:firstLine="720"/>
-        <w:rPr>
-          <w:rFonts w:ascii="TH Sarabun New" w:hAnsi="TH Sarabun New" w:cs="TH Sarabun New"/>
-          <w:sz w:val="32"/>
-          <w:szCs w:val="32"/>
-        </w:rPr>
-      </w:pPr>
-      <w:r>
-        <w:rPr>
-          <w:rFonts w:ascii="TH Sarabun New" w:hAnsi="TH Sarabun New" w:cs="TH Sarabun New"/>
-          <w:sz w:val="32"/>
-          <w:szCs w:val="32"/>
-        </w:rPr>
-        <w:t>{{assistant_not_used_other}}</w:t>
-      </w:r>
-      <w:proofErr w:type="spellStart"/>
       <w:r>
         <w:rPr>
           <w:rFonts w:ascii="TH Sarabun New" w:hAnsi="TH Sarabun New" w:cs="TH Sarabun New"/>
@@ -4190,85 +3614,6 @@
           <w:rFonts w:ascii="TH Sarabun New" w:hAnsi="TH Sarabun New" w:cs="TH Sarabun New"/>
           <w:sz w:val="32"/>
           <w:szCs w:val="32"/>
-        </w:rPr>
-        <w:t/>
-      </w:r>
-      <w:proofErr w:type="spellEnd"/>
-      <w:r>
-        <w:rPr>
-          <w:rFonts w:ascii="TH Sarabun New" w:hAnsi="TH Sarabun New" w:cs="TH Sarabun New"/>
-          <w:sz w:val="32"/>
-          <w:szCs w:val="32"/>
-        </w:rPr>
-        <w:t/>
-      </w:r>
-      <w:r>
-        <w:rPr>
-          <w:rFonts w:ascii="TH Sarabun New" w:hAnsi="TH Sarabun New" w:cs="TH Sarabun New"/>
-          <w:sz w:val="32"/>
-          <w:szCs w:val="32"/>
-          <w:cs/>
-        </w:rPr>
-        <w:t xml:space="preserve">  ไม่เคยใช้</w:t>
-      </w:r>
-    </w:p>
-    <w:p>
-      <w:pPr>
-        <w:spacing w:after="0" w:line="240" w:lineRule="auto"/>
-        <w:ind w:left="1755" w:firstLine="720"/>
-        <w:rPr>
-          <w:rFonts w:ascii="TH Sarabun New" w:hAnsi="TH Sarabun New" w:cs="TH Sarabun New"/>
-          <w:sz w:val="32"/>
-          <w:szCs w:val="32"/>
-        </w:rPr>
-      </w:pPr>
-      <w:r>
-        <w:rPr>
-          <w:rFonts w:ascii="TH Sarabun New" w:hAnsi="TH Sarabun New" w:cs="TH Sarabun New"/>
-          <w:sz w:val="32"/>
-          <w:szCs w:val="32"/>
-        </w:rPr>
-        <w:t>{{assistant_is_used_other}}</w:t>
-      </w:r>
-      <w:proofErr w:type="spellStart"/>
-      <w:r>
-        <w:rPr>
-          <w:rFonts w:ascii="TH Sarabun New" w:hAnsi="TH Sarabun New" w:cs="TH Sarabun New"/>
-          <w:sz w:val="32"/>
-          <w:szCs w:val="32"/>
-        </w:rPr>
-        <w:t/>
-      </w:r>
-      <w:r>
-        <w:rPr>
-          <w:rFonts w:ascii="TH Sarabun New" w:hAnsi="TH Sarabun New" w:cs="TH Sarabun New"/>
-          <w:sz w:val="32"/>
-          <w:szCs w:val="32"/>
-        </w:rPr>
-        <w:t/>
-      </w:r>
-      <w:r>
-        <w:rPr>
-          <w:rFonts w:ascii="TH Sarabun New" w:hAnsi="TH Sarabun New" w:cs="TH Sarabun New"/>
-          <w:sz w:val="32"/>
-          <w:szCs w:val="32"/>
-        </w:rPr>
-        <w:t/>
-      </w:r>
-      <w:proofErr w:type="spellEnd"/>
-      <w:r>
-        <w:rPr>
-          <w:rFonts w:ascii="TH Sarabun New" w:hAnsi="TH Sarabun New" w:cs="TH Sarabun New"/>
-          <w:sz w:val="32"/>
-          <w:szCs w:val="32"/>
-        </w:rPr>
-        <w:t/>
-      </w:r>
-      <w:r>
-        <w:rPr>
-          <w:rFonts w:ascii="TH Sarabun New" w:hAnsi="TH Sarabun New" w:cs="TH Sarabun New"/>
-          <w:sz w:val="32"/>
-          <w:szCs w:val="32"/>
           <w:cs/>
         </w:rPr>
         <w:t xml:space="preserve">  </w:t>
@@ -4333,25 +3678,7 @@
           <w:sz w:val="32"/>
           <w:szCs w:val="32"/>
         </w:rPr>
-        <w:t>{{assistant_used_other_year}} </w:t>
-      </w:r>
-      <w:proofErr w:type="spellStart"/>
-      <w:r>
-        <w:rPr>
-          <w:rFonts w:ascii="TH Sarabun New" w:hAnsi="TH Sarabun New" w:cs="TH Sarabun New"/>
-          <w:sz w:val="32"/>
-          <w:szCs w:val="32"/>
-        </w:rPr>
-        <w:t/>
-      </w:r>
-      <w:proofErr w:type="spellEnd"/>
-      <w:r>
-        <w:rPr>
-          <w:rFonts w:ascii="TH Sarabun New" w:hAnsi="TH Sarabun New" w:cs="TH Sarabun New"/>
-          <w:sz w:val="32"/>
-          <w:szCs w:val="32"/>
-        </w:rPr>
-        <w:t xml:space="preserve"/>
+        <w:t xml:space="preserve">{{assistant_used_other_year}} </w:t>
       </w:r>
       <w:r>
         <w:rPr>
@@ -4370,24 +3697,6 @@
         </w:rPr>
         <w:t>{{assistant_used_other_level}}</w:t>
       </w:r>
-      <w:proofErr w:type="spellStart"/>
-      <w:r>
-        <w:rPr>
-          <w:rFonts w:ascii="TH Sarabun New" w:hAnsi="TH Sarabun New" w:cs="TH Sarabun New"/>
-          <w:sz w:val="32"/>
-          <w:szCs w:val="32"/>
-        </w:rPr>
-        <w:t/>
-      </w:r>
-      <w:proofErr w:type="spellEnd"/>
-      <w:r>
-        <w:rPr>
-          <w:rFonts w:ascii="TH Sarabun New" w:hAnsi="TH Sarabun New" w:cs="TH Sarabun New"/>
-          <w:sz w:val="32"/>
-          <w:szCs w:val="32"/>
-        </w:rPr>
-        <w:t/>
-      </w:r>
       <w:r>
         <w:rPr>
           <w:rFonts w:ascii="TH Sarabun New" w:hAnsi="TH Sarabun New" w:cs="TH Sarabun New"/>
@@ -4431,24 +3740,6 @@
           <w:szCs w:val="32"/>
         </w:rPr>
         <w:t xml:space="preserve"> {{/assistant_other_working_list}}</w:t>
-      </w:r>
-      <w:proofErr w:type="spellStart"/>
-      <w:r>
-        <w:rPr>
-          <w:rFonts w:ascii="TH Sarabun New" w:hAnsi="TH Sarabun New" w:cs="TH Sarabun New"/>
-          <w:sz w:val="32"/>
-          <w:szCs w:val="32"/>
-        </w:rPr>
-        <w:t/>
-      </w:r>
-      <w:proofErr w:type="spellEnd"/>
-      <w:r>
-        <w:rPr>
-          <w:rFonts w:ascii="TH Sarabun New" w:hAnsi="TH Sarabun New" w:cs="TH Sarabun New"/>
-          <w:sz w:val="32"/>
-          <w:szCs w:val="32"/>
-        </w:rPr>
-        <w:t/>
       </w:r>
     </w:p>
     <w:p>
@@ -4545,7 +3836,81 @@
         <w:lastRenderedPageBreak/>
         <w:t>{{?assistant_book_working_list}}{{assistant_book_working_no}}</w:t>
       </w:r>
-      <w:proofErr w:type="spellStart"/>
+      <w:r>
+        <w:rPr>
+          <w:rFonts w:ascii="TH Sarabun New" w:hAnsi="TH Sarabun New" w:cs="TH Sarabun New"/>
+          <w:sz w:val="32"/>
+          <w:szCs w:val="32"/>
+          <w:cs/>
+        </w:rPr>
+        <w:t xml:space="preserve"> </w:t>
+      </w:r>
+      <w:r>
+        <w:rPr>
+          <w:rFonts w:ascii="TH Sarabun New" w:hAnsi="TH Sarabun New" w:cs="TH Sarabun New"/>
+          <w:sz w:val="32"/>
+          <w:szCs w:val="32"/>
+        </w:rPr>
+        <w:t>{{assistant_book_working}}</w:t>
+      </w:r>
+    </w:p>
+    <w:p>
+      <w:pPr>
+        <w:spacing w:after="0" w:line="240" w:lineRule="auto"/>
+        <w:ind w:left="1440" w:firstLine="720"/>
+        <w:rPr>
+          <w:rFonts w:ascii="TH Sarabun New" w:hAnsi="TH Sarabun New" w:cs="TH Sarabun New"/>
+          <w:sz w:val="32"/>
+          <w:szCs w:val="32"/>
+        </w:rPr>
+      </w:pPr>
+      <w:r>
+        <w:rPr>
+          <w:rFonts w:ascii="TH Sarabun New" w:hAnsi="TH Sarabun New" w:cs="TH Sarabun New"/>
+          <w:sz w:val="32"/>
+          <w:szCs w:val="32"/>
+          <w:cs/>
+        </w:rPr>
+        <w:t>ผลงานนี้เคยใช้สำหรับการพิจารณาขอกำหนดตำแหน่งผู้ช่วยศาสตราจารย์</w:t>
+      </w:r>
+    </w:p>
+    <w:p>
+      <w:pPr>
+        <w:spacing w:after="0" w:line="240" w:lineRule="auto"/>
+        <w:rPr>
+          <w:rFonts w:ascii="TH Sarabun New" w:hAnsi="TH Sarabun New" w:cs="TH Sarabun New"/>
+          <w:sz w:val="32"/>
+          <w:szCs w:val="32"/>
+        </w:rPr>
+      </w:pPr>
+      <w:r>
+        <w:rPr>
+          <w:rFonts w:ascii="TH Sarabun New" w:hAnsi="TH Sarabun New" w:cs="TH Sarabun New"/>
+          <w:sz w:val="32"/>
+          <w:szCs w:val="32"/>
+          <w:cs/>
+        </w:rPr>
+        <w:t>มาแล้วหรือไม่</w:t>
+      </w:r>
+    </w:p>
+    <w:p>
+      <w:pPr>
+        <w:spacing w:after="0" w:line="240" w:lineRule="auto"/>
+        <w:ind w:left="1755" w:firstLine="720"/>
+        <w:rPr>
+          <w:rFonts w:ascii="TH Sarabun New" w:hAnsi="TH Sarabun New" w:cs="TH Sarabun New"/>
+          <w:sz w:val="32"/>
+          <w:szCs w:val="32"/>
+        </w:rPr>
+      </w:pPr>
+      <w:r>
+        <w:rPr>
+          <w:rFonts w:ascii="TH Sarabun New" w:hAnsi="TH Sarabun New" w:cs="TH Sarabun New"/>
+          <w:sz w:val="32"/>
+          <w:szCs w:val="32"/>
+        </w:rPr>
+        <w:t>{{assistant_not_used_book}}</w:t>
+      </w:r>
       <w:r>
         <w:rPr>
           <w:rFonts w:ascii="TH Sarabun New" w:hAnsi="TH Sarabun New" w:cs="TH Sarabun New"/>
@@ -4554,7 +3919,6 @@
         </w:rPr>
         <w:t/>
       </w:r>
-      <w:proofErr w:type="spellEnd"/>
       <w:r>
         <w:rPr>
           <w:rFonts w:ascii="TH Sarabun New" w:hAnsi="TH Sarabun New" w:cs="TH Sarabun New"/>
@@ -4563,7 +3927,34 @@
         </w:rPr>
         <w:t/>
       </w:r>
-      <w:proofErr w:type="spellStart"/>
+      <w:r>
+        <w:rPr>
+          <w:rFonts w:ascii="TH Sarabun New" w:hAnsi="TH Sarabun New" w:cs="TH Sarabun New"/>
+          <w:sz w:val="32"/>
+          <w:szCs w:val="32"/>
+          <w:cs/>
+        </w:rPr>
+        <w:t xml:space="preserve">  ไม่เคยใช้</w:t>
+      </w:r>
+    </w:p>
+    <w:p>
+      <w:pPr>
+        <w:spacing w:after="0" w:line="240" w:lineRule="auto"/>
+        <w:ind w:left="1755" w:firstLine="720"/>
+        <w:rPr>
+          <w:rFonts w:ascii="TH Sarabun New" w:hAnsi="TH Sarabun New" w:cs="TH Sarabun New"/>
+          <w:sz w:val="32"/>
+          <w:szCs w:val="32"/>
+        </w:rPr>
+      </w:pPr>
+      <w:r>
+        <w:rPr>
+          <w:rFonts w:ascii="TH Sarabun New" w:hAnsi="TH Sarabun New" w:cs="TH Sarabun New"/>
+          <w:sz w:val="32"/>
+          <w:szCs w:val="32"/>
+        </w:rPr>
+        <w:t>{{assistant_is_used_book}}</w:t>
+      </w:r>
       <w:r>
         <w:rPr>
           <w:rFonts w:ascii="TH Sarabun New" w:hAnsi="TH Sarabun New" w:cs="TH Sarabun New"/>
@@ -4572,7 +3963,6 @@
         </w:rPr>
         <w:t/>
       </w:r>
-      <w:proofErr w:type="spellEnd"/>
       <w:r>
         <w:rPr>
           <w:rFonts w:ascii="TH Sarabun New" w:hAnsi="TH Sarabun New" w:cs="TH Sarabun New"/>
@@ -4588,195 +3978,6 @@
           <w:szCs w:val="32"/>
           <w:cs/>
         </w:rPr>
-        <w:t xml:space="preserve"> </w:t>
-      </w:r>
-      <w:r>
-        <w:rPr>
-          <w:rFonts w:ascii="TH Sarabun New" w:hAnsi="TH Sarabun New" w:cs="TH Sarabun New"/>
-          <w:sz w:val="32"/>
-          <w:szCs w:val="32"/>
-        </w:rPr>
-        <w:t>{{assistant_book_working}}</w:t>
-      </w:r>
-      <w:proofErr w:type="spellStart"/>
-      <w:r>
-        <w:rPr>
-          <w:rFonts w:ascii="TH Sarabun New" w:hAnsi="TH Sarabun New" w:cs="TH Sarabun New"/>
-          <w:sz w:val="32"/>
-          <w:szCs w:val="32"/>
-        </w:rPr>
-        <w:t/>
-      </w:r>
-      <w:proofErr w:type="spellEnd"/>
-      <w:r>
-        <w:rPr>
-          <w:rFonts w:ascii="TH Sarabun New" w:hAnsi="TH Sarabun New" w:cs="TH Sarabun New"/>
-          <w:sz w:val="32"/>
-          <w:szCs w:val="32"/>
-        </w:rPr>
-        <w:t/>
-      </w:r>
-    </w:p>
-    <w:p>
-      <w:pPr>
-        <w:spacing w:after="0" w:line="240" w:lineRule="auto"/>
-        <w:ind w:left="1440" w:firstLine="720"/>
-        <w:rPr>
-          <w:rFonts w:ascii="TH Sarabun New" w:hAnsi="TH Sarabun New" w:cs="TH Sarabun New"/>
-          <w:sz w:val="32"/>
-          <w:szCs w:val="32"/>
-        </w:rPr>
-      </w:pPr>
-      <w:r>
-        <w:rPr>
-          <w:rFonts w:ascii="TH Sarabun New" w:hAnsi="TH Sarabun New" w:cs="TH Sarabun New"/>
-          <w:sz w:val="32"/>
-          <w:szCs w:val="32"/>
-          <w:cs/>
-        </w:rPr>
-        <w:t>ผลงานนี้เคยใช้สำหรับการพิจารณาขอกำหนดตำแหน่งผู้ช่วยศาสตราจารย์</w:t>
-      </w:r>
-    </w:p>
-    <w:p>
-      <w:pPr>
-        <w:spacing w:after="0" w:line="240" w:lineRule="auto"/>
-        <w:rPr>
-          <w:rFonts w:ascii="TH Sarabun New" w:hAnsi="TH Sarabun New" w:cs="TH Sarabun New"/>
-          <w:sz w:val="32"/>
-          <w:szCs w:val="32"/>
-        </w:rPr>
-      </w:pPr>
-      <w:r>
-        <w:rPr>
-          <w:rFonts w:ascii="TH Sarabun New" w:hAnsi="TH Sarabun New" w:cs="TH Sarabun New"/>
-          <w:sz w:val="32"/>
-          <w:szCs w:val="32"/>
-          <w:cs/>
-        </w:rPr>
-        <w:t>มาแล้วหรือไม่</w:t>
-      </w:r>
-    </w:p>
-    <w:p>
-      <w:pPr>
-        <w:spacing w:after="0" w:line="240" w:lineRule="auto"/>
-        <w:ind w:left="1755" w:firstLine="720"/>
-        <w:rPr>
-          <w:rFonts w:ascii="TH Sarabun New" w:hAnsi="TH Sarabun New" w:cs="TH Sarabun New"/>
-          <w:sz w:val="32"/>
-          <w:szCs w:val="32"/>
-        </w:rPr>
-      </w:pPr>
-      <w:r>
-        <w:rPr>
-          <w:rFonts w:ascii="TH Sarabun New" w:hAnsi="TH Sarabun New" w:cs="TH Sarabun New"/>
-          <w:sz w:val="32"/>
-          <w:szCs w:val="32"/>
-        </w:rPr>
-        <w:t>{{assistant_not_used_book}}</w:t>
-      </w:r>
-      <w:proofErr w:type="spellStart"/>
-      <w:r>
-        <w:rPr>
-          <w:rFonts w:ascii="TH Sarabun New" w:hAnsi="TH Sarabun New" w:cs="TH Sarabun New"/>
-          <w:sz w:val="32"/>
-          <w:szCs w:val="32"/>
-        </w:rPr>
-        <w:t/>
-      </w:r>
-      <w:r>
-        <w:rPr>
-          <w:rFonts w:ascii="TH Sarabun New" w:hAnsi="TH Sarabun New" w:cs="TH Sarabun New"/>
-          <w:sz w:val="32"/>
-          <w:szCs w:val="32"/>
-        </w:rPr>
-        <w:t/>
-      </w:r>
-      <w:r>
-        <w:rPr>
-          <w:rFonts w:ascii="TH Sarabun New" w:hAnsi="TH Sarabun New" w:cs="TH Sarabun New"/>
-          <w:sz w:val="32"/>
-          <w:szCs w:val="32"/>
-        </w:rPr>
-        <w:t/>
-      </w:r>
-      <w:proofErr w:type="spellEnd"/>
-      <w:r>
-        <w:rPr>
-          <w:rFonts w:ascii="TH Sarabun New" w:hAnsi="TH Sarabun New" w:cs="TH Sarabun New"/>
-          <w:sz w:val="32"/>
-          <w:szCs w:val="32"/>
-        </w:rPr>
-        <w:t/>
-      </w:r>
-      <w:r>
-        <w:rPr>
-          <w:rFonts w:ascii="TH Sarabun New" w:hAnsi="TH Sarabun New" w:cs="TH Sarabun New"/>
-          <w:sz w:val="32"/>
-          <w:szCs w:val="32"/>
-          <w:cs/>
-        </w:rPr>
-        <w:t xml:space="preserve">  ไม่เคยใช้</w:t>
-      </w:r>
-    </w:p>
-    <w:p>
-      <w:pPr>
-        <w:spacing w:after="0" w:line="240" w:lineRule="auto"/>
-        <w:ind w:left="1755" w:firstLine="720"/>
-        <w:rPr>
-          <w:rFonts w:ascii="TH Sarabun New" w:hAnsi="TH Sarabun New" w:cs="TH Sarabun New"/>
-          <w:sz w:val="32"/>
-          <w:szCs w:val="32"/>
-        </w:rPr>
-      </w:pPr>
-      <w:r>
-        <w:rPr>
-          <w:rFonts w:ascii="TH Sarabun New" w:hAnsi="TH Sarabun New" w:cs="TH Sarabun New"/>
-          <w:sz w:val="32"/>
-          <w:szCs w:val="32"/>
-        </w:rPr>
-        <w:t>{{assistant_is_used_book}}</w:t>
-      </w:r>
-      <w:proofErr w:type="spellStart"/>
-      <w:r>
-        <w:rPr>
-          <w:rFonts w:ascii="TH Sarabun New" w:hAnsi="TH Sarabun New" w:cs="TH Sarabun New"/>
-          <w:sz w:val="32"/>
-          <w:szCs w:val="32"/>
-        </w:rPr>
-        <w:t/>
-      </w:r>
-      <w:r>
-        <w:rPr>
-          <w:rFonts w:ascii="TH Sarabun New" w:hAnsi="TH Sarabun New" w:cs="TH Sarabun New"/>
-          <w:sz w:val="32"/>
-          <w:szCs w:val="32"/>
-        </w:rPr>
-        <w:t/>
-      </w:r>
-      <w:r>
-        <w:rPr>
-          <w:rFonts w:ascii="TH Sarabun New" w:hAnsi="TH Sarabun New" w:cs="TH Sarabun New"/>
-          <w:sz w:val="32"/>
-          <w:szCs w:val="32"/>
-        </w:rPr>
-        <w:t/>
-      </w:r>
-      <w:proofErr w:type="spellEnd"/>
-      <w:r>
-        <w:rPr>
-          <w:rFonts w:ascii="TH Sarabun New" w:hAnsi="TH Sarabun New" w:cs="TH Sarabun New"/>
-          <w:sz w:val="32"/>
-          <w:szCs w:val="32"/>
-        </w:rPr>
-        <w:t/>
-      </w:r>
-      <w:r>
-        <w:rPr>
-          <w:rFonts w:ascii="TH Sarabun New" w:hAnsi="TH Sarabun New" w:cs="TH Sarabun New"/>
-          <w:sz w:val="32"/>
-          <w:szCs w:val="32"/>
-          <w:cs/>
-        </w:rPr>
         <w:t xml:space="preserve">  </w:t>
       </w:r>
       <w:r>
@@ -4830,25 +4031,7 @@
           <w:sz w:val="32"/>
           <w:szCs w:val="32"/>
         </w:rPr>
-        <w:t>{{assistant_used_book_year}} </w:t>
-      </w:r>
-      <w:proofErr w:type="spellStart"/>
-      <w:r>
-        <w:rPr>
-          <w:rFonts w:ascii="TH Sarabun New" w:hAnsi="TH Sarabun New" w:cs="TH Sarabun New"/>
-          <w:sz w:val="32"/>
-          <w:szCs w:val="32"/>
-        </w:rPr>
-        <w:t/>
-      </w:r>
-      <w:proofErr w:type="spellEnd"/>
-      <w:r>
-        <w:rPr>
-          <w:rFonts w:ascii="TH Sarabun New" w:hAnsi="TH Sarabun New" w:cs="TH Sarabun New"/>
-          <w:sz w:val="32"/>
-          <w:szCs w:val="32"/>
-        </w:rPr>
-        <w:t xml:space="preserve"/>
+        <w:t xml:space="preserve">{{assistant_used_book_year}} </w:t>
       </w:r>
       <w:r>
         <w:rPr>
@@ -4867,24 +4050,6 @@
         </w:rPr>
         <w:t>{{assistant_used_book_level}}</w:t>
       </w:r>
-      <w:proofErr w:type="spellStart"/>
-      <w:r>
-        <w:rPr>
-          <w:rFonts w:ascii="TH Sarabun New" w:hAnsi="TH Sarabun New" w:cs="TH Sarabun New"/>
-          <w:sz w:val="32"/>
-          <w:szCs w:val="32"/>
-        </w:rPr>
-        <w:t/>
-      </w:r>
-      <w:proofErr w:type="spellEnd"/>
-      <w:r>
-        <w:rPr>
-          <w:rFonts w:ascii="TH Sarabun New" w:hAnsi="TH Sarabun New" w:cs="TH Sarabun New"/>
-          <w:sz w:val="32"/>
-          <w:szCs w:val="32"/>
-        </w:rPr>
-        <w:t/>
-      </w:r>
       <w:r>
         <w:rPr>
           <w:rFonts w:ascii="TH Sarabun New" w:hAnsi="TH Sarabun New" w:cs="TH Sarabun New"/>
@@ -4928,24 +4093,6 @@
           <w:szCs w:val="32"/>
         </w:rPr>
         <w:t xml:space="preserve"> {{/assistant_book_working_list}}</w:t>
-      </w:r>
-      <w:proofErr w:type="spellStart"/>
-      <w:r>
-        <w:rPr>
-          <w:rFonts w:ascii="TH Sarabun New" w:hAnsi="TH Sarabun New" w:cs="TH Sarabun New"/>
-          <w:sz w:val="32"/>
-          <w:szCs w:val="32"/>
-        </w:rPr>
-        <w:t/>
-      </w:r>
-      <w:proofErr w:type="spellEnd"/>
-      <w:r>
-        <w:rPr>
-          <w:rFonts w:ascii="TH Sarabun New" w:hAnsi="TH Sarabun New" w:cs="TH Sarabun New"/>
-          <w:sz w:val="32"/>
-          <w:szCs w:val="32"/>
-        </w:rPr>
-        <w:t/>
       </w:r>
     </w:p>
     <w:p>
@@ -5296,24 +4443,6 @@
           <w:szCs w:val="32"/>
         </w:rPr>
         <w:t>{{associate_research_working}}</w:t>
-      </w:r>
-      <w:proofErr w:type="spellStart"/>
-      <w:r>
-        <w:rPr>
-          <w:rFonts w:ascii="TH Sarabun New" w:hAnsi="TH Sarabun New" w:cs="TH Sarabun New"/>
-          <w:sz w:val="32"/>
-          <w:szCs w:val="32"/>
-        </w:rPr>
-        <w:t/>
-      </w:r>
-      <w:proofErr w:type="spellEnd"/>
-      <w:r>
-        <w:rPr>
-          <w:rFonts w:ascii="TH Sarabun New" w:hAnsi="TH Sarabun New" w:cs="TH Sarabun New"/>
-          <w:sz w:val="32"/>
-          <w:szCs w:val="32"/>
-        </w:rPr>
-        <w:t/>
       </w:r>
     </w:p>
     <w:p>
@@ -5357,7 +4486,6 @@
         </w:rPr>
         <w:t>{{associate_not_used_research}}</w:t>
       </w:r>
-      <w:proofErr w:type="spellStart"/>
       <w:r>
         <w:rPr>
           <w:rFonts w:ascii="TH Sarabun New" w:hAnsi="TH Sarabun New" w:cs="TH Sarabun New"/>
@@ -5379,10 +4507,37 @@
           <w:rFonts w:ascii="TH Sarabun New" w:hAnsi="TH Sarabun New" w:cs="TH Sarabun New"/>
           <w:sz w:val="32"/>
           <w:szCs w:val="32"/>
+          <w:cs/>
+        </w:rPr>
+        <w:t xml:space="preserve">  ไม่เคยใช้</w:t>
+      </w:r>
+    </w:p>
+    <w:p>
+      <w:pPr>
+        <w:spacing w:after="0" w:line="240" w:lineRule="auto"/>
+        <w:ind w:left="1755" w:firstLine="720"/>
+        <w:rPr>
+          <w:rFonts w:ascii="TH Sarabun New" w:hAnsi="TH Sarabun New" w:cs="TH Sarabun New"/>
+          <w:sz w:val="32"/>
+          <w:szCs w:val="32"/>
+        </w:rPr>
+      </w:pPr>
+      <w:r>
+        <w:rPr>
+          <w:rFonts w:ascii="TH Sarabun New" w:hAnsi="TH Sarabun New" w:cs="TH Sarabun New"/>
+          <w:sz w:val="32"/>
+          <w:szCs w:val="32"/>
+        </w:rPr>
+        <w:t>{{associate_is_used_research}}</w:t>
+      </w:r>
+      <w:r>
+        <w:rPr>
+          <w:rFonts w:ascii="TH Sarabun New" w:hAnsi="TH Sarabun New" w:cs="TH Sarabun New"/>
+          <w:sz w:val="32"/>
+          <w:szCs w:val="32"/>
         </w:rPr>
         <w:t/>
       </w:r>
-      <w:proofErr w:type="spellEnd"/>
       <w:r>
         <w:rPr>
           <w:rFonts w:ascii="TH Sarabun New" w:hAnsi="TH Sarabun New" w:cs="TH Sarabun New"/>
@@ -5398,68 +4553,6 @@
           <w:szCs w:val="32"/>
           <w:cs/>
         </w:rPr>
-        <w:t xml:space="preserve">  ไม่เคยใช้</w:t>
-      </w:r>
-    </w:p>
-    <w:p>
-      <w:pPr>
-        <w:spacing w:after="0" w:line="240" w:lineRule="auto"/>
-        <w:ind w:left="1755" w:firstLine="720"/>
-        <w:rPr>
-          <w:rFonts w:ascii="TH Sarabun New" w:hAnsi="TH Sarabun New" w:cs="TH Sarabun New"/>
-          <w:sz w:val="32"/>
-          <w:szCs w:val="32"/>
-        </w:rPr>
-      </w:pPr>
-      <w:r>
-        <w:rPr>
-          <w:rFonts w:ascii="TH Sarabun New" w:hAnsi="TH Sarabun New" w:cs="TH Sarabun New"/>
-          <w:sz w:val="32"/>
-          <w:szCs w:val="32"/>
-        </w:rPr>
-        <w:t>{{associate_is_used_research}}</w:t>
-      </w:r>
-      <w:proofErr w:type="spellStart"/>
-      <w:r>
-        <w:rPr>
-          <w:rFonts w:ascii="TH Sarabun New" w:hAnsi="TH Sarabun New" w:cs="TH Sarabun New"/>
-          <w:sz w:val="32"/>
-          <w:szCs w:val="32"/>
-        </w:rPr>
-        <w:t/>
-      </w:r>
-      <w:r>
-        <w:rPr>
-          <w:rFonts w:ascii="TH Sarabun New" w:hAnsi="TH Sarabun New" w:cs="TH Sarabun New"/>
-          <w:sz w:val="32"/>
-          <w:szCs w:val="32"/>
-        </w:rPr>
-        <w:t/>
-      </w:r>
-      <w:r>
-        <w:rPr>
-          <w:rFonts w:ascii="TH Sarabun New" w:hAnsi="TH Sarabun New" w:cs="TH Sarabun New"/>
-          <w:sz w:val="32"/>
-          <w:szCs w:val="32"/>
-        </w:rPr>
-        <w:t/>
-      </w:r>
-      <w:proofErr w:type="spellEnd"/>
-      <w:r>
-        <w:rPr>
-          <w:rFonts w:ascii="TH Sarabun New" w:hAnsi="TH Sarabun New" w:cs="TH Sarabun New"/>
-          <w:sz w:val="32"/>
-          <w:szCs w:val="32"/>
-        </w:rPr>
-        <w:t/>
-      </w:r>
-      <w:r>
-        <w:rPr>
-          <w:rFonts w:ascii="TH Sarabun New" w:hAnsi="TH Sarabun New" w:cs="TH Sarabun New"/>
-          <w:sz w:val="32"/>
-          <w:szCs w:val="32"/>
-          <w:cs/>
-        </w:rPr>
         <w:t xml:space="preserve">  </w:t>
       </w:r>
       <w:r>
@@ -5524,24 +4617,6 @@
         </w:rPr>
         <w:t xml:space="preserve"> {{associate_used_research_year}}</w:t>
       </w:r>
-      <w:proofErr w:type="spellStart"/>
-      <w:r>
-        <w:rPr>
-          <w:rFonts w:ascii="TH Sarabun New" w:hAnsi="TH Sarabun New" w:cs="TH Sarabun New"/>
-          <w:sz w:val="32"/>
-          <w:szCs w:val="32"/>
-        </w:rPr>
-        <w:t/>
-      </w:r>
-      <w:proofErr w:type="spellEnd"/>
-      <w:r>
-        <w:rPr>
-          <w:rFonts w:ascii="TH Sarabun New" w:hAnsi="TH Sarabun New" w:cs="TH Sarabun New"/>
-          <w:sz w:val="32"/>
-          <w:szCs w:val="32"/>
-        </w:rPr>
-        <w:t/>
-      </w:r>
       <w:r>
         <w:rPr>
           <w:rFonts w:ascii="TH Sarabun New" w:hAnsi="TH Sarabun New" w:cs="TH Sarabun New"/>
@@ -5568,24 +4643,6 @@
         </w:rPr>
         <w:t>{{associate_used_research_level}}</w:t>
       </w:r>
-      <w:proofErr w:type="spellStart"/>
-      <w:r>
-        <w:rPr>
-          <w:rFonts w:ascii="TH Sarabun New" w:hAnsi="TH Sarabun New" w:cs="TH Sarabun New"/>
-          <w:sz w:val="32"/>
-          <w:szCs w:val="32"/>
-        </w:rPr>
-        <w:t/>
-      </w:r>
-      <w:proofErr w:type="spellEnd"/>
-      <w:r>
-        <w:rPr>
-          <w:rFonts w:ascii="TH Sarabun New" w:hAnsi="TH Sarabun New" w:cs="TH Sarabun New"/>
-          <w:sz w:val="32"/>
-          <w:szCs w:val="32"/>
-        </w:rPr>
-        <w:t/>
-      </w:r>
       <w:r>
         <w:rPr>
           <w:rFonts w:ascii="TH Sarabun New" w:hAnsi="TH Sarabun New" w:cs="TH Sarabun New"/>
@@ -5629,24 +4686,6 @@
           <w:szCs w:val="32"/>
         </w:rPr>
         <w:t xml:space="preserve"> {{/associate_research_working_list}}</w:t>
-      </w:r>
-      <w:proofErr w:type="spellStart"/>
-      <w:r>
-        <w:rPr>
-          <w:rFonts w:ascii="TH Sarabun New" w:hAnsi="TH Sarabun New" w:cs="TH Sarabun New"/>
-          <w:sz w:val="32"/>
-          <w:szCs w:val="32"/>
-        </w:rPr>
-        <w:t/>
-      </w:r>
-      <w:proofErr w:type="spellEnd"/>
-      <w:r>
-        <w:rPr>
-          <w:rFonts w:ascii="TH Sarabun New" w:hAnsi="TH Sarabun New" w:cs="TH Sarabun New"/>
-          <w:sz w:val="32"/>
-          <w:szCs w:val="32"/>
-        </w:rPr>
-        <w:t/>
       </w:r>
     </w:p>
     <w:p>
@@ -5723,7 +4762,98 @@
         </w:rPr>
         <w:t>{{?associate_other_working_list}}{{associate_other_working_no}}</w:t>
       </w:r>
-      <w:proofErr w:type="spellStart"/>
+      <w:r>
+        <w:rPr>
+          <w:rFonts w:ascii="TH Sarabun New" w:hAnsi="TH Sarabun New" w:cs="TH Sarabun New"/>
+          <w:sz w:val="32"/>
+          <w:szCs w:val="32"/>
+          <w:cs/>
+        </w:rPr>
+        <w:t xml:space="preserve"> </w:t>
+      </w:r>
+      <w:r>
+        <w:rPr>
+          <w:rFonts w:ascii="TH Sarabun New" w:hAnsi="TH Sarabun New" w:cs="TH Sarabun New"/>
+          <w:sz w:val="32"/>
+          <w:szCs w:val="32"/>
+        </w:rPr>
+        <w:t>{{associate_other_working}}</w:t>
+      </w:r>
+    </w:p>
+    <w:p>
+      <w:pPr>
+        <w:spacing w:after="0" w:line="240" w:lineRule="auto"/>
+        <w:ind w:firstLine="2127"/>
+        <w:rPr>
+          <w:rFonts w:ascii="TH Sarabun New" w:hAnsi="TH Sarabun New" w:cs="TH Sarabun New"/>
+          <w:sz w:val="32"/>
+          <w:szCs w:val="32"/>
+        </w:rPr>
+      </w:pPr>
+      <w:r>
+        <w:rPr>
+          <w:rFonts w:ascii="TH Sarabun New" w:hAnsi="TH Sarabun New" w:cs="TH Sarabun New"/>
+          <w:sz w:val="32"/>
+          <w:szCs w:val="32"/>
+          <w:cs/>
+        </w:rPr>
+        <w:t>ผลงานทางวิชาการในลักษณะอื่นนี้เคยใช้สำหรับการพิจารณาขอกำหน</w:t>
+      </w:r>
+      <w:r>
+        <w:rPr>
+          <w:rFonts w:ascii="TH Sarabun New" w:hAnsi="TH Sarabun New" w:cs="TH Sarabun New"/>
+          <w:sz w:val="32"/>
+          <w:szCs w:val="32"/>
+          <w:cs/>
+        </w:rPr>
+        <w:t>ด</w:t>
+      </w:r>
+      <w:r>
+        <w:rPr>
+          <w:rFonts w:ascii="TH Sarabun New" w:hAnsi="TH Sarabun New" w:cs="TH Sarabun New"/>
+          <w:sz w:val="32"/>
+          <w:szCs w:val="32"/>
+          <w:cs/>
+        </w:rPr>
+        <w:t>ตำแหน่ง</w:t>
+      </w:r>
+      <w:r>
+        <w:rPr>
+          <w:rFonts w:ascii="TH Sarabun New" w:hAnsi="TH Sarabun New" w:cs="TH Sarabun New"/>
+          <w:sz w:val="32"/>
+          <w:szCs w:val="32"/>
+          <w:cs/>
+        </w:rPr>
+        <w:t xml:space="preserve">              </w:t>
+      </w:r>
+      <w:r>
+        <w:rPr>
+          <w:rFonts w:ascii="TH Sarabun New" w:hAnsi="TH Sarabun New" w:cs="TH Sarabun New"/>
+          <w:sz w:val="32"/>
+          <w:szCs w:val="32"/>
+          <w:cs/>
+        </w:rPr>
+        <w:t>ผู้ช่วยศาสตราจารย์และ/หรือตำแหน่งรองศาสตราจารย์มาแล้วหรือไม่</w:t>
+      </w:r>
+    </w:p>
+    <w:p>
+      <w:pPr>
+        <w:spacing w:after="0" w:line="240" w:lineRule="auto"/>
+        <w:ind w:left="1755" w:firstLine="720"/>
+        <w:rPr>
+          <w:rFonts w:ascii="TH Sarabun New" w:hAnsi="TH Sarabun New" w:cs="TH Sarabun New"/>
+          <w:sz w:val="32"/>
+          <w:szCs w:val="32"/>
+        </w:rPr>
+      </w:pPr>
+      <w:r>
+        <w:rPr>
+          <w:rFonts w:ascii="TH Sarabun New" w:hAnsi="TH Sarabun New" w:cs="TH Sarabun New"/>
+          <w:sz w:val="32"/>
+          <w:szCs w:val="32"/>
+        </w:rPr>
+        <w:t>{{associate_not_used_other}}</w:t>
+      </w:r>
       <w:r>
         <w:rPr>
           <w:rFonts w:ascii="TH Sarabun New" w:hAnsi="TH Sarabun New" w:cs="TH Sarabun New"/>
@@ -5732,7 +4862,6 @@
         </w:rPr>
         <w:t/>
       </w:r>
-      <w:proofErr w:type="spellEnd"/>
       <w:r>
         <w:rPr>
           <w:rFonts w:ascii="TH Sarabun New" w:hAnsi="TH Sarabun New" w:cs="TH Sarabun New"/>
@@ -5741,7 +4870,34 @@
         </w:rPr>
         <w:t/>
       </w:r>
-      <w:proofErr w:type="spellStart"/>
+      <w:r>
+        <w:rPr>
+          <w:rFonts w:ascii="TH Sarabun New" w:hAnsi="TH Sarabun New" w:cs="TH Sarabun New"/>
+          <w:sz w:val="32"/>
+          <w:szCs w:val="32"/>
+          <w:cs/>
+        </w:rPr>
+        <w:t xml:space="preserve">  ไม่เคยใช้</w:t>
+      </w:r>
+    </w:p>
+    <w:p>
+      <w:pPr>
+        <w:spacing w:after="0" w:line="240" w:lineRule="auto"/>
+        <w:ind w:left="1755" w:firstLine="720"/>
+        <w:rPr>
+          <w:rFonts w:ascii="TH Sarabun New" w:hAnsi="TH Sarabun New" w:cs="TH Sarabun New"/>
+          <w:sz w:val="32"/>
+          <w:szCs w:val="32"/>
+        </w:rPr>
+      </w:pPr>
+      <w:r>
+        <w:rPr>
+          <w:rFonts w:ascii="TH Sarabun New" w:hAnsi="TH Sarabun New" w:cs="TH Sarabun New"/>
+          <w:sz w:val="32"/>
+          <w:szCs w:val="32"/>
+        </w:rPr>
+        <w:t>{{associate_is_used_other}}</w:t>
+      </w:r>
       <w:r>
         <w:rPr>
           <w:rFonts w:ascii="TH Sarabun New" w:hAnsi="TH Sarabun New" w:cs="TH Sarabun New"/>
@@ -5750,7 +4906,6 @@
         </w:rPr>
         <w:t/>
       </w:r>
-      <w:proofErr w:type="spellEnd"/>
       <w:r>
         <w:rPr>
           <w:rFonts w:ascii="TH Sarabun New" w:hAnsi="TH Sarabun New" w:cs="TH Sarabun New"/>
@@ -5766,212 +4921,6 @@
           <w:szCs w:val="32"/>
           <w:cs/>
         </w:rPr>
-        <w:t xml:space="preserve"> </w:t>
-      </w:r>
-      <w:r>
-        <w:rPr>
-          <w:rFonts w:ascii="TH Sarabun New" w:hAnsi="TH Sarabun New" w:cs="TH Sarabun New"/>
-          <w:sz w:val="32"/>
-          <w:szCs w:val="32"/>
-        </w:rPr>
-        <w:t>{{associate_other_working}}</w:t>
-      </w:r>
-      <w:proofErr w:type="spellStart"/>
-      <w:r>
-        <w:rPr>
-          <w:rFonts w:ascii="TH Sarabun New" w:hAnsi="TH Sarabun New" w:cs="TH Sarabun New"/>
-          <w:sz w:val="32"/>
-          <w:szCs w:val="32"/>
-        </w:rPr>
-        <w:t/>
-      </w:r>
-      <w:proofErr w:type="spellEnd"/>
-      <w:r>
-        <w:rPr>
-          <w:rFonts w:ascii="TH Sarabun New" w:hAnsi="TH Sarabun New" w:cs="TH Sarabun New"/>
-          <w:sz w:val="32"/>
-          <w:szCs w:val="32"/>
-        </w:rPr>
-        <w:t/>
-      </w:r>
-    </w:p>
-    <w:p>
-      <w:pPr>
-        <w:spacing w:after="0" w:line="240" w:lineRule="auto"/>
-        <w:ind w:firstLine="2127"/>
-        <w:rPr>
-          <w:rFonts w:ascii="TH Sarabun New" w:hAnsi="TH Sarabun New" w:cs="TH Sarabun New"/>
-          <w:sz w:val="32"/>
-          <w:szCs w:val="32"/>
-        </w:rPr>
-      </w:pPr>
-      <w:r>
-        <w:rPr>
-          <w:rFonts w:ascii="TH Sarabun New" w:hAnsi="TH Sarabun New" w:cs="TH Sarabun New"/>
-          <w:sz w:val="32"/>
-          <w:szCs w:val="32"/>
-          <w:cs/>
-        </w:rPr>
-        <w:t>ผลงานทางวิชาการในลักษณะอื่นนี้เคยใช้สำหรับการพิจารณาขอกำหน</w:t>
-      </w:r>
-      <w:r>
-        <w:rPr>
-          <w:rFonts w:ascii="TH Sarabun New" w:hAnsi="TH Sarabun New" w:cs="TH Sarabun New"/>
-          <w:sz w:val="32"/>
-          <w:szCs w:val="32"/>
-          <w:cs/>
-        </w:rPr>
-        <w:t>ด</w:t>
-      </w:r>
-      <w:r>
-        <w:rPr>
-          <w:rFonts w:ascii="TH Sarabun New" w:hAnsi="TH Sarabun New" w:cs="TH Sarabun New"/>
-          <w:sz w:val="32"/>
-          <w:szCs w:val="32"/>
-          <w:cs/>
-        </w:rPr>
-        <w:t>ตำแหน่ง</w:t>
-      </w:r>
-      <w:r>
-        <w:rPr>
-          <w:rFonts w:ascii="TH Sarabun New" w:hAnsi="TH Sarabun New" w:cs="TH Sarabun New"/>
-          <w:sz w:val="32"/>
-          <w:szCs w:val="32"/>
-          <w:cs/>
-        </w:rPr>
-        <w:t xml:space="preserve">              </w:t>
-      </w:r>
-      <w:r>
-        <w:rPr>
-          <w:rFonts w:ascii="TH Sarabun New" w:hAnsi="TH Sarabun New" w:cs="TH Sarabun New"/>
-          <w:sz w:val="32"/>
-          <w:szCs w:val="32"/>
-          <w:cs/>
-        </w:rPr>
-        <w:t>ผู้ช่วยศาสตราจารย์และ/หรือตำแหน่งรองศาสตราจารย์มาแล้วหรือไม่</w:t>
-      </w:r>
-    </w:p>
-    <w:p>
-      <w:pPr>
-        <w:spacing w:after="0" w:line="240" w:lineRule="auto"/>
-        <w:ind w:left="1755" w:firstLine="720"/>
-        <w:rPr>
-          <w:rFonts w:ascii="TH Sarabun New" w:hAnsi="TH Sarabun New" w:cs="TH Sarabun New"/>
-          <w:sz w:val="32"/>
-          <w:szCs w:val="32"/>
-        </w:rPr>
-      </w:pPr>
-      <w:r>
-        <w:rPr>
-          <w:rFonts w:ascii="TH Sarabun New" w:hAnsi="TH Sarabun New" w:cs="TH Sarabun New"/>
-          <w:sz w:val="32"/>
-          <w:szCs w:val="32"/>
-        </w:rPr>
-        <w:t>{{associate_not_used_other}}</w:t>
-      </w:r>
-      <w:proofErr w:type="spellStart"/>
-      <w:r>
-        <w:rPr>
-          <w:rFonts w:ascii="TH Sarabun New" w:hAnsi="TH Sarabun New" w:cs="TH Sarabun New"/>
-          <w:sz w:val="32"/>
-          <w:szCs w:val="32"/>
-        </w:rPr>
-        <w:t/>
-      </w:r>
-      <w:r>
-        <w:rPr>
-          <w:rFonts w:ascii="TH Sarabun New" w:hAnsi="TH Sarabun New" w:cs="TH Sarabun New"/>
-          <w:sz w:val="32"/>
-          <w:szCs w:val="32"/>
-        </w:rPr>
-        <w:t/>
-      </w:r>
-      <w:r>
-        <w:rPr>
-          <w:rFonts w:ascii="TH Sarabun New" w:hAnsi="TH Sarabun New" w:cs="TH Sarabun New"/>
-          <w:sz w:val="32"/>
-          <w:szCs w:val="32"/>
-        </w:rPr>
-        <w:t/>
-      </w:r>
-      <w:proofErr w:type="spellEnd"/>
-      <w:r>
-        <w:rPr>
-          <w:rFonts w:ascii="TH Sarabun New" w:hAnsi="TH Sarabun New" w:cs="TH Sarabun New"/>
-          <w:sz w:val="32"/>
-          <w:szCs w:val="32"/>
-        </w:rPr>
-        <w:t/>
-      </w:r>
-      <w:r>
-        <w:rPr>
-          <w:rFonts w:ascii="TH Sarabun New" w:hAnsi="TH Sarabun New" w:cs="TH Sarabun New"/>
-          <w:sz w:val="32"/>
-          <w:szCs w:val="32"/>
-          <w:cs/>
-        </w:rPr>
-        <w:t xml:space="preserve">  ไม่เคยใช้</w:t>
-      </w:r>
-    </w:p>
-    <w:p>
-      <w:pPr>
-        <w:spacing w:after="0" w:line="240" w:lineRule="auto"/>
-        <w:ind w:left="1755" w:firstLine="720"/>
-        <w:rPr>
-          <w:rFonts w:ascii="TH Sarabun New" w:hAnsi="TH Sarabun New" w:cs="TH Sarabun New"/>
-          <w:sz w:val="32"/>
-          <w:szCs w:val="32"/>
-        </w:rPr>
-      </w:pPr>
-      <w:r>
-        <w:rPr>
-          <w:rFonts w:ascii="TH Sarabun New" w:hAnsi="TH Sarabun New" w:cs="TH Sarabun New"/>
-          <w:sz w:val="32"/>
-          <w:szCs w:val="32"/>
-        </w:rPr>
-        <w:t>{{associate_is_used_other}}</w:t>
-      </w:r>
-      <w:proofErr w:type="spellStart"/>
-      <w:r>
-        <w:rPr>
-          <w:rFonts w:ascii="TH Sarabun New" w:hAnsi="TH Sarabun New" w:cs="TH Sarabun New"/>
-          <w:sz w:val="32"/>
-          <w:szCs w:val="32"/>
-        </w:rPr>
-        <w:t/>
-      </w:r>
-      <w:r>
-        <w:rPr>
-          <w:rFonts w:ascii="TH Sarabun New" w:hAnsi="TH Sarabun New" w:cs="TH Sarabun New"/>
-          <w:sz w:val="32"/>
-          <w:szCs w:val="32"/>
-        </w:rPr>
-        <w:t/>
-      </w:r>
-      <w:r>
-        <w:rPr>
-          <w:rFonts w:ascii="TH Sarabun New" w:hAnsi="TH Sarabun New" w:cs="TH Sarabun New"/>
-          <w:sz w:val="32"/>
-          <w:szCs w:val="32"/>
-        </w:rPr>
-        <w:t/>
-      </w:r>
-      <w:proofErr w:type="spellEnd"/>
-      <w:r>
-        <w:rPr>
-          <w:rFonts w:ascii="TH Sarabun New" w:hAnsi="TH Sarabun New" w:cs="TH Sarabun New"/>
-          <w:sz w:val="32"/>
-          <w:szCs w:val="32"/>
-        </w:rPr>
-        <w:t/>
-      </w:r>
-      <w:r>
-        <w:rPr>
-          <w:rFonts w:ascii="TH Sarabun New" w:hAnsi="TH Sarabun New" w:cs="TH Sarabun New"/>
-          <w:sz w:val="32"/>
-          <w:szCs w:val="32"/>
-          <w:cs/>
-        </w:rPr>
         <w:t xml:space="preserve">  </w:t>
       </w:r>
       <w:r>
@@ -6027,24 +4976,6 @@
         </w:rPr>
         <w:t>.{{associate_used_other_year}}</w:t>
       </w:r>
-      <w:proofErr w:type="spellStart"/>
-      <w:r>
-        <w:rPr>
-          <w:rFonts w:ascii="TH Sarabun New" w:hAnsi="TH Sarabun New" w:cs="TH Sarabun New"/>
-          <w:sz w:val="32"/>
-          <w:szCs w:val="32"/>
-        </w:rPr>
-        <w:t/>
-      </w:r>
-      <w:proofErr w:type="spellEnd"/>
-      <w:r>
-        <w:rPr>
-          <w:rFonts w:ascii="TH Sarabun New" w:hAnsi="TH Sarabun New" w:cs="TH Sarabun New"/>
-          <w:sz w:val="32"/>
-          <w:szCs w:val="32"/>
-        </w:rPr>
-        <w:t/>
-      </w:r>
       <w:r>
         <w:rPr>
           <w:rFonts w:ascii="TH Sarabun New" w:hAnsi="TH Sarabun New" w:cs="TH Sarabun New"/>
@@ -6071,24 +5002,6 @@
         </w:rPr>
         <w:t>{{associate_used_other_level}}</w:t>
       </w:r>
-      <w:proofErr w:type="spellStart"/>
-      <w:r>
-        <w:rPr>
-          <w:rFonts w:ascii="TH Sarabun New" w:hAnsi="TH Sarabun New" w:cs="TH Sarabun New"/>
-          <w:sz w:val="32"/>
-          <w:szCs w:val="32"/>
-        </w:rPr>
-        <w:t/>
-      </w:r>
-      <w:proofErr w:type="spellEnd"/>
-      <w:r>
-        <w:rPr>
-          <w:rFonts w:ascii="TH Sarabun New" w:hAnsi="TH Sarabun New" w:cs="TH Sarabun New"/>
-          <w:sz w:val="32"/>
-          <w:szCs w:val="32"/>
-        </w:rPr>
-        <w:t/>
-      </w:r>
       <w:r>
         <w:rPr>
           <w:rFonts w:ascii="TH Sarabun New" w:hAnsi="TH Sarabun New" w:cs="TH Sarabun New"/>
@@ -6132,24 +5045,6 @@
           <w:szCs w:val="32"/>
         </w:rPr>
         <w:t xml:space="preserve"> {{/associate_other_working_list}}</w:t>
-      </w:r>
-      <w:proofErr w:type="spellStart"/>
-      <w:r>
-        <w:rPr>
-          <w:rFonts w:ascii="TH Sarabun New" w:hAnsi="TH Sarabun New" w:cs="TH Sarabun New"/>
-          <w:sz w:val="32"/>
-          <w:szCs w:val="32"/>
-        </w:rPr>
-        <w:t/>
-      </w:r>
-      <w:proofErr w:type="spellEnd"/>
-      <w:r>
-        <w:rPr>
-          <w:rFonts w:ascii="TH Sarabun New" w:hAnsi="TH Sarabun New" w:cs="TH Sarabun New"/>
-          <w:sz w:val="32"/>
-          <w:szCs w:val="32"/>
-        </w:rPr>
-        <w:t/>
       </w:r>
       <w:r>
         <w:rPr>
@@ -6262,42 +5157,6 @@
         </w:rPr>
         <w:t>{{?associate_book_working_list}}{{associate_book_working_no}}</w:t>
       </w:r>
-      <w:proofErr w:type="spellStart"/>
-      <w:r>
-        <w:rPr>
-          <w:rFonts w:ascii="TH Sarabun New" w:hAnsi="TH Sarabun New" w:cs="TH Sarabun New"/>
-          <w:sz w:val="32"/>
-          <w:szCs w:val="32"/>
-        </w:rPr>
-        <w:t/>
-      </w:r>
-      <w:proofErr w:type="spellEnd"/>
-      <w:r>
-        <w:rPr>
-          <w:rFonts w:ascii="TH Sarabun New" w:hAnsi="TH Sarabun New" w:cs="TH Sarabun New"/>
-          <w:sz w:val="32"/>
-          <w:szCs w:val="32"/>
-        </w:rPr>
-        <w:t/>
-      </w:r>
-      <w:proofErr w:type="spellStart"/>
-      <w:r>
-        <w:rPr>
-          <w:rFonts w:ascii="TH Sarabun New" w:hAnsi="TH Sarabun New" w:cs="TH Sarabun New"/>
-          <w:sz w:val="32"/>
-          <w:szCs w:val="32"/>
-        </w:rPr>
-        <w:t/>
-      </w:r>
-      <w:proofErr w:type="spellEnd"/>
-      <w:r>
-        <w:rPr>
-          <w:rFonts w:ascii="TH Sarabun New" w:hAnsi="TH Sarabun New" w:cs="TH Sarabun New"/>
-          <w:sz w:val="32"/>
-          <w:szCs w:val="32"/>
-        </w:rPr>
-        <w:t/>
-      </w:r>
       <w:r>
         <w:rPr>
           <w:rFonts w:ascii="TH Sarabun New" w:hAnsi="TH Sarabun New" w:cs="TH Sarabun New"/>
@@ -6314,24 +5173,6 @@
           <w:szCs w:val="32"/>
         </w:rPr>
         <w:t>{{associate_book_working}}</w:t>
-      </w:r>
-      <w:proofErr w:type="spellStart"/>
-      <w:r>
-        <w:rPr>
-          <w:rFonts w:ascii="TH Sarabun New" w:hAnsi="TH Sarabun New" w:cs="TH Sarabun New"/>
-          <w:sz w:val="32"/>
-          <w:szCs w:val="32"/>
-        </w:rPr>
-        <w:t/>
-      </w:r>
-      <w:proofErr w:type="spellEnd"/>
-      <w:r>
-        <w:rPr>
-          <w:rFonts w:ascii="TH Sarabun New" w:hAnsi="TH Sarabun New" w:cs="TH Sarabun New"/>
-          <w:sz w:val="32"/>
-          <w:szCs w:val="32"/>
-        </w:rPr>
-        <w:t/>
       </w:r>
     </w:p>
     <w:p>
@@ -6409,7 +5250,6 @@
         </w:rPr>
         <w:t>{{associate_not_used_book}}</w:t>
       </w:r>
-      <w:proofErr w:type="spellStart"/>
       <w:r>
         <w:rPr>
           <w:rFonts w:ascii="TH Sarabun New" w:hAnsi="TH Sarabun New" w:cs="TH Sarabun New"/>
@@ -6431,10 +5271,37 @@
           <w:rFonts w:ascii="TH Sarabun New" w:hAnsi="TH Sarabun New" w:cs="TH Sarabun New"/>
           <w:sz w:val="32"/>
           <w:szCs w:val="32"/>
+          <w:cs/>
+        </w:rPr>
+        <w:t xml:space="preserve">  ไม่เคยใช้</w:t>
+      </w:r>
+    </w:p>
+    <w:p>
+      <w:pPr>
+        <w:spacing w:after="0" w:line="240" w:lineRule="auto"/>
+        <w:ind w:left="1755" w:firstLine="720"/>
+        <w:rPr>
+          <w:rFonts w:ascii="TH Sarabun New" w:hAnsi="TH Sarabun New" w:cs="TH Sarabun New"/>
+          <w:sz w:val="32"/>
+          <w:szCs w:val="32"/>
+        </w:rPr>
+      </w:pPr>
+      <w:r>
+        <w:rPr>
+          <w:rFonts w:ascii="TH Sarabun New" w:hAnsi="TH Sarabun New" w:cs="TH Sarabun New"/>
+          <w:sz w:val="32"/>
+          <w:szCs w:val="32"/>
+        </w:rPr>
+        <w:t>{{associate_is_used_book}}</w:t>
+      </w:r>
+      <w:r>
+        <w:rPr>
+          <w:rFonts w:ascii="TH Sarabun New" w:hAnsi="TH Sarabun New" w:cs="TH Sarabun New"/>
+          <w:sz w:val="32"/>
+          <w:szCs w:val="32"/>
         </w:rPr>
         <w:t/>
       </w:r>
-      <w:proofErr w:type="spellEnd"/>
       <w:r>
         <w:rPr>
           <w:rFonts w:ascii="TH Sarabun New" w:hAnsi="TH Sarabun New" w:cs="TH Sarabun New"/>
@@ -6450,68 +5317,6 @@
           <w:szCs w:val="32"/>
           <w:cs/>
         </w:rPr>
-        <w:t xml:space="preserve">  ไม่เคยใช้</w:t>
-      </w:r>
-    </w:p>
-    <w:p>
-      <w:pPr>
-        <w:spacing w:after="0" w:line="240" w:lineRule="auto"/>
-        <w:ind w:left="1755" w:firstLine="720"/>
-        <w:rPr>
-          <w:rFonts w:ascii="TH Sarabun New" w:hAnsi="TH Sarabun New" w:cs="TH Sarabun New"/>
-          <w:sz w:val="32"/>
-          <w:szCs w:val="32"/>
-        </w:rPr>
-      </w:pPr>
-      <w:r>
-        <w:rPr>
-          <w:rFonts w:ascii="TH Sarabun New" w:hAnsi="TH Sarabun New" w:cs="TH Sarabun New"/>
-          <w:sz w:val="32"/>
-          <w:szCs w:val="32"/>
-        </w:rPr>
-        <w:t>{{associate_is_used_book}}</w:t>
-      </w:r>
-      <w:proofErr w:type="spellStart"/>
-      <w:r>
-        <w:rPr>
-          <w:rFonts w:ascii="TH Sarabun New" w:hAnsi="TH Sarabun New" w:cs="TH Sarabun New"/>
-          <w:sz w:val="32"/>
-          <w:szCs w:val="32"/>
-        </w:rPr>
-        <w:t/>
-      </w:r>
-      <w:r>
-        <w:rPr>
-          <w:rFonts w:ascii="TH Sarabun New" w:hAnsi="TH Sarabun New" w:cs="TH Sarabun New"/>
-          <w:sz w:val="32"/>
-          <w:szCs w:val="32"/>
-        </w:rPr>
-        <w:t/>
-      </w:r>
-      <w:r>
-        <w:rPr>
-          <w:rFonts w:ascii="TH Sarabun New" w:hAnsi="TH Sarabun New" w:cs="TH Sarabun New"/>
-          <w:sz w:val="32"/>
-          <w:szCs w:val="32"/>
-        </w:rPr>
-        <w:t/>
-      </w:r>
-      <w:proofErr w:type="spellEnd"/>
-      <w:r>
-        <w:rPr>
-          <w:rFonts w:ascii="TH Sarabun New" w:hAnsi="TH Sarabun New" w:cs="TH Sarabun New"/>
-          <w:sz w:val="32"/>
-          <w:szCs w:val="32"/>
-        </w:rPr>
-        <w:t/>
-      </w:r>
-      <w:r>
-        <w:rPr>
-          <w:rFonts w:ascii="TH Sarabun New" w:hAnsi="TH Sarabun New" w:cs="TH Sarabun New"/>
-          <w:sz w:val="32"/>
-          <w:szCs w:val="32"/>
-          <w:cs/>
-        </w:rPr>
         <w:t xml:space="preserve">  </w:t>
       </w:r>
       <w:r>
@@ -6576,24 +5381,6 @@
         </w:rPr>
         <w:t>{{associate_used_book_year}}</w:t>
       </w:r>
-      <w:proofErr w:type="spellStart"/>
-      <w:r>
-        <w:rPr>
-          <w:rFonts w:ascii="TH Sarabun New" w:hAnsi="TH Sarabun New" w:cs="TH Sarabun New"/>
-          <w:sz w:val="32"/>
-          <w:szCs w:val="32"/>
-        </w:rPr>
-        <w:t/>
-      </w:r>
-      <w:proofErr w:type="spellEnd"/>
-      <w:r>
-        <w:rPr>
-          <w:rFonts w:ascii="TH Sarabun New" w:hAnsi="TH Sarabun New" w:cs="TH Sarabun New"/>
-          <w:sz w:val="32"/>
-          <w:szCs w:val="32"/>
-        </w:rPr>
-        <w:t/>
-      </w:r>
       <w:r>
         <w:rPr>
           <w:rFonts w:ascii="TH Sarabun New" w:hAnsi="TH Sarabun New" w:cs="TH Sarabun New"/>
@@ -6620,24 +5407,6 @@
         </w:rPr>
         <w:t>{{associate_used_book_level}}</w:t>
       </w:r>
-      <w:proofErr w:type="spellStart"/>
-      <w:r>
-        <w:rPr>
-          <w:rFonts w:ascii="TH Sarabun New" w:hAnsi="TH Sarabun New" w:cs="TH Sarabun New"/>
-          <w:sz w:val="32"/>
-          <w:szCs w:val="32"/>
-        </w:rPr>
-        <w:t/>
-      </w:r>
-      <w:proofErr w:type="spellEnd"/>
-      <w:r>
-        <w:rPr>
-          <w:rFonts w:ascii="TH Sarabun New" w:hAnsi="TH Sarabun New" w:cs="TH Sarabun New"/>
-          <w:sz w:val="32"/>
-          <w:szCs w:val="32"/>
-        </w:rPr>
-        <w:t/>
-      </w:r>
       <w:r>
         <w:rPr>
           <w:rFonts w:ascii="TH Sarabun New" w:hAnsi="TH Sarabun New" w:cs="TH Sarabun New"/>
@@ -6680,24 +5449,6 @@
           <w:szCs w:val="32"/>
         </w:rPr>
         <w:t xml:space="preserve"> {{/associate_book_working_list}}</w:t>
-      </w:r>
-      <w:proofErr w:type="spellStart"/>
-      <w:r>
-        <w:rPr>
-          <w:rFonts w:ascii="TH Sarabun New" w:hAnsi="TH Sarabun New" w:cs="TH Sarabun New"/>
-          <w:sz w:val="32"/>
-          <w:szCs w:val="32"/>
-        </w:rPr>
-        <w:t/>
-      </w:r>
-      <w:proofErr w:type="spellEnd"/>
-      <w:r>
-        <w:rPr>
-          <w:rFonts w:ascii="TH Sarabun New" w:hAnsi="TH Sarabun New" w:cs="TH Sarabun New"/>
-          <w:sz w:val="32"/>
-          <w:szCs w:val="32"/>
-        </w:rPr>
-        <w:t/>
       </w:r>
     </w:p>
     <w:p>
@@ -7330,25 +6081,7 @@
           <w:sz w:val="32"/>
           <w:szCs w:val="32"/>
         </w:rPr>
-        <w:t>{{assoc_scopus_stories_count}}</w:t>
-      </w:r>
-      <w:proofErr w:type="spellStart"/>
-      <w:r>
-        <w:rPr>
-          <w:rFonts w:ascii="TH Sarabun New" w:hAnsi="TH Sarabun New" w:cs="TH Sarabun New"/>
-          <w:sz w:val="32"/>
-          <w:szCs w:val="32"/>
-        </w:rPr>
-        <w:t/>
-      </w:r>
-      <w:proofErr w:type="spellEnd"/>
-      <w:r>
-        <w:rPr>
-          <w:rFonts w:ascii="TH Sarabun New" w:hAnsi="TH Sarabun New" w:cs="TH Sarabun New"/>
-          <w:sz w:val="32"/>
-          <w:szCs w:val="32"/>
-        </w:rPr>
-        <w:t/>
+        <w:t>fds</w:t>
       </w:r>
       <w:r>
         <w:rPr>
@@ -7401,25 +6134,7 @@
           <w:sz w:val="32"/>
           <w:szCs w:val="32"/>
         </w:rPr>
-        <w:t>{{assoc_scopus_citation_count}} </w:t>
-      </w:r>
-      <w:proofErr w:type="spellStart"/>
-      <w:r>
-        <w:rPr>
-          <w:rFonts w:ascii="TH Sarabun New" w:hAnsi="TH Sarabun New" w:cs="TH Sarabun New"/>
-          <w:sz w:val="32"/>
-          <w:szCs w:val="32"/>
-        </w:rPr>
-        <w:t/>
-      </w:r>
-      <w:proofErr w:type="spellEnd"/>
-      <w:r>
-        <w:rPr>
-          <w:rFonts w:ascii="TH Sarabun New" w:hAnsi="TH Sarabun New" w:cs="TH Sarabun New"/>
-          <w:sz w:val="32"/>
-          <w:szCs w:val="32"/>
-        </w:rPr>
-        <w:t xml:space="preserve"/>
+        <w:t xml:space="preserve">fdsf </w:t>
       </w:r>
       <w:r>
         <w:rPr>
@@ -7491,25 +6206,7 @@
           <w:sz w:val="32"/>
           <w:szCs w:val="32"/>
         </w:rPr>
-        <w:t>{{assoc_h_index}}</w:t>
-      </w:r>
-      <w:proofErr w:type="spellStart"/>
-      <w:r>
-        <w:rPr>
-          <w:rFonts w:ascii="TH Sarabun New" w:hAnsi="TH Sarabun New" w:cs="TH Sarabun New"/>
-          <w:sz w:val="32"/>
-          <w:szCs w:val="32"/>
-        </w:rPr>
-        <w:t/>
-      </w:r>
-      <w:proofErr w:type="spellEnd"/>
-      <w:r>
-        <w:rPr>
-          <w:rFonts w:ascii="TH Sarabun New" w:hAnsi="TH Sarabun New" w:cs="TH Sarabun New"/>
-          <w:sz w:val="32"/>
-          <w:szCs w:val="32"/>
-        </w:rPr>
-        <w:t/>
+        <w:t>dsfdsfd</w:t>
       </w:r>
     </w:p>
     <w:p>
@@ -7638,42 +6335,6 @@
         </w:rPr>
         <w:t>{{?assoc_pi_project_list}}{{assoc_pi_project_no}}</w:t>
       </w:r>
-      <w:proofErr w:type="spellStart"/>
-      <w:r>
-        <w:rPr>
-          <w:rFonts w:ascii="TH Sarabun New" w:hAnsi="TH Sarabun New" w:cs="TH Sarabun New"/>
-          <w:sz w:val="32"/>
-          <w:szCs w:val="32"/>
-        </w:rPr>
-        <w:t/>
-      </w:r>
-      <w:proofErr w:type="spellEnd"/>
-      <w:r>
-        <w:rPr>
-          <w:rFonts w:ascii="TH Sarabun New" w:hAnsi="TH Sarabun New" w:cs="TH Sarabun New"/>
-          <w:sz w:val="32"/>
-          <w:szCs w:val="32"/>
-        </w:rPr>
-        <w:t/>
-      </w:r>
-      <w:proofErr w:type="spellStart"/>
-      <w:r>
-        <w:rPr>
-          <w:rFonts w:ascii="TH Sarabun New" w:hAnsi="TH Sarabun New" w:cs="TH Sarabun New"/>
-          <w:sz w:val="32"/>
-          <w:szCs w:val="32"/>
-        </w:rPr>
-        <w:t/>
-      </w:r>
-      <w:proofErr w:type="spellEnd"/>
-      <w:r>
-        <w:rPr>
-          <w:rFonts w:ascii="TH Sarabun New" w:hAnsi="TH Sarabun New" w:cs="TH Sarabun New"/>
-          <w:sz w:val="32"/>
-          <w:szCs w:val="32"/>
-        </w:rPr>
-        <w:t/>
-      </w:r>
       <w:r>
         <w:rPr>
           <w:rFonts w:ascii="TH Sarabun New" w:hAnsi="TH Sarabun New" w:cs="TH Sarabun New"/>
@@ -7700,24 +6361,6 @@
         </w:rPr>
         <w:t>{{assoc_pi_project}}</w:t>
       </w:r>
-      <w:proofErr w:type="spellStart"/>
-      <w:r>
-        <w:rPr>
-          <w:rFonts w:ascii="TH Sarabun New" w:hAnsi="TH Sarabun New" w:cs="TH Sarabun New"/>
-          <w:sz w:val="32"/>
-          <w:szCs w:val="32"/>
-        </w:rPr>
-        <w:t/>
-      </w:r>
-      <w:proofErr w:type="spellEnd"/>
-      <w:r>
-        <w:rPr>
-          <w:rFonts w:ascii="TH Sarabun New" w:hAnsi="TH Sarabun New" w:cs="TH Sarabun New"/>
-          <w:sz w:val="32"/>
-          <w:szCs w:val="32"/>
-        </w:rPr>
-        <w:t/>
-      </w:r>
     </w:p>
     <w:p>
       <w:pPr>
@@ -7755,24 +6398,6 @@
         </w:rPr>
         <w:t>{{assoc_pi_source}}</w:t>
       </w:r>
-      <w:proofErr w:type="spellStart"/>
-      <w:r>
-        <w:rPr>
-          <w:rFonts w:ascii="TH Sarabun New" w:hAnsi="TH Sarabun New" w:cs="TH Sarabun New"/>
-          <w:sz w:val="32"/>
-          <w:szCs w:val="32"/>
-        </w:rPr>
-        <w:t/>
-      </w:r>
-      <w:proofErr w:type="spellEnd"/>
-      <w:r>
-        <w:rPr>
-          <w:rFonts w:ascii="TH Sarabun New" w:hAnsi="TH Sarabun New" w:cs="TH Sarabun New"/>
-          <w:sz w:val="32"/>
-          <w:szCs w:val="32"/>
-        </w:rPr>
-        <w:t/>
-      </w:r>
       <w:r>
         <w:rPr>
           <w:rFonts w:ascii="TH Sarabun New" w:hAnsi="TH Sarabun New" w:cs="TH Sarabun New"/>
@@ -7780,24 +6405,6 @@
           <w:szCs w:val="32"/>
         </w:rPr>
         <w:t>{{/assoc_pi_project_list}}</w:t>
-      </w:r>
-      <w:proofErr w:type="spellStart"/>
-      <w:r>
-        <w:rPr>
-          <w:rFonts w:ascii="TH Sarabun New" w:hAnsi="TH Sarabun New" w:cs="TH Sarabun New"/>
-          <w:sz w:val="32"/>
-          <w:szCs w:val="32"/>
-        </w:rPr>
-        <w:t/>
-      </w:r>
-      <w:proofErr w:type="spellEnd"/>
-      <w:r>
-        <w:rPr>
-          <w:rFonts w:ascii="TH Sarabun New" w:hAnsi="TH Sarabun New" w:cs="TH Sarabun New"/>
-          <w:sz w:val="32"/>
-          <w:szCs w:val="32"/>
-        </w:rPr>
-        <w:t/>
       </w:r>
     </w:p>
     <w:p>
@@ -8070,42 +6677,6 @@
         </w:rPr>
         <w:t>{{?prof_research_working_list}}{{prof_research_working_no}}</w:t>
       </w:r>
-      <w:proofErr w:type="spellStart"/>
-      <w:r>
-        <w:rPr>
-          <w:rFonts w:ascii="TH Sarabun New" w:hAnsi="TH Sarabun New" w:cs="TH Sarabun New"/>
-          <w:sz w:val="32"/>
-          <w:szCs w:val="32"/>
-        </w:rPr>
-        <w:t/>
-      </w:r>
-      <w:proofErr w:type="spellEnd"/>
-      <w:r>
-        <w:rPr>
-          <w:rFonts w:ascii="TH Sarabun New" w:hAnsi="TH Sarabun New" w:cs="TH Sarabun New"/>
-          <w:sz w:val="32"/>
-          <w:szCs w:val="32"/>
-        </w:rPr>
-        <w:t/>
-      </w:r>
-      <w:proofErr w:type="spellStart"/>
-      <w:r>
-        <w:rPr>
-          <w:rFonts w:ascii="TH Sarabun New" w:hAnsi="TH Sarabun New" w:cs="TH Sarabun New"/>
-          <w:sz w:val="32"/>
-          <w:szCs w:val="32"/>
-        </w:rPr>
-        <w:t/>
-      </w:r>
-      <w:proofErr w:type="spellEnd"/>
-      <w:r>
-        <w:rPr>
-          <w:rFonts w:ascii="TH Sarabun New" w:hAnsi="TH Sarabun New" w:cs="TH Sarabun New"/>
-          <w:sz w:val="32"/>
-          <w:szCs w:val="32"/>
-        </w:rPr>
-        <w:t/>
-      </w:r>
       <w:r>
         <w:rPr>
           <w:rFonts w:ascii="TH Sarabun New" w:hAnsi="TH Sarabun New" w:cs="TH Sarabun New"/>
@@ -8123,24 +6694,6 @@
         </w:rPr>
         <w:t>{{prof_research_working}}</w:t>
       </w:r>
-      <w:proofErr w:type="spellStart"/>
-      <w:r>
-        <w:rPr>
-          <w:rFonts w:ascii="TH Sarabun New" w:hAnsi="TH Sarabun New" w:cs="TH Sarabun New"/>
-          <w:sz w:val="32"/>
-          <w:szCs w:val="32"/>
-        </w:rPr>
-        <w:t/>
-      </w:r>
-      <w:proofErr w:type="spellEnd"/>
-      <w:r>
-        <w:rPr>
-          <w:rFonts w:ascii="TH Sarabun New" w:hAnsi="TH Sarabun New" w:cs="TH Sarabun New"/>
-          <w:sz w:val="32"/>
-          <w:szCs w:val="32"/>
-        </w:rPr>
-        <w:t/>
-      </w:r>
     </w:p>
     <w:p>
       <w:pPr>
@@ -8198,24 +6751,6 @@
         </w:rPr>
         <w:t>{{prof_not_used_research}}</w:t>
       </w:r>
-      <w:proofErr w:type="spellStart"/>
-      <w:r>
-        <w:rPr>
-          <w:rFonts w:ascii="TH Sarabun New" w:hAnsi="TH Sarabun New" w:cs="TH Sarabun New"/>
-          <w:sz w:val="32"/>
-          <w:szCs w:val="32"/>
-        </w:rPr>
-        <w:t/>
-      </w:r>
-      <w:proofErr w:type="spellEnd"/>
-      <w:r>
-        <w:rPr>
-          <w:rFonts w:ascii="TH Sarabun New" w:hAnsi="TH Sarabun New" w:cs="TH Sarabun New"/>
-          <w:sz w:val="32"/>
-          <w:szCs w:val="32"/>
-        </w:rPr>
-        <w:t/>
-      </w:r>
       <w:r>
         <w:rPr>
           <w:rFonts w:ascii="TH Sarabun New" w:hAnsi="TH Sarabun New" w:cs="TH Sarabun New"/>
@@ -8244,24 +6779,6 @@
         </w:rPr>
         <w:t>{{prof_is_used_research}}</w:t>
       </w:r>
-      <w:proofErr w:type="spellStart"/>
-      <w:r>
-        <w:rPr>
-          <w:rFonts w:ascii="TH Sarabun New" w:hAnsi="TH Sarabun New" w:cs="TH Sarabun New"/>
-          <w:sz w:val="32"/>
-          <w:szCs w:val="32"/>
-        </w:rPr>
-        <w:t/>
-      </w:r>
-      <w:proofErr w:type="spellEnd"/>
-      <w:r>
-        <w:rPr>
-          <w:rFonts w:ascii="TH Sarabun New" w:hAnsi="TH Sarabun New" w:cs="TH Sarabun New"/>
-          <w:sz w:val="32"/>
-          <w:szCs w:val="32"/>
-        </w:rPr>
-        <w:t/>
-      </w:r>
       <w:r>
         <w:rPr>
           <w:rFonts w:ascii="TH Sarabun New" w:hAnsi="TH Sarabun New" w:cs="TH Sarabun New"/>
@@ -8331,25 +6848,7 @@
           <w:sz w:val="32"/>
           <w:szCs w:val="32"/>
         </w:rPr>
-        <w:t>{{prof_used_research_year}} </w:t>
-      </w:r>
-      <w:proofErr w:type="spellStart"/>
-      <w:r>
-        <w:rPr>
-          <w:rFonts w:ascii="TH Sarabun New" w:hAnsi="TH Sarabun New" w:cs="TH Sarabun New"/>
-          <w:sz w:val="32"/>
-          <w:szCs w:val="32"/>
-        </w:rPr>
-        <w:t/>
-      </w:r>
-      <w:proofErr w:type="spellEnd"/>
-      <w:r>
-        <w:rPr>
-          <w:rFonts w:ascii="TH Sarabun New" w:hAnsi="TH Sarabun New" w:cs="TH Sarabun New"/>
-          <w:sz w:val="32"/>
-          <w:szCs w:val="32"/>
-        </w:rPr>
-        <w:t xml:space="preserve"/>
+        <w:t xml:space="preserve">{{prof_used_research_year}} </w:t>
       </w:r>
       <w:r>
         <w:rPr>
@@ -8368,24 +6867,6 @@
         </w:rPr>
         <w:t>{{prof_used_research_level}}</w:t>
       </w:r>
-      <w:proofErr w:type="spellStart"/>
-      <w:r>
-        <w:rPr>
-          <w:rFonts w:ascii="TH Sarabun New" w:hAnsi="TH Sarabun New" w:cs="TH Sarabun New"/>
-          <w:sz w:val="32"/>
-          <w:szCs w:val="32"/>
-        </w:rPr>
-        <w:t/>
-      </w:r>
-      <w:proofErr w:type="spellEnd"/>
-      <w:r>
-        <w:rPr>
-          <w:rFonts w:ascii="TH Sarabun New" w:hAnsi="TH Sarabun New" w:cs="TH Sarabun New"/>
-          <w:sz w:val="32"/>
-          <w:szCs w:val="32"/>
-        </w:rPr>
-        <w:t/>
-      </w:r>
       <w:r>
         <w:rPr>
           <w:rFonts w:ascii="TH Sarabun New" w:hAnsi="TH Sarabun New" w:cs="TH Sarabun New"/>
@@ -8429,24 +6910,6 @@
           <w:szCs w:val="32"/>
         </w:rPr>
         <w:t>{{/prof_research_working_list}}</w:t>
-      </w:r>
-      <w:proofErr w:type="spellStart"/>
-      <w:r>
-        <w:rPr>
-          <w:rFonts w:ascii="TH Sarabun New" w:hAnsi="TH Sarabun New" w:cs="TH Sarabun New"/>
-          <w:sz w:val="32"/>
-          <w:szCs w:val="32"/>
-        </w:rPr>
-        <w:t/>
-      </w:r>
-      <w:proofErr w:type="spellEnd"/>
-      <w:r>
-        <w:rPr>
-          <w:rFonts w:ascii="TH Sarabun New" w:hAnsi="TH Sarabun New" w:cs="TH Sarabun New"/>
-          <w:sz w:val="32"/>
-          <w:szCs w:val="32"/>
-        </w:rPr>
-        <w:t/>
       </w:r>
     </w:p>
     <w:p>
@@ -8544,7 +7007,23 @@
         </w:rPr>
         <w:t>{{?prof_other_working_list}}{{prof_other_working_no}}</w:t>
       </w:r>
-      <w:proofErr w:type="spellStart"/>
+      <w:r>
+        <w:rPr>
+          <w:rFonts w:ascii="TH Sarabun New" w:hAnsi="TH Sarabun New" w:cs="TH Sarabun New"/>
+          <w:sz w:val="32"/>
+          <w:szCs w:val="32"/>
+          <w:cs/>
+        </w:rPr>
+        <w:t xml:space="preserve"> </w:t>
+      </w:r>
+      <w:r>
+        <w:rPr>
+          <w:rFonts w:ascii="TH Sarabun New" w:hAnsi="TH Sarabun New" w:cs="TH Sarabun New"/>
+          <w:sz w:val="32"/>
+          <w:szCs w:val="32"/>
+        </w:rPr>
+        <w:t>{{prof_other_working}}</w:t>
+      </w:r>
       <w:r>
         <w:rPr>
           <w:rFonts w:ascii="TH Sarabun New" w:hAnsi="TH Sarabun New" w:cs="TH Sarabun New"/>
@@ -8553,68 +7032,6 @@
         </w:rPr>
         <w:t/>
       </w:r>
-      <w:proofErr w:type="spellEnd"/>
-      <w:r>
-        <w:rPr>
-          <w:rFonts w:ascii="TH Sarabun New" w:hAnsi="TH Sarabun New" w:cs="TH Sarabun New"/>
-          <w:sz w:val="32"/>
-          <w:szCs w:val="32"/>
-        </w:rPr>
-        <w:t/>
-      </w:r>
-      <w:proofErr w:type="spellStart"/>
-      <w:r>
-        <w:rPr>
-          <w:rFonts w:ascii="TH Sarabun New" w:hAnsi="TH Sarabun New" w:cs="TH Sarabun New"/>
-          <w:sz w:val="32"/>
-          <w:szCs w:val="32"/>
-        </w:rPr>
-        <w:t/>
-      </w:r>
-      <w:proofErr w:type="spellEnd"/>
-      <w:r>
-        <w:rPr>
-          <w:rFonts w:ascii="TH Sarabun New" w:hAnsi="TH Sarabun New" w:cs="TH Sarabun New"/>
-          <w:sz w:val="32"/>
-          <w:szCs w:val="32"/>
-        </w:rPr>
-        <w:t/>
-      </w:r>
-      <w:r>
-        <w:rPr>
-          <w:rFonts w:ascii="TH Sarabun New" w:hAnsi="TH Sarabun New" w:cs="TH Sarabun New"/>
-          <w:sz w:val="32"/>
-          <w:szCs w:val="32"/>
-          <w:cs/>
-        </w:rPr>
-        <w:t xml:space="preserve"> </w:t>
-      </w:r>
-      <w:r>
-        <w:rPr>
-          <w:rFonts w:ascii="TH Sarabun New" w:hAnsi="TH Sarabun New" w:cs="TH Sarabun New"/>
-          <w:sz w:val="32"/>
-          <w:szCs w:val="32"/>
-        </w:rPr>
-        <w:t>{{prof_other_working}}</w:t>
-      </w:r>
-      <w:proofErr w:type="spellStart"/>
-      <w:r>
-        <w:rPr>
-          <w:rFonts w:ascii="TH Sarabun New" w:hAnsi="TH Sarabun New" w:cs="TH Sarabun New"/>
-          <w:sz w:val="32"/>
-          <w:szCs w:val="32"/>
-        </w:rPr>
-        <w:t/>
-      </w:r>
-      <w:r>
-        <w:rPr>
-          <w:rFonts w:ascii="TH Sarabun New" w:hAnsi="TH Sarabun New" w:cs="TH Sarabun New"/>
-          <w:sz w:val="32"/>
-          <w:szCs w:val="32"/>
-        </w:rPr>
-        <w:t/>
-      </w:r>
-      <w:proofErr w:type="spellEnd"/>
       <w:r>
         <w:rPr>
           <w:rFonts w:ascii="TH Sarabun New" w:hAnsi="TH Sarabun New" w:cs="TH Sarabun New"/>
@@ -8726,24 +7143,6 @@
         </w:rPr>
         <w:t>{{prof_not_used_other}}</w:t>
       </w:r>
-      <w:proofErr w:type="spellStart"/>
-      <w:r>
-        <w:rPr>
-          <w:rFonts w:ascii="TH Sarabun New" w:hAnsi="TH Sarabun New" w:cs="TH Sarabun New"/>
-          <w:sz w:val="32"/>
-          <w:szCs w:val="32"/>
-        </w:rPr>
-        <w:t/>
-      </w:r>
-      <w:proofErr w:type="spellEnd"/>
-      <w:r>
-        <w:rPr>
-          <w:rFonts w:ascii="TH Sarabun New" w:hAnsi="TH Sarabun New" w:cs="TH Sarabun New"/>
-          <w:sz w:val="32"/>
-          <w:szCs w:val="32"/>
-        </w:rPr>
-        <w:t/>
-      </w:r>
       <w:r>
         <w:rPr>
           <w:rFonts w:ascii="TH Sarabun New" w:hAnsi="TH Sarabun New" w:cs="TH Sarabun New"/>
@@ -8772,24 +7171,6 @@
         </w:rPr>
         <w:t>{{prof_is_used_other}}</w:t>
       </w:r>
-      <w:proofErr w:type="spellStart"/>
-      <w:r>
-        <w:rPr>
-          <w:rFonts w:ascii="TH Sarabun New" w:hAnsi="TH Sarabun New" w:cs="TH Sarabun New"/>
-          <w:sz w:val="32"/>
-          <w:szCs w:val="32"/>
-        </w:rPr>
-        <w:t/>
-      </w:r>
-      <w:proofErr w:type="spellEnd"/>
-      <w:r>
-        <w:rPr>
-          <w:rFonts w:ascii="TH Sarabun New" w:hAnsi="TH Sarabun New" w:cs="TH Sarabun New"/>
-          <w:sz w:val="32"/>
-          <w:szCs w:val="32"/>
-        </w:rPr>
-        <w:t/>
-      </w:r>
       <w:r>
         <w:rPr>
           <w:rFonts w:ascii="TH Sarabun New" w:hAnsi="TH Sarabun New" w:cs="TH Sarabun New"/>
@@ -8861,24 +7242,6 @@
         </w:rPr>
         <w:t>{{prof_used_other_year}}</w:t>
       </w:r>
-      <w:proofErr w:type="spellStart"/>
-      <w:r>
-        <w:rPr>
-          <w:rFonts w:ascii="TH Sarabun New" w:hAnsi="TH Sarabun New" w:cs="TH Sarabun New"/>
-          <w:sz w:val="32"/>
-          <w:szCs w:val="32"/>
-        </w:rPr>
-        <w:t/>
-      </w:r>
-      <w:proofErr w:type="spellEnd"/>
-      <w:r>
-        <w:rPr>
-          <w:rFonts w:ascii="TH Sarabun New" w:hAnsi="TH Sarabun New" w:cs="TH Sarabun New"/>
-          <w:sz w:val="32"/>
-          <w:szCs w:val="32"/>
-        </w:rPr>
-        <w:t/>
-      </w:r>
       <w:r>
         <w:rPr>
           <w:rFonts w:ascii="TH Sarabun New" w:hAnsi="TH Sarabun New" w:cs="TH Sarabun New"/>
@@ -8905,24 +7268,6 @@
         </w:rPr>
         <w:t>{{prof_used_other_level}}</w:t>
       </w:r>
-      <w:proofErr w:type="spellStart"/>
-      <w:r>
-        <w:rPr>
-          <w:rFonts w:ascii="TH Sarabun New" w:hAnsi="TH Sarabun New" w:cs="TH Sarabun New"/>
-          <w:sz w:val="32"/>
-          <w:szCs w:val="32"/>
-        </w:rPr>
-        <w:t/>
-      </w:r>
-      <w:proofErr w:type="spellEnd"/>
-      <w:r>
-        <w:rPr>
-          <w:rFonts w:ascii="TH Sarabun New" w:hAnsi="TH Sarabun New" w:cs="TH Sarabun New"/>
-          <w:sz w:val="32"/>
-          <w:szCs w:val="32"/>
-        </w:rPr>
-        <w:t/>
-      </w:r>
       <w:r>
         <w:rPr>
           <w:rFonts w:ascii="TH Sarabun New" w:hAnsi="TH Sarabun New" w:cs="TH Sarabun New"/>
@@ -8967,24 +7312,6 @@
         </w:rPr>
         <w:t xml:space="preserve"> {{/prof_other_working_list}}</w:t>
       </w:r>
-      <w:proofErr w:type="spellStart"/>
-      <w:r>
-        <w:rPr>
-          <w:rFonts w:ascii="TH Sarabun New" w:hAnsi="TH Sarabun New" w:cs="TH Sarabun New"/>
-          <w:sz w:val="32"/>
-          <w:szCs w:val="32"/>
-        </w:rPr>
-        <w:t/>
-      </w:r>
-      <w:proofErr w:type="spellEnd"/>
-      <w:r>
-        <w:rPr>
-          <w:rFonts w:ascii="TH Sarabun New" w:hAnsi="TH Sarabun New" w:cs="TH Sarabun New"/>
-          <w:sz w:val="32"/>
-          <w:szCs w:val="32"/>
-        </w:rPr>
-        <w:t/>
-      </w:r>
     </w:p>
     <w:p>
       <w:pPr>
@@ -9024,42 +7351,6 @@
         </w:rPr>
         <w:t>{{?prof_book_working_list}}{{prof_book_working_no}}</w:t>
       </w:r>
-      <w:proofErr w:type="spellStart"/>
-      <w:r>
-        <w:rPr>
-          <w:rFonts w:ascii="TH Sarabun New" w:hAnsi="TH Sarabun New" w:cs="TH Sarabun New"/>
-          <w:sz w:val="32"/>
-          <w:szCs w:val="32"/>
-        </w:rPr>
-        <w:t/>
-      </w:r>
-      <w:proofErr w:type="spellEnd"/>
-      <w:r>
-        <w:rPr>
-          <w:rFonts w:ascii="TH Sarabun New" w:hAnsi="TH Sarabun New" w:cs="TH Sarabun New"/>
-          <w:sz w:val="32"/>
-          <w:szCs w:val="32"/>
-        </w:rPr>
-        <w:t/>
-      </w:r>
-      <w:proofErr w:type="spellStart"/>
-      <w:r>
-        <w:rPr>
-          <w:rFonts w:ascii="TH Sarabun New" w:hAnsi="TH Sarabun New" w:cs="TH Sarabun New"/>
-          <w:sz w:val="32"/>
-          <w:szCs w:val="32"/>
-        </w:rPr>
-        <w:t/>
-      </w:r>
-      <w:proofErr w:type="spellEnd"/>
-      <w:r>
-        <w:rPr>
-          <w:rFonts w:ascii="TH Sarabun New" w:hAnsi="TH Sarabun New" w:cs="TH Sarabun New"/>
-          <w:sz w:val="32"/>
-          <w:szCs w:val="32"/>
-        </w:rPr>
-        <w:t/>
-      </w:r>
       <w:r>
         <w:rPr>
           <w:rFonts w:ascii="TH Sarabun New" w:hAnsi="TH Sarabun New" w:cs="TH Sarabun New"/>
@@ -9077,24 +7368,6 @@
         </w:rPr>
         <w:t>{{prof_book_working}}</w:t>
       </w:r>
-      <w:proofErr w:type="spellStart"/>
-      <w:r>
-        <w:rPr>
-          <w:rFonts w:ascii="TH Sarabun New" w:hAnsi="TH Sarabun New" w:cs="TH Sarabun New"/>
-          <w:sz w:val="32"/>
-          <w:szCs w:val="32"/>
-        </w:rPr>
-        <w:t/>
-      </w:r>
-      <w:proofErr w:type="spellEnd"/>
-      <w:r>
-        <w:rPr>
-          <w:rFonts w:ascii="TH Sarabun New" w:hAnsi="TH Sarabun New" w:cs="TH Sarabun New"/>
-          <w:sz w:val="32"/>
-          <w:szCs w:val="32"/>
-        </w:rPr>
-        <w:t/>
-      </w:r>
     </w:p>
     <w:p>
       <w:pPr>
@@ -9152,24 +7425,6 @@
         </w:rPr>
         <w:t>{{prof_not_used_book}}</w:t>
       </w:r>
-      <w:proofErr w:type="spellStart"/>
-      <w:r>
-        <w:rPr>
-          <w:rFonts w:ascii="TH Sarabun New" w:hAnsi="TH Sarabun New" w:cs="TH Sarabun New"/>
-          <w:sz w:val="32"/>
-          <w:szCs w:val="32"/>
-        </w:rPr>
-        <w:t/>
-      </w:r>
-      <w:proofErr w:type="spellEnd"/>
-      <w:r>
-        <w:rPr>
-          <w:rFonts w:ascii="TH Sarabun New" w:hAnsi="TH Sarabun New" w:cs="TH Sarabun New"/>
-          <w:sz w:val="32"/>
-          <w:szCs w:val="32"/>
-        </w:rPr>
-        <w:t/>
-      </w:r>
       <w:r>
         <w:rPr>
           <w:rFonts w:ascii="TH Sarabun New" w:hAnsi="TH Sarabun New" w:cs="TH Sarabun New"/>
@@ -9198,24 +7453,6 @@
         </w:rPr>
         <w:t>{{prof_is_used_book}}</w:t>
       </w:r>
-      <w:proofErr w:type="spellStart"/>
-      <w:r>
-        <w:rPr>
-          <w:rFonts w:ascii="TH Sarabun New" w:hAnsi="TH Sarabun New" w:cs="TH Sarabun New"/>
-          <w:sz w:val="32"/>
-          <w:szCs w:val="32"/>
-        </w:rPr>
-        <w:t/>
-      </w:r>
-      <w:proofErr w:type="spellEnd"/>
-      <w:r>
-        <w:rPr>
-          <w:rFonts w:ascii="TH Sarabun New" w:hAnsi="TH Sarabun New" w:cs="TH Sarabun New"/>
-          <w:sz w:val="32"/>
-          <w:szCs w:val="32"/>
-        </w:rPr>
-        <w:t/>
-      </w:r>
       <w:r>
         <w:rPr>
           <w:rFonts w:ascii="TH Sarabun New" w:hAnsi="TH Sarabun New" w:cs="TH Sarabun New"/>
@@ -9287,24 +7524,6 @@
         </w:rPr>
         <w:t>{{prof_used_book_year}}</w:t>
       </w:r>
-      <w:proofErr w:type="spellStart"/>
-      <w:r>
-        <w:rPr>
-          <w:rFonts w:ascii="TH Sarabun New" w:hAnsi="TH Sarabun New" w:cs="TH Sarabun New"/>
-          <w:sz w:val="32"/>
-          <w:szCs w:val="32"/>
-        </w:rPr>
-        <w:t/>
-      </w:r>
-      <w:proofErr w:type="spellEnd"/>
-      <w:r>
-        <w:rPr>
-          <w:rFonts w:ascii="TH Sarabun New" w:hAnsi="TH Sarabun New" w:cs="TH Sarabun New"/>
-          <w:sz w:val="32"/>
-          <w:szCs w:val="32"/>
-        </w:rPr>
-        <w:t/>
-      </w:r>
       <w:r>
         <w:rPr>
           <w:rFonts w:ascii="TH Sarabun New" w:hAnsi="TH Sarabun New" w:cs="TH Sarabun New"/>
@@ -9331,24 +7550,6 @@
         </w:rPr>
         <w:t>{{prof_used_book_level}}</w:t>
       </w:r>
-      <w:proofErr w:type="spellStart"/>
-      <w:r>
-        <w:rPr>
-          <w:rFonts w:ascii="TH Sarabun New" w:hAnsi="TH Sarabun New" w:cs="TH Sarabun New"/>
-          <w:sz w:val="32"/>
-          <w:szCs w:val="32"/>
-        </w:rPr>
-        <w:t/>
-      </w:r>
-      <w:proofErr w:type="spellEnd"/>
-      <w:r>
-        <w:rPr>
-          <w:rFonts w:ascii="TH Sarabun New" w:hAnsi="TH Sarabun New" w:cs="TH Sarabun New"/>
-          <w:sz w:val="32"/>
-          <w:szCs w:val="32"/>
-        </w:rPr>
-        <w:t/>
-      </w:r>
       <w:r>
         <w:rPr>
           <w:rFonts w:ascii="TH Sarabun New" w:hAnsi="TH Sarabun New" w:cs="TH Sarabun New"/>
@@ -9392,24 +7593,6 @@
           <w:szCs w:val="32"/>
         </w:rPr>
         <w:t>{{/prof_book_working_list}}</w:t>
-      </w:r>
-      <w:proofErr w:type="spellStart"/>
-      <w:r>
-        <w:rPr>
-          <w:rFonts w:ascii="TH Sarabun New" w:hAnsi="TH Sarabun New" w:cs="TH Sarabun New"/>
-          <w:sz w:val="32"/>
-          <w:szCs w:val="32"/>
-        </w:rPr>
-        <w:t/>
-      </w:r>
-      <w:proofErr w:type="spellEnd"/>
-      <w:r>
-        <w:rPr>
-          <w:rFonts w:ascii="TH Sarabun New" w:hAnsi="TH Sarabun New" w:cs="TH Sarabun New"/>
-          <w:sz w:val="32"/>
-          <w:szCs w:val="32"/>
-        </w:rPr>
-        <w:t/>
       </w:r>
     </w:p>
     <w:p>
@@ -9970,7 +8153,132 @@
         </w:rPr>
         <w:t>dsa</w:t>
       </w:r>
-      <w:proofErr w:type="spellStart"/>
+      <w:r>
+        <w:rPr>
+          <w:rFonts w:ascii="TH Sarabun New" w:hAnsi="TH Sarabun New" w:cs="TH Sarabun New"/>
+          <w:sz w:val="32"/>
+          <w:szCs w:val="32"/>
+          <w:cs/>
+        </w:rPr>
+        <w:t xml:space="preserve"> </w:t>
+      </w:r>
+      <w:r>
+        <w:rPr>
+          <w:rFonts w:ascii="TH Sarabun New" w:hAnsi="TH Sarabun New" w:cs="TH Sarabun New"/>
+          <w:sz w:val="32"/>
+          <w:szCs w:val="32"/>
+          <w:cs/>
+        </w:rPr>
+        <w:t>เรื่อง</w:t>
+      </w:r>
+    </w:p>
+    <w:p>
+      <w:pPr>
+        <w:spacing w:after="0" w:line="240" w:lineRule="auto"/>
+        <w:jc w:val="thaiDistribute"/>
+        <w:rPr>
+          <w:rFonts w:ascii="TH Sarabun New" w:hAnsi="TH Sarabun New" w:cs="TH Sarabun New"/>
+          <w:sz w:val="32"/>
+          <w:szCs w:val="32"/>
+        </w:rPr>
+      </w:pPr>
+      <w:r>
+        <w:rPr>
+          <w:rFonts w:ascii="TH Sarabun New" w:hAnsi="TH Sarabun New" w:cs="TH Sarabun New"/>
+          <w:sz w:val="32"/>
+          <w:szCs w:val="32"/>
+          <w:cs/>
+        </w:rPr>
+        <w:t>ได้รับการอ้างอิง</w:t>
+      </w:r>
+      <w:r>
+        <w:rPr>
+          <w:rFonts w:ascii="TH Sarabun New" w:hAnsi="TH Sarabun New" w:cs="TH Sarabun New"/>
+          <w:sz w:val="32"/>
+          <w:szCs w:val="32"/>
+          <w:cs/>
+        </w:rPr>
+        <w:t xml:space="preserve"> </w:t>
+      </w:r>
+      <w:r>
+        <w:rPr>
+          <w:rFonts w:ascii="TH Sarabun New" w:hAnsi="TH Sarabun New" w:cs="TH Sarabun New"/>
+          <w:sz w:val="32"/>
+          <w:szCs w:val="32"/>
+        </w:rPr>
+        <w:t>das</w:t>
+      </w:r>
+      <w:r>
+        <w:rPr>
+          <w:rFonts w:ascii="TH Sarabun New" w:hAnsi="TH Sarabun New" w:cs="TH Sarabun New"/>
+          <w:sz w:val="32"/>
+          <w:szCs w:val="32"/>
+          <w:cs/>
+        </w:rPr>
+        <w:t xml:space="preserve"> </w:t>
+      </w:r>
+      <w:r>
+        <w:rPr>
+          <w:rFonts w:ascii="TH Sarabun New" w:hAnsi="TH Sarabun New" w:cs="TH Sarabun New"/>
+          <w:sz w:val="32"/>
+          <w:szCs w:val="32"/>
+          <w:cs/>
+        </w:rPr>
+        <w:t>รายการพร้อมทั้งส่งเอกสารหลักฐานที่แสดงให้เห็นว่าได้รับการอ้างอิงในฐานข้อมูล</w:t>
+      </w:r>
+      <w:r>
+        <w:rPr>
+          <w:rFonts w:ascii="TH Sarabun New" w:hAnsi="TH Sarabun New" w:cs="TH Sarabun New"/>
+          <w:sz w:val="32"/>
+          <w:szCs w:val="32"/>
+          <w:cs/>
+        </w:rPr>
+        <w:t xml:space="preserve"> </w:t>
+      </w:r>
+      <w:r>
+        <w:rPr>
+          <w:rFonts w:ascii="TH Sarabun New" w:hAnsi="TH Sarabun New" w:cs="TH Sarabun New"/>
+          <w:sz w:val="32"/>
+          <w:szCs w:val="32"/>
+        </w:rPr>
+        <w:t>Scopus</w:t>
+      </w:r>
+    </w:p>
+    <w:p>
+      <w:pPr>
+        <w:spacing w:after="0" w:line="240" w:lineRule="auto"/>
+        <w:ind w:left="720" w:firstLine="720"/>
+        <w:rPr>
+          <w:rFonts w:ascii="TH Sarabun New" w:hAnsi="TH Sarabun New" w:cs="TH Sarabun New"/>
+          <w:sz w:val="32"/>
+          <w:szCs w:val="32"/>
+        </w:rPr>
+      </w:pPr>
+      <w:r>
+        <w:rPr>
+          <w:rFonts w:ascii="TH Sarabun New" w:hAnsi="TH Sarabun New" w:cs="TH Sarabun New"/>
+          <w:sz w:val="32"/>
+          <w:szCs w:val="32"/>
+          <w:cs/>
+        </w:rPr>
+        <w:t>๔.๓.๔.๓ ผู้ขอมีค่า</w:t>
+      </w:r>
+      <w:r>
+        <w:rPr>
+          <w:rFonts w:ascii="TH Sarabun New" w:hAnsi="TH Sarabun New" w:cs="TH Sarabun New"/>
+          <w:sz w:val="32"/>
+          <w:szCs w:val="32"/>
+        </w:rPr>
+        <w:t xml:space="preserve"> </w:t>
+      </w:r>
+      <w:r>
+        <w:rPr>
+          <w:rFonts w:ascii="TH Sarabun New" w:hAnsi="TH Sarabun New" w:cs="TH Sarabun New"/>
+          <w:sz w:val="32"/>
+          <w:szCs w:val="32"/>
+        </w:rPr>
+        <w:t xml:space="preserve">life-time h-index (Scopus) </w:t>
+      </w:r>
       <w:r>
         <w:rPr>
           <w:rFonts w:ascii="TH Sarabun New" w:hAnsi="TH Sarabun New" w:cs="TH Sarabun New"/>
@@ -9979,185 +8287,6 @@
         </w:rPr>
         <w:t/>
       </w:r>
-      <w:proofErr w:type="spellEnd"/>
-      <w:r>
-        <w:rPr>
-          <w:rFonts w:ascii="TH Sarabun New" w:hAnsi="TH Sarabun New" w:cs="TH Sarabun New"/>
-          <w:sz w:val="32"/>
-          <w:szCs w:val="32"/>
-        </w:rPr>
-        <w:t/>
-      </w:r>
-      <w:r>
-        <w:rPr>
-          <w:rFonts w:ascii="TH Sarabun New" w:hAnsi="TH Sarabun New" w:cs="TH Sarabun New"/>
-          <w:sz w:val="32"/>
-          <w:szCs w:val="32"/>
-          <w:cs/>
-        </w:rPr>
-        <w:t xml:space="preserve"> </w:t>
-      </w:r>
-      <w:r>
-        <w:rPr>
-          <w:rFonts w:ascii="TH Sarabun New" w:hAnsi="TH Sarabun New" w:cs="TH Sarabun New"/>
-          <w:sz w:val="32"/>
-          <w:szCs w:val="32"/>
-          <w:cs/>
-        </w:rPr>
-        <w:t>เรื่อง</w:t>
-      </w:r>
-    </w:p>
-    <w:p>
-      <w:pPr>
-        <w:spacing w:after="0" w:line="240" w:lineRule="auto"/>
-        <w:jc w:val="thaiDistribute"/>
-        <w:rPr>
-          <w:rFonts w:ascii="TH Sarabun New" w:hAnsi="TH Sarabun New" w:cs="TH Sarabun New"/>
-          <w:sz w:val="32"/>
-          <w:szCs w:val="32"/>
-        </w:rPr>
-      </w:pPr>
-      <w:r>
-        <w:rPr>
-          <w:rFonts w:ascii="TH Sarabun New" w:hAnsi="TH Sarabun New" w:cs="TH Sarabun New"/>
-          <w:sz w:val="32"/>
-          <w:szCs w:val="32"/>
-          <w:cs/>
-        </w:rPr>
-        <w:t>ได้รับการอ้างอิง</w:t>
-      </w:r>
-      <w:r>
-        <w:rPr>
-          <w:rFonts w:ascii="TH Sarabun New" w:hAnsi="TH Sarabun New" w:cs="TH Sarabun New"/>
-          <w:sz w:val="32"/>
-          <w:szCs w:val="32"/>
-          <w:cs/>
-        </w:rPr>
-        <w:t xml:space="preserve"> </w:t>
-      </w:r>
-      <w:r>
-        <w:rPr>
-          <w:rFonts w:ascii="TH Sarabun New" w:hAnsi="TH Sarabun New" w:cs="TH Sarabun New"/>
-          <w:sz w:val="32"/>
-          <w:szCs w:val="32"/>
-        </w:rPr>
-        <w:t>das</w:t>
-      </w:r>
-      <w:proofErr w:type="spellStart"/>
-      <w:r>
-        <w:rPr>
-          <w:rFonts w:ascii="TH Sarabun New" w:hAnsi="TH Sarabun New" w:cs="TH Sarabun New"/>
-          <w:sz w:val="32"/>
-          <w:szCs w:val="32"/>
-        </w:rPr>
-        <w:t/>
-      </w:r>
-      <w:proofErr w:type="spellEnd"/>
-      <w:r>
-        <w:rPr>
-          <w:rFonts w:ascii="TH Sarabun New" w:hAnsi="TH Sarabun New" w:cs="TH Sarabun New"/>
-          <w:sz w:val="32"/>
-          <w:szCs w:val="32"/>
-        </w:rPr>
-        <w:t/>
-      </w:r>
-      <w:r>
-        <w:rPr>
-          <w:rFonts w:ascii="TH Sarabun New" w:hAnsi="TH Sarabun New" w:cs="TH Sarabun New"/>
-          <w:sz w:val="32"/>
-          <w:szCs w:val="32"/>
-          <w:cs/>
-        </w:rPr>
-        <w:t xml:space="preserve"> </w:t>
-      </w:r>
-      <w:r>
-        <w:rPr>
-          <w:rFonts w:ascii="TH Sarabun New" w:hAnsi="TH Sarabun New" w:cs="TH Sarabun New"/>
-          <w:sz w:val="32"/>
-          <w:szCs w:val="32"/>
-          <w:cs/>
-        </w:rPr>
-        <w:t>รายการพร้อมทั้งส่งเอกสารหลักฐานที่แสดงให้เห็นว่าได้รับการอ้างอิงในฐานข้อมูล</w:t>
-      </w:r>
-      <w:r>
-        <w:rPr>
-          <w:rFonts w:ascii="TH Sarabun New" w:hAnsi="TH Sarabun New" w:cs="TH Sarabun New"/>
-          <w:sz w:val="32"/>
-          <w:szCs w:val="32"/>
-          <w:cs/>
-        </w:rPr>
-        <w:t xml:space="preserve"> </w:t>
-      </w:r>
-      <w:r>
-        <w:rPr>
-          <w:rFonts w:ascii="TH Sarabun New" w:hAnsi="TH Sarabun New" w:cs="TH Sarabun New"/>
-          <w:sz w:val="32"/>
-          <w:szCs w:val="32"/>
-        </w:rPr>
-        <w:t>Scopus</w:t>
-      </w:r>
-    </w:p>
-    <w:p>
-      <w:pPr>
-        <w:spacing w:after="0" w:line="240" w:lineRule="auto"/>
-        <w:ind w:left="720" w:firstLine="720"/>
-        <w:rPr>
-          <w:rFonts w:ascii="TH Sarabun New" w:hAnsi="TH Sarabun New" w:cs="TH Sarabun New"/>
-          <w:sz w:val="32"/>
-          <w:szCs w:val="32"/>
-        </w:rPr>
-      </w:pPr>
-      <w:r>
-        <w:rPr>
-          <w:rFonts w:ascii="TH Sarabun New" w:hAnsi="TH Sarabun New" w:cs="TH Sarabun New"/>
-          <w:sz w:val="32"/>
-          <w:szCs w:val="32"/>
-          <w:cs/>
-        </w:rPr>
-        <w:t>๔.๓.๔.๓ ผู้ขอมีค่า</w:t>
-      </w:r>
-      <w:r>
-        <w:rPr>
-          <w:rFonts w:ascii="TH Sarabun New" w:hAnsi="TH Sarabun New" w:cs="TH Sarabun New"/>
-          <w:sz w:val="32"/>
-          <w:szCs w:val="32"/>
-        </w:rPr>
-        <w:t xml:space="preserve"> </w:t>
-      </w:r>
-      <w:r>
-        <w:rPr>
-          <w:rFonts w:ascii="TH Sarabun New" w:hAnsi="TH Sarabun New" w:cs="TH Sarabun New"/>
-          <w:sz w:val="32"/>
-          <w:szCs w:val="32"/>
-        </w:rPr>
-        <w:t xml:space="preserve">life-time h-index (Scopus) </w:t>
-      </w:r>
-      <w:r>
-        <w:rPr>
-          <w:rFonts w:ascii="TH Sarabun New" w:hAnsi="TH Sarabun New" w:cs="TH Sarabun New"/>
-          <w:sz w:val="32"/>
-          <w:szCs w:val="32"/>
-        </w:rPr>
-        <w:t/>
-      </w:r>
-      <w:proofErr w:type="spellStart"/>
-      <w:r>
-        <w:rPr>
-          <w:rFonts w:ascii="TH Sarabun New" w:hAnsi="TH Sarabun New" w:cs="TH Sarabun New"/>
-          <w:sz w:val="32"/>
-          <w:szCs w:val="32"/>
-        </w:rPr>
-        <w:t/>
-      </w:r>
-      <w:proofErr w:type="spellEnd"/>
-      <w:r>
-        <w:rPr>
-          <w:rFonts w:ascii="TH Sarabun New" w:hAnsi="TH Sarabun New" w:cs="TH Sarabun New"/>
-          <w:sz w:val="32"/>
-          <w:szCs w:val="32"/>
-        </w:rPr>
-        <w:t/>
-      </w:r>
     </w:p>
     <w:p>
       <w:pPr>
@@ -10315,42 +8444,6 @@
         </w:rPr>
         <w:t>{{?prof_pi_project_list}}{{prof_pi_project_no}}</w:t>
       </w:r>
-      <w:proofErr w:type="spellStart"/>
-      <w:r>
-        <w:rPr>
-          <w:rFonts w:ascii="TH Sarabun New" w:hAnsi="TH Sarabun New" w:cs="TH Sarabun New"/>
-          <w:sz w:val="32"/>
-          <w:szCs w:val="32"/>
-        </w:rPr>
-        <w:t/>
-      </w:r>
-      <w:proofErr w:type="spellEnd"/>
-      <w:r>
-        <w:rPr>
-          <w:rFonts w:ascii="TH Sarabun New" w:hAnsi="TH Sarabun New" w:cs="TH Sarabun New"/>
-          <w:sz w:val="32"/>
-          <w:szCs w:val="32"/>
-        </w:rPr>
-        <w:t/>
-      </w:r>
-      <w:proofErr w:type="spellStart"/>
-      <w:r>
-        <w:rPr>
-          <w:rFonts w:ascii="TH Sarabun New" w:hAnsi="TH Sarabun New" w:cs="TH Sarabun New"/>
-          <w:sz w:val="32"/>
-          <w:szCs w:val="32"/>
-        </w:rPr>
-        <w:t/>
-      </w:r>
-      <w:proofErr w:type="spellEnd"/>
-      <w:r>
-        <w:rPr>
-          <w:rFonts w:ascii="TH Sarabun New" w:hAnsi="TH Sarabun New" w:cs="TH Sarabun New"/>
-          <w:sz w:val="32"/>
-          <w:szCs w:val="32"/>
-        </w:rPr>
-        <w:t/>
-      </w:r>
       <w:r>
         <w:rPr>
           <w:rFonts w:ascii="TH Sarabun New" w:hAnsi="TH Sarabun New" w:cs="TH Sarabun New"/>
@@ -10377,24 +8470,6 @@
         </w:rPr>
         <w:t>{{prof_pi_project}}</w:t>
       </w:r>
-      <w:proofErr w:type="spellStart"/>
-      <w:r>
-        <w:rPr>
-          <w:rFonts w:ascii="TH Sarabun New" w:hAnsi="TH Sarabun New" w:cs="TH Sarabun New"/>
-          <w:sz w:val="32"/>
-          <w:szCs w:val="32"/>
-        </w:rPr>
-        <w:t/>
-      </w:r>
-      <w:proofErr w:type="spellEnd"/>
-      <w:r>
-        <w:rPr>
-          <w:rFonts w:ascii="TH Sarabun New" w:hAnsi="TH Sarabun New" w:cs="TH Sarabun New"/>
-          <w:sz w:val="32"/>
-          <w:szCs w:val="32"/>
-        </w:rPr>
-        <w:t/>
-      </w:r>
     </w:p>
     <w:p>
       <w:pPr>
@@ -10432,24 +8507,6 @@
         </w:rPr>
         <w:t>{{prof_pi_source}}</w:t>
       </w:r>
-      <w:proofErr w:type="spellStart"/>
-      <w:r>
-        <w:rPr>
-          <w:rFonts w:ascii="TH Sarabun New" w:hAnsi="TH Sarabun New" w:cs="TH Sarabun New"/>
-          <w:sz w:val="32"/>
-          <w:szCs w:val="32"/>
-        </w:rPr>
-        <w:t/>
-      </w:r>
-      <w:proofErr w:type="spellEnd"/>
-      <w:r>
-        <w:rPr>
-          <w:rFonts w:ascii="TH Sarabun New" w:hAnsi="TH Sarabun New" w:cs="TH Sarabun New"/>
-          <w:sz w:val="32"/>
-          <w:szCs w:val="32"/>
-        </w:rPr>
-        <w:t/>
-      </w:r>
       <w:r>
         <w:rPr>
           <w:rFonts w:ascii="TH Sarabun New" w:hAnsi="TH Sarabun New" w:cs="TH Sarabun New"/>
@@ -10457,24 +8514,6 @@
           <w:szCs w:val="32"/>
         </w:rPr>
         <w:t>{{/prof_pi_project_list}}</w:t>
-      </w:r>
-      <w:proofErr w:type="spellStart"/>
-      <w:r>
-        <w:rPr>
-          <w:rFonts w:ascii="TH Sarabun New" w:hAnsi="TH Sarabun New" w:cs="TH Sarabun New"/>
-          <w:sz w:val="32"/>
-          <w:szCs w:val="32"/>
-        </w:rPr>
-        <w:t/>
-      </w:r>
-      <w:proofErr w:type="spellEnd"/>
-      <w:r>
-        <w:rPr>
-          <w:rFonts w:ascii="TH Sarabun New" w:hAnsi="TH Sarabun New" w:cs="TH Sarabun New"/>
-          <w:sz w:val="32"/>
-          <w:szCs w:val="32"/>
-        </w:rPr>
-        <w:t/>
       </w:r>
     </w:p>
     <w:p>
@@ -10766,24 +8805,6 @@
         </w:rPr>
         <w:t>นายโจ จิ</w:t>
       </w:r>
-      <w:proofErr w:type="spellStart"/>
-      <w:r>
-        <w:rPr>
-          <w:rFonts w:ascii="TH Sarabun New" w:hAnsi="TH Sarabun New" w:cs="TH Sarabun New"/>
-          <w:sz w:val="32"/>
-          <w:szCs w:val="32"/>
-        </w:rPr>
-        <w:t/>
-      </w:r>
-      <w:proofErr w:type="spellEnd"/>
-      <w:r>
-        <w:rPr>
-          <w:rFonts w:ascii="TH Sarabun New" w:hAnsi="TH Sarabun New" w:cs="TH Sarabun New"/>
-          <w:sz w:val="32"/>
-          <w:szCs w:val="32"/>
-        </w:rPr>
-        <w:t/>
-      </w:r>
       <w:r>
         <w:rPr>
           <w:rFonts w:ascii="TH Sarabun New" w:hAnsi="TH Sarabun New" w:cs="TH Sarabun New"/>
@@ -10821,24 +8842,6 @@
         </w:rPr>
         <w:t>dsa</w:t>
       </w:r>
-      <w:proofErr w:type="spellStart"/>
-      <w:r>
-        <w:rPr>
-          <w:rFonts w:ascii="TH Sarabun New" w:hAnsi="TH Sarabun New" w:cs="TH Sarabun New"/>
-          <w:sz w:val="32"/>
-          <w:szCs w:val="32"/>
-        </w:rPr>
-        <w:t/>
-      </w:r>
-      <w:proofErr w:type="spellEnd"/>
-      <w:r>
-        <w:rPr>
-          <w:rFonts w:ascii="TH Sarabun New" w:hAnsi="TH Sarabun New" w:cs="TH Sarabun New"/>
-          <w:sz w:val="32"/>
-          <w:szCs w:val="32"/>
-        </w:rPr>
-        <w:t/>
-      </w:r>
     </w:p>
     <w:p>
       <w:pPr>
@@ -10876,24 +8879,6 @@
           <w:szCs w:val="32"/>
         </w:rPr>
         <w:t>bhj</w:t>
-      </w:r>
-      <w:proofErr w:type="spellStart"/>
-      <w:r>
-        <w:rPr>
-          <w:rFonts w:ascii="TH Sarabun New" w:hAnsi="TH Sarabun New" w:cs="TH Sarabun New"/>
-          <w:sz w:val="32"/>
-          <w:szCs w:val="32"/>
-        </w:rPr>
-        <w:t/>
-      </w:r>
-      <w:proofErr w:type="spellEnd"/>
-      <w:r>
-        <w:rPr>
-          <w:rFonts w:ascii="TH Sarabun New" w:hAnsi="TH Sarabun New" w:cs="TH Sarabun New"/>
-          <w:sz w:val="32"/>
-          <w:szCs w:val="32"/>
-        </w:rPr>
-        <w:t/>
       </w:r>
     </w:p>
     <w:sectPr>

--- a/HRCP-KKU-Academic/uploads/academic/position/1/p2doc_1.docx
+++ b/HRCP-KKU-Academic/uploads/academic/position/1/p2doc_1.docx
@@ -104,7 +104,7 @@
     <w:p>
       <w:pPr>
         <w:rPr>
-          <w:rFonts w:ascii="TH Sarabun New" w:hAnsi="TH Sarabun New" w:cs="TH Sarabun New" w:hint="cs"/>
+          <w:rFonts w:ascii="TH Sarabun New" w:hAnsi="TH Sarabun New" w:cs="TH Sarabun New"/>
           <w:b/>
           <w:bCs/>
           <w:sz w:val="32"/>
@@ -131,7 +131,7 @@
         <w:ind w:left="7920"/>
         <w:jc w:val="center"/>
         <w:rPr>
-          <w:rFonts w:ascii="TH Sarabun New" w:hAnsi="TH Sarabun New" w:cs="TH Sarabun New" w:hint="cs"/>
+          <w:rFonts w:ascii="TH Sarabun New" w:hAnsi="TH Sarabun New" w:cs="TH Sarabun New"/>
           <w:b/>
           <w:bCs/>
           <w:sz w:val="32"/>
@@ -201,7 +201,7 @@
         <w:ind w:left="7920"/>
         <w:jc w:val="center"/>
         <w:rPr>
-          <w:rFonts w:ascii="TH Sarabun New" w:hAnsi="TH Sarabun New" w:cs="TH Sarabun New" w:hint="cs"/>
+          <w:rFonts w:ascii="TH Sarabun New" w:hAnsi="TH Sarabun New" w:cs="TH Sarabun New"/>
           <w:b/>
           <w:bCs/>
           <w:sz w:val="32"/>
@@ -731,7 +731,7 @@
           <w:sz w:val="32"/>
           <w:szCs w:val="32"/>
         </w:rPr>
-        <w:t>{{sub_ major}}</w:t>
+        <w:t>dsadsdasdsadsadasdasdsadasdasda</w:t>
       </w:r>
       <w:r>
         <w:rPr>
@@ -1184,16 +1184,24 @@
     </w:p>
     <w:tbl>
       <w:tblPr>
-        <w:tblStyle w:val="TableGrid"/>
+        <w:tblStyle w:val="a8"/>
         <w:tblW w:w="0" w:type="auto"/>
         <w:jc w:val="center"/>
+        <w:tblBorders>
+          <w:top w:val="none" w:sz="0" w:space="0" w:color="auto"/>
+          <w:left w:val="none" w:sz="0" w:space="0" w:color="auto"/>
+          <w:bottom w:val="none" w:sz="0" w:space="0" w:color="auto"/>
+          <w:right w:val="none" w:sz="0" w:space="0" w:color="auto"/>
+          <w:insideH w:val="none" w:sz="0" w:space="0" w:color="auto"/>
+          <w:insideV w:val="none" w:sz="0" w:space="0" w:color="auto"/>
+        </w:tblBorders>
         <w:tblLook w:val="04A0" w:firstRow="1" w:lastRow="0" w:firstColumn="1" w:lastColumn="0" w:noHBand="0" w:noVBand="1"/>
       </w:tblPr>
       <w:tblGrid>
-        <w:gridCol w:w="3363"/>
-        <w:gridCol w:w="1095"/>
-        <w:gridCol w:w="1886"/>
-        <w:gridCol w:w="3006"/>
+        <w:gridCol w:w="2027"/>
+        <w:gridCol w:w="2427"/>
+        <w:gridCol w:w="2180"/>
+        <w:gridCol w:w="2726"/>
       </w:tblGrid>
       <w:tr>
         <w:trPr>
@@ -1309,7 +1317,23 @@
                 <w:sz w:val="32"/>
                 <w:szCs w:val="32"/>
               </w:rPr>
-              <w:t>{{?education_list}}{{education_no}}</w:t>
+              <w:t>๑.๓.๑</w:t>
+            </w:r>
+            <w:r>
+              <w:rPr>
+                <w:rFonts w:ascii="TH Sarabun New" w:hAnsi="TH Sarabun New" w:cs="TH Sarabun New"/>
+                <w:sz w:val="32"/>
+                <w:szCs w:val="32"/>
+              </w:rPr>
+              <w:t/>
+            </w:r>
+            <w:r>
+              <w:rPr>
+                <w:rFonts w:ascii="TH Sarabun New" w:hAnsi="TH Sarabun New" w:cs="TH Sarabun New"/>
+                <w:sz w:val="32"/>
+                <w:szCs w:val="32"/>
+              </w:rPr>
+              <w:t/>
             </w:r>
           </w:p>
         </w:tc>
@@ -1331,7 +1355,47 @@
                 <w:sz w:val="32"/>
                 <w:szCs w:val="32"/>
               </w:rPr>
-              <w:t>{{degree}}</w:t>
+              <w:t>dsaxxxxx</w:t>
+            </w:r>
+            <w:r>
+              <w:rPr>
+                <w:rFonts w:ascii="TH Sarabun New" w:hAnsi="TH Sarabun New" w:cs="TH Sarabun New"/>
+                <w:sz w:val="32"/>
+                <w:szCs w:val="32"/>
+              </w:rPr>
+              <w:t/>
+            </w:r>
+            <w:r>
+              <w:rPr>
+                <w:rFonts w:ascii="TH Sarabun New" w:hAnsi="TH Sarabun New" w:cs="TH Sarabun New"/>
+                <w:sz w:val="32"/>
+                <w:szCs w:val="32"/>
+              </w:rPr>
+              <w:t/>
+            </w:r>
+            <w:r>
+              <w:rPr>
+                <w:rFonts w:ascii="TH Sarabun New" w:hAnsi="TH Sarabun New" w:cs="TH Sarabun New"/>
+                <w:sz w:val="32"/>
+                <w:szCs w:val="32"/>
+              </w:rPr>
+              <w:t xml:space="preserve"> dsa</w:t>
+            </w:r>
+            <w:r>
+              <w:rPr>
+                <w:rFonts w:ascii="TH Sarabun New" w:hAnsi="TH Sarabun New" w:cs="TH Sarabun New"/>
+                <w:sz w:val="32"/>
+                <w:szCs w:val="32"/>
+              </w:rPr>
+              <w:t/>
+            </w:r>
+            <w:r>
+              <w:rPr>
+                <w:rFonts w:ascii="TH Sarabun New" w:hAnsi="TH Sarabun New" w:cs="TH Sarabun New"/>
+                <w:sz w:val="32"/>
+                <w:szCs w:val="32"/>
+              </w:rPr>
+              <w:t/>
             </w:r>
           </w:p>
         </w:tc>
@@ -1353,7 +1417,7 @@
                 <w:sz w:val="32"/>
                 <w:szCs w:val="32"/>
               </w:rPr>
-              <w:t>{{graduated_year}}</w:t>
+              <w:t>dsa</w:t>
             </w:r>
             <w:r>
               <w:rPr>
@@ -1391,7 +1455,7 @@
                 <w:sz w:val="32"/>
                 <w:szCs w:val="32"/>
               </w:rPr>
-              <w:t>{{institution}}</w:t>
+              <w:t>dsa</w:t>
             </w:r>
             <w:r>
               <w:rPr>
@@ -1399,7 +1463,39 @@
                 <w:sz w:val="32"/>
                 <w:szCs w:val="32"/>
               </w:rPr>
-              <w:t>{{/education_list}}</w:t>
+              <w:t/>
+            </w:r>
+            <w:r>
+              <w:rPr>
+                <w:rFonts w:ascii="TH Sarabun New" w:hAnsi="TH Sarabun New" w:cs="TH Sarabun New"/>
+                <w:sz w:val="32"/>
+                <w:szCs w:val="32"/>
+              </w:rPr>
+              <w:t/>
+            </w:r>
+            <w:r>
+              <w:rPr>
+                <w:rFonts w:ascii="TH Sarabun New" w:hAnsi="TH Sarabun New" w:cs="TH Sarabun New"/>
+                <w:sz w:val="32"/>
+                <w:szCs w:val="32"/>
+              </w:rPr>
+              <w:t xml:space="preserve"> dsa</w:t>
+            </w:r>
+            <w:r>
+              <w:rPr>
+                <w:rFonts w:ascii="TH Sarabun New" w:hAnsi="TH Sarabun New" w:cs="TH Sarabun New"/>
+                <w:sz w:val="32"/>
+                <w:szCs w:val="32"/>
+              </w:rPr>
+              <w:t/>
+            </w:r>
+            <w:r>
+              <w:rPr>
+                <w:rFonts w:ascii="TH Sarabun New" w:hAnsi="TH Sarabun New" w:cs="TH Sarabun New"/>
+                <w:sz w:val="32"/>
+                <w:szCs w:val="32"/>
+              </w:rPr>
+              <w:t/>
             </w:r>
           </w:p>
         </w:tc>
@@ -1634,51 +1730,6 @@
           <w:szCs w:val="32"/>
           <w:cs/>
         </w:rPr>
-        <w:tab/>
-      </w:r>
-      <w:r>
-        <w:rPr>
-          <w:rFonts w:ascii="TH Sarabun New" w:hAnsi="TH Sarabun New" w:cs="TH Sarabun New"/>
-          <w:sz w:val="32"/>
-          <w:szCs w:val="32"/>
-          <w:cs/>
-        </w:rPr>
-        <w:t>๒.๒ ได้รับแต่งตั้งให้ดำรงตำแหน่งอาจารย์ เมื่อวันที่</w:t>
-      </w:r>
-      <w:r>
-        <w:rPr>
-          <w:rFonts w:ascii="TH Sarabun New" w:hAnsi="TH Sarabun New" w:cs="TH Sarabun New"/>
-          <w:sz w:val="32"/>
-          <w:szCs w:val="32"/>
-          <w:cs/>
-        </w:rPr>
-        <w:t xml:space="preserve"> </w:t>
-      </w:r>
-      <w:r>
-        <w:rPr>
-          <w:rFonts w:ascii="TH Sarabun New" w:hAnsi="TH Sarabun New" w:cs="TH Sarabun New"/>
-          <w:sz w:val="32"/>
-          <w:szCs w:val="32"/>
-        </w:rPr>
-        <w:t/>
-      </w:r>
-    </w:p>
-    <w:p>
-      <w:pPr>
-        <w:spacing w:after="0" w:line="240" w:lineRule="auto"/>
-        <w:rPr>
-          <w:rFonts w:ascii="TH Sarabun New" w:hAnsi="TH Sarabun New" w:cs="TH Sarabun New"/>
-          <w:sz w:val="32"/>
-          <w:szCs w:val="32"/>
-        </w:rPr>
-      </w:pPr>
-      <w:r>
-        <w:rPr>
-          <w:rFonts w:ascii="TH Sarabun New" w:hAnsi="TH Sarabun New" w:cs="TH Sarabun New"/>
-          <w:sz w:val="32"/>
-          <w:szCs w:val="32"/>
-          <w:cs/>
-        </w:rPr>
         <w:lastRenderedPageBreak/>
         <w:tab/>
       </w:r>
@@ -1689,6 +1740,51 @@
           <w:szCs w:val="32"/>
           <w:cs/>
         </w:rPr>
+        <w:t>๒.๒ ได้รับแต่งตั้งให้ดำรงตำแหน่งอาจารย์ เมื่อวันที่</w:t>
+      </w:r>
+      <w:r>
+        <w:rPr>
+          <w:rFonts w:ascii="TH Sarabun New" w:hAnsi="TH Sarabun New" w:cs="TH Sarabun New"/>
+          <w:sz w:val="32"/>
+          <w:szCs w:val="32"/>
+          <w:cs/>
+        </w:rPr>
+        <w:t xml:space="preserve"> </w:t>
+      </w:r>
+      <w:r>
+        <w:rPr>
+          <w:rFonts w:ascii="TH Sarabun New" w:hAnsi="TH Sarabun New" w:cs="TH Sarabun New"/>
+          <w:sz w:val="32"/>
+          <w:szCs w:val="32"/>
+        </w:rPr>
+        <w:t>กหฟกหกหฟกหกหฟ</w:t>
+      </w:r>
+    </w:p>
+    <w:p>
+      <w:pPr>
+        <w:spacing w:after="0" w:line="240" w:lineRule="auto"/>
+        <w:rPr>
+          <w:rFonts w:ascii="TH Sarabun New" w:hAnsi="TH Sarabun New" w:cs="TH Sarabun New"/>
+          <w:sz w:val="32"/>
+          <w:szCs w:val="32"/>
+        </w:rPr>
+      </w:pPr>
+      <w:r>
+        <w:rPr>
+          <w:rFonts w:ascii="TH Sarabun New" w:hAnsi="TH Sarabun New" w:cs="TH Sarabun New"/>
+          <w:sz w:val="32"/>
+          <w:szCs w:val="32"/>
+          <w:cs/>
+        </w:rPr>
+        <w:tab/>
+      </w:r>
+      <w:r>
+        <w:rPr>
+          <w:rFonts w:ascii="TH Sarabun New" w:hAnsi="TH Sarabun New" w:cs="TH Sarabun New"/>
+          <w:sz w:val="32"/>
+          <w:szCs w:val="32"/>
+          <w:cs/>
+        </w:rPr>
         <w:t>๒.๓ ได้รับแต่งตั้งให้ดำรงตำแหน่งผู้ช่วยศาสตราจารย์</w:t>
       </w:r>
       <w:r>
@@ -1715,7 +1811,7 @@
           <w:sz w:val="32"/>
           <w:szCs w:val="32"/>
         </w:rPr>
-        <w:t/>
+        <w:t>พิเศษ</w:t>
       </w:r>
       <w:r>
         <w:rPr>
@@ -1826,7 +1922,7 @@
           <w:sz w:val="32"/>
           <w:szCs w:val="32"/>
         </w:rPr>
-        <w:t/>
+        <w:t>ก/-กำไกไำกำไ</w:t>
       </w:r>
       <w:r>
         <w:rPr>
@@ -1906,6 +2002,14 @@
           <w:sz w:val="32"/>
           <w:szCs w:val="32"/>
         </w:rPr>
+        <w:t>พิเศษ</w:t>
+      </w:r>
+      <w:r>
+        <w:rPr>
+          <w:rFonts w:ascii="TH Sarabun New" w:hAnsi="TH Sarabun New" w:cs="TH Sarabun New"/>
+          <w:sz w:val="32"/>
+          <w:szCs w:val="32"/>
+        </w:rPr>
         <w:t/>
       </w:r>
       <w:r>
@@ -1959,6 +2063,22 @@
         </w:rPr>
         <w:t>fdsfdsf</w:t>
       </w:r>
+      <w:r>
+        <w:rPr>
+          <w:rFonts w:ascii="TH Sarabun New" w:hAnsi="TH Sarabun New" w:cs="TH Sarabun New"/>
+          <w:sz w:val="32"/>
+          <w:szCs w:val="32"/>
+        </w:rPr>
+        <w:t/>
+      </w:r>
+      <w:r>
+        <w:rPr>
+          <w:rFonts w:ascii="TH Sarabun New" w:hAnsi="TH Sarabun New" w:cs="TH Sarabun New"/>
+          <w:sz w:val="32"/>
+          <w:szCs w:val="32"/>
+        </w:rPr>
+        <w:t/>
+      </w:r>
     </w:p>
     <w:p>
       <w:pPr>
@@ -2002,7 +2122,7 @@
           <w:sz w:val="32"/>
           <w:szCs w:val="32"/>
         </w:rPr>
-        <w:t/>
+        <w:t>ก/-กำไกไำกำไ</w:t>
       </w:r>
     </w:p>
     <w:p>
@@ -2220,23 +2340,47 @@
           <w:sz w:val="32"/>
           <w:szCs w:val="32"/>
         </w:rPr>
-        <w:t>{{?other_position_list}}{{other_position_no}}</w:t>
-      </w:r>
-      <w:r>
-        <w:rPr>
-          <w:rFonts w:ascii="TH Sarabun New" w:hAnsi="TH Sarabun New" w:cs="TH Sarabun New"/>
-          <w:sz w:val="32"/>
-          <w:szCs w:val="32"/>
-        </w:rPr>
-        <w:t xml:space="preserve"> {{other_position}}</w:t>
-      </w:r>
-      <w:r>
-        <w:rPr>
-          <w:rFonts w:ascii="TH Sarabun New" w:hAnsi="TH Sarabun New" w:cs="TH Sarabun New"/>
-          <w:sz w:val="32"/>
-          <w:szCs w:val="32"/>
-        </w:rPr>
-        <w:t>{{/other_position}}</w:t>
+        <w:t>๑dsadasdas</w:t>
+      </w:r>
+      <w:r>
+        <w:rPr>
+          <w:rFonts w:ascii="TH Sarabun New" w:hAnsi="TH Sarabun New" w:cs="TH Sarabun New"/>
+          <w:sz w:val="32"/>
+          <w:szCs w:val="32"/>
+        </w:rPr>
+        <w:t/>
+      </w:r>
+      <w:r>
+        <w:rPr>
+          <w:rFonts w:ascii="TH Sarabun New" w:hAnsi="TH Sarabun New" w:cs="TH Sarabun New"/>
+          <w:sz w:val="32"/>
+          <w:szCs w:val="32"/>
+        </w:rPr>
+        <w:t/>
+      </w:r>
+      <w:r>
+        <w:rPr>
+          <w:rFonts w:ascii="TH Sarabun New" w:hAnsi="TH Sarabun New" w:cs="TH Sarabun New"/>
+          <w:sz w:val="32"/>
+          <w:szCs w:val="32"/>
+        </w:rPr>
+        <w:t xml:space="preserve"> fdsfds</w:t>
+      </w:r>
+      <w:r>
+        <w:rPr>
+          <w:rFonts w:ascii="TH Sarabun New" w:hAnsi="TH Sarabun New" w:cs="TH Sarabun New"/>
+          <w:sz w:val="32"/>
+          <w:szCs w:val="32"/>
+        </w:rPr>
+        <w:t/>
+      </w:r>
+      <w:r>
+        <w:rPr>
+          <w:rFonts w:ascii="TH Sarabun New" w:hAnsi="TH Sarabun New" w:cs="TH Sarabun New"/>
+          <w:sz w:val="32"/>
+          <w:szCs w:val="32"/>
+        </w:rPr>
+        <w:t/>
       </w:r>
     </w:p>
     <w:p>
@@ -2364,23 +2508,47 @@
           <w:sz w:val="32"/>
           <w:szCs w:val="32"/>
         </w:rPr>
-        <w:t>{{?international_speaker_last_5_years_list}}{{international_speaker_last_5_years_no}}</w:t>
-      </w:r>
-      <w:r>
-        <w:rPr>
-          <w:rFonts w:ascii="TH Sarabun New" w:hAnsi="TH Sarabun New" w:cs="TH Sarabun New"/>
-          <w:sz w:val="32"/>
-          <w:szCs w:val="32"/>
-        </w:rPr>
-        <w:t xml:space="preserve"> {{international_speaker_last_5_years}}</w:t>
-      </w:r>
-      <w:r>
-        <w:rPr>
-          <w:rFonts w:ascii="TH Sarabun New" w:hAnsi="TH Sarabun New" w:cs="TH Sarabun New"/>
-          <w:sz w:val="32"/>
-          <w:szCs w:val="32"/>
-        </w:rPr>
-        <w:t>{{/international_speaker_last_5_years_list}}</w:t>
+        <w:t>๑</w:t>
+      </w:r>
+      <w:r>
+        <w:rPr>
+          <w:rFonts w:ascii="TH Sarabun New" w:hAnsi="TH Sarabun New" w:cs="TH Sarabun New"/>
+          <w:sz w:val="32"/>
+          <w:szCs w:val="32"/>
+        </w:rPr>
+        <w:t/>
+      </w:r>
+      <w:r>
+        <w:rPr>
+          <w:rFonts w:ascii="TH Sarabun New" w:hAnsi="TH Sarabun New" w:cs="TH Sarabun New"/>
+          <w:sz w:val="32"/>
+          <w:szCs w:val="32"/>
+        </w:rPr>
+        <w:t/>
+      </w:r>
+      <w:r>
+        <w:rPr>
+          <w:rFonts w:ascii="TH Sarabun New" w:hAnsi="TH Sarabun New" w:cs="TH Sarabun New"/>
+          <w:sz w:val="32"/>
+          <w:szCs w:val="32"/>
+        </w:rPr>
+        <w:t xml:space="preserve"> fdsfds</w:t>
+      </w:r>
+      <w:r>
+        <w:rPr>
+          <w:rFonts w:ascii="TH Sarabun New" w:hAnsi="TH Sarabun New" w:cs="TH Sarabun New"/>
+          <w:sz w:val="32"/>
+          <w:szCs w:val="32"/>
+        </w:rPr>
+        <w:t/>
+      </w:r>
+      <w:r>
+        <w:rPr>
+          <w:rFonts w:ascii="TH Sarabun New" w:hAnsi="TH Sarabun New" w:cs="TH Sarabun New"/>
+          <w:sz w:val="32"/>
+          <w:szCs w:val="32"/>
+        </w:rPr>
+        <w:t/>
       </w:r>
     </w:p>
     <w:p>
@@ -2459,7 +2627,7 @@
     </w:p>
     <w:tbl>
       <w:tblPr>
-        <w:tblStyle w:val="TableGrid"/>
+        <w:tblStyle w:val="a8"/>
         <w:tblW w:w="0" w:type="auto"/>
         <w:tblBorders>
           <w:top w:val="none" w:sz="0" w:space="0" w:color="auto"/>
@@ -2472,10 +2640,10 @@
         <w:tblLook w:val="04A0" w:firstRow="1" w:lastRow="0" w:firstColumn="1" w:lastColumn="0" w:noHBand="0" w:noVBand="1"/>
       </w:tblPr>
       <w:tblGrid>
-        <w:gridCol w:w="2596"/>
-        <w:gridCol w:w="1609"/>
-        <w:gridCol w:w="2265"/>
-        <w:gridCol w:w="2890"/>
+        <w:gridCol w:w="1892"/>
+        <w:gridCol w:w="2118"/>
+        <w:gridCol w:w="2984"/>
+        <w:gridCol w:w="2366"/>
       </w:tblGrid>
       <w:tr>
         <w:tc>
@@ -2592,15 +2760,7 @@
                 <w:sz w:val="32"/>
                 <w:szCs w:val="32"/>
               </w:rPr>
-              <w:t>{{?teaching_list}}</w:t>
-            </w:r>
-            <w:r>
-              <w:rPr>
-                <w:rFonts w:ascii="TH Sarabun New" w:hAnsi="TH Sarabun New" w:cs="TH Sarabun New"/>
-                <w:sz w:val="32"/>
-                <w:szCs w:val="32"/>
-              </w:rPr>
-              <w:t>{{teaching_level}}</w:t>
+              <w:t/>
             </w:r>
             <w:r>
               <w:rPr>
@@ -2638,7 +2798,7 @@
                 <w:sz w:val="32"/>
                 <w:szCs w:val="32"/>
               </w:rPr>
-              <w:t>{{teaching_subject}}</w:t>
+              <w:t/>
             </w:r>
             <w:r>
               <w:rPr>
@@ -2676,7 +2836,7 @@
                 <w:sz w:val="32"/>
                 <w:szCs w:val="32"/>
               </w:rPr>
-              <w:t>{{teaching_hours_per_week}}</w:t>
+              <w:t/>
             </w:r>
             <w:r>
               <w:rPr>
@@ -2714,7 +2874,7 @@
                 <w:sz w:val="32"/>
                 <w:szCs w:val="32"/>
               </w:rPr>
-              <w:t>{{teaching_semester}}</w:t>
+              <w:t/>
             </w:r>
             <w:r>
               <w:rPr>
@@ -2732,14 +2892,6 @@
               </w:rPr>
               <w:t/>
             </w:r>
-            <w:r>
-              <w:rPr>
-                <w:rFonts w:ascii="TH Sarabun New" w:hAnsi="TH Sarabun New" w:cs="TH Sarabun New"/>
-                <w:sz w:val="32"/>
-                <w:szCs w:val="32"/>
-              </w:rPr>
-              <w:t>{{/teaching_list}}</w:t>
-            </w:r>
           </w:p>
         </w:tc>
       </w:tr>
@@ -2928,25 +3080,25 @@
           <w:szCs w:val="32"/>
           <w:cs/>
         </w:rPr>
+        <w:t xml:space="preserve">๓.๕ งานอื่น ๆ ที่เกี่ยวข้อง (โปรดระบุประเภทของงานและปริมาณเวลาที่ใช้ต่อสัปดาห์) </w:t>
+      </w:r>
+    </w:p>
+    <w:p>
+      <w:pPr>
+        <w:spacing w:after="0" w:line="240" w:lineRule="auto"/>
+        <w:rPr>
+          <w:rFonts w:ascii="TH Sarabun New" w:hAnsi="TH Sarabun New" w:cs="TH Sarabun New"/>
+          <w:sz w:val="32"/>
+          <w:szCs w:val="32"/>
+        </w:rPr>
+      </w:pPr>
+      <w:r>
+        <w:rPr>
+          <w:rFonts w:ascii="TH Sarabun New" w:hAnsi="TH Sarabun New" w:cs="TH Sarabun New"/>
+          <w:sz w:val="32"/>
+          <w:szCs w:val="32"/>
+        </w:rPr>
         <w:lastRenderedPageBreak/>
-        <w:t xml:space="preserve">๓.๕ งานอื่น ๆ ที่เกี่ยวข้อง (โปรดระบุประเภทของงานและปริมาณเวลาที่ใช้ต่อสัปดาห์) </w:t>
-      </w:r>
-    </w:p>
-    <w:p>
-      <w:pPr>
-        <w:spacing w:after="0" w:line="240" w:lineRule="auto"/>
-        <w:rPr>
-          <w:rFonts w:ascii="TH Sarabun New" w:hAnsi="TH Sarabun New" w:cs="TH Sarabun New"/>
-          <w:sz w:val="32"/>
-          <w:szCs w:val="32"/>
-        </w:rPr>
-      </w:pPr>
-      <w:r>
-        <w:rPr>
-          <w:rFonts w:ascii="TH Sarabun New" w:hAnsi="TH Sarabun New" w:cs="TH Sarabun New"/>
-          <w:sz w:val="32"/>
-          <w:szCs w:val="32"/>
-        </w:rPr>
         <w:t>fdsfds</w:t>
       </w:r>
     </w:p>
@@ -3034,23 +3186,47 @@
           <w:sz w:val="32"/>
           <w:szCs w:val="32"/>
         </w:rPr>
-        <w:t>{{?assistant_research_working_list}}</w:t>
-      </w:r>
-      <w:r>
-        <w:rPr>
-          <w:rFonts w:ascii="TH Sarabun New" w:hAnsi="TH Sarabun New" w:cs="TH Sarabun New"/>
-          <w:sz w:val="32"/>
-          <w:szCs w:val="32"/>
-        </w:rPr>
-        <w:t>{{assistant_research_working_no}}</w:t>
-      </w:r>
-      <w:r>
-        <w:rPr>
-          <w:rFonts w:ascii="TH Sarabun New" w:hAnsi="TH Sarabun New" w:cs="TH Sarabun New"/>
-          <w:sz w:val="32"/>
-          <w:szCs w:val="32"/>
-        </w:rPr>
-        <w:t xml:space="preserve"> {{assistant_research_working}}</w:t>
+        <w:t>๑</w:t>
+      </w:r>
+      <w:r>
+        <w:rPr>
+          <w:rFonts w:ascii="TH Sarabun New" w:hAnsi="TH Sarabun New" w:cs="TH Sarabun New"/>
+          <w:sz w:val="32"/>
+          <w:szCs w:val="32"/>
+        </w:rPr>
+        <w:t/>
+      </w:r>
+      <w:r>
+        <w:rPr>
+          <w:rFonts w:ascii="TH Sarabun New" w:hAnsi="TH Sarabun New" w:cs="TH Sarabun New"/>
+          <w:sz w:val="32"/>
+          <w:szCs w:val="32"/>
+        </w:rPr>
+        <w:t/>
+      </w:r>
+      <w:r>
+        <w:rPr>
+          <w:rFonts w:ascii="TH Sarabun New" w:hAnsi="TH Sarabun New" w:cs="TH Sarabun New"/>
+          <w:sz w:val="32"/>
+          <w:szCs w:val="32"/>
+        </w:rPr>
+        <w:t xml:space="preserve"> </w:t>
+      </w:r>
+      <w:r>
+        <w:rPr>
+          <w:rFonts w:ascii="TH Sarabun New" w:hAnsi="TH Sarabun New" w:cs="TH Sarabun New"/>
+          <w:sz w:val="32"/>
+          <w:szCs w:val="32"/>
+        </w:rPr>
+        <w:t/>
+      </w:r>
+      <w:r>
+        <w:rPr>
+          <w:rFonts w:ascii="TH Sarabun New" w:hAnsi="TH Sarabun New" w:cs="TH Sarabun New"/>
+          <w:sz w:val="32"/>
+          <w:szCs w:val="32"/>
+        </w:rPr>
+        <w:t/>
       </w:r>
       <w:r>
         <w:rPr>
@@ -3142,24 +3318,49 @@
           <w:sz w:val="32"/>
           <w:szCs w:val="32"/>
         </w:rPr>
-        <w:t>{{assistant_not_used_reseach}}</w:t>
-      </w:r>
-      <w:r>
-        <w:rPr>
-          <w:rFonts w:ascii="TH Sarabun New" w:hAnsi="TH Sarabun New" w:cs="TH Sarabun New"/>
-          <w:sz w:val="32"/>
-          <w:szCs w:val="32"/>
-        </w:rPr>
-        <w:t/>
-      </w:r>
-      <w:r>
-        <w:rPr>
-          <w:rFonts w:ascii="TH Sarabun New" w:hAnsi="TH Sarabun New" w:cs="TH Sarabun New"/>
-          <w:sz w:val="32"/>
-          <w:szCs w:val="32"/>
-        </w:rPr>
-        <w:t/>
-      </w:r>
+        <w:t/>
+      </w:r>
+      <w:r>
+        <w:rPr>
+          <w:rFonts w:ascii="TH Sarabun New" w:hAnsi="TH Sarabun New" w:cs="TH Sarabun New"/>
+          <w:sz w:val="32"/>
+          <w:szCs w:val="32"/>
+        </w:rPr>
+        <w:t/>
+      </w:r>
+      <w:r>
+        <w:rPr>
+          <w:rFonts w:ascii="TH Sarabun New" w:hAnsi="TH Sarabun New" w:cs="TH Sarabun New"/>
+          <w:sz w:val="32"/>
+          <w:szCs w:val="32"/>
+        </w:rPr>
+        <w:t/>
+      </w:r>
+      <w:r>
+        <w:rPr>
+          <w:rFonts w:ascii="TH Sarabun New" w:hAnsi="TH Sarabun New" w:cs="TH Sarabun New"/>
+          <w:sz w:val="32"/>
+          <w:szCs w:val="32"/>
+        </w:rPr>
+        <w:t/>
+      </w:r>
+      <w:r>
+        <w:rPr>
+          <w:rFonts w:ascii="TH Sarabun New" w:hAnsi="TH Sarabun New" w:cs="TH Sarabun New"/>
+          <w:sz w:val="32"/>
+          <w:szCs w:val="32"/>
+        </w:rPr>
+        <w:t/>
+      </w:r>
+      <w:r>
+        <w:rPr>
+          <w:rFonts w:ascii="TH Sarabun New" w:hAnsi="TH Sarabun New" w:cs="TH Sarabun New"/>
+          <w:sz w:val="32"/>
+          <w:szCs w:val="32"/>
+        </w:rPr>
+        <w:t/>
+      </w:r>
+      <w:proofErr w:type="gramStart"/>
       <w:r>
         <w:rPr>
           <w:rFonts w:ascii="TH Sarabun New" w:hAnsi="TH Sarabun New" w:cs="TH Sarabun New"/>
@@ -3177,41 +3378,68 @@
         </w:rPr>
         <w:t xml:space="preserve">  ไม่เคยใช้</w:t>
       </w:r>
+      <w:proofErr w:type="gramEnd"/>
     </w:p>
     <w:p>
       <w:pPr>
         <w:spacing w:after="0" w:line="240" w:lineRule="auto"/>
         <w:ind w:left="1755" w:firstLine="720"/>
         <w:rPr>
-          <w:rFonts w:ascii="TH Sarabun New" w:hAnsi="TH Sarabun New" w:cs="TH Sarabun New"/>
-          <w:sz w:val="32"/>
-          <w:szCs w:val="32"/>
-        </w:rPr>
-      </w:pPr>
-      <w:r>
-        <w:rPr>
-          <w:rFonts w:ascii="TH Sarabun New" w:hAnsi="TH Sarabun New" w:cs="TH Sarabun New"/>
-          <w:sz w:val="32"/>
-          <w:szCs w:val="32"/>
-        </w:rPr>
-        <w:t>{{assistant_is_used_reseach}}</w:t>
-      </w:r>
-      <w:r>
-        <w:rPr>
-          <w:rFonts w:ascii="TH Sarabun New" w:hAnsi="TH Sarabun New" w:cs="TH Sarabun New"/>
-          <w:sz w:val="32"/>
-          <w:szCs w:val="32"/>
-        </w:rPr>
-        <w:t/>
-      </w:r>
-      <w:r>
-        <w:rPr>
-          <w:rFonts w:ascii="TH Sarabun New" w:hAnsi="TH Sarabun New" w:cs="TH Sarabun New"/>
-          <w:sz w:val="32"/>
-          <w:szCs w:val="32"/>
-        </w:rPr>
-        <w:t/>
-      </w:r>
+          <w:rFonts w:ascii="TH Sarabun New" w:hAnsi="TH Sarabun New" w:cs="TH Sarabun New" w:hint="cs"/>
+          <w:sz w:val="32"/>
+          <w:szCs w:val="32"/>
+          <w:cs/>
+        </w:rPr>
+      </w:pPr>
+      <w:r>
+        <w:rPr>
+          <w:rFonts w:ascii="TH Sarabun New" w:hAnsi="TH Sarabun New" w:cs="TH Sarabun New"/>
+          <w:sz w:val="32"/>
+          <w:szCs w:val="32"/>
+        </w:rPr>
+        <w:t/>
+      </w:r>
+      <w:r>
+        <w:rPr>
+          <w:rFonts w:ascii="TH Sarabun New" w:hAnsi="TH Sarabun New" w:cs="TH Sarabun New"/>
+          <w:sz w:val="32"/>
+          <w:szCs w:val="32"/>
+        </w:rPr>
+        <w:t/>
+      </w:r>
+      <w:r>
+        <w:rPr>
+          <w:rFonts w:ascii="TH Sarabun New" w:hAnsi="TH Sarabun New" w:cs="TH Sarabun New"/>
+          <w:sz w:val="32"/>
+          <w:szCs w:val="32"/>
+        </w:rPr>
+        <w:t/>
+      </w:r>
+      <w:r>
+        <w:rPr>
+          <w:rFonts w:ascii="TH Sarabun New" w:hAnsi="TH Sarabun New" w:cs="TH Sarabun New"/>
+          <w:sz w:val="32"/>
+          <w:szCs w:val="32"/>
+        </w:rPr>
+        <w:t/>
+      </w:r>
+      <w:r>
+        <w:rPr>
+          <w:rFonts w:ascii="TH Sarabun New" w:hAnsi="TH Sarabun New" w:cs="TH Sarabun New"/>
+          <w:sz w:val="32"/>
+          <w:szCs w:val="32"/>
+        </w:rPr>
+        <w:t/>
+      </w:r>
+      <w:r>
+        <w:rPr>
+          <w:rFonts w:ascii="TH Sarabun New" w:hAnsi="TH Sarabun New" w:cs="TH Sarabun New"/>
+          <w:sz w:val="32"/>
+          <w:szCs w:val="32"/>
+        </w:rPr>
+        <w:t/>
+      </w:r>
+      <w:proofErr w:type="gramStart"/>
       <w:r>
         <w:rPr>
           <w:rFonts w:ascii="TH Sarabun New" w:hAnsi="TH Sarabun New" w:cs="TH Sarabun New"/>
@@ -3238,6 +3466,7 @@
         </w:rPr>
         <w:t>เคยใช้</w:t>
       </w:r>
+      <w:proofErr w:type="gramEnd"/>
       <w:r>
         <w:rPr>
           <w:rFonts w:ascii="TH Sarabun New" w:hAnsi="TH Sarabun New" w:cs="TH Sarabun New"/>
@@ -3289,7 +3518,39 @@
           <w:sz w:val="32"/>
           <w:szCs w:val="32"/>
         </w:rPr>
-        <w:t xml:space="preserve">{{assistant_used_research_year}} </w:t>
+        <w:t> </w:t>
+      </w:r>
+      <w:r>
+        <w:rPr>
+          <w:rFonts w:ascii="TH Sarabun New" w:hAnsi="TH Sarabun New" w:cs="TH Sarabun New"/>
+          <w:sz w:val="32"/>
+          <w:szCs w:val="32"/>
+        </w:rPr>
+        <w:t/>
+      </w:r>
+      <w:r>
+        <w:rPr>
+          <w:rFonts w:ascii="TH Sarabun New" w:hAnsi="TH Sarabun New" w:cs="TH Sarabun New"/>
+          <w:sz w:val="32"/>
+          <w:szCs w:val="32"/>
+        </w:rPr>
+        <w:t/>
+      </w:r>
+      <w:r>
+        <w:rPr>
+          <w:rFonts w:ascii="TH Sarabun New" w:hAnsi="TH Sarabun New" w:cs="TH Sarabun New"/>
+          <w:sz w:val="32"/>
+          <w:szCs w:val="32"/>
+        </w:rPr>
+        <w:t/>
+      </w:r>
+      <w:r>
+        <w:rPr>
+          <w:rFonts w:ascii="TH Sarabun New" w:hAnsi="TH Sarabun New" w:cs="TH Sarabun New"/>
+          <w:sz w:val="32"/>
+          <w:szCs w:val="32"/>
+        </w:rPr>
+        <w:t xml:space="preserve"/>
       </w:r>
       <w:r>
         <w:rPr>
@@ -3306,7 +3567,39 @@
           <w:sz w:val="32"/>
           <w:szCs w:val="32"/>
         </w:rPr>
-        <w:t>{{assistant_used_research_level}}</w:t>
+        <w:t/>
+      </w:r>
+      <w:r>
+        <w:rPr>
+          <w:rFonts w:ascii="TH Sarabun New" w:hAnsi="TH Sarabun New" w:cs="TH Sarabun New"/>
+          <w:sz w:val="32"/>
+          <w:szCs w:val="32"/>
+        </w:rPr>
+        <w:t/>
+      </w:r>
+      <w:r>
+        <w:rPr>
+          <w:rFonts w:ascii="TH Sarabun New" w:hAnsi="TH Sarabun New" w:cs="TH Sarabun New"/>
+          <w:sz w:val="32"/>
+          <w:szCs w:val="32"/>
+        </w:rPr>
+        <w:t/>
+      </w:r>
+      <w:r>
+        <w:rPr>
+          <w:rFonts w:ascii="TH Sarabun New" w:hAnsi="TH Sarabun New" w:cs="TH Sarabun New"/>
+          <w:sz w:val="32"/>
+          <w:szCs w:val="32"/>
+        </w:rPr>
+        <w:t/>
+      </w:r>
+      <w:r>
+        <w:rPr>
+          <w:rFonts w:ascii="TH Sarabun New" w:hAnsi="TH Sarabun New" w:cs="TH Sarabun New"/>
+          <w:sz w:val="32"/>
+          <w:szCs w:val="32"/>
+        </w:rPr>
+        <w:t/>
       </w:r>
       <w:r>
         <w:rPr>
@@ -3343,14 +3636,6 @@
           <w:cs/>
         </w:rPr>
         <w:t>)</w:t>
-      </w:r>
-      <w:r>
-        <w:rPr>
-          <w:rFonts w:ascii="TH Sarabun New" w:hAnsi="TH Sarabun New" w:cs="TH Sarabun New"/>
-          <w:sz w:val="32"/>
-          <w:szCs w:val="32"/>
-        </w:rPr>
-        <w:t xml:space="preserve"> {{/assistant_research_working_list}}</w:t>
       </w:r>
     </w:p>
     <w:p>
@@ -3443,24 +3728,72 @@
           <w:sz w:val="32"/>
           <w:szCs w:val="32"/>
         </w:rPr>
-        <w:t>{{?assistant_other_working_list}}{{assistant_other_working_no}}</w:t>
-      </w:r>
-      <w:r>
-        <w:rPr>
-          <w:rFonts w:ascii="TH Sarabun New" w:hAnsi="TH Sarabun New" w:cs="TH Sarabun New"/>
-          <w:sz w:val="32"/>
-          <w:szCs w:val="32"/>
-          <w:cs/>
-        </w:rPr>
-        <w:t xml:space="preserve"> </w:t>
-      </w:r>
-      <w:r>
-        <w:rPr>
-          <w:rFonts w:ascii="TH Sarabun New" w:hAnsi="TH Sarabun New" w:cs="TH Sarabun New"/>
-          <w:sz w:val="32"/>
-          <w:szCs w:val="32"/>
-        </w:rPr>
-        <w:t>{{assistant_other_working}}</w:t>
+        <w:t>๑</w:t>
+      </w:r>
+      <w:r>
+        <w:rPr>
+          <w:rFonts w:ascii="TH Sarabun New" w:hAnsi="TH Sarabun New" w:cs="TH Sarabun New"/>
+          <w:sz w:val="32"/>
+          <w:szCs w:val="32"/>
+        </w:rPr>
+        <w:t/>
+      </w:r>
+      <w:r>
+        <w:rPr>
+          <w:rFonts w:ascii="TH Sarabun New" w:hAnsi="TH Sarabun New" w:cs="TH Sarabun New"/>
+          <w:sz w:val="32"/>
+          <w:szCs w:val="32"/>
+        </w:rPr>
+        <w:t/>
+      </w:r>
+      <w:r>
+        <w:rPr>
+          <w:rFonts w:ascii="TH Sarabun New" w:hAnsi="TH Sarabun New" w:cs="TH Sarabun New"/>
+          <w:sz w:val="32"/>
+          <w:szCs w:val="32"/>
+        </w:rPr>
+        <w:t/>
+      </w:r>
+      <w:r>
+        <w:rPr>
+          <w:rFonts w:ascii="TH Sarabun New" w:hAnsi="TH Sarabun New" w:cs="TH Sarabun New"/>
+          <w:sz w:val="32"/>
+          <w:szCs w:val="32"/>
+        </w:rPr>
+        <w:t/>
+      </w:r>
+      <w:r>
+        <w:rPr>
+          <w:rFonts w:ascii="TH Sarabun New" w:hAnsi="TH Sarabun New" w:cs="TH Sarabun New"/>
+          <w:sz w:val="32"/>
+          <w:szCs w:val="32"/>
+          <w:cs/>
+        </w:rPr>
+        <w:t xml:space="preserve"> </w:t>
+      </w:r>
+      <w:r>
+        <w:rPr>
+          <w:rFonts w:ascii="TH Sarabun New" w:hAnsi="TH Sarabun New" w:cs="TH Sarabun New"/>
+          <w:sz w:val="32"/>
+          <w:szCs w:val="32"/>
+        </w:rPr>
+        <w:t/>
+      </w:r>
+      <w:r>
+        <w:rPr>
+          <w:rFonts w:ascii="TH Sarabun New" w:hAnsi="TH Sarabun New" w:cs="TH Sarabun New"/>
+          <w:sz w:val="32"/>
+          <w:szCs w:val="32"/>
+        </w:rPr>
+        <w:t/>
+      </w:r>
+      <w:r>
+        <w:rPr>
+          <w:rFonts w:ascii="TH Sarabun New" w:hAnsi="TH Sarabun New" w:cs="TH Sarabun New"/>
+          <w:sz w:val="32"/>
+          <w:szCs w:val="32"/>
+        </w:rPr>
+        <w:t/>
       </w:r>
       <w:r>
         <w:rPr>
@@ -3531,24 +3864,49 @@
           <w:sz w:val="32"/>
           <w:szCs w:val="32"/>
         </w:rPr>
-        <w:t>{{assistant_not_used_other}}</w:t>
-      </w:r>
-      <w:r>
-        <w:rPr>
-          <w:rFonts w:ascii="TH Sarabun New" w:hAnsi="TH Sarabun New" w:cs="TH Sarabun New"/>
-          <w:sz w:val="32"/>
-          <w:szCs w:val="32"/>
-        </w:rPr>
-        <w:t/>
-      </w:r>
-      <w:r>
-        <w:rPr>
-          <w:rFonts w:ascii="TH Sarabun New" w:hAnsi="TH Sarabun New" w:cs="TH Sarabun New"/>
-          <w:sz w:val="32"/>
-          <w:szCs w:val="32"/>
-        </w:rPr>
-        <w:t/>
-      </w:r>
+        <w:t/>
+      </w:r>
+      <w:r>
+        <w:rPr>
+          <w:rFonts w:ascii="TH Sarabun New" w:hAnsi="TH Sarabun New" w:cs="TH Sarabun New"/>
+          <w:sz w:val="32"/>
+          <w:szCs w:val="32"/>
+        </w:rPr>
+        <w:t/>
+      </w:r>
+      <w:r>
+        <w:rPr>
+          <w:rFonts w:ascii="TH Sarabun New" w:hAnsi="TH Sarabun New" w:cs="TH Sarabun New"/>
+          <w:sz w:val="32"/>
+          <w:szCs w:val="32"/>
+        </w:rPr>
+        <w:t/>
+      </w:r>
+      <w:r>
+        <w:rPr>
+          <w:rFonts w:ascii="TH Sarabun New" w:hAnsi="TH Sarabun New" w:cs="TH Sarabun New"/>
+          <w:sz w:val="32"/>
+          <w:szCs w:val="32"/>
+        </w:rPr>
+        <w:t/>
+      </w:r>
+      <w:r>
+        <w:rPr>
+          <w:rFonts w:ascii="TH Sarabun New" w:hAnsi="TH Sarabun New" w:cs="TH Sarabun New"/>
+          <w:sz w:val="32"/>
+          <w:szCs w:val="32"/>
+        </w:rPr>
+        <w:t/>
+      </w:r>
+      <w:r>
+        <w:rPr>
+          <w:rFonts w:ascii="TH Sarabun New" w:hAnsi="TH Sarabun New" w:cs="TH Sarabun New"/>
+          <w:sz w:val="32"/>
+          <w:szCs w:val="32"/>
+        </w:rPr>
+        <w:t/>
+      </w:r>
+      <w:proofErr w:type="gramStart"/>
       <w:r>
         <w:rPr>
           <w:rFonts w:ascii="TH Sarabun New" w:hAnsi="TH Sarabun New" w:cs="TH Sarabun New"/>
@@ -3566,41 +3924,68 @@
         </w:rPr>
         <w:t xml:space="preserve">  ไม่เคยใช้</w:t>
       </w:r>
+      <w:proofErr w:type="gramEnd"/>
     </w:p>
     <w:p>
       <w:pPr>
         <w:spacing w:after="0" w:line="240" w:lineRule="auto"/>
         <w:ind w:left="1755" w:firstLine="720"/>
         <w:rPr>
-          <w:rFonts w:ascii="TH Sarabun New" w:hAnsi="TH Sarabun New" w:cs="TH Sarabun New"/>
-          <w:sz w:val="32"/>
-          <w:szCs w:val="32"/>
-        </w:rPr>
-      </w:pPr>
-      <w:r>
-        <w:rPr>
-          <w:rFonts w:ascii="TH Sarabun New" w:hAnsi="TH Sarabun New" w:cs="TH Sarabun New"/>
-          <w:sz w:val="32"/>
-          <w:szCs w:val="32"/>
-        </w:rPr>
-        <w:t>{{assistant_is_used_other}}</w:t>
-      </w:r>
-      <w:r>
-        <w:rPr>
-          <w:rFonts w:ascii="TH Sarabun New" w:hAnsi="TH Sarabun New" w:cs="TH Sarabun New"/>
-          <w:sz w:val="32"/>
-          <w:szCs w:val="32"/>
-        </w:rPr>
-        <w:t/>
-      </w:r>
-      <w:r>
-        <w:rPr>
-          <w:rFonts w:ascii="TH Sarabun New" w:hAnsi="TH Sarabun New" w:cs="TH Sarabun New"/>
-          <w:sz w:val="32"/>
-          <w:szCs w:val="32"/>
-        </w:rPr>
-        <w:t/>
-      </w:r>
+          <w:rFonts w:ascii="TH Sarabun New" w:hAnsi="TH Sarabun New" w:cs="TH Sarabun New" w:hint="cs"/>
+          <w:sz w:val="32"/>
+          <w:szCs w:val="32"/>
+          <w:cs/>
+        </w:rPr>
+      </w:pPr>
+      <w:r>
+        <w:rPr>
+          <w:rFonts w:ascii="TH Sarabun New" w:hAnsi="TH Sarabun New" w:cs="TH Sarabun New"/>
+          <w:sz w:val="32"/>
+          <w:szCs w:val="32"/>
+        </w:rPr>
+        <w:t/>
+      </w:r>
+      <w:r>
+        <w:rPr>
+          <w:rFonts w:ascii="TH Sarabun New" w:hAnsi="TH Sarabun New" w:cs="TH Sarabun New"/>
+          <w:sz w:val="32"/>
+          <w:szCs w:val="32"/>
+        </w:rPr>
+        <w:t/>
+      </w:r>
+      <w:r>
+        <w:rPr>
+          <w:rFonts w:ascii="TH Sarabun New" w:hAnsi="TH Sarabun New" w:cs="TH Sarabun New"/>
+          <w:sz w:val="32"/>
+          <w:szCs w:val="32"/>
+        </w:rPr>
+        <w:t/>
+      </w:r>
+      <w:r>
+        <w:rPr>
+          <w:rFonts w:ascii="TH Sarabun New" w:hAnsi="TH Sarabun New" w:cs="TH Sarabun New"/>
+          <w:sz w:val="32"/>
+          <w:szCs w:val="32"/>
+        </w:rPr>
+        <w:t/>
+      </w:r>
+      <w:r>
+        <w:rPr>
+          <w:rFonts w:ascii="TH Sarabun New" w:hAnsi="TH Sarabun New" w:cs="TH Sarabun New"/>
+          <w:sz w:val="32"/>
+          <w:szCs w:val="32"/>
+        </w:rPr>
+        <w:t/>
+      </w:r>
+      <w:r>
+        <w:rPr>
+          <w:rFonts w:ascii="TH Sarabun New" w:hAnsi="TH Sarabun New" w:cs="TH Sarabun New"/>
+          <w:sz w:val="32"/>
+          <w:szCs w:val="32"/>
+        </w:rPr>
+        <w:t/>
+      </w:r>
+      <w:proofErr w:type="gramStart"/>
       <w:r>
         <w:rPr>
           <w:rFonts w:ascii="TH Sarabun New" w:hAnsi="TH Sarabun New" w:cs="TH Sarabun New"/>
@@ -3627,6 +4012,7 @@
         </w:rPr>
         <w:t>เคยใช้</w:t>
       </w:r>
+      <w:proofErr w:type="gramEnd"/>
       <w:r>
         <w:rPr>
           <w:rFonts w:ascii="TH Sarabun New" w:hAnsi="TH Sarabun New" w:cs="TH Sarabun New"/>
@@ -3661,6 +4047,536 @@
           <w:szCs w:val="32"/>
           <w:cs/>
         </w:rPr>
+        <w:t>พ.</w:t>
+      </w:r>
+      <w:proofErr w:type="gramStart"/>
+      <w:r>
+        <w:rPr>
+          <w:rFonts w:ascii="TH Sarabun New" w:hAnsi="TH Sarabun New" w:cs="TH Sarabun New"/>
+          <w:sz w:val="32"/>
+          <w:szCs w:val="32"/>
+          <w:cs/>
+        </w:rPr>
+        <w:t>ศ</w:t>
+      </w:r>
+      <w:r>
+        <w:rPr>
+          <w:rFonts w:ascii="TH Sarabun New" w:hAnsi="TH Sarabun New" w:cs="TH Sarabun New"/>
+          <w:sz w:val="32"/>
+          <w:szCs w:val="32"/>
+          <w:cs/>
+        </w:rPr>
+        <w:t>.</w:t>
+      </w:r>
+      <w:r>
+        <w:rPr>
+          <w:rFonts w:ascii="TH Sarabun New" w:hAnsi="TH Sarabun New" w:cs="TH Sarabun New"/>
+          <w:sz w:val="32"/>
+          <w:szCs w:val="32"/>
+        </w:rPr>
+        <w:t> </w:t>
+      </w:r>
+      <w:proofErr w:type="gramEnd"/>
+      <w:r>
+        <w:rPr>
+          <w:rFonts w:ascii="TH Sarabun New" w:hAnsi="TH Sarabun New" w:cs="TH Sarabun New"/>
+          <w:sz w:val="32"/>
+          <w:szCs w:val="32"/>
+        </w:rPr>
+        <w:t/>
+      </w:r>
+      <w:r>
+        <w:rPr>
+          <w:rFonts w:ascii="TH Sarabun New" w:hAnsi="TH Sarabun New" w:cs="TH Sarabun New"/>
+          <w:sz w:val="32"/>
+          <w:szCs w:val="32"/>
+        </w:rPr>
+        <w:t/>
+      </w:r>
+      <w:r>
+        <w:rPr>
+          <w:rFonts w:ascii="TH Sarabun New" w:hAnsi="TH Sarabun New" w:cs="TH Sarabun New"/>
+          <w:sz w:val="32"/>
+          <w:szCs w:val="32"/>
+        </w:rPr>
+        <w:t/>
+      </w:r>
+      <w:r>
+        <w:rPr>
+          <w:rFonts w:ascii="TH Sarabun New" w:hAnsi="TH Sarabun New" w:cs="TH Sarabun New"/>
+          <w:sz w:val="32"/>
+          <w:szCs w:val="32"/>
+        </w:rPr>
+        <w:t xml:space="preserve"/>
+      </w:r>
+      <w:r>
+        <w:rPr>
+          <w:rFonts w:ascii="TH Sarabun New" w:hAnsi="TH Sarabun New" w:cs="TH Sarabun New"/>
+          <w:sz w:val="32"/>
+          <w:szCs w:val="32"/>
+          <w:cs/>
+        </w:rPr>
+        <w:t>และผลการพิจารณาคุณภาพอยู่ในระดับ</w:t>
+      </w:r>
+      <w:r>
+        <w:rPr>
+          <w:rFonts w:ascii="TH Sarabun New" w:hAnsi="TH Sarabun New" w:cs="TH Sarabun New"/>
+          <w:sz w:val="32"/>
+          <w:szCs w:val="32"/>
+        </w:rPr>
+        <w:t/>
+      </w:r>
+      <w:r>
+        <w:rPr>
+          <w:rFonts w:ascii="TH Sarabun New" w:hAnsi="TH Sarabun New" w:cs="TH Sarabun New"/>
+          <w:sz w:val="32"/>
+          <w:szCs w:val="32"/>
+        </w:rPr>
+        <w:t/>
+      </w:r>
+      <w:r>
+        <w:rPr>
+          <w:rFonts w:ascii="TH Sarabun New" w:hAnsi="TH Sarabun New" w:cs="TH Sarabun New"/>
+          <w:sz w:val="32"/>
+          <w:szCs w:val="32"/>
+        </w:rPr>
+        <w:t/>
+      </w:r>
+      <w:r>
+        <w:rPr>
+          <w:rFonts w:ascii="TH Sarabun New" w:hAnsi="TH Sarabun New" w:cs="TH Sarabun New"/>
+          <w:sz w:val="32"/>
+          <w:szCs w:val="32"/>
+        </w:rPr>
+        <w:t/>
+      </w:r>
+      <w:r>
+        <w:rPr>
+          <w:rFonts w:ascii="TH Sarabun New" w:hAnsi="TH Sarabun New" w:cs="TH Sarabun New"/>
+          <w:sz w:val="32"/>
+          <w:szCs w:val="32"/>
+        </w:rPr>
+        <w:t/>
+      </w:r>
+      <w:r>
+        <w:rPr>
+          <w:rFonts w:ascii="TH Sarabun New" w:hAnsi="TH Sarabun New" w:cs="TH Sarabun New"/>
+          <w:sz w:val="32"/>
+          <w:szCs w:val="32"/>
+          <w:cs/>
+        </w:rPr>
+        <w:t xml:space="preserve"> </w:t>
+      </w:r>
+      <w:r>
+        <w:rPr>
+          <w:rFonts w:ascii="TH Sarabun New" w:hAnsi="TH Sarabun New" w:cs="TH Sarabun New"/>
+          <w:sz w:val="32"/>
+          <w:szCs w:val="32"/>
+          <w:cs/>
+        </w:rPr>
+        <w:t>ตามเกณฑ์ที่</w:t>
+      </w:r>
+      <w:r>
+        <w:rPr>
+          <w:rFonts w:ascii="TH Sarabun New" w:hAnsi="TH Sarabun New" w:cs="TH Sarabun New"/>
+          <w:sz w:val="32"/>
+          <w:szCs w:val="32"/>
+          <w:cs/>
+        </w:rPr>
+        <w:t>มหาวิทยาลัยกำหนด</w:t>
+      </w:r>
+      <w:r>
+        <w:rPr>
+          <w:rFonts w:ascii="TH Sarabun New" w:hAnsi="TH Sarabun New" w:cs="TH Sarabun New"/>
+          <w:sz w:val="32"/>
+          <w:szCs w:val="32"/>
+          <w:cs/>
+        </w:rPr>
+        <w:t>)</w:t>
+      </w:r>
+    </w:p>
+    <w:p>
+      <w:pPr>
+        <w:spacing w:after="0" w:line="240" w:lineRule="auto"/>
+        <w:rPr>
+          <w:rFonts w:ascii="TH Sarabun New" w:hAnsi="TH Sarabun New" w:cs="TH Sarabun New"/>
+          <w:sz w:val="32"/>
+          <w:szCs w:val="32"/>
+        </w:rPr>
+      </w:pPr>
+    </w:p>
+    <w:p>
+      <w:pPr>
+        <w:spacing w:after="0" w:line="240" w:lineRule="auto"/>
+        <w:ind w:firstLine="720"/>
+        <w:rPr>
+          <w:rFonts w:ascii="TH Sarabun New" w:hAnsi="TH Sarabun New" w:cs="TH Sarabun New"/>
+          <w:sz w:val="32"/>
+          <w:szCs w:val="32"/>
+        </w:rPr>
+      </w:pPr>
+      <w:r>
+        <w:rPr>
+          <w:rFonts w:ascii="TH Sarabun New" w:hAnsi="TH Sarabun New" w:cs="TH Sarabun New"/>
+          <w:sz w:val="32"/>
+          <w:szCs w:val="32"/>
+          <w:cs/>
+        </w:rPr>
+        <w:t>๔.๑.๓ ตำรา</w:t>
+      </w:r>
+      <w:r>
+        <w:rPr>
+          <w:rFonts w:ascii="TH Sarabun New" w:hAnsi="TH Sarabun New" w:cs="TH Sarabun New"/>
+          <w:sz w:val="32"/>
+          <w:szCs w:val="32"/>
+          <w:cs/>
+        </w:rPr>
+        <w:t xml:space="preserve"> </w:t>
+      </w:r>
+      <w:r>
+        <w:rPr>
+          <w:rFonts w:ascii="TH Sarabun New" w:hAnsi="TH Sarabun New" w:cs="TH Sarabun New"/>
+          <w:sz w:val="32"/>
+          <w:szCs w:val="32"/>
+          <w:cs/>
+        </w:rPr>
+        <w:t>หนังสือ</w:t>
+      </w:r>
+      <w:r>
+        <w:rPr>
+          <w:rFonts w:ascii="TH Sarabun New" w:hAnsi="TH Sarabun New" w:cs="TH Sarabun New"/>
+          <w:sz w:val="32"/>
+          <w:szCs w:val="32"/>
+          <w:cs/>
+        </w:rPr>
+        <w:t xml:space="preserve"> </w:t>
+      </w:r>
+      <w:r>
+        <w:rPr>
+          <w:rFonts w:ascii="TH Sarabun New" w:hAnsi="TH Sarabun New" w:cs="TH Sarabun New"/>
+          <w:sz w:val="32"/>
+          <w:szCs w:val="32"/>
+          <w:cs/>
+        </w:rPr>
+        <w:t>หรือบทความทางวิชาการ</w:t>
+      </w:r>
+      <w:r>
+        <w:rPr>
+          <w:rFonts w:ascii="TH Sarabun New" w:hAnsi="TH Sarabun New" w:cs="TH Sarabun New"/>
+          <w:sz w:val="32"/>
+          <w:szCs w:val="32"/>
+          <w:cs/>
+        </w:rPr>
+        <w:t xml:space="preserve">  </w:t>
+      </w:r>
+    </w:p>
+    <w:p>
+      <w:pPr>
+        <w:spacing w:after="0" w:line="240" w:lineRule="auto"/>
+        <w:ind w:left="720" w:firstLine="720"/>
+        <w:rPr>
+          <w:rFonts w:ascii="TH Sarabun New" w:hAnsi="TH Sarabun New" w:cs="TH Sarabun New"/>
+          <w:sz w:val="32"/>
+          <w:szCs w:val="32"/>
+        </w:rPr>
+      </w:pPr>
+      <w:r>
+        <w:rPr>
+          <w:rFonts w:ascii="TH Sarabun New" w:hAnsi="TH Sarabun New" w:cs="TH Sarabun New"/>
+          <w:sz w:val="32"/>
+          <w:szCs w:val="32"/>
+        </w:rPr>
+        <w:t>๑</w:t>
+      </w:r>
+      <w:r>
+        <w:rPr>
+          <w:rFonts w:ascii="TH Sarabun New" w:hAnsi="TH Sarabun New" w:cs="TH Sarabun New"/>
+          <w:sz w:val="32"/>
+          <w:szCs w:val="32"/>
+        </w:rPr>
+        <w:t/>
+      </w:r>
+      <w:r>
+        <w:rPr>
+          <w:rFonts w:ascii="TH Sarabun New" w:hAnsi="TH Sarabun New" w:cs="TH Sarabun New"/>
+          <w:sz w:val="32"/>
+          <w:szCs w:val="32"/>
+        </w:rPr>
+        <w:t/>
+      </w:r>
+      <w:r>
+        <w:rPr>
+          <w:rFonts w:ascii="TH Sarabun New" w:hAnsi="TH Sarabun New" w:cs="TH Sarabun New"/>
+          <w:sz w:val="32"/>
+          <w:szCs w:val="32"/>
+        </w:rPr>
+        <w:t/>
+      </w:r>
+      <w:r>
+        <w:rPr>
+          <w:rFonts w:ascii="TH Sarabun New" w:hAnsi="TH Sarabun New" w:cs="TH Sarabun New"/>
+          <w:sz w:val="32"/>
+          <w:szCs w:val="32"/>
+        </w:rPr>
+        <w:t/>
+      </w:r>
+      <w:r>
+        <w:rPr>
+          <w:rFonts w:ascii="TH Sarabun New" w:hAnsi="TH Sarabun New" w:cs="TH Sarabun New"/>
+          <w:sz w:val="32"/>
+          <w:szCs w:val="32"/>
+          <w:cs/>
+        </w:rPr>
+        <w:t xml:space="preserve"> </w:t>
+      </w:r>
+      <w:r>
+        <w:rPr>
+          <w:rFonts w:ascii="TH Sarabun New" w:hAnsi="TH Sarabun New" w:cs="TH Sarabun New"/>
+          <w:sz w:val="32"/>
+          <w:szCs w:val="32"/>
+        </w:rPr>
+        <w:t/>
+      </w:r>
+      <w:r>
+        <w:rPr>
+          <w:rFonts w:ascii="TH Sarabun New" w:hAnsi="TH Sarabun New" w:cs="TH Sarabun New"/>
+          <w:sz w:val="32"/>
+          <w:szCs w:val="32"/>
+        </w:rPr>
+        <w:t/>
+      </w:r>
+      <w:r>
+        <w:rPr>
+          <w:rFonts w:ascii="TH Sarabun New" w:hAnsi="TH Sarabun New" w:cs="TH Sarabun New"/>
+          <w:sz w:val="32"/>
+          <w:szCs w:val="32"/>
+        </w:rPr>
+        <w:t/>
+      </w:r>
+      <w:r>
+        <w:rPr>
+          <w:rFonts w:ascii="TH Sarabun New" w:hAnsi="TH Sarabun New" w:cs="TH Sarabun New"/>
+          <w:sz w:val="32"/>
+          <w:szCs w:val="32"/>
+        </w:rPr>
+        <w:t/>
+      </w:r>
+      <w:r>
+        <w:rPr>
+          <w:rFonts w:ascii="TH Sarabun New" w:hAnsi="TH Sarabun New" w:cs="TH Sarabun New"/>
+          <w:sz w:val="32"/>
+          <w:szCs w:val="32"/>
+        </w:rPr>
+        <w:t/>
+      </w:r>
+    </w:p>
+    <w:p>
+      <w:pPr>
+        <w:spacing w:after="0" w:line="240" w:lineRule="auto"/>
+        <w:ind w:left="1440" w:firstLine="720"/>
+        <w:rPr>
+          <w:rFonts w:ascii="TH Sarabun New" w:hAnsi="TH Sarabun New" w:cs="TH Sarabun New"/>
+          <w:sz w:val="32"/>
+          <w:szCs w:val="32"/>
+        </w:rPr>
+      </w:pPr>
+      <w:r>
+        <w:rPr>
+          <w:rFonts w:ascii="TH Sarabun New" w:hAnsi="TH Sarabun New" w:cs="TH Sarabun New"/>
+          <w:sz w:val="32"/>
+          <w:szCs w:val="32"/>
+          <w:cs/>
+        </w:rPr>
+        <w:t>ผลงานนี้เคยใช้สำหรับการพิจารณาขอกำหนดตำแหน่งผู้ช่วยศาสตราจารย์</w:t>
+      </w:r>
+    </w:p>
+    <w:p>
+      <w:pPr>
+        <w:spacing w:after="0" w:line="240" w:lineRule="auto"/>
+        <w:rPr>
+          <w:rFonts w:ascii="TH Sarabun New" w:hAnsi="TH Sarabun New" w:cs="TH Sarabun New"/>
+          <w:sz w:val="32"/>
+          <w:szCs w:val="32"/>
+        </w:rPr>
+      </w:pPr>
+      <w:r>
+        <w:rPr>
+          <w:rFonts w:ascii="TH Sarabun New" w:hAnsi="TH Sarabun New" w:cs="TH Sarabun New"/>
+          <w:sz w:val="32"/>
+          <w:szCs w:val="32"/>
+          <w:cs/>
+        </w:rPr>
+        <w:t>มาแล้วหรือไม่</w:t>
+      </w:r>
+    </w:p>
+    <w:p>
+      <w:pPr>
+        <w:spacing w:after="0" w:line="240" w:lineRule="auto"/>
+        <w:ind w:left="1755" w:firstLine="720"/>
+        <w:rPr>
+          <w:rFonts w:ascii="TH Sarabun New" w:hAnsi="TH Sarabun New" w:cs="TH Sarabun New"/>
+          <w:sz w:val="32"/>
+          <w:szCs w:val="32"/>
+        </w:rPr>
+      </w:pPr>
+      <w:r>
+        <w:rPr>
+          <w:rFonts w:ascii="TH Sarabun New" w:hAnsi="TH Sarabun New" w:cs="TH Sarabun New"/>
+          <w:sz w:val="32"/>
+          <w:szCs w:val="32"/>
+        </w:rPr>
+        <w:t/>
+      </w:r>
+      <w:r>
+        <w:rPr>
+          <w:rFonts w:ascii="TH Sarabun New" w:hAnsi="TH Sarabun New" w:cs="TH Sarabun New"/>
+          <w:sz w:val="32"/>
+          <w:szCs w:val="32"/>
+        </w:rPr>
+        <w:t/>
+      </w:r>
+      <w:r>
+        <w:rPr>
+          <w:rFonts w:ascii="TH Sarabun New" w:hAnsi="TH Sarabun New" w:cs="TH Sarabun New"/>
+          <w:sz w:val="32"/>
+          <w:szCs w:val="32"/>
+        </w:rPr>
+        <w:t/>
+      </w:r>
+      <w:r>
+        <w:rPr>
+          <w:rFonts w:ascii="TH Sarabun New" w:hAnsi="TH Sarabun New" w:cs="TH Sarabun New"/>
+          <w:sz w:val="32"/>
+          <w:szCs w:val="32"/>
+        </w:rPr>
+        <w:t/>
+      </w:r>
+      <w:proofErr w:type="gramStart"/>
+      <w:r>
+        <w:rPr>
+          <w:rFonts w:ascii="TH Sarabun New" w:hAnsi="TH Sarabun New" w:cs="TH Sarabun New"/>
+          <w:sz w:val="32"/>
+          <w:szCs w:val="32"/>
+        </w:rPr>
+        <w:t/>
+      </w:r>
+      <w:r>
+        <w:rPr>
+          <w:rFonts w:ascii="TH Sarabun New" w:hAnsi="TH Sarabun New" w:cs="TH Sarabun New"/>
+          <w:sz w:val="32"/>
+          <w:szCs w:val="32"/>
+          <w:cs/>
+        </w:rPr>
+        <w:t xml:space="preserve">  ไม่เคยใช้</w:t>
+      </w:r>
+      <w:proofErr w:type="gramEnd"/>
+    </w:p>
+    <w:p>
+      <w:pPr>
+        <w:spacing w:after="0" w:line="240" w:lineRule="auto"/>
+        <w:ind w:left="1755" w:firstLine="720"/>
+        <w:rPr>
+          <w:rFonts w:ascii="TH Sarabun New" w:hAnsi="TH Sarabun New" w:cs="TH Sarabun New" w:hint="cs"/>
+          <w:sz w:val="32"/>
+          <w:szCs w:val="32"/>
+          <w:cs/>
+        </w:rPr>
+      </w:pPr>
+      <w:r>
+        <w:rPr>
+          <w:rFonts w:ascii="TH Sarabun New" w:hAnsi="TH Sarabun New" w:cs="TH Sarabun New"/>
+          <w:sz w:val="32"/>
+          <w:szCs w:val="32"/>
+        </w:rPr>
+        <w:lastRenderedPageBreak/>
+        <w:t/>
+      </w:r>
+      <w:r>
+        <w:rPr>
+          <w:rFonts w:ascii="TH Sarabun New" w:hAnsi="TH Sarabun New" w:cs="TH Sarabun New"/>
+          <w:sz w:val="32"/>
+          <w:szCs w:val="32"/>
+        </w:rPr>
+        <w:t/>
+      </w:r>
+      <w:r>
+        <w:rPr>
+          <w:rFonts w:ascii="TH Sarabun New" w:hAnsi="TH Sarabun New" w:cs="TH Sarabun New"/>
+          <w:sz w:val="32"/>
+          <w:szCs w:val="32"/>
+        </w:rPr>
+        <w:t/>
+      </w:r>
+      <w:r>
+        <w:rPr>
+          <w:rFonts w:ascii="TH Sarabun New" w:hAnsi="TH Sarabun New" w:cs="TH Sarabun New"/>
+          <w:sz w:val="32"/>
+          <w:szCs w:val="32"/>
+        </w:rPr>
+        <w:t/>
+      </w:r>
+      <w:proofErr w:type="gramStart"/>
+      <w:r>
+        <w:rPr>
+          <w:rFonts w:ascii="TH Sarabun New" w:hAnsi="TH Sarabun New" w:cs="TH Sarabun New"/>
+          <w:sz w:val="32"/>
+          <w:szCs w:val="32"/>
+        </w:rPr>
+        <w:t/>
+      </w:r>
+      <w:r>
+        <w:rPr>
+          <w:rFonts w:ascii="TH Sarabun New" w:hAnsi="TH Sarabun New" w:cs="TH Sarabun New"/>
+          <w:sz w:val="32"/>
+          <w:szCs w:val="32"/>
+          <w:cs/>
+        </w:rPr>
+        <w:t xml:space="preserve">  </w:t>
+      </w:r>
+      <w:r>
+        <w:rPr>
+          <w:rFonts w:ascii="TH Sarabun New" w:hAnsi="TH Sarabun New" w:cs="TH Sarabun New"/>
+          <w:sz w:val="32"/>
+          <w:szCs w:val="32"/>
+          <w:cs/>
+        </w:rPr>
+        <w:t>เคยใช้</w:t>
+      </w:r>
+      <w:proofErr w:type="gramEnd"/>
+      <w:r>
+        <w:rPr>
+          <w:rFonts w:ascii="TH Sarabun New" w:hAnsi="TH Sarabun New" w:cs="TH Sarabun New"/>
+          <w:sz w:val="32"/>
+          <w:szCs w:val="32"/>
+          <w:cs/>
+        </w:rPr>
+        <w:t xml:space="preserve"> </w:t>
+      </w:r>
+      <w:r>
+        <w:rPr>
+          <w:rFonts w:ascii="TH Sarabun New" w:hAnsi="TH Sarabun New" w:cs="TH Sarabun New"/>
+          <w:sz w:val="32"/>
+          <w:szCs w:val="32"/>
+          <w:cs/>
+        </w:rPr>
+        <w:t>(เมื่อปี</w:t>
+      </w:r>
+      <w:r>
+        <w:rPr>
+          <w:rFonts w:ascii="TH Sarabun New" w:hAnsi="TH Sarabun New" w:cs="TH Sarabun New"/>
+          <w:sz w:val="32"/>
+          <w:szCs w:val="32"/>
+          <w:cs/>
+        </w:rPr>
+        <w:t xml:space="preserve"> </w:t>
+      </w:r>
+      <w:r>
+        <w:rPr>
+          <w:rFonts w:ascii="TH Sarabun New" w:hAnsi="TH Sarabun New" w:cs="TH Sarabun New"/>
+          <w:sz w:val="32"/>
+          <w:szCs w:val="32"/>
+          <w:cs/>
+        </w:rPr>
         <w:t>พ.ศ</w:t>
       </w:r>
       <w:r>
@@ -3668,17 +4584,40 @@
           <w:rFonts w:ascii="TH Sarabun New" w:hAnsi="TH Sarabun New" w:cs="TH Sarabun New"/>
           <w:sz w:val="32"/>
           <w:szCs w:val="32"/>
-          <w:cs/>
-        </w:rPr>
-        <w:t>.</w:t>
-      </w:r>
-      <w:r>
-        <w:rPr>
-          <w:rFonts w:ascii="TH Sarabun New" w:hAnsi="TH Sarabun New" w:cs="TH Sarabun New"/>
-          <w:sz w:val="32"/>
-          <w:szCs w:val="32"/>
-        </w:rPr>
-        <w:t xml:space="preserve">{{assistant_used_other_year}} </w:t>
+        </w:rPr>
+        <w:t> </w:t>
+      </w:r>
+      <w:r>
+        <w:rPr>
+          <w:rFonts w:ascii="TH Sarabun New" w:hAnsi="TH Sarabun New" w:cs="TH Sarabun New"/>
+          <w:sz w:val="32"/>
+          <w:szCs w:val="32"/>
+        </w:rPr>
+        <w:t/>
+      </w:r>
+      <w:r>
+        <w:rPr>
+          <w:rFonts w:ascii="TH Sarabun New" w:hAnsi="TH Sarabun New" w:cs="TH Sarabun New"/>
+          <w:sz w:val="32"/>
+          <w:szCs w:val="32"/>
+        </w:rPr>
+        <w:t/>
+      </w:r>
+      <w:r>
+        <w:rPr>
+          <w:rFonts w:ascii="TH Sarabun New" w:hAnsi="TH Sarabun New" w:cs="TH Sarabun New"/>
+          <w:sz w:val="32"/>
+          <w:szCs w:val="32"/>
+        </w:rPr>
+        <w:t/>
+      </w:r>
+      <w:r>
+        <w:rPr>
+          <w:rFonts w:ascii="TH Sarabun New" w:hAnsi="TH Sarabun New" w:cs="TH Sarabun New"/>
+          <w:sz w:val="32"/>
+          <w:szCs w:val="32"/>
+        </w:rPr>
+        <w:t xml:space="preserve"/>
       </w:r>
       <w:r>
         <w:rPr>
@@ -3695,7 +4634,39 @@
           <w:sz w:val="32"/>
           <w:szCs w:val="32"/>
         </w:rPr>
-        <w:t>{{assistant_used_other_level}}</w:t>
+        <w:t/>
+      </w:r>
+      <w:r>
+        <w:rPr>
+          <w:rFonts w:ascii="TH Sarabun New" w:hAnsi="TH Sarabun New" w:cs="TH Sarabun New"/>
+          <w:sz w:val="32"/>
+          <w:szCs w:val="32"/>
+        </w:rPr>
+        <w:t/>
+      </w:r>
+      <w:r>
+        <w:rPr>
+          <w:rFonts w:ascii="TH Sarabun New" w:hAnsi="TH Sarabun New" w:cs="TH Sarabun New"/>
+          <w:sz w:val="32"/>
+          <w:szCs w:val="32"/>
+        </w:rPr>
+        <w:t/>
+      </w:r>
+      <w:r>
+        <w:rPr>
+          <w:rFonts w:ascii="TH Sarabun New" w:hAnsi="TH Sarabun New" w:cs="TH Sarabun New"/>
+          <w:sz w:val="32"/>
+          <w:szCs w:val="32"/>
+        </w:rPr>
+        <w:t/>
+      </w:r>
+      <w:r>
+        <w:rPr>
+          <w:rFonts w:ascii="TH Sarabun New" w:hAnsi="TH Sarabun New" w:cs="TH Sarabun New"/>
+          <w:sz w:val="32"/>
+          <w:szCs w:val="32"/>
+        </w:rPr>
+        <w:t/>
       </w:r>
       <w:r>
         <w:rPr>
@@ -3732,367 +4703,6 @@
           <w:cs/>
         </w:rPr>
         <w:t>)</w:t>
-      </w:r>
-      <w:r>
-        <w:rPr>
-          <w:rFonts w:ascii="TH Sarabun New" w:hAnsi="TH Sarabun New" w:cs="TH Sarabun New"/>
-          <w:sz w:val="32"/>
-          <w:szCs w:val="32"/>
-        </w:rPr>
-        <w:t xml:space="preserve"> {{/assistant_other_working_list}}</w:t>
-      </w:r>
-    </w:p>
-    <w:p>
-      <w:pPr>
-        <w:spacing w:after="0" w:line="240" w:lineRule="auto"/>
-        <w:rPr>
-          <w:rFonts w:ascii="TH Sarabun New" w:hAnsi="TH Sarabun New" w:cs="TH Sarabun New"/>
-          <w:sz w:val="32"/>
-          <w:szCs w:val="32"/>
-        </w:rPr>
-      </w:pPr>
-    </w:p>
-    <w:p>
-      <w:pPr>
-        <w:spacing w:after="0" w:line="240" w:lineRule="auto"/>
-        <w:ind w:firstLine="720"/>
-        <w:rPr>
-          <w:rFonts w:ascii="TH Sarabun New" w:hAnsi="TH Sarabun New" w:cs="TH Sarabun New"/>
-          <w:sz w:val="32"/>
-          <w:szCs w:val="32"/>
-        </w:rPr>
-      </w:pPr>
-      <w:r>
-        <w:rPr>
-          <w:rFonts w:ascii="TH Sarabun New" w:hAnsi="TH Sarabun New" w:cs="TH Sarabun New"/>
-          <w:sz w:val="32"/>
-          <w:szCs w:val="32"/>
-          <w:cs/>
-        </w:rPr>
-        <w:t>๔.๑.๓ ตำรา</w:t>
-      </w:r>
-      <w:r>
-        <w:rPr>
-          <w:rFonts w:ascii="TH Sarabun New" w:hAnsi="TH Sarabun New" w:cs="TH Sarabun New"/>
-          <w:sz w:val="32"/>
-          <w:szCs w:val="32"/>
-          <w:cs/>
-        </w:rPr>
-        <w:t xml:space="preserve"> </w:t>
-      </w:r>
-      <w:r>
-        <w:rPr>
-          <w:rFonts w:ascii="TH Sarabun New" w:hAnsi="TH Sarabun New" w:cs="TH Sarabun New"/>
-          <w:sz w:val="32"/>
-          <w:szCs w:val="32"/>
-          <w:cs/>
-        </w:rPr>
-        <w:t>หนังสือ</w:t>
-      </w:r>
-      <w:r>
-        <w:rPr>
-          <w:rFonts w:ascii="TH Sarabun New" w:hAnsi="TH Sarabun New" w:cs="TH Sarabun New"/>
-          <w:sz w:val="32"/>
-          <w:szCs w:val="32"/>
-          <w:cs/>
-        </w:rPr>
-        <w:t xml:space="preserve"> </w:t>
-      </w:r>
-      <w:r>
-        <w:rPr>
-          <w:rFonts w:ascii="TH Sarabun New" w:hAnsi="TH Sarabun New" w:cs="TH Sarabun New"/>
-          <w:sz w:val="32"/>
-          <w:szCs w:val="32"/>
-          <w:cs/>
-        </w:rPr>
-        <w:t>หรือบทความทางวิชาการ</w:t>
-      </w:r>
-      <w:r>
-        <w:rPr>
-          <w:rFonts w:ascii="TH Sarabun New" w:hAnsi="TH Sarabun New" w:cs="TH Sarabun New"/>
-          <w:sz w:val="32"/>
-          <w:szCs w:val="32"/>
-          <w:cs/>
-        </w:rPr>
-        <w:t xml:space="preserve">  </w:t>
-      </w:r>
-    </w:p>
-    <w:p>
-      <w:pPr>
-        <w:spacing w:after="0" w:line="240" w:lineRule="auto"/>
-        <w:ind w:left="720" w:firstLine="720"/>
-        <w:rPr>
-          <w:rFonts w:ascii="TH Sarabun New" w:hAnsi="TH Sarabun New" w:cs="TH Sarabun New"/>
-          <w:sz w:val="32"/>
-          <w:szCs w:val="32"/>
-        </w:rPr>
-      </w:pPr>
-      <w:r>
-        <w:rPr>
-          <w:rFonts w:ascii="TH Sarabun New" w:hAnsi="TH Sarabun New" w:cs="TH Sarabun New"/>
-          <w:sz w:val="32"/>
-          <w:szCs w:val="32"/>
-        </w:rPr>
-        <w:lastRenderedPageBreak/>
-        <w:t>{{?assistant_book_working_list}}{{assistant_book_working_no}}</w:t>
-      </w:r>
-      <w:r>
-        <w:rPr>
-          <w:rFonts w:ascii="TH Sarabun New" w:hAnsi="TH Sarabun New" w:cs="TH Sarabun New"/>
-          <w:sz w:val="32"/>
-          <w:szCs w:val="32"/>
-          <w:cs/>
-        </w:rPr>
-        <w:t xml:space="preserve"> </w:t>
-      </w:r>
-      <w:r>
-        <w:rPr>
-          <w:rFonts w:ascii="TH Sarabun New" w:hAnsi="TH Sarabun New" w:cs="TH Sarabun New"/>
-          <w:sz w:val="32"/>
-          <w:szCs w:val="32"/>
-        </w:rPr>
-        <w:t>{{assistant_book_working}}</w:t>
-      </w:r>
-    </w:p>
-    <w:p>
-      <w:pPr>
-        <w:spacing w:after="0" w:line="240" w:lineRule="auto"/>
-        <w:ind w:left="1440" w:firstLine="720"/>
-        <w:rPr>
-          <w:rFonts w:ascii="TH Sarabun New" w:hAnsi="TH Sarabun New" w:cs="TH Sarabun New"/>
-          <w:sz w:val="32"/>
-          <w:szCs w:val="32"/>
-        </w:rPr>
-      </w:pPr>
-      <w:r>
-        <w:rPr>
-          <w:rFonts w:ascii="TH Sarabun New" w:hAnsi="TH Sarabun New" w:cs="TH Sarabun New"/>
-          <w:sz w:val="32"/>
-          <w:szCs w:val="32"/>
-          <w:cs/>
-        </w:rPr>
-        <w:t>ผลงานนี้เคยใช้สำหรับการพิจารณาขอกำหนดตำแหน่งผู้ช่วยศาสตราจารย์</w:t>
-      </w:r>
-    </w:p>
-    <w:p>
-      <w:pPr>
-        <w:spacing w:after="0" w:line="240" w:lineRule="auto"/>
-        <w:rPr>
-          <w:rFonts w:ascii="TH Sarabun New" w:hAnsi="TH Sarabun New" w:cs="TH Sarabun New"/>
-          <w:sz w:val="32"/>
-          <w:szCs w:val="32"/>
-        </w:rPr>
-      </w:pPr>
-      <w:r>
-        <w:rPr>
-          <w:rFonts w:ascii="TH Sarabun New" w:hAnsi="TH Sarabun New" w:cs="TH Sarabun New"/>
-          <w:sz w:val="32"/>
-          <w:szCs w:val="32"/>
-          <w:cs/>
-        </w:rPr>
-        <w:t>มาแล้วหรือไม่</w:t>
-      </w:r>
-    </w:p>
-    <w:p>
-      <w:pPr>
-        <w:spacing w:after="0" w:line="240" w:lineRule="auto"/>
-        <w:ind w:left="1755" w:firstLine="720"/>
-        <w:rPr>
-          <w:rFonts w:ascii="TH Sarabun New" w:hAnsi="TH Sarabun New" w:cs="TH Sarabun New"/>
-          <w:sz w:val="32"/>
-          <w:szCs w:val="32"/>
-        </w:rPr>
-      </w:pPr>
-      <w:r>
-        <w:rPr>
-          <w:rFonts w:ascii="TH Sarabun New" w:hAnsi="TH Sarabun New" w:cs="TH Sarabun New"/>
-          <w:sz w:val="32"/>
-          <w:szCs w:val="32"/>
-        </w:rPr>
-        <w:t>{{assistant_not_used_book}}</w:t>
-      </w:r>
-      <w:r>
-        <w:rPr>
-          <w:rFonts w:ascii="TH Sarabun New" w:hAnsi="TH Sarabun New" w:cs="TH Sarabun New"/>
-          <w:sz w:val="32"/>
-          <w:szCs w:val="32"/>
-        </w:rPr>
-        <w:t/>
-      </w:r>
-      <w:r>
-        <w:rPr>
-          <w:rFonts w:ascii="TH Sarabun New" w:hAnsi="TH Sarabun New" w:cs="TH Sarabun New"/>
-          <w:sz w:val="32"/>
-          <w:szCs w:val="32"/>
-        </w:rPr>
-        <w:t/>
-      </w:r>
-      <w:r>
-        <w:rPr>
-          <w:rFonts w:ascii="TH Sarabun New" w:hAnsi="TH Sarabun New" w:cs="TH Sarabun New"/>
-          <w:sz w:val="32"/>
-          <w:szCs w:val="32"/>
-          <w:cs/>
-        </w:rPr>
-        <w:t xml:space="preserve">  ไม่เคยใช้</w:t>
-      </w:r>
-    </w:p>
-    <w:p>
-      <w:pPr>
-        <w:spacing w:after="0" w:line="240" w:lineRule="auto"/>
-        <w:ind w:left="1755" w:firstLine="720"/>
-        <w:rPr>
-          <w:rFonts w:ascii="TH Sarabun New" w:hAnsi="TH Sarabun New" w:cs="TH Sarabun New"/>
-          <w:sz w:val="32"/>
-          <w:szCs w:val="32"/>
-        </w:rPr>
-      </w:pPr>
-      <w:r>
-        <w:rPr>
-          <w:rFonts w:ascii="TH Sarabun New" w:hAnsi="TH Sarabun New" w:cs="TH Sarabun New"/>
-          <w:sz w:val="32"/>
-          <w:szCs w:val="32"/>
-        </w:rPr>
-        <w:t>{{assistant_is_used_book}}</w:t>
-      </w:r>
-      <w:r>
-        <w:rPr>
-          <w:rFonts w:ascii="TH Sarabun New" w:hAnsi="TH Sarabun New" w:cs="TH Sarabun New"/>
-          <w:sz w:val="32"/>
-          <w:szCs w:val="32"/>
-        </w:rPr>
-        <w:t/>
-      </w:r>
-      <w:r>
-        <w:rPr>
-          <w:rFonts w:ascii="TH Sarabun New" w:hAnsi="TH Sarabun New" w:cs="TH Sarabun New"/>
-          <w:sz w:val="32"/>
-          <w:szCs w:val="32"/>
-        </w:rPr>
-        <w:t/>
-      </w:r>
-      <w:r>
-        <w:rPr>
-          <w:rFonts w:ascii="TH Sarabun New" w:hAnsi="TH Sarabun New" w:cs="TH Sarabun New"/>
-          <w:sz w:val="32"/>
-          <w:szCs w:val="32"/>
-          <w:cs/>
-        </w:rPr>
-        <w:t xml:space="preserve">  </w:t>
-      </w:r>
-      <w:r>
-        <w:rPr>
-          <w:rFonts w:ascii="TH Sarabun New" w:hAnsi="TH Sarabun New" w:cs="TH Sarabun New"/>
-          <w:sz w:val="32"/>
-          <w:szCs w:val="32"/>
-          <w:cs/>
-        </w:rPr>
-        <w:t>เคยใช้</w:t>
-      </w:r>
-      <w:r>
-        <w:rPr>
-          <w:rFonts w:ascii="TH Sarabun New" w:hAnsi="TH Sarabun New" w:cs="TH Sarabun New"/>
-          <w:sz w:val="32"/>
-          <w:szCs w:val="32"/>
-          <w:cs/>
-        </w:rPr>
-        <w:t xml:space="preserve"> </w:t>
-      </w:r>
-      <w:r>
-        <w:rPr>
-          <w:rFonts w:ascii="TH Sarabun New" w:hAnsi="TH Sarabun New" w:cs="TH Sarabun New"/>
-          <w:sz w:val="32"/>
-          <w:szCs w:val="32"/>
-          <w:cs/>
-        </w:rPr>
-        <w:t>(เมื่อปี</w:t>
-      </w:r>
-      <w:r>
-        <w:rPr>
-          <w:rFonts w:ascii="TH Sarabun New" w:hAnsi="TH Sarabun New" w:cs="TH Sarabun New"/>
-          <w:sz w:val="32"/>
-          <w:szCs w:val="32"/>
-          <w:cs/>
-        </w:rPr>
-        <w:t xml:space="preserve"> </w:t>
-      </w:r>
-      <w:r>
-        <w:rPr>
-          <w:rFonts w:ascii="TH Sarabun New" w:hAnsi="TH Sarabun New" w:cs="TH Sarabun New"/>
-          <w:sz w:val="32"/>
-          <w:szCs w:val="32"/>
-          <w:cs/>
-        </w:rPr>
-        <w:t>พ.ศ</w:t>
-      </w:r>
-      <w:r>
-        <w:rPr>
-          <w:rFonts w:ascii="TH Sarabun New" w:hAnsi="TH Sarabun New" w:cs="TH Sarabun New"/>
-          <w:sz w:val="32"/>
-          <w:szCs w:val="32"/>
-        </w:rPr>
-        <w:t xml:space="preserve">{{assistant_used_book_year}} </w:t>
-      </w:r>
-      <w:r>
-        <w:rPr>
-          <w:rFonts w:ascii="TH Sarabun New" w:hAnsi="TH Sarabun New" w:cs="TH Sarabun New"/>
-          <w:sz w:val="32"/>
-          <w:szCs w:val="32"/>
-          <w:cs/>
-        </w:rPr>
-        <w:t>และผลการพิจารณาคุณภาพอยู่ในระดับ</w:t>
-      </w:r>
-      <w:r>
-        <w:rPr>
-          <w:rFonts w:ascii="TH Sarabun New" w:hAnsi="TH Sarabun New" w:cs="TH Sarabun New"/>
-          <w:sz w:val="32"/>
-          <w:szCs w:val="32"/>
-        </w:rPr>
-        <w:t>{{assistant_used_book_level}}</w:t>
-      </w:r>
-      <w:r>
-        <w:rPr>
-          <w:rFonts w:ascii="TH Sarabun New" w:hAnsi="TH Sarabun New" w:cs="TH Sarabun New"/>
-          <w:sz w:val="32"/>
-          <w:szCs w:val="32"/>
-          <w:cs/>
-        </w:rPr>
-        <w:t xml:space="preserve"> </w:t>
-      </w:r>
-      <w:r>
-        <w:rPr>
-          <w:rFonts w:ascii="TH Sarabun New" w:hAnsi="TH Sarabun New" w:cs="TH Sarabun New"/>
-          <w:sz w:val="32"/>
-          <w:szCs w:val="32"/>
-          <w:cs/>
-        </w:rPr>
-        <w:t>ตามเกณฑ์ที่</w:t>
-      </w:r>
-      <w:r>
-        <w:rPr>
-          <w:rFonts w:ascii="TH Sarabun New" w:hAnsi="TH Sarabun New" w:cs="TH Sarabun New"/>
-          <w:sz w:val="32"/>
-          <w:szCs w:val="32"/>
-          <w:cs/>
-        </w:rPr>
-        <w:t>มหาวิทยาลัยกำหนด</w:t>
-      </w:r>
-      <w:r>
-        <w:rPr>
-          <w:rFonts w:ascii="TH Sarabun New" w:hAnsi="TH Sarabun New" w:cs="TH Sarabun New"/>
-          <w:sz w:val="32"/>
-          <w:szCs w:val="32"/>
-          <w:cs/>
-        </w:rPr>
-        <w:t>)</w:t>
-      </w:r>
-      <w:r>
-        <w:rPr>
-          <w:rFonts w:ascii="TH Sarabun New" w:hAnsi="TH Sarabun New" w:cs="TH Sarabun New"/>
-          <w:sz w:val="32"/>
-          <w:szCs w:val="32"/>
-        </w:rPr>
-        <w:t xml:space="preserve"> {{/assistant_book_working_list}}</w:t>
       </w:r>
     </w:p>
     <w:p>
@@ -4434,15 +5044,47 @@
           <w:sz w:val="32"/>
           <w:szCs w:val="32"/>
         </w:rPr>
-        <w:t xml:space="preserve">{{?associate_research_working_list}}{{associate_research_working_no}} </w:t>
-      </w:r>
-      <w:r>
-        <w:rPr>
-          <w:rFonts w:ascii="TH Sarabun New" w:hAnsi="TH Sarabun New" w:cs="TH Sarabun New"/>
-          <w:sz w:val="32"/>
-          <w:szCs w:val="32"/>
-        </w:rPr>
-        <w:t>{{associate_research_working}}</w:t>
+        <w:t>๑ </w:t>
+      </w:r>
+      <w:r>
+        <w:rPr>
+          <w:rFonts w:ascii="TH Sarabun New" w:hAnsi="TH Sarabun New" w:cs="TH Sarabun New"/>
+          <w:sz w:val="32"/>
+          <w:szCs w:val="32"/>
+        </w:rPr>
+        <w:t/>
+      </w:r>
+      <w:r>
+        <w:rPr>
+          <w:rFonts w:ascii="TH Sarabun New" w:hAnsi="TH Sarabun New" w:cs="TH Sarabun New"/>
+          <w:sz w:val="32"/>
+          <w:szCs w:val="32"/>
+        </w:rPr>
+        <w:t xml:space="preserve"/>
+      </w:r>
+      <w:r>
+        <w:rPr>
+          <w:rFonts w:ascii="TH Sarabun New" w:hAnsi="TH Sarabun New" w:cs="TH Sarabun New"/>
+          <w:sz w:val="32"/>
+          <w:szCs w:val="32"/>
+        </w:rPr>
+        <w:t>fdaxxxxxxxxxxxx</w:t>
+      </w:r>
+      <w:r>
+        <w:rPr>
+          <w:rFonts w:ascii="TH Sarabun New" w:hAnsi="TH Sarabun New" w:cs="TH Sarabun New"/>
+          <w:sz w:val="32"/>
+          <w:szCs w:val="32"/>
+        </w:rPr>
+        <w:t/>
+      </w:r>
+      <w:r>
+        <w:rPr>
+          <w:rFonts w:ascii="TH Sarabun New" w:hAnsi="TH Sarabun New" w:cs="TH Sarabun New"/>
+          <w:sz w:val="32"/>
+          <w:szCs w:val="32"/>
+        </w:rPr>
+        <w:t/>
       </w:r>
     </w:p>
     <w:p>
@@ -4484,16 +5126,33 @@
           <w:sz w:val="32"/>
           <w:szCs w:val="32"/>
         </w:rPr>
-        <w:t>{{associate_not_used_research}}</w:t>
-      </w:r>
-      <w:r>
-        <w:rPr>
-          <w:rFonts w:ascii="TH Sarabun New" w:hAnsi="TH Sarabun New" w:cs="TH Sarabun New"/>
-          <w:sz w:val="32"/>
-          <w:szCs w:val="32"/>
-        </w:rPr>
-        <w:t/>
-      </w:r>
+        <w:t/>
+      </w:r>
+      <w:r>
+        <w:rPr>
+          <w:rFonts w:ascii="TH Sarabun New" w:hAnsi="TH Sarabun New" w:cs="TH Sarabun New"/>
+          <w:sz w:val="32"/>
+          <w:szCs w:val="32"/>
+        </w:rPr>
+        <w:t/>
+      </w:r>
+      <w:r>
+        <w:rPr>
+          <w:rFonts w:ascii="TH Sarabun New" w:hAnsi="TH Sarabun New" w:cs="TH Sarabun New"/>
+          <w:sz w:val="32"/>
+          <w:szCs w:val="32"/>
+        </w:rPr>
+        <w:t/>
+      </w:r>
+      <w:r>
+        <w:rPr>
+          <w:rFonts w:ascii="TH Sarabun New" w:hAnsi="TH Sarabun New" w:cs="TH Sarabun New"/>
+          <w:sz w:val="32"/>
+          <w:szCs w:val="32"/>
+        </w:rPr>
+        <w:t/>
+      </w:r>
+      <w:proofErr w:type="gramStart"/>
       <w:r>
         <w:rPr>
           <w:rFonts w:ascii="TH Sarabun New" w:hAnsi="TH Sarabun New" w:cs="TH Sarabun New"/>
@@ -4511,33 +5170,52 @@
         </w:rPr>
         <w:t xml:space="preserve">  ไม่เคยใช้</w:t>
       </w:r>
+      <w:proofErr w:type="gramEnd"/>
     </w:p>
     <w:p>
       <w:pPr>
         <w:spacing w:after="0" w:line="240" w:lineRule="auto"/>
         <w:ind w:left="1755" w:firstLine="720"/>
         <w:rPr>
-          <w:rFonts w:ascii="TH Sarabun New" w:hAnsi="TH Sarabun New" w:cs="TH Sarabun New"/>
-          <w:sz w:val="32"/>
-          <w:szCs w:val="32"/>
-        </w:rPr>
-      </w:pPr>
-      <w:r>
-        <w:rPr>
-          <w:rFonts w:ascii="TH Sarabun New" w:hAnsi="TH Sarabun New" w:cs="TH Sarabun New"/>
-          <w:sz w:val="32"/>
-          <w:szCs w:val="32"/>
-        </w:rPr>
-        <w:t>{{associate_is_used_research}}</w:t>
-      </w:r>
-      <w:r>
-        <w:rPr>
-          <w:rFonts w:ascii="TH Sarabun New" w:hAnsi="TH Sarabun New" w:cs="TH Sarabun New"/>
-          <w:sz w:val="32"/>
-          <w:szCs w:val="32"/>
-        </w:rPr>
-        <w:t/>
-      </w:r>
+          <w:rFonts w:ascii="TH Sarabun New" w:hAnsi="TH Sarabun New" w:cs="TH Sarabun New" w:hint="cs"/>
+          <w:sz w:val="32"/>
+          <w:szCs w:val="32"/>
+          <w:cs/>
+        </w:rPr>
+      </w:pPr>
+      <w:r>
+        <w:rPr>
+          <w:rFonts w:ascii="TH Sarabun New" w:hAnsi="TH Sarabun New" w:cs="TH Sarabun New"/>
+          <w:sz w:val="32"/>
+          <w:szCs w:val="32"/>
+        </w:rPr>
+        <w:t/>
+      </w:r>
+      <w:r>
+        <w:rPr>
+          <w:rFonts w:ascii="TH Sarabun New" w:hAnsi="TH Sarabun New" w:cs="TH Sarabun New"/>
+          <w:sz w:val="32"/>
+          <w:szCs w:val="32"/>
+        </w:rPr>
+        <w:t/>
+      </w:r>
+      <w:r>
+        <w:rPr>
+          <w:rFonts w:ascii="TH Sarabun New" w:hAnsi="TH Sarabun New" w:cs="TH Sarabun New"/>
+          <w:sz w:val="32"/>
+          <w:szCs w:val="32"/>
+        </w:rPr>
+        <w:t/>
+      </w:r>
+      <w:r>
+        <w:rPr>
+          <w:rFonts w:ascii="TH Sarabun New" w:hAnsi="TH Sarabun New" w:cs="TH Sarabun New"/>
+          <w:sz w:val="32"/>
+          <w:szCs w:val="32"/>
+        </w:rPr>
+        <w:t/>
+      </w:r>
+      <w:proofErr w:type="gramStart"/>
       <w:r>
         <w:rPr>
           <w:rFonts w:ascii="TH Sarabun New" w:hAnsi="TH Sarabun New" w:cs="TH Sarabun New"/>
@@ -4564,6 +5242,7 @@
         </w:rPr>
         <w:t>เคยใช้</w:t>
       </w:r>
+      <w:proofErr w:type="gramEnd"/>
       <w:r>
         <w:rPr>
           <w:rFonts w:ascii="TH Sarabun New" w:hAnsi="TH Sarabun New" w:cs="TH Sarabun New"/>
@@ -4598,7 +5277,17 @@
           <w:szCs w:val="32"/>
           <w:cs/>
         </w:rPr>
-        <w:t>พ.ศ</w:t>
+        <w:t>พ.</w:t>
+      </w:r>
+      <w:proofErr w:type="gramStart"/>
+      <w:r>
+        <w:rPr>
+          <w:rFonts w:ascii="TH Sarabun New" w:hAnsi="TH Sarabun New" w:cs="TH Sarabun New"/>
+          <w:sz w:val="32"/>
+          <w:szCs w:val="32"/>
+          <w:cs/>
+        </w:rPr>
+        <w:t>ศ</w:t>
       </w:r>
       <w:r>
         <w:rPr>
@@ -4615,7 +5304,40 @@
           <w:sz w:val="32"/>
           <w:szCs w:val="32"/>
         </w:rPr>
-        <w:t xml:space="preserve"> {{associate_used_research_year}}</w:t>
+        <w:t xml:space="preserve"> </w:t>
+      </w:r>
+      <w:proofErr w:type="gramEnd"/>
+      <w:r>
+        <w:rPr>
+          <w:rFonts w:ascii="TH Sarabun New" w:hAnsi="TH Sarabun New" w:cs="TH Sarabun New"/>
+          <w:sz w:val="32"/>
+          <w:szCs w:val="32"/>
+        </w:rPr>
+        <w:t/>
+      </w:r>
+      <w:r>
+        <w:rPr>
+          <w:rFonts w:ascii="TH Sarabun New" w:hAnsi="TH Sarabun New" w:cs="TH Sarabun New"/>
+          <w:sz w:val="32"/>
+          <w:szCs w:val="32"/>
+        </w:rPr>
+        <w:t/>
+      </w:r>
+      <w:r>
+        <w:rPr>
+          <w:rFonts w:ascii="TH Sarabun New" w:hAnsi="TH Sarabun New" w:cs="TH Sarabun New"/>
+          <w:sz w:val="32"/>
+          <w:szCs w:val="32"/>
+        </w:rPr>
+        <w:t/>
+      </w:r>
+      <w:r>
+        <w:rPr>
+          <w:rFonts w:ascii="TH Sarabun New" w:hAnsi="TH Sarabun New" w:cs="TH Sarabun New"/>
+          <w:sz w:val="32"/>
+          <w:szCs w:val="32"/>
+        </w:rPr>
+        <w:t/>
       </w:r>
       <w:r>
         <w:rPr>
@@ -4641,7 +5363,39 @@
           <w:sz w:val="32"/>
           <w:szCs w:val="32"/>
         </w:rPr>
-        <w:t>{{associate_used_research_level}}</w:t>
+        <w:t/>
+      </w:r>
+      <w:r>
+        <w:rPr>
+          <w:rFonts w:ascii="TH Sarabun New" w:hAnsi="TH Sarabun New" w:cs="TH Sarabun New"/>
+          <w:sz w:val="32"/>
+          <w:szCs w:val="32"/>
+        </w:rPr>
+        <w:t/>
+      </w:r>
+      <w:r>
+        <w:rPr>
+          <w:rFonts w:ascii="TH Sarabun New" w:hAnsi="TH Sarabun New" w:cs="TH Sarabun New"/>
+          <w:sz w:val="32"/>
+          <w:szCs w:val="32"/>
+        </w:rPr>
+        <w:t/>
+      </w:r>
+      <w:r>
+        <w:rPr>
+          <w:rFonts w:ascii="TH Sarabun New" w:hAnsi="TH Sarabun New" w:cs="TH Sarabun New"/>
+          <w:sz w:val="32"/>
+          <w:szCs w:val="32"/>
+        </w:rPr>
+        <w:t/>
+      </w:r>
+      <w:r>
+        <w:rPr>
+          <w:rFonts w:ascii="TH Sarabun New" w:hAnsi="TH Sarabun New" w:cs="TH Sarabun New"/>
+          <w:sz w:val="32"/>
+          <w:szCs w:val="32"/>
+        </w:rPr>
+        <w:t/>
       </w:r>
       <w:r>
         <w:rPr>
@@ -4678,14 +5432,6 @@
           <w:cs/>
         </w:rPr>
         <w:t>)</w:t>
-      </w:r>
-      <w:r>
-        <w:rPr>
-          <w:rFonts w:ascii="TH Sarabun New" w:hAnsi="TH Sarabun New" w:cs="TH Sarabun New"/>
-          <w:sz w:val="32"/>
-          <w:szCs w:val="32"/>
-        </w:rPr>
-        <w:t xml:space="preserve"> {{/associate_research_working_list}}</w:t>
       </w:r>
     </w:p>
     <w:p>
@@ -4706,206 +5452,337 @@
           <w:szCs w:val="32"/>
           <w:cs/>
         </w:rPr>
+        <w:t>๔.๒.๒ ผลงานทางวิชาการในลักษณะอื่น</w:t>
+      </w:r>
+      <w:r>
+        <w:rPr>
+          <w:rFonts w:ascii="TH Sarabun New" w:hAnsi="TH Sarabun New" w:cs="TH Sarabun New"/>
+          <w:sz w:val="32"/>
+          <w:szCs w:val="32"/>
+        </w:rPr>
+        <w:t xml:space="preserve"> </w:t>
+      </w:r>
+      <w:r>
+        <w:rPr>
+          <w:rFonts w:ascii="TH Sarabun New" w:hAnsi="TH Sarabun New" w:cs="TH Sarabun New"/>
+          <w:sz w:val="32"/>
+          <w:szCs w:val="32"/>
+          <w:cs/>
+        </w:rPr>
+        <w:t>(ผลงานวิชาการเพื่ออุตสาหกรรม/ผลงานวิชาการเพื่อพัฒนาการเรียนการสอนและการเรียนรู้/ ผลงานวิชาการเพื่อพัฒนานโยบายสาธารณะ/ กรณีศึกษา (</w:t>
+      </w:r>
+      <w:r>
+        <w:rPr>
+          <w:rFonts w:ascii="TH Sarabun New" w:hAnsi="TH Sarabun New" w:cs="TH Sarabun New"/>
+          <w:sz w:val="32"/>
+          <w:szCs w:val="32"/>
+        </w:rPr>
+        <w:t xml:space="preserve">case study)/ </w:t>
+      </w:r>
+      <w:r>
+        <w:rPr>
+          <w:rFonts w:ascii="TH Sarabun New" w:hAnsi="TH Sarabun New" w:cs="TH Sarabun New"/>
+          <w:sz w:val="32"/>
+          <w:szCs w:val="32"/>
+          <w:cs/>
+        </w:rPr>
+        <w:t>งานแปล/ พจนานุกรม สารานุกรม นามานุกรม และงานวิชาการในลักษณะเดียวกัน/ ผลงานสร้างสรรค์ด้านวิทยาศาสตร์และเทคโนโลยี/ผลงานสร้างสรรค์ด้านสุนทรียะ ศิลปะ/ สิทธิบัตร/ ซอฟต์แวร์/ ผลงานรับใช้ท้องถิ่นและสังคม/ ผลงานนวัตกรรม)</w:t>
+      </w:r>
+    </w:p>
+    <w:p>
+      <w:pPr>
+        <w:spacing w:after="0" w:line="240" w:lineRule="auto"/>
+        <w:ind w:firstLine="1418"/>
+        <w:rPr>
+          <w:rFonts w:ascii="TH Sarabun New" w:hAnsi="TH Sarabun New" w:cs="TH Sarabun New"/>
+          <w:sz w:val="32"/>
+          <w:szCs w:val="32"/>
+        </w:rPr>
+      </w:pPr>
+      <w:r>
+        <w:rPr>
+          <w:rFonts w:ascii="TH Sarabun New" w:hAnsi="TH Sarabun New" w:cs="TH Sarabun New"/>
+          <w:sz w:val="32"/>
+          <w:szCs w:val="32"/>
+        </w:rPr>
+        <w:t>hbu</w:t>
+      </w:r>
+      <w:r>
+        <w:rPr>
+          <w:rFonts w:ascii="TH Sarabun New" w:hAnsi="TH Sarabun New" w:cs="TH Sarabun New"/>
+          <w:sz w:val="32"/>
+          <w:szCs w:val="32"/>
+        </w:rPr>
+        <w:t/>
+      </w:r>
+      <w:r>
+        <w:rPr>
+          <w:rFonts w:ascii="TH Sarabun New" w:hAnsi="TH Sarabun New" w:cs="TH Sarabun New"/>
+          <w:sz w:val="32"/>
+          <w:szCs w:val="32"/>
+        </w:rPr>
+        <w:t/>
+      </w:r>
+      <w:r>
+        <w:rPr>
+          <w:rFonts w:ascii="TH Sarabun New" w:hAnsi="TH Sarabun New" w:cs="TH Sarabun New"/>
+          <w:sz w:val="32"/>
+          <w:szCs w:val="32"/>
+        </w:rPr>
+        <w:t/>
+      </w:r>
+      <w:r>
+        <w:rPr>
+          <w:rFonts w:ascii="TH Sarabun New" w:hAnsi="TH Sarabun New" w:cs="TH Sarabun New"/>
+          <w:sz w:val="32"/>
+          <w:szCs w:val="32"/>
+        </w:rPr>
+        <w:t/>
+      </w:r>
+      <w:r>
+        <w:rPr>
+          <w:rFonts w:ascii="TH Sarabun New" w:hAnsi="TH Sarabun New" w:cs="TH Sarabun New"/>
+          <w:sz w:val="32"/>
+          <w:szCs w:val="32"/>
+          <w:cs/>
+        </w:rPr>
+        <w:t xml:space="preserve"> </w:t>
+      </w:r>
+      <w:r>
+        <w:rPr>
+          <w:rFonts w:ascii="TH Sarabun New" w:hAnsi="TH Sarabun New" w:cs="TH Sarabun New"/>
+          <w:sz w:val="32"/>
+          <w:szCs w:val="32"/>
+        </w:rPr>
+        <w:t>bhb</w:t>
+      </w:r>
+      <w:r>
+        <w:rPr>
+          <w:rFonts w:ascii="TH Sarabun New" w:hAnsi="TH Sarabun New" w:cs="TH Sarabun New"/>
+          <w:sz w:val="32"/>
+          <w:szCs w:val="32"/>
+        </w:rPr>
+        <w:t/>
+      </w:r>
+      <w:r>
+        <w:rPr>
+          <w:rFonts w:ascii="TH Sarabun New" w:hAnsi="TH Sarabun New" w:cs="TH Sarabun New"/>
+          <w:sz w:val="32"/>
+          <w:szCs w:val="32"/>
+        </w:rPr>
+        <w:t/>
+      </w:r>
+      <w:r>
+        <w:rPr>
+          <w:rFonts w:ascii="TH Sarabun New" w:hAnsi="TH Sarabun New" w:cs="TH Sarabun New"/>
+          <w:sz w:val="32"/>
+          <w:szCs w:val="32"/>
+        </w:rPr>
+        <w:t/>
+      </w:r>
+      <w:r>
+        <w:rPr>
+          <w:rFonts w:ascii="TH Sarabun New" w:hAnsi="TH Sarabun New" w:cs="TH Sarabun New"/>
+          <w:sz w:val="32"/>
+          <w:szCs w:val="32"/>
+        </w:rPr>
+        <w:t/>
+      </w:r>
+    </w:p>
+    <w:p>
+      <w:pPr>
+        <w:spacing w:after="0" w:line="240" w:lineRule="auto"/>
+        <w:ind w:firstLine="2127"/>
+        <w:rPr>
+          <w:rFonts w:ascii="TH Sarabun New" w:hAnsi="TH Sarabun New" w:cs="TH Sarabun New"/>
+          <w:sz w:val="32"/>
+          <w:szCs w:val="32"/>
+        </w:rPr>
+      </w:pPr>
+      <w:r>
+        <w:rPr>
+          <w:rFonts w:ascii="TH Sarabun New" w:hAnsi="TH Sarabun New" w:cs="TH Sarabun New"/>
+          <w:sz w:val="32"/>
+          <w:szCs w:val="32"/>
+          <w:cs/>
+        </w:rPr>
+        <w:t>ผลงานทางวิชาการในลักษณะอื่นนี้เคยใช้สำหรับการพิจารณาขอกำหน</w:t>
+      </w:r>
+      <w:r>
+        <w:rPr>
+          <w:rFonts w:ascii="TH Sarabun New" w:hAnsi="TH Sarabun New" w:cs="TH Sarabun New"/>
+          <w:sz w:val="32"/>
+          <w:szCs w:val="32"/>
+          <w:cs/>
+        </w:rPr>
+        <w:t>ด</w:t>
+      </w:r>
+      <w:r>
+        <w:rPr>
+          <w:rFonts w:ascii="TH Sarabun New" w:hAnsi="TH Sarabun New" w:cs="TH Sarabun New"/>
+          <w:sz w:val="32"/>
+          <w:szCs w:val="32"/>
+          <w:cs/>
+        </w:rPr>
+        <w:t>ตำแหน่ง</w:t>
+      </w:r>
+      <w:r>
+        <w:rPr>
+          <w:rFonts w:ascii="TH Sarabun New" w:hAnsi="TH Sarabun New" w:cs="TH Sarabun New"/>
+          <w:sz w:val="32"/>
+          <w:szCs w:val="32"/>
+          <w:cs/>
+        </w:rPr>
+        <w:t xml:space="preserve">              </w:t>
+      </w:r>
+      <w:r>
+        <w:rPr>
+          <w:rFonts w:ascii="TH Sarabun New" w:hAnsi="TH Sarabun New" w:cs="TH Sarabun New"/>
+          <w:sz w:val="32"/>
+          <w:szCs w:val="32"/>
+          <w:cs/>
+        </w:rPr>
+        <w:t>ผู้ช่วยศาสตราจารย์และ/หรือตำแหน่งรองศาสตราจารย์มาแล้วหรือไม่</w:t>
+      </w:r>
+    </w:p>
+    <w:p>
+      <w:pPr>
+        <w:spacing w:after="0" w:line="240" w:lineRule="auto"/>
+        <w:ind w:left="1755" w:firstLine="720"/>
+        <w:rPr>
+          <w:rFonts w:ascii="TH Sarabun New" w:hAnsi="TH Sarabun New" w:cs="TH Sarabun New"/>
+          <w:sz w:val="32"/>
+          <w:szCs w:val="32"/>
+        </w:rPr>
+      </w:pPr>
+      <w:r>
+        <w:rPr>
+          <w:rFonts w:ascii="TH Sarabun New" w:hAnsi="TH Sarabun New" w:cs="TH Sarabun New"/>
+          <w:sz w:val="32"/>
+          <w:szCs w:val="32"/>
+        </w:rPr>
         <w:lastRenderedPageBreak/>
-        <w:t>๔.๒.๒ ผลงานทางวิชาการในลักษณะอื่น</w:t>
-      </w:r>
-      <w:r>
-        <w:rPr>
-          <w:rFonts w:ascii="TH Sarabun New" w:hAnsi="TH Sarabun New" w:cs="TH Sarabun New"/>
-          <w:sz w:val="32"/>
-          <w:szCs w:val="32"/>
-        </w:rPr>
-        <w:t xml:space="preserve"> </w:t>
-      </w:r>
-      <w:r>
-        <w:rPr>
-          <w:rFonts w:ascii="TH Sarabun New" w:hAnsi="TH Sarabun New" w:cs="TH Sarabun New"/>
-          <w:sz w:val="32"/>
-          <w:szCs w:val="32"/>
-          <w:cs/>
-        </w:rPr>
-        <w:t>(ผลงานวิชาการเพื่ออุตสาหกรรม/ผลงานวิชาการเพื่อพัฒนาการเรียนการสอนและการเรียนรู้/ ผลงานวิชาการเพื่อพัฒนานโยบายสาธารณะ/ กรณีศึกษา (</w:t>
-      </w:r>
-      <w:r>
-        <w:rPr>
-          <w:rFonts w:ascii="TH Sarabun New" w:hAnsi="TH Sarabun New" w:cs="TH Sarabun New"/>
-          <w:sz w:val="32"/>
-          <w:szCs w:val="32"/>
-        </w:rPr>
-        <w:t xml:space="preserve">case study)/ </w:t>
-      </w:r>
-      <w:r>
-        <w:rPr>
-          <w:rFonts w:ascii="TH Sarabun New" w:hAnsi="TH Sarabun New" w:cs="TH Sarabun New"/>
-          <w:sz w:val="32"/>
-          <w:szCs w:val="32"/>
-          <w:cs/>
-        </w:rPr>
-        <w:t>งานแปล/ พจนานุกรม สารานุกรม นามานุกรม และงานวิชาการในลักษณะเดียวกัน/ ผลงานสร้างสรรค์ด้านวิทยาศาสตร์และเทคโนโลยี/ผลงานสร้างสรรค์ด้านสุนทรียะ ศิลปะ/ สิทธิบัตร/ ซอฟต์แวร์/ ผลงานรับใช้ท้องถิ่นและสังคม/ ผลงานนวัตกรรม)</w:t>
-      </w:r>
-    </w:p>
-    <w:p>
-      <w:pPr>
-        <w:spacing w:after="0" w:line="240" w:lineRule="auto"/>
-        <w:ind w:firstLine="1418"/>
-        <w:rPr>
-          <w:rFonts w:ascii="TH Sarabun New" w:hAnsi="TH Sarabun New" w:cs="TH Sarabun New"/>
-          <w:sz w:val="32"/>
-          <w:szCs w:val="32"/>
-        </w:rPr>
-      </w:pPr>
-      <w:r>
-        <w:rPr>
-          <w:rFonts w:ascii="TH Sarabun New" w:hAnsi="TH Sarabun New" w:cs="TH Sarabun New"/>
-          <w:sz w:val="32"/>
-          <w:szCs w:val="32"/>
-        </w:rPr>
-        <w:t>{{?associate_other_working_list}}{{associate_other_working_no}}</w:t>
-      </w:r>
-      <w:r>
-        <w:rPr>
-          <w:rFonts w:ascii="TH Sarabun New" w:hAnsi="TH Sarabun New" w:cs="TH Sarabun New"/>
-          <w:sz w:val="32"/>
-          <w:szCs w:val="32"/>
-          <w:cs/>
-        </w:rPr>
-        <w:t xml:space="preserve"> </w:t>
-      </w:r>
-      <w:r>
-        <w:rPr>
-          <w:rFonts w:ascii="TH Sarabun New" w:hAnsi="TH Sarabun New" w:cs="TH Sarabun New"/>
-          <w:sz w:val="32"/>
-          <w:szCs w:val="32"/>
-        </w:rPr>
-        <w:t>{{associate_other_working}}</w:t>
-      </w:r>
-    </w:p>
-    <w:p>
-      <w:pPr>
-        <w:spacing w:after="0" w:line="240" w:lineRule="auto"/>
-        <w:ind w:firstLine="2127"/>
-        <w:rPr>
-          <w:rFonts w:ascii="TH Sarabun New" w:hAnsi="TH Sarabun New" w:cs="TH Sarabun New"/>
-          <w:sz w:val="32"/>
-          <w:szCs w:val="32"/>
-        </w:rPr>
-      </w:pPr>
-      <w:r>
-        <w:rPr>
-          <w:rFonts w:ascii="TH Sarabun New" w:hAnsi="TH Sarabun New" w:cs="TH Sarabun New"/>
-          <w:sz w:val="32"/>
-          <w:szCs w:val="32"/>
-          <w:cs/>
-        </w:rPr>
-        <w:t>ผลงานทางวิชาการในลักษณะอื่นนี้เคยใช้สำหรับการพิจารณาขอกำหน</w:t>
-      </w:r>
-      <w:r>
-        <w:rPr>
-          <w:rFonts w:ascii="TH Sarabun New" w:hAnsi="TH Sarabun New" w:cs="TH Sarabun New"/>
-          <w:sz w:val="32"/>
-          <w:szCs w:val="32"/>
-          <w:cs/>
-        </w:rPr>
-        <w:t>ด</w:t>
-      </w:r>
-      <w:r>
-        <w:rPr>
-          <w:rFonts w:ascii="TH Sarabun New" w:hAnsi="TH Sarabun New" w:cs="TH Sarabun New"/>
-          <w:sz w:val="32"/>
-          <w:szCs w:val="32"/>
-          <w:cs/>
-        </w:rPr>
-        <w:t>ตำแหน่ง</w:t>
-      </w:r>
-      <w:r>
-        <w:rPr>
-          <w:rFonts w:ascii="TH Sarabun New" w:hAnsi="TH Sarabun New" w:cs="TH Sarabun New"/>
-          <w:sz w:val="32"/>
-          <w:szCs w:val="32"/>
-          <w:cs/>
-        </w:rPr>
-        <w:t xml:space="preserve">              </w:t>
-      </w:r>
-      <w:r>
-        <w:rPr>
-          <w:rFonts w:ascii="TH Sarabun New" w:hAnsi="TH Sarabun New" w:cs="TH Sarabun New"/>
-          <w:sz w:val="32"/>
-          <w:szCs w:val="32"/>
-          <w:cs/>
-        </w:rPr>
-        <w:t>ผู้ช่วยศาสตราจารย์และ/หรือตำแหน่งรองศาสตราจารย์มาแล้วหรือไม่</w:t>
-      </w:r>
+        <w:t/>
+      </w:r>
+      <w:r>
+        <w:rPr>
+          <w:rFonts w:ascii="TH Sarabun New" w:hAnsi="TH Sarabun New" w:cs="TH Sarabun New"/>
+          <w:sz w:val="32"/>
+          <w:szCs w:val="32"/>
+        </w:rPr>
+        <w:t/>
+      </w:r>
+      <w:r>
+        <w:rPr>
+          <w:rFonts w:ascii="TH Sarabun New" w:hAnsi="TH Sarabun New" w:cs="TH Sarabun New"/>
+          <w:sz w:val="32"/>
+          <w:szCs w:val="32"/>
+        </w:rPr>
+        <w:t/>
+      </w:r>
+      <w:r>
+        <w:rPr>
+          <w:rFonts w:ascii="TH Sarabun New" w:hAnsi="TH Sarabun New" w:cs="TH Sarabun New"/>
+          <w:sz w:val="32"/>
+          <w:szCs w:val="32"/>
+        </w:rPr>
+        <w:t/>
+      </w:r>
+      <w:r>
+        <w:rPr>
+          <w:rFonts w:ascii="TH Sarabun New" w:hAnsi="TH Sarabun New" w:cs="TH Sarabun New"/>
+          <w:sz w:val="32"/>
+          <w:szCs w:val="32"/>
+        </w:rPr>
+        <w:t/>
+      </w:r>
+      <w:r>
+        <w:rPr>
+          <w:rFonts w:ascii="TH Sarabun New" w:hAnsi="TH Sarabun New" w:cs="TH Sarabun New"/>
+          <w:sz w:val="32"/>
+          <w:szCs w:val="32"/>
+        </w:rPr>
+        <w:t/>
+      </w:r>
+      <w:proofErr w:type="gramStart"/>
+      <w:r>
+        <w:rPr>
+          <w:rFonts w:ascii="TH Sarabun New" w:hAnsi="TH Sarabun New" w:cs="TH Sarabun New"/>
+          <w:sz w:val="32"/>
+          <w:szCs w:val="32"/>
+        </w:rPr>
+        <w:t/>
+      </w:r>
+      <w:r>
+        <w:rPr>
+          <w:rFonts w:ascii="TH Sarabun New" w:hAnsi="TH Sarabun New" w:cs="TH Sarabun New"/>
+          <w:sz w:val="32"/>
+          <w:szCs w:val="32"/>
+          <w:cs/>
+        </w:rPr>
+        <w:t xml:space="preserve">  ไม่เคยใช้</w:t>
+      </w:r>
+      <w:proofErr w:type="gramEnd"/>
     </w:p>
     <w:p>
       <w:pPr>
         <w:spacing w:after="0" w:line="240" w:lineRule="auto"/>
         <w:ind w:left="1755" w:firstLine="720"/>
         <w:rPr>
-          <w:rFonts w:ascii="TH Sarabun New" w:hAnsi="TH Sarabun New" w:cs="TH Sarabun New"/>
-          <w:sz w:val="32"/>
-          <w:szCs w:val="32"/>
-        </w:rPr>
-      </w:pPr>
-      <w:r>
-        <w:rPr>
-          <w:rFonts w:ascii="TH Sarabun New" w:hAnsi="TH Sarabun New" w:cs="TH Sarabun New"/>
-          <w:sz w:val="32"/>
-          <w:szCs w:val="32"/>
-        </w:rPr>
-        <w:t>{{associate_not_used_other}}</w:t>
-      </w:r>
-      <w:r>
-        <w:rPr>
-          <w:rFonts w:ascii="TH Sarabun New" w:hAnsi="TH Sarabun New" w:cs="TH Sarabun New"/>
-          <w:sz w:val="32"/>
-          <w:szCs w:val="32"/>
-        </w:rPr>
-        <w:t/>
-      </w:r>
-      <w:r>
-        <w:rPr>
-          <w:rFonts w:ascii="TH Sarabun New" w:hAnsi="TH Sarabun New" w:cs="TH Sarabun New"/>
-          <w:sz w:val="32"/>
-          <w:szCs w:val="32"/>
-        </w:rPr>
-        <w:t/>
-      </w:r>
-      <w:r>
-        <w:rPr>
-          <w:rFonts w:ascii="TH Sarabun New" w:hAnsi="TH Sarabun New" w:cs="TH Sarabun New"/>
-          <w:sz w:val="32"/>
-          <w:szCs w:val="32"/>
-          <w:cs/>
-        </w:rPr>
-        <w:t xml:space="preserve">  ไม่เคยใช้</w:t>
-      </w:r>
-    </w:p>
-    <w:p>
-      <w:pPr>
-        <w:spacing w:after="0" w:line="240" w:lineRule="auto"/>
-        <w:ind w:left="1755" w:firstLine="720"/>
-        <w:rPr>
-          <w:rFonts w:ascii="TH Sarabun New" w:hAnsi="TH Sarabun New" w:cs="TH Sarabun New"/>
-          <w:sz w:val="32"/>
-          <w:szCs w:val="32"/>
-        </w:rPr>
-      </w:pPr>
-      <w:r>
-        <w:rPr>
-          <w:rFonts w:ascii="TH Sarabun New" w:hAnsi="TH Sarabun New" w:cs="TH Sarabun New"/>
-          <w:sz w:val="32"/>
-          <w:szCs w:val="32"/>
-        </w:rPr>
-        <w:t>{{associate_is_used_other}}</w:t>
-      </w:r>
-      <w:r>
-        <w:rPr>
-          <w:rFonts w:ascii="TH Sarabun New" w:hAnsi="TH Sarabun New" w:cs="TH Sarabun New"/>
-          <w:sz w:val="32"/>
-          <w:szCs w:val="32"/>
-        </w:rPr>
-        <w:t/>
-      </w:r>
+          <w:rFonts w:ascii="TH Sarabun New" w:hAnsi="TH Sarabun New" w:cs="TH Sarabun New" w:hint="cs"/>
+          <w:sz w:val="32"/>
+          <w:szCs w:val="32"/>
+        </w:rPr>
+      </w:pPr>
+      <w:r>
+        <w:rPr>
+          <w:rFonts w:ascii="TH Sarabun New" w:hAnsi="TH Sarabun New" w:cs="TH Sarabun New"/>
+          <w:sz w:val="32"/>
+          <w:szCs w:val="32"/>
+        </w:rPr>
+        <w:t/>
+      </w:r>
+      <w:r>
+        <w:rPr>
+          <w:rFonts w:ascii="TH Sarabun New" w:hAnsi="TH Sarabun New" w:cs="TH Sarabun New"/>
+          <w:sz w:val="32"/>
+          <w:szCs w:val="32"/>
+        </w:rPr>
+        <w:t/>
+      </w:r>
+      <w:r>
+        <w:rPr>
+          <w:rFonts w:ascii="TH Sarabun New" w:hAnsi="TH Sarabun New" w:cs="TH Sarabun New"/>
+          <w:sz w:val="32"/>
+          <w:szCs w:val="32"/>
+        </w:rPr>
+        <w:t/>
+      </w:r>
+      <w:r>
+        <w:rPr>
+          <w:rFonts w:ascii="TH Sarabun New" w:hAnsi="TH Sarabun New" w:cs="TH Sarabun New"/>
+          <w:sz w:val="32"/>
+          <w:szCs w:val="32"/>
+        </w:rPr>
+        <w:t/>
+      </w:r>
+      <w:r>
+        <w:rPr>
+          <w:rFonts w:ascii="TH Sarabun New" w:hAnsi="TH Sarabun New" w:cs="TH Sarabun New"/>
+          <w:sz w:val="32"/>
+          <w:szCs w:val="32"/>
+        </w:rPr>
+        <w:t/>
+      </w:r>
+      <w:r>
+        <w:rPr>
+          <w:rFonts w:ascii="TH Sarabun New" w:hAnsi="TH Sarabun New" w:cs="TH Sarabun New"/>
+          <w:sz w:val="32"/>
+          <w:szCs w:val="32"/>
+        </w:rPr>
+        <w:t/>
+      </w:r>
+      <w:proofErr w:type="gramStart"/>
       <w:r>
         <w:rPr>
           <w:rFonts w:ascii="TH Sarabun New" w:hAnsi="TH Sarabun New" w:cs="TH Sarabun New"/>
@@ -4932,6 +5809,7 @@
         </w:rPr>
         <w:t>เคยใช้</w:t>
       </w:r>
+      <w:proofErr w:type="gramEnd"/>
       <w:r>
         <w:rPr>
           <w:rFonts w:ascii="TH Sarabun New" w:hAnsi="TH Sarabun New" w:cs="TH Sarabun New"/>
@@ -4966,15 +5844,58 @@
           <w:szCs w:val="32"/>
           <w:cs/>
         </w:rPr>
-        <w:t>พ.ศ</w:t>
-      </w:r>
-      <w:r>
-        <w:rPr>
-          <w:rFonts w:ascii="TH Sarabun New" w:hAnsi="TH Sarabun New" w:cs="TH Sarabun New"/>
-          <w:sz w:val="32"/>
-          <w:szCs w:val="32"/>
-        </w:rPr>
-        <w:t>.{{associate_used_other_year}}</w:t>
+        <w:t>พ.</w:t>
+      </w:r>
+      <w:proofErr w:type="gramStart"/>
+      <w:r>
+        <w:rPr>
+          <w:rFonts w:ascii="TH Sarabun New" w:hAnsi="TH Sarabun New" w:cs="TH Sarabun New"/>
+          <w:sz w:val="32"/>
+          <w:szCs w:val="32"/>
+          <w:cs/>
+        </w:rPr>
+        <w:t>ศ</w:t>
+      </w:r>
+      <w:r>
+        <w:rPr>
+          <w:rFonts w:ascii="TH Sarabun New" w:hAnsi="TH Sarabun New" w:cs="TH Sarabun New"/>
+          <w:sz w:val="32"/>
+          <w:szCs w:val="32"/>
+        </w:rPr>
+        <w:t>.</w:t>
+      </w:r>
+      <w:proofErr w:type="gramEnd"/>
+      <w:r>
+        <w:rPr>
+          <w:rFonts w:ascii="TH Sarabun New" w:hAnsi="TH Sarabun New" w:cs="TH Sarabun New"/>
+          <w:sz w:val="32"/>
+          <w:szCs w:val="32"/>
+        </w:rPr>
+        <w:t/>
+      </w:r>
+      <w:r>
+        <w:rPr>
+          <w:rFonts w:ascii="TH Sarabun New" w:hAnsi="TH Sarabun New" w:cs="TH Sarabun New"/>
+          <w:sz w:val="32"/>
+          <w:szCs w:val="32"/>
+        </w:rPr>
+        <w:t/>
+      </w:r>
+      <w:r>
+        <w:rPr>
+          <w:rFonts w:ascii="TH Sarabun New" w:hAnsi="TH Sarabun New" w:cs="TH Sarabun New"/>
+          <w:sz w:val="32"/>
+          <w:szCs w:val="32"/>
+        </w:rPr>
+        <w:t/>
+      </w:r>
+      <w:r>
+        <w:rPr>
+          <w:rFonts w:ascii="TH Sarabun New" w:hAnsi="TH Sarabun New" w:cs="TH Sarabun New"/>
+          <w:sz w:val="32"/>
+          <w:szCs w:val="32"/>
+        </w:rPr>
+        <w:t/>
       </w:r>
       <w:r>
         <w:rPr>
@@ -5000,7 +5921,39 @@
           <w:sz w:val="32"/>
           <w:szCs w:val="32"/>
         </w:rPr>
-        <w:t>{{associate_used_other_level}}</w:t>
+        <w:t/>
+      </w:r>
+      <w:r>
+        <w:rPr>
+          <w:rFonts w:ascii="TH Sarabun New" w:hAnsi="TH Sarabun New" w:cs="TH Sarabun New"/>
+          <w:sz w:val="32"/>
+          <w:szCs w:val="32"/>
+        </w:rPr>
+        <w:t/>
+      </w:r>
+      <w:r>
+        <w:rPr>
+          <w:rFonts w:ascii="TH Sarabun New" w:hAnsi="TH Sarabun New" w:cs="TH Sarabun New"/>
+          <w:sz w:val="32"/>
+          <w:szCs w:val="32"/>
+        </w:rPr>
+        <w:t/>
+      </w:r>
+      <w:r>
+        <w:rPr>
+          <w:rFonts w:ascii="TH Sarabun New" w:hAnsi="TH Sarabun New" w:cs="TH Sarabun New"/>
+          <w:sz w:val="32"/>
+          <w:szCs w:val="32"/>
+        </w:rPr>
+        <w:t/>
+      </w:r>
+      <w:r>
+        <w:rPr>
+          <w:rFonts w:ascii="TH Sarabun New" w:hAnsi="TH Sarabun New" w:cs="TH Sarabun New"/>
+          <w:sz w:val="32"/>
+          <w:szCs w:val="32"/>
+        </w:rPr>
+        <w:t/>
       </w:r>
       <w:r>
         <w:rPr>
@@ -5037,23 +5990,6 @@
           <w:cs/>
         </w:rPr>
         <w:t>)</w:t>
-      </w:r>
-      <w:r>
-        <w:rPr>
-          <w:rFonts w:ascii="TH Sarabun New" w:hAnsi="TH Sarabun New" w:cs="TH Sarabun New"/>
-          <w:sz w:val="32"/>
-          <w:szCs w:val="32"/>
-        </w:rPr>
-        <w:t xml:space="preserve"> {{/associate_other_working_list}}</w:t>
-      </w:r>
-      <w:r>
-        <w:rPr>
-          <w:rFonts w:ascii="TH Sarabun New" w:hAnsi="TH Sarabun New" w:cs="TH Sarabun New"/>
-          <w:sz w:val="32"/>
-          <w:szCs w:val="32"/>
-          <w:cs/>
-        </w:rPr>
-        <w:tab/>
       </w:r>
     </w:p>
     <w:p>
@@ -5155,24 +6091,88 @@
           <w:sz w:val="32"/>
           <w:szCs w:val="32"/>
         </w:rPr>
-        <w:t>{{?associate_book_working_list}}{{associate_book_working_no}}</w:t>
-      </w:r>
-      <w:r>
-        <w:rPr>
-          <w:rFonts w:ascii="TH Sarabun New" w:hAnsi="TH Sarabun New" w:cs="TH Sarabun New"/>
-          <w:sz w:val="32"/>
-          <w:szCs w:val="32"/>
-          <w:cs/>
-        </w:rPr>
-        <w:t xml:space="preserve"> </w:t>
-      </w:r>
-      <w:r>
-        <w:rPr>
-          <w:rFonts w:ascii="TH Sarabun New" w:hAnsi="TH Sarabun New" w:cs="TH Sarabun New"/>
-          <w:sz w:val="32"/>
-          <w:szCs w:val="32"/>
-        </w:rPr>
-        <w:t>{{associate_book_working}}</w:t>
+        <w:t>bjb</w:t>
+      </w:r>
+      <w:r>
+        <w:rPr>
+          <w:rFonts w:ascii="TH Sarabun New" w:hAnsi="TH Sarabun New" w:cs="TH Sarabun New"/>
+          <w:sz w:val="32"/>
+          <w:szCs w:val="32"/>
+        </w:rPr>
+        <w:t/>
+      </w:r>
+      <w:r>
+        <w:rPr>
+          <w:rFonts w:ascii="TH Sarabun New" w:hAnsi="TH Sarabun New" w:cs="TH Sarabun New"/>
+          <w:sz w:val="32"/>
+          <w:szCs w:val="32"/>
+        </w:rPr>
+        <w:t/>
+      </w:r>
+      <w:r>
+        <w:rPr>
+          <w:rFonts w:ascii="TH Sarabun New" w:hAnsi="TH Sarabun New" w:cs="TH Sarabun New"/>
+          <w:sz w:val="32"/>
+          <w:szCs w:val="32"/>
+        </w:rPr>
+        <w:t/>
+      </w:r>
+      <w:r>
+        <w:rPr>
+          <w:rFonts w:ascii="TH Sarabun New" w:hAnsi="TH Sarabun New" w:cs="TH Sarabun New"/>
+          <w:sz w:val="32"/>
+          <w:szCs w:val="32"/>
+        </w:rPr>
+        <w:t/>
+      </w:r>
+      <w:r>
+        <w:rPr>
+          <w:rFonts w:ascii="TH Sarabun New" w:hAnsi="TH Sarabun New" w:cs="TH Sarabun New"/>
+          <w:sz w:val="32"/>
+          <w:szCs w:val="32"/>
+          <w:cs/>
+        </w:rPr>
+        <w:t xml:space="preserve"> </w:t>
+      </w:r>
+      <w:r>
+        <w:rPr>
+          <w:rFonts w:ascii="TH Sarabun New" w:hAnsi="TH Sarabun New" w:cs="TH Sarabun New"/>
+          <w:sz w:val="32"/>
+          <w:szCs w:val="32"/>
+        </w:rPr>
+        <w:t>hj</w:t>
+      </w:r>
+      <w:r>
+        <w:rPr>
+          <w:rFonts w:ascii="TH Sarabun New" w:hAnsi="TH Sarabun New" w:cs="TH Sarabun New"/>
+          <w:sz w:val="32"/>
+          <w:szCs w:val="32"/>
+        </w:rPr>
+        <w:t/>
+      </w:r>
+      <w:r>
+        <w:rPr>
+          <w:rFonts w:ascii="TH Sarabun New" w:hAnsi="TH Sarabun New" w:cs="TH Sarabun New"/>
+          <w:sz w:val="32"/>
+          <w:szCs w:val="32"/>
+        </w:rPr>
+        <w:t/>
+      </w:r>
+      <w:r>
+        <w:rPr>
+          <w:rFonts w:ascii="TH Sarabun New" w:hAnsi="TH Sarabun New" w:cs="TH Sarabun New"/>
+          <w:sz w:val="32"/>
+          <w:szCs w:val="32"/>
+        </w:rPr>
+        <w:t/>
+      </w:r>
+      <w:r>
+        <w:rPr>
+          <w:rFonts w:ascii="TH Sarabun New" w:hAnsi="TH Sarabun New" w:cs="TH Sarabun New"/>
+          <w:sz w:val="32"/>
+          <w:szCs w:val="32"/>
+        </w:rPr>
+        <w:t/>
       </w:r>
     </w:p>
     <w:p>
@@ -5248,16 +6248,33 @@
           <w:sz w:val="32"/>
           <w:szCs w:val="32"/>
         </w:rPr>
-        <w:t>{{associate_not_used_book}}</w:t>
-      </w:r>
-      <w:r>
-        <w:rPr>
-          <w:rFonts w:ascii="TH Sarabun New" w:hAnsi="TH Sarabun New" w:cs="TH Sarabun New"/>
-          <w:sz w:val="32"/>
-          <w:szCs w:val="32"/>
-        </w:rPr>
-        <w:t/>
-      </w:r>
+        <w:t/>
+      </w:r>
+      <w:r>
+        <w:rPr>
+          <w:rFonts w:ascii="TH Sarabun New" w:hAnsi="TH Sarabun New" w:cs="TH Sarabun New"/>
+          <w:sz w:val="32"/>
+          <w:szCs w:val="32"/>
+        </w:rPr>
+        <w:t/>
+      </w:r>
+      <w:r>
+        <w:rPr>
+          <w:rFonts w:ascii="TH Sarabun New" w:hAnsi="TH Sarabun New" w:cs="TH Sarabun New"/>
+          <w:sz w:val="32"/>
+          <w:szCs w:val="32"/>
+        </w:rPr>
+        <w:t/>
+      </w:r>
+      <w:r>
+        <w:rPr>
+          <w:rFonts w:ascii="TH Sarabun New" w:hAnsi="TH Sarabun New" w:cs="TH Sarabun New"/>
+          <w:sz w:val="32"/>
+          <w:szCs w:val="32"/>
+        </w:rPr>
+        <w:t/>
+      </w:r>
+      <w:proofErr w:type="gramStart"/>
       <w:r>
         <w:rPr>
           <w:rFonts w:ascii="TH Sarabun New" w:hAnsi="TH Sarabun New" w:cs="TH Sarabun New"/>
@@ -5275,33 +6292,52 @@
         </w:rPr>
         <w:t xml:space="preserve">  ไม่เคยใช้</w:t>
       </w:r>
+      <w:proofErr w:type="gramEnd"/>
     </w:p>
     <w:p>
       <w:pPr>
         <w:spacing w:after="0" w:line="240" w:lineRule="auto"/>
         <w:ind w:left="1755" w:firstLine="720"/>
         <w:rPr>
-          <w:rFonts w:ascii="TH Sarabun New" w:hAnsi="TH Sarabun New" w:cs="TH Sarabun New"/>
-          <w:sz w:val="32"/>
-          <w:szCs w:val="32"/>
-        </w:rPr>
-      </w:pPr>
-      <w:r>
-        <w:rPr>
-          <w:rFonts w:ascii="TH Sarabun New" w:hAnsi="TH Sarabun New" w:cs="TH Sarabun New"/>
-          <w:sz w:val="32"/>
-          <w:szCs w:val="32"/>
-        </w:rPr>
-        <w:t>{{associate_is_used_book}}</w:t>
-      </w:r>
-      <w:r>
-        <w:rPr>
-          <w:rFonts w:ascii="TH Sarabun New" w:hAnsi="TH Sarabun New" w:cs="TH Sarabun New"/>
-          <w:sz w:val="32"/>
-          <w:szCs w:val="32"/>
-        </w:rPr>
-        <w:t/>
-      </w:r>
+          <w:rFonts w:ascii="TH Sarabun New" w:hAnsi="TH Sarabun New" w:cs="TH Sarabun New" w:hint="cs"/>
+          <w:sz w:val="32"/>
+          <w:szCs w:val="32"/>
+          <w:cs/>
+        </w:rPr>
+      </w:pPr>
+      <w:r>
+        <w:rPr>
+          <w:rFonts w:ascii="TH Sarabun New" w:hAnsi="TH Sarabun New" w:cs="TH Sarabun New"/>
+          <w:sz w:val="32"/>
+          <w:szCs w:val="32"/>
+        </w:rPr>
+        <w:t/>
+      </w:r>
+      <w:r>
+        <w:rPr>
+          <w:rFonts w:ascii="TH Sarabun New" w:hAnsi="TH Sarabun New" w:cs="TH Sarabun New"/>
+          <w:sz w:val="32"/>
+          <w:szCs w:val="32"/>
+        </w:rPr>
+        <w:t/>
+      </w:r>
+      <w:r>
+        <w:rPr>
+          <w:rFonts w:ascii="TH Sarabun New" w:hAnsi="TH Sarabun New" w:cs="TH Sarabun New"/>
+          <w:sz w:val="32"/>
+          <w:szCs w:val="32"/>
+        </w:rPr>
+        <w:t/>
+      </w:r>
+      <w:r>
+        <w:rPr>
+          <w:rFonts w:ascii="TH Sarabun New" w:hAnsi="TH Sarabun New" w:cs="TH Sarabun New"/>
+          <w:sz w:val="32"/>
+          <w:szCs w:val="32"/>
+        </w:rPr>
+        <w:t/>
+      </w:r>
+      <w:proofErr w:type="gramStart"/>
       <w:r>
         <w:rPr>
           <w:rFonts w:ascii="TH Sarabun New" w:hAnsi="TH Sarabun New" w:cs="TH Sarabun New"/>
@@ -5328,6 +6364,7 @@
         </w:rPr>
         <w:t>เคยใช้</w:t>
       </w:r>
+      <w:proofErr w:type="gramEnd"/>
       <w:r>
         <w:rPr>
           <w:rFonts w:ascii="TH Sarabun New" w:hAnsi="TH Sarabun New" w:cs="TH Sarabun New"/>
@@ -5362,7 +6399,17 @@
           <w:szCs w:val="32"/>
           <w:cs/>
         </w:rPr>
-        <w:t>พ.ศ</w:t>
+        <w:t>พ.</w:t>
+      </w:r>
+      <w:proofErr w:type="gramStart"/>
+      <w:r>
+        <w:rPr>
+          <w:rFonts w:ascii="TH Sarabun New" w:hAnsi="TH Sarabun New" w:cs="TH Sarabun New"/>
+          <w:sz w:val="32"/>
+          <w:szCs w:val="32"/>
+          <w:cs/>
+        </w:rPr>
+        <w:t>ศ</w:t>
       </w:r>
       <w:r>
         <w:rPr>
@@ -5379,7 +6426,40 @@
           <w:sz w:val="32"/>
           <w:szCs w:val="32"/>
         </w:rPr>
-        <w:t>{{associate_used_book_year}}</w:t>
+        <w:t/>
+      </w:r>
+      <w:proofErr w:type="gramEnd"/>
+      <w:r>
+        <w:rPr>
+          <w:rFonts w:ascii="TH Sarabun New" w:hAnsi="TH Sarabun New" w:cs="TH Sarabun New"/>
+          <w:sz w:val="32"/>
+          <w:szCs w:val="32"/>
+        </w:rPr>
+        <w:t/>
+      </w:r>
+      <w:r>
+        <w:rPr>
+          <w:rFonts w:ascii="TH Sarabun New" w:hAnsi="TH Sarabun New" w:cs="TH Sarabun New"/>
+          <w:sz w:val="32"/>
+          <w:szCs w:val="32"/>
+        </w:rPr>
+        <w:t/>
+      </w:r>
+      <w:r>
+        <w:rPr>
+          <w:rFonts w:ascii="TH Sarabun New" w:hAnsi="TH Sarabun New" w:cs="TH Sarabun New"/>
+          <w:sz w:val="32"/>
+          <w:szCs w:val="32"/>
+        </w:rPr>
+        <w:t/>
+      </w:r>
+      <w:r>
+        <w:rPr>
+          <w:rFonts w:ascii="TH Sarabun New" w:hAnsi="TH Sarabun New" w:cs="TH Sarabun New"/>
+          <w:sz w:val="32"/>
+          <w:szCs w:val="32"/>
+        </w:rPr>
+        <w:t/>
       </w:r>
       <w:r>
         <w:rPr>
@@ -5405,7 +6485,39 @@
           <w:sz w:val="32"/>
           <w:szCs w:val="32"/>
         </w:rPr>
-        <w:t>{{associate_used_book_level}}</w:t>
+        <w:t/>
+      </w:r>
+      <w:r>
+        <w:rPr>
+          <w:rFonts w:ascii="TH Sarabun New" w:hAnsi="TH Sarabun New" w:cs="TH Sarabun New"/>
+          <w:sz w:val="32"/>
+          <w:szCs w:val="32"/>
+        </w:rPr>
+        <w:t/>
+      </w:r>
+      <w:r>
+        <w:rPr>
+          <w:rFonts w:ascii="TH Sarabun New" w:hAnsi="TH Sarabun New" w:cs="TH Sarabun New"/>
+          <w:sz w:val="32"/>
+          <w:szCs w:val="32"/>
+        </w:rPr>
+        <w:t/>
+      </w:r>
+      <w:r>
+        <w:rPr>
+          <w:rFonts w:ascii="TH Sarabun New" w:hAnsi="TH Sarabun New" w:cs="TH Sarabun New"/>
+          <w:sz w:val="32"/>
+          <w:szCs w:val="32"/>
+        </w:rPr>
+        <w:t/>
+      </w:r>
+      <w:r>
+        <w:rPr>
+          <w:rFonts w:ascii="TH Sarabun New" w:hAnsi="TH Sarabun New" w:cs="TH Sarabun New"/>
+          <w:sz w:val="32"/>
+          <w:szCs w:val="32"/>
+        </w:rPr>
+        <w:t/>
       </w:r>
       <w:r>
         <w:rPr>
@@ -5441,14 +6553,6 @@
           <w:cs/>
         </w:rPr>
         <w:t>)</w:t>
-      </w:r>
-      <w:r>
-        <w:rPr>
-          <w:rFonts w:ascii="TH Sarabun New" w:hAnsi="TH Sarabun New" w:cs="TH Sarabun New"/>
-          <w:sz w:val="32"/>
-          <w:szCs w:val="32"/>
-        </w:rPr>
-        <w:t xml:space="preserve"> {{/associate_book_working_list}}</w:t>
       </w:r>
     </w:p>
     <w:p>
@@ -5590,7 +6694,48 @@
           <w:sz w:val="32"/>
           <w:szCs w:val="32"/>
         </w:rPr>
-        <w:t>{{?associate_method3_research_list}}{{associate_method3_research_no}}</w:t>
+        <w:t>fds</w:t>
+      </w:r>
+      <w:r>
+        <w:rPr>
+          <w:rFonts w:ascii="TH Sarabun New" w:hAnsi="TH Sarabun New" w:cs="TH Sarabun New"/>
+          <w:sz w:val="32"/>
+          <w:szCs w:val="32"/>
+        </w:rPr>
+        <w:t/>
+      </w:r>
+      <w:r>
+        <w:rPr>
+          <w:rFonts w:ascii="TH Sarabun New" w:hAnsi="TH Sarabun New" w:cs="TH Sarabun New"/>
+          <w:sz w:val="32"/>
+          <w:szCs w:val="32"/>
+        </w:rPr>
+        <w:t/>
+      </w:r>
+      <w:r>
+        <w:rPr>
+          <w:rFonts w:ascii="TH Sarabun New" w:hAnsi="TH Sarabun New" w:cs="TH Sarabun New"/>
+          <w:sz w:val="32"/>
+          <w:szCs w:val="32"/>
+        </w:rPr>
+        <w:t/>
+      </w:r>
+      <w:proofErr w:type="gramStart"/>
+      <w:r>
+        <w:rPr>
+          <w:rFonts w:ascii="TH Sarabun New" w:hAnsi="TH Sarabun New" w:cs="TH Sarabun New"/>
+          <w:sz w:val="32"/>
+          <w:szCs w:val="32"/>
+        </w:rPr>
+        <w:t/>
+      </w:r>
+      <w:r>
+        <w:rPr>
+          <w:rFonts w:ascii="TH Sarabun New" w:hAnsi="TH Sarabun New" w:cs="TH Sarabun New"/>
+          <w:sz w:val="32"/>
+          <w:szCs w:val="32"/>
+        </w:rPr>
+        <w:t/>
       </w:r>
       <w:r>
         <w:rPr>
@@ -5616,7 +6761,40 @@
           <w:sz w:val="32"/>
           <w:szCs w:val="32"/>
         </w:rPr>
-        <w:t>{{associate_method3_research}}</w:t>
+        <w:t>dsdsdsds</w:t>
+      </w:r>
+      <w:proofErr w:type="gramEnd"/>
+      <w:r>
+        <w:rPr>
+          <w:rFonts w:ascii="TH Sarabun New" w:hAnsi="TH Sarabun New" w:cs="TH Sarabun New"/>
+          <w:sz w:val="32"/>
+          <w:szCs w:val="32"/>
+        </w:rPr>
+        <w:t/>
+      </w:r>
+      <w:r>
+        <w:rPr>
+          <w:rFonts w:ascii="TH Sarabun New" w:hAnsi="TH Sarabun New" w:cs="TH Sarabun New"/>
+          <w:sz w:val="32"/>
+          <w:szCs w:val="32"/>
+        </w:rPr>
+        <w:t/>
+      </w:r>
+      <w:r>
+        <w:rPr>
+          <w:rFonts w:ascii="TH Sarabun New" w:hAnsi="TH Sarabun New" w:cs="TH Sarabun New"/>
+          <w:sz w:val="32"/>
+          <w:szCs w:val="32"/>
+        </w:rPr>
+        <w:t/>
+      </w:r>
+      <w:r>
+        <w:rPr>
+          <w:rFonts w:ascii="TH Sarabun New" w:hAnsi="TH Sarabun New" w:cs="TH Sarabun New"/>
+          <w:sz w:val="32"/>
+          <w:szCs w:val="32"/>
+        </w:rPr>
+        <w:t/>
       </w:r>
       <w:r>
         <w:rPr>
@@ -5741,7 +6919,7 @@
           <w:sz w:val="32"/>
           <w:szCs w:val="32"/>
         </w:rPr>
-        <w:t>{{assoc_m3_q1}}</w:t>
+        <w:t/>
       </w:r>
       <w:r>
         <w:rPr>
@@ -5769,6 +6947,7 @@
         </w:rPr>
         <w:t xml:space="preserve">1 </w:t>
       </w:r>
+      <w:proofErr w:type="gramStart"/>
       <w:r>
         <w:rPr>
           <w:rFonts w:ascii="TH Sarabun New" w:hAnsi="TH Sarabun New" w:cs="TH Sarabun New"/>
@@ -5793,7 +6972,16 @@
           <w:sz w:val="32"/>
           <w:szCs w:val="32"/>
         </w:rPr>
-        <w:t>{{assoc_m3_q2}}</w:t>
+        <w:t>{</w:t>
+      </w:r>
+      <w:proofErr w:type="gramEnd"/>
+      <w:r>
+        <w:rPr>
+          <w:rFonts w:ascii="TH Sarabun New" w:hAnsi="TH Sarabun New" w:cs="TH Sarabun New"/>
+          <w:sz w:val="32"/>
+          <w:szCs w:val="32"/>
+        </w:rPr>
+        <w:t>{assoc_m3_q2}}</w:t>
       </w:r>
       <w:r>
         <w:rPr>
@@ -5894,8 +7082,7 @@
           <w:sz w:val="32"/>
           <w:szCs w:val="32"/>
         </w:rPr>
-        <w:lastRenderedPageBreak/>
-        <w:t>{{assoc_m3_first}}</w:t>
+        <w:t/>
       </w:r>
       <w:r>
         <w:rPr>
@@ -5966,7 +7153,7 @@
           <w:sz w:val="32"/>
           <w:szCs w:val="32"/>
         </w:rPr>
-        <w:t>{{assoc_m3_corresp}}</w:t>
+        <w:t/>
       </w:r>
       <w:r>
         <w:rPr>
@@ -6011,14 +7198,6 @@
           <w:szCs w:val="32"/>
         </w:rPr>
         <w:t>corresponding author)</w:t>
-      </w:r>
-      <w:r>
-        <w:rPr>
-          <w:rFonts w:ascii="TH Sarabun New" w:hAnsi="TH Sarabun New" w:cs="TH Sarabun New"/>
-          <w:sz w:val="32"/>
-          <w:szCs w:val="32"/>
-        </w:rPr>
-        <w:t xml:space="preserve"> {{/associate_method3_research_list}}</w:t>
       </w:r>
     </w:p>
     <w:p>
@@ -6333,7 +7512,16 @@
           <w:sz w:val="32"/>
           <w:szCs w:val="32"/>
         </w:rPr>
-        <w:t>{{?assoc_pi_project_list}}{{assoc_pi_project_no}}</w:t>
+        <w:t/>
+      </w:r>
+      <w:proofErr w:type="gramStart"/>
+      <w:r>
+        <w:rPr>
+          <w:rFonts w:ascii="TH Sarabun New" w:hAnsi="TH Sarabun New" w:cs="TH Sarabun New"/>
+          <w:sz w:val="32"/>
+          <w:szCs w:val="32"/>
+        </w:rPr>
+        <w:t/>
       </w:r>
       <w:r>
         <w:rPr>
@@ -6359,7 +7547,16 @@
           <w:sz w:val="32"/>
           <w:szCs w:val="32"/>
         </w:rPr>
-        <w:t>{{assoc_pi_project}}</w:t>
+        <w:t/>
+      </w:r>
+      <w:proofErr w:type="gramEnd"/>
+      <w:r>
+        <w:rPr>
+          <w:rFonts w:ascii="TH Sarabun New" w:hAnsi="TH Sarabun New" w:cs="TH Sarabun New"/>
+          <w:sz w:val="32"/>
+          <w:szCs w:val="32"/>
+        </w:rPr>
+        <w:t/>
       </w:r>
     </w:p>
     <w:p>
@@ -6396,15 +7593,7 @@
           <w:sz w:val="32"/>
           <w:szCs w:val="32"/>
         </w:rPr>
-        <w:t>{{assoc_pi_source}}</w:t>
-      </w:r>
-      <w:r>
-        <w:rPr>
-          <w:rFonts w:ascii="TH Sarabun New" w:hAnsi="TH Sarabun New" w:cs="TH Sarabun New"/>
-          <w:sz w:val="32"/>
-          <w:szCs w:val="32"/>
-        </w:rPr>
-        <w:t>{{/assoc_pi_project_list}}</w:t>
+        <w:t/>
       </w:r>
     </w:p>
     <w:p>
@@ -6443,7 +7632,17 @@
           <w:szCs w:val="32"/>
           <w:cs/>
         </w:rPr>
-        <w:t>ทางวิชาการให้ระบุว่าอยู่ในฐานข้อมูลใดตามประกาศ ก.พ.อ. โดยระบุบทบาทหน้าที่ของผลงานแต่ละประเภท ตามลักษณะการมีส่วนร่วมในผลงานทางวิชาการตาม</w:t>
+        <w:t>ทางวิชาการให้ระบุว่าอยู่ใน</w:t>
+      </w:r>
+      <w:r>
+        <w:rPr>
+          <w:rFonts w:ascii="TH Sarabun New" w:hAnsi="TH Sarabun New" w:cs="TH Sarabun New"/>
+          <w:sz w:val="32"/>
+          <w:szCs w:val="32"/>
+          <w:cs/>
+        </w:rPr>
+        <w:lastRenderedPageBreak/>
+        <w:t>ฐานข้อมูลใดตามประกาศ ก.พ.อ. โดยระบุบทบาทหน้าที่ของผลงานแต่ละประเภท ตามลักษณะการมีส่วนร่วมในผลงานทางวิชาการตาม</w:t>
       </w:r>
       <w:r>
         <w:rPr>
@@ -6675,24 +7874,56 @@
           <w:sz w:val="32"/>
           <w:szCs w:val="32"/>
         </w:rPr>
-        <w:t>{{?prof_research_working_list}}{{prof_research_working_no}}</w:t>
-      </w:r>
-      <w:r>
-        <w:rPr>
-          <w:rFonts w:ascii="TH Sarabun New" w:hAnsi="TH Sarabun New" w:cs="TH Sarabun New"/>
-          <w:sz w:val="32"/>
-          <w:szCs w:val="32"/>
-          <w:cs/>
-        </w:rPr>
-        <w:t xml:space="preserve"> </w:t>
-      </w:r>
-      <w:r>
-        <w:rPr>
-          <w:rFonts w:ascii="TH Sarabun New" w:hAnsi="TH Sarabun New" w:cs="TH Sarabun New"/>
-          <w:sz w:val="32"/>
-          <w:szCs w:val="32"/>
-        </w:rPr>
-        <w:t>{{prof_research_working}}</w:t>
+        <w:t>das</w:t>
+      </w:r>
+      <w:r>
+        <w:rPr>
+          <w:rFonts w:ascii="TH Sarabun New" w:hAnsi="TH Sarabun New" w:cs="TH Sarabun New"/>
+          <w:sz w:val="32"/>
+          <w:szCs w:val="32"/>
+        </w:rPr>
+        <w:t/>
+      </w:r>
+      <w:r>
+        <w:rPr>
+          <w:rFonts w:ascii="TH Sarabun New" w:hAnsi="TH Sarabun New" w:cs="TH Sarabun New"/>
+          <w:sz w:val="32"/>
+          <w:szCs w:val="32"/>
+        </w:rPr>
+        <w:t/>
+      </w:r>
+      <w:r>
+        <w:rPr>
+          <w:rFonts w:ascii="TH Sarabun New" w:hAnsi="TH Sarabun New" w:cs="TH Sarabun New"/>
+          <w:sz w:val="32"/>
+          <w:szCs w:val="32"/>
+          <w:cs/>
+        </w:rPr>
+        <w:t xml:space="preserve"> </w:t>
+      </w:r>
+      <w:r>
+        <w:rPr>
+          <w:rFonts w:ascii="TH Sarabun New" w:hAnsi="TH Sarabun New" w:cs="TH Sarabun New"/>
+          <w:sz w:val="32"/>
+          <w:szCs w:val="32"/>
+        </w:rPr>
+        <w:t>dd</w:t>
+      </w:r>
+      <w:r>
+        <w:rPr>
+          <w:rFonts w:ascii="TH Sarabun New" w:hAnsi="TH Sarabun New" w:cs="TH Sarabun New"/>
+          <w:sz w:val="32"/>
+          <w:szCs w:val="32"/>
+        </w:rPr>
+        <w:t/>
+      </w:r>
+      <w:r>
+        <w:rPr>
+          <w:rFonts w:ascii="TH Sarabun New" w:hAnsi="TH Sarabun New" w:cs="TH Sarabun New"/>
+          <w:sz w:val="32"/>
+          <w:szCs w:val="32"/>
+        </w:rPr>
+        <w:t/>
       </w:r>
     </w:p>
     <w:p>
@@ -6749,7 +7980,24 @@
           <w:sz w:val="32"/>
           <w:szCs w:val="32"/>
         </w:rPr>
-        <w:t>{{prof_not_used_research}}</w:t>
+        <w:t/>
+      </w:r>
+      <w:r>
+        <w:rPr>
+          <w:rFonts w:ascii="TH Sarabun New" w:hAnsi="TH Sarabun New" w:cs="TH Sarabun New"/>
+          <w:sz w:val="32"/>
+          <w:szCs w:val="32"/>
+        </w:rPr>
+        <w:t/>
+      </w:r>
+      <w:proofErr w:type="gramStart"/>
+      <w:r>
+        <w:rPr>
+          <w:rFonts w:ascii="TH Sarabun New" w:hAnsi="TH Sarabun New" w:cs="TH Sarabun New"/>
+          <w:sz w:val="32"/>
+          <w:szCs w:val="32"/>
+        </w:rPr>
+        <w:t/>
       </w:r>
       <w:r>
         <w:rPr>
@@ -6760,24 +8008,43 @@
         </w:rPr>
         <w:t xml:space="preserve">  ไม่เคยใช้</w:t>
       </w:r>
+      <w:proofErr w:type="gramEnd"/>
     </w:p>
     <w:p>
       <w:pPr>
         <w:spacing w:after="0" w:line="240" w:lineRule="auto"/>
         <w:ind w:left="1755" w:firstLine="720"/>
         <w:rPr>
-          <w:rFonts w:ascii="TH Sarabun New" w:hAnsi="TH Sarabun New" w:cs="TH Sarabun New"/>
-          <w:sz w:val="32"/>
-          <w:szCs w:val="32"/>
-        </w:rPr>
-      </w:pPr>
-      <w:r>
-        <w:rPr>
-          <w:rFonts w:ascii="TH Sarabun New" w:hAnsi="TH Sarabun New" w:cs="TH Sarabun New"/>
-          <w:sz w:val="32"/>
-          <w:szCs w:val="32"/>
-        </w:rPr>
-        <w:t>{{prof_is_used_research}}</w:t>
+          <w:rFonts w:ascii="TH Sarabun New" w:hAnsi="TH Sarabun New" w:cs="TH Sarabun New" w:hint="cs"/>
+          <w:sz w:val="32"/>
+          <w:szCs w:val="32"/>
+          <w:cs/>
+        </w:rPr>
+      </w:pPr>
+      <w:r>
+        <w:rPr>
+          <w:rFonts w:ascii="TH Sarabun New" w:hAnsi="TH Sarabun New" w:cs="TH Sarabun New"/>
+          <w:sz w:val="32"/>
+          <w:szCs w:val="32"/>
+        </w:rPr>
+        <w:t/>
+      </w:r>
+      <w:r>
+        <w:rPr>
+          <w:rFonts w:ascii="TH Sarabun New" w:hAnsi="TH Sarabun New" w:cs="TH Sarabun New"/>
+          <w:sz w:val="32"/>
+          <w:szCs w:val="32"/>
+        </w:rPr>
+        <w:t/>
+      </w:r>
+      <w:proofErr w:type="gramStart"/>
+      <w:r>
+        <w:rPr>
+          <w:rFonts w:ascii="TH Sarabun New" w:hAnsi="TH Sarabun New" w:cs="TH Sarabun New"/>
+          <w:sz w:val="32"/>
+          <w:szCs w:val="32"/>
+        </w:rPr>
+        <w:t/>
       </w:r>
       <w:r>
         <w:rPr>
@@ -6797,6 +8064,7 @@
         </w:rPr>
         <w:t>เคยใช้</w:t>
       </w:r>
+      <w:proofErr w:type="gramEnd"/>
       <w:r>
         <w:rPr>
           <w:rFonts w:ascii="TH Sarabun New" w:hAnsi="TH Sarabun New" w:cs="TH Sarabun New"/>
@@ -6831,7 +8099,17 @@
           <w:szCs w:val="32"/>
           <w:cs/>
         </w:rPr>
-        <w:t>พ.ศ</w:t>
+        <w:t>พ.</w:t>
+      </w:r>
+      <w:proofErr w:type="gramStart"/>
+      <w:r>
+        <w:rPr>
+          <w:rFonts w:ascii="TH Sarabun New" w:hAnsi="TH Sarabun New" w:cs="TH Sarabun New"/>
+          <w:sz w:val="32"/>
+          <w:szCs w:val="32"/>
+          <w:cs/>
+        </w:rPr>
+        <w:t>ศ</w:t>
       </w:r>
       <w:r>
         <w:rPr>
@@ -6848,7 +8126,32 @@
           <w:sz w:val="32"/>
           <w:szCs w:val="32"/>
         </w:rPr>
-        <w:t xml:space="preserve">{{prof_used_research_year}} </w:t>
+        <w:t>sa </w:t>
+      </w:r>
+      <w:proofErr w:type="gramEnd"/>
+      <w:r>
+        <w:rPr>
+          <w:rFonts w:ascii="TH Sarabun New" w:hAnsi="TH Sarabun New" w:cs="TH Sarabun New"/>
+          <w:sz w:val="32"/>
+          <w:szCs w:val="32"/>
+        </w:rPr>
+        <w:t/>
+      </w:r>
+      <w:r>
+        <w:rPr>
+          <w:rFonts w:ascii="TH Sarabun New" w:hAnsi="TH Sarabun New" w:cs="TH Sarabun New"/>
+          <w:sz w:val="32"/>
+          <w:szCs w:val="32"/>
+        </w:rPr>
+        <w:t/>
+      </w:r>
+      <w:r>
+        <w:rPr>
+          <w:rFonts w:ascii="TH Sarabun New" w:hAnsi="TH Sarabun New" w:cs="TH Sarabun New"/>
+          <w:sz w:val="32"/>
+          <w:szCs w:val="32"/>
+        </w:rPr>
+        <w:t xml:space="preserve"/>
       </w:r>
       <w:r>
         <w:rPr>
@@ -6865,7 +8168,23 @@
           <w:sz w:val="32"/>
           <w:szCs w:val="32"/>
         </w:rPr>
-        <w:t>{{prof_used_research_level}}</w:t>
+        <w:t>das</w:t>
+      </w:r>
+      <w:r>
+        <w:rPr>
+          <w:rFonts w:ascii="TH Sarabun New" w:hAnsi="TH Sarabun New" w:cs="TH Sarabun New"/>
+          <w:sz w:val="32"/>
+          <w:szCs w:val="32"/>
+        </w:rPr>
+        <w:t/>
+      </w:r>
+      <w:r>
+        <w:rPr>
+          <w:rFonts w:ascii="TH Sarabun New" w:hAnsi="TH Sarabun New" w:cs="TH Sarabun New"/>
+          <w:sz w:val="32"/>
+          <w:szCs w:val="32"/>
+        </w:rPr>
+        <w:t/>
       </w:r>
       <w:r>
         <w:rPr>
@@ -6902,14 +8221,6 @@
           <w:cs/>
         </w:rPr>
         <w:t>)</w:t>
-      </w:r>
-      <w:r>
-        <w:rPr>
-          <w:rFonts w:ascii="TH Sarabun New" w:hAnsi="TH Sarabun New" w:cs="TH Sarabun New"/>
-          <w:sz w:val="32"/>
-          <w:szCs w:val="32"/>
-        </w:rPr>
-        <w:t>{{/prof_research_working_list}}</w:t>
       </w:r>
     </w:p>
     <w:p>
@@ -6950,7 +8261,6 @@
           <w:szCs w:val="32"/>
           <w:cs/>
         </w:rPr>
-        <w:lastRenderedPageBreak/>
         <w:t>๔.๓.๒ ผลงานทางวิชาการในลักษณะอื่น</w:t>
       </w:r>
       <w:r>
@@ -7005,24 +8315,48 @@
           <w:sz w:val="32"/>
           <w:szCs w:val="32"/>
         </w:rPr>
-        <w:t>{{?prof_other_working_list}}{{prof_other_working_no}}</w:t>
-      </w:r>
-      <w:r>
-        <w:rPr>
-          <w:rFonts w:ascii="TH Sarabun New" w:hAnsi="TH Sarabun New" w:cs="TH Sarabun New"/>
-          <w:sz w:val="32"/>
-          <w:szCs w:val="32"/>
-          <w:cs/>
-        </w:rPr>
-        <w:t xml:space="preserve"> </w:t>
-      </w:r>
-      <w:r>
-        <w:rPr>
-          <w:rFonts w:ascii="TH Sarabun New" w:hAnsi="TH Sarabun New" w:cs="TH Sarabun New"/>
-          <w:sz w:val="32"/>
-          <w:szCs w:val="32"/>
-        </w:rPr>
-        <w:t>{{prof_other_working}}</w:t>
+        <w:t>das</w:t>
+      </w:r>
+      <w:r>
+        <w:rPr>
+          <w:rFonts w:ascii="TH Sarabun New" w:hAnsi="TH Sarabun New" w:cs="TH Sarabun New"/>
+          <w:sz w:val="32"/>
+          <w:szCs w:val="32"/>
+        </w:rPr>
+        <w:t/>
+      </w:r>
+      <w:r>
+        <w:rPr>
+          <w:rFonts w:ascii="TH Sarabun New" w:hAnsi="TH Sarabun New" w:cs="TH Sarabun New"/>
+          <w:sz w:val="32"/>
+          <w:szCs w:val="32"/>
+        </w:rPr>
+        <w:t/>
+      </w:r>
+      <w:r>
+        <w:rPr>
+          <w:rFonts w:ascii="TH Sarabun New" w:hAnsi="TH Sarabun New" w:cs="TH Sarabun New"/>
+          <w:sz w:val="32"/>
+          <w:szCs w:val="32"/>
+          <w:cs/>
+        </w:rPr>
+        <w:t xml:space="preserve"> </w:t>
+      </w:r>
+      <w:r>
+        <w:rPr>
+          <w:rFonts w:ascii="TH Sarabun New" w:hAnsi="TH Sarabun New" w:cs="TH Sarabun New"/>
+          <w:sz w:val="32"/>
+          <w:szCs w:val="32"/>
+        </w:rPr>
+        <w:t>d</w:t>
+      </w:r>
+      <w:r>
+        <w:rPr>
+          <w:rFonts w:ascii="TH Sarabun New" w:hAnsi="TH Sarabun New" w:cs="TH Sarabun New"/>
+          <w:sz w:val="32"/>
+          <w:szCs w:val="32"/>
+        </w:rPr>
+        <w:t/>
       </w:r>
       <w:r>
         <w:rPr>
@@ -7141,7 +8475,24 @@
           <w:sz w:val="32"/>
           <w:szCs w:val="32"/>
         </w:rPr>
-        <w:t>{{prof_not_used_other}}</w:t>
+        <w:t/>
+      </w:r>
+      <w:r>
+        <w:rPr>
+          <w:rFonts w:ascii="TH Sarabun New" w:hAnsi="TH Sarabun New" w:cs="TH Sarabun New"/>
+          <w:sz w:val="32"/>
+          <w:szCs w:val="32"/>
+        </w:rPr>
+        <w:t/>
+      </w:r>
+      <w:proofErr w:type="gramStart"/>
+      <w:r>
+        <w:rPr>
+          <w:rFonts w:ascii="TH Sarabun New" w:hAnsi="TH Sarabun New" w:cs="TH Sarabun New"/>
+          <w:sz w:val="32"/>
+          <w:szCs w:val="32"/>
+        </w:rPr>
+        <w:t/>
       </w:r>
       <w:r>
         <w:rPr>
@@ -7152,24 +8503,43 @@
         </w:rPr>
         <w:t xml:space="preserve">  ไม่เคยใช้</w:t>
       </w:r>
+      <w:proofErr w:type="gramEnd"/>
     </w:p>
     <w:p>
       <w:pPr>
         <w:spacing w:after="0" w:line="240" w:lineRule="auto"/>
         <w:ind w:left="1755" w:firstLine="720"/>
         <w:rPr>
-          <w:rFonts w:ascii="TH Sarabun New" w:hAnsi="TH Sarabun New" w:cs="TH Sarabun New"/>
-          <w:sz w:val="32"/>
-          <w:szCs w:val="32"/>
-        </w:rPr>
-      </w:pPr>
-      <w:r>
-        <w:rPr>
-          <w:rFonts w:ascii="TH Sarabun New" w:hAnsi="TH Sarabun New" w:cs="TH Sarabun New"/>
-          <w:sz w:val="32"/>
-          <w:szCs w:val="32"/>
-        </w:rPr>
-        <w:t>{{prof_is_used_other}}</w:t>
+          <w:rFonts w:ascii="TH Sarabun New" w:hAnsi="TH Sarabun New" w:cs="TH Sarabun New" w:hint="cs"/>
+          <w:sz w:val="32"/>
+          <w:szCs w:val="32"/>
+          <w:cs/>
+        </w:rPr>
+      </w:pPr>
+      <w:r>
+        <w:rPr>
+          <w:rFonts w:ascii="TH Sarabun New" w:hAnsi="TH Sarabun New" w:cs="TH Sarabun New"/>
+          <w:sz w:val="32"/>
+          <w:szCs w:val="32"/>
+        </w:rPr>
+        <w:t/>
+      </w:r>
+      <w:r>
+        <w:rPr>
+          <w:rFonts w:ascii="TH Sarabun New" w:hAnsi="TH Sarabun New" w:cs="TH Sarabun New"/>
+          <w:sz w:val="32"/>
+          <w:szCs w:val="32"/>
+        </w:rPr>
+        <w:t/>
+      </w:r>
+      <w:proofErr w:type="gramStart"/>
+      <w:r>
+        <w:rPr>
+          <w:rFonts w:ascii="TH Sarabun New" w:hAnsi="TH Sarabun New" w:cs="TH Sarabun New"/>
+          <w:sz w:val="32"/>
+          <w:szCs w:val="32"/>
+        </w:rPr>
+        <w:t/>
       </w:r>
       <w:r>
         <w:rPr>
@@ -7189,6 +8559,7 @@
         </w:rPr>
         <w:t>เคยใช้</w:t>
       </w:r>
+      <w:proofErr w:type="gramEnd"/>
       <w:r>
         <w:rPr>
           <w:rFonts w:ascii="TH Sarabun New" w:hAnsi="TH Sarabun New" w:cs="TH Sarabun New"/>
@@ -7223,7 +8594,17 @@
           <w:szCs w:val="32"/>
           <w:cs/>
         </w:rPr>
-        <w:t>พ.ศ</w:t>
+        <w:t>พ.</w:t>
+      </w:r>
+      <w:proofErr w:type="gramStart"/>
+      <w:r>
+        <w:rPr>
+          <w:rFonts w:ascii="TH Sarabun New" w:hAnsi="TH Sarabun New" w:cs="TH Sarabun New"/>
+          <w:sz w:val="32"/>
+          <w:szCs w:val="32"/>
+          <w:cs/>
+        </w:rPr>
+        <w:t>ศ</w:t>
       </w:r>
       <w:r>
         <w:rPr>
@@ -7240,7 +8621,32 @@
           <w:sz w:val="32"/>
           <w:szCs w:val="32"/>
         </w:rPr>
-        <w:t>{{prof_used_other_year}}</w:t>
+        <w:t>sa</w:t>
+      </w:r>
+      <w:proofErr w:type="gramEnd"/>
+      <w:r>
+        <w:rPr>
+          <w:rFonts w:ascii="TH Sarabun New" w:hAnsi="TH Sarabun New" w:cs="TH Sarabun New"/>
+          <w:sz w:val="32"/>
+          <w:szCs w:val="32"/>
+        </w:rPr>
+        <w:t/>
+      </w:r>
+      <w:r>
+        <w:rPr>
+          <w:rFonts w:ascii="TH Sarabun New" w:hAnsi="TH Sarabun New" w:cs="TH Sarabun New"/>
+          <w:sz w:val="32"/>
+          <w:szCs w:val="32"/>
+        </w:rPr>
+        <w:t/>
+      </w:r>
+      <w:r>
+        <w:rPr>
+          <w:rFonts w:ascii="TH Sarabun New" w:hAnsi="TH Sarabun New" w:cs="TH Sarabun New"/>
+          <w:sz w:val="32"/>
+          <w:szCs w:val="32"/>
+        </w:rPr>
+        <w:t/>
       </w:r>
       <w:r>
         <w:rPr>
@@ -7266,7 +8672,23 @@
           <w:sz w:val="32"/>
           <w:szCs w:val="32"/>
         </w:rPr>
-        <w:t>{{prof_used_other_level}}</w:t>
+        <w:t>das</w:t>
+      </w:r>
+      <w:r>
+        <w:rPr>
+          <w:rFonts w:ascii="TH Sarabun New" w:hAnsi="TH Sarabun New" w:cs="TH Sarabun New"/>
+          <w:sz w:val="32"/>
+          <w:szCs w:val="32"/>
+        </w:rPr>
+        <w:t/>
+      </w:r>
+      <w:r>
+        <w:rPr>
+          <w:rFonts w:ascii="TH Sarabun New" w:hAnsi="TH Sarabun New" w:cs="TH Sarabun New"/>
+          <w:sz w:val="32"/>
+          <w:szCs w:val="32"/>
+        </w:rPr>
+        <w:t/>
       </w:r>
       <w:r>
         <w:rPr>
@@ -7304,14 +8726,6 @@
         </w:rPr>
         <w:t>)</w:t>
       </w:r>
-      <w:r>
-        <w:rPr>
-          <w:rFonts w:ascii="TH Sarabun New" w:hAnsi="TH Sarabun New" w:cs="TH Sarabun New"/>
-          <w:sz w:val="32"/>
-          <w:szCs w:val="32"/>
-        </w:rPr>
-        <w:t xml:space="preserve"> {{/prof_other_working_list}}</w:t>
-      </w:r>
     </w:p>
     <w:p>
       <w:pPr>
@@ -7349,24 +8763,56 @@
           <w:sz w:val="32"/>
           <w:szCs w:val="32"/>
         </w:rPr>
-        <w:t>{{?prof_book_working_list}}{{prof_book_working_no}}</w:t>
-      </w:r>
-      <w:r>
-        <w:rPr>
-          <w:rFonts w:ascii="TH Sarabun New" w:hAnsi="TH Sarabun New" w:cs="TH Sarabun New"/>
-          <w:sz w:val="32"/>
-          <w:szCs w:val="32"/>
-          <w:cs/>
-        </w:rPr>
-        <w:t xml:space="preserve"> </w:t>
-      </w:r>
-      <w:r>
-        <w:rPr>
-          <w:rFonts w:ascii="TH Sarabun New" w:hAnsi="TH Sarabun New" w:cs="TH Sarabun New"/>
-          <w:sz w:val="32"/>
-          <w:szCs w:val="32"/>
-        </w:rPr>
-        <w:t>{{prof_book_working}}</w:t>
+        <w:t>dsa</w:t>
+      </w:r>
+      <w:r>
+        <w:rPr>
+          <w:rFonts w:ascii="TH Sarabun New" w:hAnsi="TH Sarabun New" w:cs="TH Sarabun New"/>
+          <w:sz w:val="32"/>
+          <w:szCs w:val="32"/>
+        </w:rPr>
+        <w:t/>
+      </w:r>
+      <w:r>
+        <w:rPr>
+          <w:rFonts w:ascii="TH Sarabun New" w:hAnsi="TH Sarabun New" w:cs="TH Sarabun New"/>
+          <w:sz w:val="32"/>
+          <w:szCs w:val="32"/>
+        </w:rPr>
+        <w:t/>
+      </w:r>
+      <w:r>
+        <w:rPr>
+          <w:rFonts w:ascii="TH Sarabun New" w:hAnsi="TH Sarabun New" w:cs="TH Sarabun New"/>
+          <w:sz w:val="32"/>
+          <w:szCs w:val="32"/>
+          <w:cs/>
+        </w:rPr>
+        <w:t xml:space="preserve"> </w:t>
+      </w:r>
+      <w:r>
+        <w:rPr>
+          <w:rFonts w:ascii="TH Sarabun New" w:hAnsi="TH Sarabun New" w:cs="TH Sarabun New"/>
+          <w:sz w:val="32"/>
+          <w:szCs w:val="32"/>
+        </w:rPr>
+        <w:t>d</w:t>
+      </w:r>
+      <w:r>
+        <w:rPr>
+          <w:rFonts w:ascii="TH Sarabun New" w:hAnsi="TH Sarabun New" w:cs="TH Sarabun New"/>
+          <w:sz w:val="32"/>
+          <w:szCs w:val="32"/>
+        </w:rPr>
+        <w:t/>
+      </w:r>
+      <w:r>
+        <w:rPr>
+          <w:rFonts w:ascii="TH Sarabun New" w:hAnsi="TH Sarabun New" w:cs="TH Sarabun New"/>
+          <w:sz w:val="32"/>
+          <w:szCs w:val="32"/>
+        </w:rPr>
+        <w:t/>
       </w:r>
     </w:p>
     <w:p>
@@ -7423,7 +8869,25 @@
           <w:sz w:val="32"/>
           <w:szCs w:val="32"/>
         </w:rPr>
-        <w:t>{{prof_not_used_book}}</w:t>
+        <w:lastRenderedPageBreak/>
+        <w:t/>
+      </w:r>
+      <w:r>
+        <w:rPr>
+          <w:rFonts w:ascii="TH Sarabun New" w:hAnsi="TH Sarabun New" w:cs="TH Sarabun New"/>
+          <w:sz w:val="32"/>
+          <w:szCs w:val="32"/>
+        </w:rPr>
+        <w:t/>
+      </w:r>
+      <w:proofErr w:type="gramStart"/>
+      <w:r>
+        <w:rPr>
+          <w:rFonts w:ascii="TH Sarabun New" w:hAnsi="TH Sarabun New" w:cs="TH Sarabun New"/>
+          <w:sz w:val="32"/>
+          <w:szCs w:val="32"/>
+        </w:rPr>
+        <w:t/>
       </w:r>
       <w:r>
         <w:rPr>
@@ -7434,24 +8898,43 @@
         </w:rPr>
         <w:t xml:space="preserve">  ไม่เคยใช้</w:t>
       </w:r>
+      <w:proofErr w:type="gramEnd"/>
     </w:p>
     <w:p>
       <w:pPr>
         <w:spacing w:after="0" w:line="240" w:lineRule="auto"/>
         <w:ind w:left="1755" w:firstLine="720"/>
         <w:rPr>
-          <w:rFonts w:ascii="TH Sarabun New" w:hAnsi="TH Sarabun New" w:cs="TH Sarabun New"/>
-          <w:sz w:val="32"/>
-          <w:szCs w:val="32"/>
-        </w:rPr>
-      </w:pPr>
-      <w:r>
-        <w:rPr>
-          <w:rFonts w:ascii="TH Sarabun New" w:hAnsi="TH Sarabun New" w:cs="TH Sarabun New"/>
-          <w:sz w:val="32"/>
-          <w:szCs w:val="32"/>
-        </w:rPr>
-        <w:t>{{prof_is_used_book}}</w:t>
+          <w:rFonts w:ascii="TH Sarabun New" w:hAnsi="TH Sarabun New" w:cs="TH Sarabun New" w:hint="cs"/>
+          <w:sz w:val="32"/>
+          <w:szCs w:val="32"/>
+          <w:cs/>
+        </w:rPr>
+      </w:pPr>
+      <w:r>
+        <w:rPr>
+          <w:rFonts w:ascii="TH Sarabun New" w:hAnsi="TH Sarabun New" w:cs="TH Sarabun New"/>
+          <w:sz w:val="32"/>
+          <w:szCs w:val="32"/>
+        </w:rPr>
+        <w:t/>
+      </w:r>
+      <w:r>
+        <w:rPr>
+          <w:rFonts w:ascii="TH Sarabun New" w:hAnsi="TH Sarabun New" w:cs="TH Sarabun New"/>
+          <w:sz w:val="32"/>
+          <w:szCs w:val="32"/>
+        </w:rPr>
+        <w:t/>
+      </w:r>
+      <w:proofErr w:type="gramStart"/>
+      <w:r>
+        <w:rPr>
+          <w:rFonts w:ascii="TH Sarabun New" w:hAnsi="TH Sarabun New" w:cs="TH Sarabun New"/>
+          <w:sz w:val="32"/>
+          <w:szCs w:val="32"/>
+        </w:rPr>
+        <w:t/>
       </w:r>
       <w:r>
         <w:rPr>
@@ -7471,6 +8954,7 @@
         </w:rPr>
         <w:t>เคยใช้</w:t>
       </w:r>
+      <w:proofErr w:type="gramEnd"/>
       <w:r>
         <w:rPr>
           <w:rFonts w:ascii="TH Sarabun New" w:hAnsi="TH Sarabun New" w:cs="TH Sarabun New"/>
@@ -7505,7 +8989,17 @@
           <w:szCs w:val="32"/>
           <w:cs/>
         </w:rPr>
-        <w:t>พ.ศ</w:t>
+        <w:t>พ.</w:t>
+      </w:r>
+      <w:proofErr w:type="gramStart"/>
+      <w:r>
+        <w:rPr>
+          <w:rFonts w:ascii="TH Sarabun New" w:hAnsi="TH Sarabun New" w:cs="TH Sarabun New"/>
+          <w:sz w:val="32"/>
+          <w:szCs w:val="32"/>
+          <w:cs/>
+        </w:rPr>
+        <w:t>ศ</w:t>
       </w:r>
       <w:r>
         <w:rPr>
@@ -7522,7 +9016,32 @@
           <w:sz w:val="32"/>
           <w:szCs w:val="32"/>
         </w:rPr>
-        <w:t>{{prof_used_book_year}}</w:t>
+        <w:t>sad</w:t>
+      </w:r>
+      <w:proofErr w:type="gramEnd"/>
+      <w:r>
+        <w:rPr>
+          <w:rFonts w:ascii="TH Sarabun New" w:hAnsi="TH Sarabun New" w:cs="TH Sarabun New"/>
+          <w:sz w:val="32"/>
+          <w:szCs w:val="32"/>
+        </w:rPr>
+        <w:t/>
+      </w:r>
+      <w:r>
+        <w:rPr>
+          <w:rFonts w:ascii="TH Sarabun New" w:hAnsi="TH Sarabun New" w:cs="TH Sarabun New"/>
+          <w:sz w:val="32"/>
+          <w:szCs w:val="32"/>
+        </w:rPr>
+        <w:t/>
+      </w:r>
+      <w:r>
+        <w:rPr>
+          <w:rFonts w:ascii="TH Sarabun New" w:hAnsi="TH Sarabun New" w:cs="TH Sarabun New"/>
+          <w:sz w:val="32"/>
+          <w:szCs w:val="32"/>
+        </w:rPr>
+        <w:t/>
       </w:r>
       <w:r>
         <w:rPr>
@@ -7548,7 +9067,23 @@
           <w:sz w:val="32"/>
           <w:szCs w:val="32"/>
         </w:rPr>
-        <w:t>{{prof_used_book_level}}</w:t>
+        <w:t>sa</w:t>
+      </w:r>
+      <w:r>
+        <w:rPr>
+          <w:rFonts w:ascii="TH Sarabun New" w:hAnsi="TH Sarabun New" w:cs="TH Sarabun New"/>
+          <w:sz w:val="32"/>
+          <w:szCs w:val="32"/>
+        </w:rPr>
+        <w:t/>
+      </w:r>
+      <w:r>
+        <w:rPr>
+          <w:rFonts w:ascii="TH Sarabun New" w:hAnsi="TH Sarabun New" w:cs="TH Sarabun New"/>
+          <w:sz w:val="32"/>
+          <w:szCs w:val="32"/>
+        </w:rPr>
+        <w:t/>
       </w:r>
       <w:r>
         <w:rPr>
@@ -7585,14 +9120,6 @@
           <w:cs/>
         </w:rPr>
         <w:t>)</w:t>
-      </w:r>
-      <w:r>
-        <w:rPr>
-          <w:rFonts w:ascii="TH Sarabun New" w:hAnsi="TH Sarabun New" w:cs="TH Sarabun New"/>
-          <w:sz w:val="32"/>
-          <w:szCs w:val="32"/>
-        </w:rPr>
-        <w:t>{{/prof_book_working_list}}</w:t>
       </w:r>
     </w:p>
     <w:p>
@@ -7698,7 +9225,32 @@
           <w:sz w:val="32"/>
           <w:szCs w:val="32"/>
         </w:rPr>
-        <w:t>{{?prof_method3_research_list}}{{prof_method3_research_no}}</w:t>
+        <w:t>d</w:t>
+      </w:r>
+      <w:r>
+        <w:rPr>
+          <w:rFonts w:ascii="TH Sarabun New" w:hAnsi="TH Sarabun New" w:cs="TH Sarabun New"/>
+          <w:sz w:val="32"/>
+          <w:szCs w:val="32"/>
+        </w:rPr>
+        <w:t/>
+      </w:r>
+      <w:proofErr w:type="gramStart"/>
+      <w:r>
+        <w:rPr>
+          <w:rFonts w:ascii="TH Sarabun New" w:hAnsi="TH Sarabun New" w:cs="TH Sarabun New"/>
+          <w:sz w:val="32"/>
+          <w:szCs w:val="32"/>
+        </w:rPr>
+        <w:t/>
+      </w:r>
+      <w:r>
+        <w:rPr>
+          <w:rFonts w:ascii="TH Sarabun New" w:hAnsi="TH Sarabun New" w:cs="TH Sarabun New"/>
+          <w:sz w:val="32"/>
+          <w:szCs w:val="32"/>
+        </w:rPr>
+        <w:t/>
       </w:r>
       <w:r>
         <w:rPr>
@@ -7724,7 +9276,32 @@
           <w:sz w:val="32"/>
           <w:szCs w:val="32"/>
         </w:rPr>
-        <w:t>{{prof_method3_research}}</w:t>
+        <w:t>sa</w:t>
+      </w:r>
+      <w:proofErr w:type="gramEnd"/>
+      <w:r>
+        <w:rPr>
+          <w:rFonts w:ascii="TH Sarabun New" w:hAnsi="TH Sarabun New" w:cs="TH Sarabun New"/>
+          <w:sz w:val="32"/>
+          <w:szCs w:val="32"/>
+        </w:rPr>
+        <w:t/>
+      </w:r>
+      <w:r>
+        <w:rPr>
+          <w:rFonts w:ascii="TH Sarabun New" w:hAnsi="TH Sarabun New" w:cs="TH Sarabun New"/>
+          <w:sz w:val="32"/>
+          <w:szCs w:val="32"/>
+        </w:rPr>
+        <w:t/>
+      </w:r>
+      <w:r>
+        <w:rPr>
+          <w:rFonts w:ascii="TH Sarabun New" w:hAnsi="TH Sarabun New" w:cs="TH Sarabun New"/>
+          <w:sz w:val="32"/>
+          <w:szCs w:val="32"/>
+        </w:rPr>
+        <w:t/>
       </w:r>
       <w:r>
         <w:rPr>
@@ -7833,7 +9410,16 @@
           <w:sz w:val="32"/>
           <w:szCs w:val="32"/>
         </w:rPr>
-        <w:t>{{prof_m3_q1}}</w:t>
+        <w:t/>
+      </w:r>
+      <w:proofErr w:type="gramStart"/>
+      <w:r>
+        <w:rPr>
+          <w:rFonts w:ascii="TH Sarabun New" w:hAnsi="TH Sarabun New" w:cs="TH Sarabun New"/>
+          <w:sz w:val="32"/>
+          <w:szCs w:val="32"/>
+        </w:rPr>
+        <w:t/>
       </w:r>
       <w:r>
         <w:rPr>
@@ -7861,6 +9447,7 @@
         </w:rPr>
         <w:t>Quartile</w:t>
       </w:r>
+      <w:proofErr w:type="gramEnd"/>
       <w:r>
         <w:rPr>
           <w:rFonts w:ascii="TH Sarabun New" w:hAnsi="TH Sarabun New" w:cs="TH Sarabun New"/>
@@ -7870,6 +9457,7 @@
         </w:rPr>
         <w:t xml:space="preserve">1 </w:t>
       </w:r>
+      <w:proofErr w:type="gramStart"/>
       <w:r>
         <w:rPr>
           <w:rFonts w:ascii="TH Sarabun New" w:hAnsi="TH Sarabun New" w:cs="TH Sarabun New"/>
@@ -7886,7 +9474,16 @@
           <w:sz w:val="32"/>
           <w:szCs w:val="32"/>
         </w:rPr>
-        <w:t>{{prof_m3_q2}}</w:t>
+        <w:t>{</w:t>
+      </w:r>
+      <w:proofErr w:type="gramEnd"/>
+      <w:r>
+        <w:rPr>
+          <w:rFonts w:ascii="TH Sarabun New" w:hAnsi="TH Sarabun New" w:cs="TH Sarabun New"/>
+          <w:sz w:val="32"/>
+          <w:szCs w:val="32"/>
+        </w:rPr>
+        <w:t>{prof_m3_q2}}</w:t>
       </w:r>
       <w:r>
         <w:rPr>
@@ -7961,7 +9558,7 @@
           <w:sz w:val="32"/>
           <w:szCs w:val="32"/>
         </w:rPr>
-        <w:t>{{prof_m3_first}}</w:t>
+        <w:t/>
       </w:r>
       <w:r>
         <w:rPr>
@@ -8032,7 +9629,7 @@
           <w:sz w:val="32"/>
           <w:szCs w:val="32"/>
         </w:rPr>
-        <w:t>{{prof_m3_corresp}}</w:t>
+        <w:t/>
       </w:r>
       <w:r>
         <w:rPr>
@@ -8068,14 +9665,6 @@
           <w:szCs w:val="32"/>
         </w:rPr>
         <w:t>corresponding author)</w:t>
-      </w:r>
-      <w:r>
-        <w:rPr>
-          <w:rFonts w:ascii="TH Sarabun New" w:hAnsi="TH Sarabun New" w:cs="TH Sarabun New"/>
-          <w:sz w:val="32"/>
-          <w:szCs w:val="32"/>
-        </w:rPr>
-        <w:t>{{/prof_method3_research_list}}</w:t>
       </w:r>
     </w:p>
     <w:p>
@@ -8107,7 +9696,6 @@
           <w:szCs w:val="32"/>
           <w:cs/>
         </w:rPr>
-        <w:lastRenderedPageBreak/>
         <w:t>๔.๓.๔.๒ งานวิจัยที่ได้รับการอ้างอิงจากฐานข้อมูล</w:t>
       </w:r>
       <w:r>
@@ -8442,7 +10030,16 @@
           <w:sz w:val="32"/>
           <w:szCs w:val="32"/>
         </w:rPr>
-        <w:t>{{?prof_pi_project_list}}{{prof_pi_project_no}}</w:t>
+        <w:t/>
+      </w:r>
+      <w:proofErr w:type="gramStart"/>
+      <w:r>
+        <w:rPr>
+          <w:rFonts w:ascii="TH Sarabun New" w:hAnsi="TH Sarabun New" w:cs="TH Sarabun New"/>
+          <w:sz w:val="32"/>
+          <w:szCs w:val="32"/>
+        </w:rPr>
+        <w:t/>
       </w:r>
       <w:r>
         <w:rPr>
@@ -8468,7 +10065,16 @@
           <w:sz w:val="32"/>
           <w:szCs w:val="32"/>
         </w:rPr>
-        <w:t>{{prof_pi_project}}</w:t>
+        <w:t/>
+      </w:r>
+      <w:proofErr w:type="gramEnd"/>
+      <w:r>
+        <w:rPr>
+          <w:rFonts w:ascii="TH Sarabun New" w:hAnsi="TH Sarabun New" w:cs="TH Sarabun New"/>
+          <w:sz w:val="32"/>
+          <w:szCs w:val="32"/>
+        </w:rPr>
+        <w:t/>
       </w:r>
     </w:p>
     <w:p>
@@ -8505,15 +10111,7 @@
           <w:sz w:val="32"/>
           <w:szCs w:val="32"/>
         </w:rPr>
-        <w:t>{{prof_pi_source}}</w:t>
-      </w:r>
-      <w:r>
-        <w:rPr>
-          <w:rFonts w:ascii="TH Sarabun New" w:hAnsi="TH Sarabun New" w:cs="TH Sarabun New"/>
-          <w:sz w:val="32"/>
-          <w:szCs w:val="32"/>
-        </w:rPr>
-        <w:t>{{/prof_pi_project_list}}</w:t>
+        <w:t/>
       </w:r>
     </w:p>
     <w:p>
@@ -8644,6 +10242,7 @@
           <w:szCs w:val="32"/>
           <w:cs/>
         </w:rPr>
+        <w:lastRenderedPageBreak/>
         <w:t>ในกรณีที่มีผู้เขียนร่วมหลายคนจะต้องระบุบทบาทหน้าที่ของผู้ร่วมงานทุกคนว่าทำในส่วนไหน อย่างไร และลงนามรับรองโดยผู้ขอผู้ประพันธ์อันดับแรก (</w:t>
       </w:r>
       <w:r>
@@ -8878,7 +10477,7 @@
           <w:sz w:val="32"/>
           <w:szCs w:val="32"/>
         </w:rPr>
-        <w:t>bhj</w:t>
+        <w:t>วันที่ ๒๖ มีนาคม พ.ศ. ๒๕๖๙</w:t>
       </w:r>
     </w:p>
     <w:sectPr>
@@ -9782,16 +11381,16 @@
     <w:lsdException w:name="Unresolved Mention" w:semiHidden="1" w:unhideWhenUsed="1"/>
     <w:lsdException w:name="Smart Link" w:semiHidden="1" w:unhideWhenUsed="1"/>
   </w:latentStyles>
-  <w:style w:type="paragraph" w:default="1" w:styleId="Normal">
+  <w:style w:type="paragraph" w:default="1" w:styleId="a">
     <w:name w:val="Normal"/>
     <w:qFormat/>
     <w:rsid w:val="00EA52CC"/>
   </w:style>
-  <w:style w:type="paragraph" w:styleId="Heading1">
+  <w:style w:type="paragraph" w:styleId="1">
     <w:name w:val="heading 1"/>
-    <w:basedOn w:val="Normal"/>
-    <w:next w:val="Normal"/>
-    <w:link w:val="Heading1Char"/>
+    <w:basedOn w:val="a"/>
+    <w:next w:val="a"/>
+    <w:link w:val="10"/>
     <w:qFormat/>
     <w:rsid w:val="009A19D5"/>
     <w:pPr>
@@ -9807,13 +11406,13 @@
       <w:szCs w:val="32"/>
     </w:rPr>
   </w:style>
-  <w:style w:type="character" w:default="1" w:styleId="DefaultParagraphFont">
+  <w:style w:type="character" w:default="1" w:styleId="a0">
     <w:name w:val="Default Paragraph Font"/>
     <w:uiPriority w:val="1"/>
     <w:semiHidden/>
     <w:unhideWhenUsed/>
   </w:style>
-  <w:style w:type="table" w:default="1" w:styleId="TableNormal">
+  <w:style w:type="table" w:default="1" w:styleId="a1">
     <w:name w:val="Normal Table"/>
     <w:uiPriority w:val="99"/>
     <w:semiHidden/>
@@ -9828,15 +11427,15 @@
       </w:tblCellMar>
     </w:tblPr>
   </w:style>
-  <w:style w:type="numbering" w:default="1" w:styleId="NoList">
+  <w:style w:type="numbering" w:default="1" w:styleId="a2">
     <w:name w:val="No List"/>
     <w:uiPriority w:val="99"/>
     <w:semiHidden/>
     <w:unhideWhenUsed/>
   </w:style>
-  <w:style w:type="paragraph" w:styleId="ListParagraph">
+  <w:style w:type="paragraph" w:styleId="a3">
     <w:name w:val="List Paragraph"/>
-    <w:basedOn w:val="Normal"/>
+    <w:basedOn w:val="a"/>
     <w:uiPriority w:val="34"/>
     <w:qFormat/>
     <w:rsid w:val="00EA52CC"/>
@@ -9845,10 +11444,10 @@
       <w:contextualSpacing/>
     </w:pPr>
   </w:style>
-  <w:style w:type="paragraph" w:styleId="Header">
+  <w:style w:type="paragraph" w:styleId="a4">
     <w:name w:val="header"/>
-    <w:basedOn w:val="Normal"/>
-    <w:link w:val="HeaderChar"/>
+    <w:basedOn w:val="a"/>
+    <w:link w:val="a5"/>
     <w:uiPriority w:val="99"/>
     <w:unhideWhenUsed/>
     <w:rsid w:val="00EA52CC"/>
@@ -9860,17 +11459,17 @@
       <w:spacing w:after="0" w:line="240" w:lineRule="auto"/>
     </w:pPr>
   </w:style>
-  <w:style w:type="character" w:customStyle="1" w:styleId="HeaderChar">
-    <w:name w:val="Header Char"/>
-    <w:basedOn w:val="DefaultParagraphFont"/>
-    <w:link w:val="Header"/>
+  <w:style w:type="character" w:customStyle="1" w:styleId="a5">
+    <w:name w:val="หัวกระดาษ อักขระ"/>
+    <w:basedOn w:val="a0"/>
+    <w:link w:val="a4"/>
     <w:uiPriority w:val="99"/>
     <w:rsid w:val="00EA52CC"/>
   </w:style>
-  <w:style w:type="paragraph" w:styleId="Footer">
+  <w:style w:type="paragraph" w:styleId="a6">
     <w:name w:val="footer"/>
-    <w:basedOn w:val="Normal"/>
-    <w:link w:val="FooterChar"/>
+    <w:basedOn w:val="a"/>
+    <w:link w:val="a7"/>
     <w:uiPriority w:val="99"/>
     <w:unhideWhenUsed/>
     <w:rsid w:val="00EA52CC"/>
@@ -9882,16 +11481,16 @@
       <w:spacing w:after="0" w:line="240" w:lineRule="auto"/>
     </w:pPr>
   </w:style>
-  <w:style w:type="character" w:customStyle="1" w:styleId="FooterChar">
-    <w:name w:val="Footer Char"/>
-    <w:basedOn w:val="DefaultParagraphFont"/>
-    <w:link w:val="Footer"/>
+  <w:style w:type="character" w:customStyle="1" w:styleId="a7">
+    <w:name w:val="ท้ายกระดาษ อักขระ"/>
+    <w:basedOn w:val="a0"/>
+    <w:link w:val="a6"/>
     <w:uiPriority w:val="99"/>
     <w:rsid w:val="00EA52CC"/>
   </w:style>
-  <w:style w:type="table" w:styleId="TableGrid">
+  <w:style w:type="table" w:styleId="a8">
     <w:name w:val="Table Grid"/>
-    <w:basedOn w:val="TableNormal"/>
+    <w:basedOn w:val="a1"/>
     <w:uiPriority w:val="39"/>
     <w:rsid w:val="00CD3705"/>
     <w:pPr>
@@ -9908,10 +11507,10 @@
       </w:tblBorders>
     </w:tblPr>
   </w:style>
-  <w:style w:type="character" w:customStyle="1" w:styleId="Heading1Char">
-    <w:name w:val="Heading 1 Char"/>
-    <w:basedOn w:val="DefaultParagraphFont"/>
-    <w:link w:val="Heading1"/>
+  <w:style w:type="character" w:customStyle="1" w:styleId="10">
+    <w:name w:val="หัวเรื่อง 1 อักขระ"/>
+    <w:basedOn w:val="a0"/>
+    <w:link w:val="1"/>
     <w:rsid w:val="009A19D5"/>
     <w:rPr>
       <w:rFonts w:ascii="Angsana New" w:eastAsia="Cordia New" w:hAnsi="Angsana New" w:cs="Angsana New"/>

--- a/HRCP-KKU-Academic/uploads/academic/position/1/p2doc_1.docx
+++ b/HRCP-KKU-Academic/uploads/academic/position/1/p2doc_1.docx
@@ -612,7 +612,7 @@
           <w:sz w:val="32"/>
           <w:szCs w:val="32"/>
         </w:rPr>
-        <w:t>รองศาสตราจารย์</w:t>
+        <w:t>ศาสตราจารย์</w:t>
       </w:r>
     </w:p>
     <w:p>
@@ -677,7 +677,7 @@
           <w:sz w:val="32"/>
           <w:szCs w:val="32"/>
         </w:rPr>
-        <w:t>วิทยาการคอมพิวเตอร์</w:t>
+        <w:t>กกไ</w:t>
       </w:r>
       <w:r>
         <w:rPr>
@@ -694,7 +694,7 @@
           <w:sz w:val="32"/>
           <w:szCs w:val="32"/>
         </w:rPr>
-        <w:t>ดกหดก</w:t>
+        <w:t>eeeหe</w:t>
       </w:r>
       <w:r>
         <w:rPr>
@@ -731,7 +731,7 @@
           <w:sz w:val="32"/>
           <w:szCs w:val="32"/>
         </w:rPr>
-        <w:t>dsadsdasdsadsadasdasdsadasdasda</w:t>
+        <w:t>eeeาาาไe</w:t>
       </w:r>
       <w:r>
         <w:rPr>
@@ -757,7 +757,7 @@
           <w:sz w:val="32"/>
           <w:szCs w:val="32"/>
         </w:rPr>
-        <w:t>das</w:t>
+        <w:t>กไก</w:t>
       </w:r>
       <w:r>
         <w:rPr>
@@ -794,7 +794,7 @@
           <w:sz w:val="32"/>
           <w:szCs w:val="32"/>
         </w:rPr>
-        <w:t>นายโจ จิ</w:t>
+        <w:t>นายeee3ปป</w:t>
       </w:r>
       <w:r>
         <w:rPr>
@@ -856,7 +856,7 @@
           <w:sz w:val="32"/>
           <w:szCs w:val="32"/>
         </w:rPr>
-        <w:t>dsa</w:t>
+        <w:t>eeeeกก</w:t>
       </w:r>
     </w:p>
     <w:p>
@@ -1050,7 +1050,7 @@
           <w:sz w:val="32"/>
           <w:szCs w:val="32"/>
         </w:rPr>
-        <w:t xml:space="preserve"> dsa</w:t>
+        <w:t xml:space="preserve"> พพ</w:t>
       </w:r>
     </w:p>
     <w:p>
@@ -1096,7 +1096,7 @@
           <w:sz w:val="32"/>
           <w:szCs w:val="32"/>
         </w:rPr>
-        <w:t>dsad</w:t>
+        <w:t>ไกไก</w:t>
       </w:r>
       <w:r>
         <w:rPr>
@@ -1355,7 +1355,7 @@
                 <w:sz w:val="32"/>
                 <w:szCs w:val="32"/>
               </w:rPr>
-              <w:t>dsaxxxxx</w:t>
+              <w:t>กไกไ</w:t>
             </w:r>
             <w:r>
               <w:rPr>
@@ -1379,7 +1379,7 @@
                 <w:sz w:val="32"/>
                 <w:szCs w:val="32"/>
               </w:rPr>
-              <w:t xml:space="preserve"> dsa</w:t>
+              <w:t xml:space="preserve"> กไกไ</w:t>
             </w:r>
             <w:r>
               <w:rPr>
@@ -1417,7 +1417,7 @@
                 <w:sz w:val="32"/>
                 <w:szCs w:val="32"/>
               </w:rPr>
-              <w:t>dsa</w:t>
+              <w:t>กไกไก</w:t>
             </w:r>
             <w:r>
               <w:rPr>
@@ -1455,7 +1455,7 @@
                 <w:sz w:val="32"/>
                 <w:szCs w:val="32"/>
               </w:rPr>
-              <w:t>dsa</w:t>
+              <w:t>กไกก</w:t>
             </w:r>
             <w:r>
               <w:rPr>
@@ -1479,7 +1479,7 @@
                 <w:sz w:val="32"/>
                 <w:szCs w:val="32"/>
               </w:rPr>
-              <w:t xml:space="preserve"> dsa</w:t>
+              <w:t xml:space="preserve"> กไ</w:t>
             </w:r>
             <w:r>
               <w:rPr>
@@ -1667,7 +1667,7 @@
           <w:sz w:val="32"/>
           <w:szCs w:val="32"/>
         </w:rPr>
-        <w:t xml:space="preserve">dsa </w:t>
+        <w:t xml:space="preserve">ผู้ช่วยศาสตราจารย์ </w:t>
       </w:r>
       <w:r>
         <w:rPr>
@@ -1693,7 +1693,7 @@
           <w:sz w:val="32"/>
           <w:szCs w:val="32"/>
         </w:rPr>
-        <w:t>fs</w:t>
+        <w:t/>
       </w:r>
       <w:r>
         <w:rPr>
@@ -1757,7 +1757,7 @@
           <w:sz w:val="32"/>
           <w:szCs w:val="32"/>
         </w:rPr>
-        <w:t>กหฟกหกหฟกหกหฟ</w:t>
+        <w:t/>
       </w:r>
     </w:p>
     <w:p>
@@ -1811,7 +1811,7 @@
           <w:sz w:val="32"/>
           <w:szCs w:val="32"/>
         </w:rPr>
-        <w:t>พิเศษ</w:t>
+        <w:t/>
       </w:r>
       <w:r>
         <w:rPr>
@@ -1862,7 +1862,7 @@
           <w:sz w:val="32"/>
           <w:szCs w:val="32"/>
         </w:rPr>
-        <w:t>fdsfds</w:t>
+        <w:t/>
       </w:r>
       <w:r>
         <w:rPr>
@@ -1922,7 +1922,7 @@
           <w:sz w:val="32"/>
           <w:szCs w:val="32"/>
         </w:rPr>
-        <w:t>ก/-กำไกไำกำไ</w:t>
+        <w:t/>
       </w:r>
       <w:r>
         <w:rPr>
@@ -2002,7 +2002,7 @@
           <w:sz w:val="32"/>
           <w:szCs w:val="32"/>
         </w:rPr>
-        <w:t>พิเศษ</w:t>
+        <w:t/>
       </w:r>
       <w:r>
         <w:rPr>
@@ -2061,7 +2061,7 @@
           <w:sz w:val="32"/>
           <w:szCs w:val="32"/>
         </w:rPr>
-        <w:t>fdsfdsf</w:t>
+        <w:t/>
       </w:r>
       <w:r>
         <w:rPr>
@@ -2122,7 +2122,7 @@
           <w:sz w:val="32"/>
           <w:szCs w:val="32"/>
         </w:rPr>
-        <w:t>ก/-กำไกไำกำไ</w:t>
+        <w:t/>
       </w:r>
     </w:p>
     <w:p>
@@ -2241,7 +2241,7 @@
           <w:sz w:val="32"/>
           <w:szCs w:val="32"/>
         </w:rPr>
-        <w:t xml:space="preserve">das </w:t>
+        <w:t xml:space="preserve">ำำำำ </w:t>
       </w:r>
       <w:r>
         <w:rPr>
@@ -2258,7 +2258,7 @@
           <w:sz w:val="32"/>
           <w:szCs w:val="32"/>
         </w:rPr>
-        <w:t>cdfscds</w:t>
+        <w:t/>
       </w:r>
       <w:r>
         <w:rPr>
@@ -2340,31 +2340,31 @@
           <w:sz w:val="32"/>
           <w:szCs w:val="32"/>
         </w:rPr>
-        <w:t>๑dsadasdas</w:t>
-      </w:r>
-      <w:r>
-        <w:rPr>
-          <w:rFonts w:ascii="TH Sarabun New" w:hAnsi="TH Sarabun New" w:cs="TH Sarabun New"/>
-          <w:sz w:val="32"/>
-          <w:szCs w:val="32"/>
-        </w:rPr>
-        <w:t/>
-      </w:r>
-      <w:r>
-        <w:rPr>
-          <w:rFonts w:ascii="TH Sarabun New" w:hAnsi="TH Sarabun New" w:cs="TH Sarabun New"/>
-          <w:sz w:val="32"/>
-          <w:szCs w:val="32"/>
-        </w:rPr>
-        <w:t/>
-      </w:r>
-      <w:r>
-        <w:rPr>
-          <w:rFonts w:ascii="TH Sarabun New" w:hAnsi="TH Sarabun New" w:cs="TH Sarabun New"/>
-          <w:sz w:val="32"/>
-          <w:szCs w:val="32"/>
-        </w:rPr>
-        <w:t xml:space="preserve"> fdsfds</w:t>
+        <w:t>๑</w:t>
+      </w:r>
+      <w:r>
+        <w:rPr>
+          <w:rFonts w:ascii="TH Sarabun New" w:hAnsi="TH Sarabun New" w:cs="TH Sarabun New"/>
+          <w:sz w:val="32"/>
+          <w:szCs w:val="32"/>
+        </w:rPr>
+        <w:t/>
+      </w:r>
+      <w:r>
+        <w:rPr>
+          <w:rFonts w:ascii="TH Sarabun New" w:hAnsi="TH Sarabun New" w:cs="TH Sarabun New"/>
+          <w:sz w:val="32"/>
+          <w:szCs w:val="32"/>
+        </w:rPr>
+        <w:t/>
+      </w:r>
+      <w:r>
+        <w:rPr>
+          <w:rFonts w:ascii="TH Sarabun New" w:hAnsi="TH Sarabun New" w:cs="TH Sarabun New"/>
+          <w:sz w:val="32"/>
+          <w:szCs w:val="32"/>
+        </w:rPr>
+        <w:t xml:space="preserve"> </w:t>
       </w:r>
       <w:r>
         <w:rPr>
@@ -2532,7 +2532,7 @@
           <w:sz w:val="32"/>
           <w:szCs w:val="32"/>
         </w:rPr>
-        <w:t xml:space="preserve"> fdsfds</w:t>
+        <w:t xml:space="preserve"> </w:t>
       </w:r>
       <w:r>
         <w:rPr>
@@ -2640,10 +2640,10 @@
         <w:tblLook w:val="04A0" w:firstRow="1" w:lastRow="0" w:firstColumn="1" w:lastColumn="0" w:noHBand="0" w:noVBand="1"/>
       </w:tblPr>
       <w:tblGrid>
-        <w:gridCol w:w="1892"/>
-        <w:gridCol w:w="2118"/>
-        <w:gridCol w:w="2984"/>
-        <w:gridCol w:w="2366"/>
+        <w:gridCol w:w="1946"/>
+        <w:gridCol w:w="2145"/>
+        <w:gridCol w:w="2957"/>
+        <w:gridCol w:w="2312"/>
       </w:tblGrid>
       <w:tr>
         <w:tc>
@@ -2760,6 +2760,22 @@
                 <w:sz w:val="32"/>
                 <w:szCs w:val="32"/>
               </w:rPr>
+              <w:t>กไไ</w:t>
+            </w:r>
+            <w:r>
+              <w:rPr>
+                <w:rFonts w:ascii="TH Sarabun New" w:hAnsi="TH Sarabun New" w:cs="TH Sarabun New"/>
+                <w:sz w:val="32"/>
+                <w:szCs w:val="32"/>
+              </w:rPr>
+              <w:t/>
+            </w:r>
+            <w:r>
+              <w:rPr>
+                <w:rFonts w:ascii="TH Sarabun New" w:hAnsi="TH Sarabun New" w:cs="TH Sarabun New"/>
+                <w:sz w:val="32"/>
+                <w:szCs w:val="32"/>
+              </w:rPr>
               <w:t/>
             </w:r>
             <w:r>
@@ -2792,6 +2808,22 @@
                 <w:szCs w:val="32"/>
               </w:rPr>
             </w:pPr>
+            <w:r>
+              <w:rPr>
+                <w:rFonts w:ascii="TH Sarabun New" w:hAnsi="TH Sarabun New" w:cs="TH Sarabun New"/>
+                <w:sz w:val="32"/>
+                <w:szCs w:val="32"/>
+              </w:rPr>
+              <w:t>ไก</w:t>
+            </w:r>
+            <w:r>
+              <w:rPr>
+                <w:rFonts w:ascii="TH Sarabun New" w:hAnsi="TH Sarabun New" w:cs="TH Sarabun New"/>
+                <w:sz w:val="32"/>
+                <w:szCs w:val="32"/>
+              </w:rPr>
+              <w:t/>
+            </w:r>
             <w:r>
               <w:rPr>
                 <w:rFonts w:ascii="TH Sarabun New" w:hAnsi="TH Sarabun New" w:cs="TH Sarabun New"/>
@@ -2836,6 +2868,22 @@
                 <w:sz w:val="32"/>
                 <w:szCs w:val="32"/>
               </w:rPr>
+              <w:t>กไไก</w:t>
+            </w:r>
+            <w:r>
+              <w:rPr>
+                <w:rFonts w:ascii="TH Sarabun New" w:hAnsi="TH Sarabun New" w:cs="TH Sarabun New"/>
+                <w:sz w:val="32"/>
+                <w:szCs w:val="32"/>
+              </w:rPr>
+              <w:t/>
+            </w:r>
+            <w:r>
+              <w:rPr>
+                <w:rFonts w:ascii="TH Sarabun New" w:hAnsi="TH Sarabun New" w:cs="TH Sarabun New"/>
+                <w:sz w:val="32"/>
+                <w:szCs w:val="32"/>
+              </w:rPr>
               <w:t/>
             </w:r>
             <w:r>
@@ -2874,6 +2922,22 @@
                 <w:sz w:val="32"/>
                 <w:szCs w:val="32"/>
               </w:rPr>
+              <w:t>กไก</w:t>
+            </w:r>
+            <w:r>
+              <w:rPr>
+                <w:rFonts w:ascii="TH Sarabun New" w:hAnsi="TH Sarabun New" w:cs="TH Sarabun New"/>
+                <w:sz w:val="32"/>
+                <w:szCs w:val="32"/>
+              </w:rPr>
+              <w:t/>
+            </w:r>
+            <w:r>
+              <w:rPr>
+                <w:rFonts w:ascii="TH Sarabun New" w:hAnsi="TH Sarabun New" w:cs="TH Sarabun New"/>
+                <w:sz w:val="32"/>
+                <w:szCs w:val="32"/>
+              </w:rPr>
               <w:t/>
             </w:r>
             <w:r>
@@ -2957,7 +3021,7 @@
           <w:sz w:val="32"/>
           <w:szCs w:val="32"/>
         </w:rPr>
-        <w:t>fdsfd</w:t>
+        <w:t/>
       </w:r>
     </w:p>
     <w:p>
@@ -3004,7 +3068,7 @@
           <w:sz w:val="32"/>
           <w:szCs w:val="32"/>
         </w:rPr>
-        <w:t>sfdsfds</w:t>
+        <w:t/>
       </w:r>
     </w:p>
     <w:p>
@@ -3051,7 +3115,7 @@
           <w:sz w:val="32"/>
           <w:szCs w:val="32"/>
         </w:rPr>
-        <w:t>fdsfds</w:t>
+        <w:t/>
       </w:r>
     </w:p>
     <w:p>
@@ -3098,8 +3162,7 @@
           <w:sz w:val="32"/>
           <w:szCs w:val="32"/>
         </w:rPr>
-        <w:lastRenderedPageBreak/>
-        <w:t>fdsfds</w:t>
+        <w:t/>
       </w:r>
     </w:p>
     <w:p>
@@ -3360,7 +3423,6 @@
         </w:rPr>
         <w:t/>
       </w:r>
-      <w:proofErr w:type="gramStart"/>
       <w:r>
         <w:rPr>
           <w:rFonts w:ascii="TH Sarabun New" w:hAnsi="TH Sarabun New" w:cs="TH Sarabun New"/>
@@ -3378,7 +3440,6 @@
         </w:rPr>
         <w:t xml:space="preserve">  ไม่เคยใช้</w:t>
       </w:r>
-      <w:proofErr w:type="gramEnd"/>
     </w:p>
     <w:p>
       <w:pPr>
@@ -3439,7 +3500,6 @@
         </w:rPr>
         <w:t/>
       </w:r>
-      <w:proofErr w:type="gramStart"/>
       <w:r>
         <w:rPr>
           <w:rFonts w:ascii="TH Sarabun New" w:hAnsi="TH Sarabun New" w:cs="TH Sarabun New"/>
@@ -3466,7 +3526,6 @@
         </w:rPr>
         <w:t>เคยใช้</w:t>
       </w:r>
-      <w:proofErr w:type="gramEnd"/>
       <w:r>
         <w:rPr>
           <w:rFonts w:ascii="TH Sarabun New" w:hAnsi="TH Sarabun New" w:cs="TH Sarabun New"/>
@@ -3906,7 +3965,6 @@
         </w:rPr>
         <w:t/>
       </w:r>
-      <w:proofErr w:type="gramStart"/>
       <w:r>
         <w:rPr>
           <w:rFonts w:ascii="TH Sarabun New" w:hAnsi="TH Sarabun New" w:cs="TH Sarabun New"/>
@@ -3924,7 +3982,6 @@
         </w:rPr>
         <w:t xml:space="preserve">  ไม่เคยใช้</w:t>
       </w:r>
-      <w:proofErr w:type="gramEnd"/>
     </w:p>
     <w:p>
       <w:pPr>
@@ -3985,7 +4042,6 @@
         </w:rPr>
         <w:t/>
       </w:r>
-      <w:proofErr w:type="gramStart"/>
       <w:r>
         <w:rPr>
           <w:rFonts w:ascii="TH Sarabun New" w:hAnsi="TH Sarabun New" w:cs="TH Sarabun New"/>
@@ -4012,7 +4068,6 @@
         </w:rPr>
         <w:t>เคยใช้</w:t>
       </w:r>
-      <w:proofErr w:type="gramEnd"/>
       <w:r>
         <w:rPr>
           <w:rFonts w:ascii="TH Sarabun New" w:hAnsi="TH Sarabun New" w:cs="TH Sarabun New"/>
@@ -4047,17 +4102,7 @@
           <w:szCs w:val="32"/>
           <w:cs/>
         </w:rPr>
-        <w:t>พ.</w:t>
-      </w:r>
-      <w:proofErr w:type="gramStart"/>
-      <w:r>
-        <w:rPr>
-          <w:rFonts w:ascii="TH Sarabun New" w:hAnsi="TH Sarabun New" w:cs="TH Sarabun New"/>
-          <w:sz w:val="32"/>
-          <w:szCs w:val="32"/>
-          <w:cs/>
-        </w:rPr>
-        <w:t>ศ</w:t>
+        <w:t>พ.ศ</w:t>
       </w:r>
       <w:r>
         <w:rPr>
@@ -4076,7 +4121,6 @@
         </w:rPr>
         <w:t> </w:t>
       </w:r>
-      <w:proofErr w:type="gramEnd"/>
       <w:r>
         <w:rPr>
           <w:rFonts w:ascii="TH Sarabun New" w:hAnsi="TH Sarabun New" w:cs="TH Sarabun New"/>
@@ -4451,7 +4495,6 @@
         </w:rPr>
         <w:t/>
       </w:r>
-      <w:proofErr w:type="gramStart"/>
       <w:r>
         <w:rPr>
           <w:rFonts w:ascii="TH Sarabun New" w:hAnsi="TH Sarabun New" w:cs="TH Sarabun New"/>
@@ -4469,7 +4512,6 @@
         </w:rPr>
         <w:t xml:space="preserve">  ไม่เคยใช้</w:t>
       </w:r>
-      <w:proofErr w:type="gramEnd"/>
     </w:p>
     <w:p>
       <w:pPr>
@@ -4515,7 +4557,6 @@
         </w:rPr>
         <w:t/>
       </w:r>
-      <w:proofErr w:type="gramStart"/>
       <w:r>
         <w:rPr>
           <w:rFonts w:ascii="TH Sarabun New" w:hAnsi="TH Sarabun New" w:cs="TH Sarabun New"/>
@@ -4542,7 +4583,6 @@
         </w:rPr>
         <w:t>เคยใช้</w:t>
       </w:r>
-      <w:proofErr w:type="gramEnd"/>
       <w:r>
         <w:rPr>
           <w:rFonts w:ascii="TH Sarabun New" w:hAnsi="TH Sarabun New" w:cs="TH Sarabun New"/>
@@ -5068,7 +5108,7 @@
           <w:sz w:val="32"/>
           <w:szCs w:val="32"/>
         </w:rPr>
-        <w:t>fdaxxxxxxxxxxxx</w:t>
+        <w:t/>
       </w:r>
       <w:r>
         <w:rPr>
@@ -5152,7 +5192,6 @@
         </w:rPr>
         <w:t/>
       </w:r>
-      <w:proofErr w:type="gramStart"/>
       <w:r>
         <w:rPr>
           <w:rFonts w:ascii="TH Sarabun New" w:hAnsi="TH Sarabun New" w:cs="TH Sarabun New"/>
@@ -5170,7 +5209,6 @@
         </w:rPr>
         <w:t xml:space="preserve">  ไม่เคยใช้</w:t>
       </w:r>
-      <w:proofErr w:type="gramEnd"/>
     </w:p>
     <w:p>
       <w:pPr>
@@ -5215,7 +5253,6 @@
         </w:rPr>
         <w:t/>
       </w:r>
-      <w:proofErr w:type="gramStart"/>
       <w:r>
         <w:rPr>
           <w:rFonts w:ascii="TH Sarabun New" w:hAnsi="TH Sarabun New" w:cs="TH Sarabun New"/>
@@ -5242,7 +5279,6 @@
         </w:rPr>
         <w:t>เคยใช้</w:t>
       </w:r>
-      <w:proofErr w:type="gramEnd"/>
       <w:r>
         <w:rPr>
           <w:rFonts w:ascii="TH Sarabun New" w:hAnsi="TH Sarabun New" w:cs="TH Sarabun New"/>
@@ -5277,17 +5313,7 @@
           <w:szCs w:val="32"/>
           <w:cs/>
         </w:rPr>
-        <w:t>พ.</w:t>
-      </w:r>
-      <w:proofErr w:type="gramStart"/>
-      <w:r>
-        <w:rPr>
-          <w:rFonts w:ascii="TH Sarabun New" w:hAnsi="TH Sarabun New" w:cs="TH Sarabun New"/>
-          <w:sz w:val="32"/>
-          <w:szCs w:val="32"/>
-          <w:cs/>
-        </w:rPr>
-        <w:t>ศ</w:t>
+        <w:t>พ.ศ</w:t>
       </w:r>
       <w:r>
         <w:rPr>
@@ -5306,7 +5332,6 @@
         </w:rPr>
         <w:t xml:space="preserve"> </w:t>
       </w:r>
-      <w:proofErr w:type="gramEnd"/>
       <w:r>
         <w:rPr>
           <w:rFonts w:ascii="TH Sarabun New" w:hAnsi="TH Sarabun New" w:cs="TH Sarabun New"/>
@@ -5505,56 +5530,56 @@
           <w:sz w:val="32"/>
           <w:szCs w:val="32"/>
         </w:rPr>
-        <w:t>hbu</w:t>
-      </w:r>
-      <w:r>
-        <w:rPr>
-          <w:rFonts w:ascii="TH Sarabun New" w:hAnsi="TH Sarabun New" w:cs="TH Sarabun New"/>
-          <w:sz w:val="32"/>
-          <w:szCs w:val="32"/>
-        </w:rPr>
-        <w:t/>
-      </w:r>
-      <w:r>
-        <w:rPr>
-          <w:rFonts w:ascii="TH Sarabun New" w:hAnsi="TH Sarabun New" w:cs="TH Sarabun New"/>
-          <w:sz w:val="32"/>
-          <w:szCs w:val="32"/>
-        </w:rPr>
-        <w:t/>
-      </w:r>
-      <w:r>
-        <w:rPr>
-          <w:rFonts w:ascii="TH Sarabun New" w:hAnsi="TH Sarabun New" w:cs="TH Sarabun New"/>
-          <w:sz w:val="32"/>
-          <w:szCs w:val="32"/>
-        </w:rPr>
-        <w:t/>
-      </w:r>
-      <w:r>
-        <w:rPr>
-          <w:rFonts w:ascii="TH Sarabun New" w:hAnsi="TH Sarabun New" w:cs="TH Sarabun New"/>
-          <w:sz w:val="32"/>
-          <w:szCs w:val="32"/>
-        </w:rPr>
-        <w:t/>
-      </w:r>
-      <w:r>
-        <w:rPr>
-          <w:rFonts w:ascii="TH Sarabun New" w:hAnsi="TH Sarabun New" w:cs="TH Sarabun New"/>
-          <w:sz w:val="32"/>
-          <w:szCs w:val="32"/>
-          <w:cs/>
-        </w:rPr>
-        <w:t xml:space="preserve"> </w:t>
-      </w:r>
-      <w:r>
-        <w:rPr>
-          <w:rFonts w:ascii="TH Sarabun New" w:hAnsi="TH Sarabun New" w:cs="TH Sarabun New"/>
-          <w:sz w:val="32"/>
-          <w:szCs w:val="32"/>
-        </w:rPr>
-        <w:t>bhb</w:t>
+        <w:t>๑</w:t>
+      </w:r>
+      <w:r>
+        <w:rPr>
+          <w:rFonts w:ascii="TH Sarabun New" w:hAnsi="TH Sarabun New" w:cs="TH Sarabun New"/>
+          <w:sz w:val="32"/>
+          <w:szCs w:val="32"/>
+        </w:rPr>
+        <w:t/>
+      </w:r>
+      <w:r>
+        <w:rPr>
+          <w:rFonts w:ascii="TH Sarabun New" w:hAnsi="TH Sarabun New" w:cs="TH Sarabun New"/>
+          <w:sz w:val="32"/>
+          <w:szCs w:val="32"/>
+        </w:rPr>
+        <w:t/>
+      </w:r>
+      <w:r>
+        <w:rPr>
+          <w:rFonts w:ascii="TH Sarabun New" w:hAnsi="TH Sarabun New" w:cs="TH Sarabun New"/>
+          <w:sz w:val="32"/>
+          <w:szCs w:val="32"/>
+        </w:rPr>
+        <w:t/>
+      </w:r>
+      <w:r>
+        <w:rPr>
+          <w:rFonts w:ascii="TH Sarabun New" w:hAnsi="TH Sarabun New" w:cs="TH Sarabun New"/>
+          <w:sz w:val="32"/>
+          <w:szCs w:val="32"/>
+        </w:rPr>
+        <w:t/>
+      </w:r>
+      <w:r>
+        <w:rPr>
+          <w:rFonts w:ascii="TH Sarabun New" w:hAnsi="TH Sarabun New" w:cs="TH Sarabun New"/>
+          <w:sz w:val="32"/>
+          <w:szCs w:val="32"/>
+          <w:cs/>
+        </w:rPr>
+        <w:t xml:space="preserve"> </w:t>
+      </w:r>
+      <w:r>
+        <w:rPr>
+          <w:rFonts w:ascii="TH Sarabun New" w:hAnsi="TH Sarabun New" w:cs="TH Sarabun New"/>
+          <w:sz w:val="32"/>
+          <w:szCs w:val="32"/>
+        </w:rPr>
+        <w:t/>
       </w:r>
       <w:r>
         <w:rPr>
@@ -5704,7 +5729,6 @@
         </w:rPr>
         <w:t/>
       </w:r>
-      <w:proofErr w:type="gramStart"/>
       <w:r>
         <w:rPr>
           <w:rFonts w:ascii="TH Sarabun New" w:hAnsi="TH Sarabun New" w:cs="TH Sarabun New"/>
@@ -5722,7 +5746,6 @@
         </w:rPr>
         <w:t xml:space="preserve">  ไม่เคยใช้</w:t>
       </w:r>
-      <w:proofErr w:type="gramEnd"/>
     </w:p>
     <w:p>
       <w:pPr>
@@ -5782,7 +5805,6 @@
         </w:rPr>
         <w:t/>
       </w:r>
-      <w:proofErr w:type="gramStart"/>
       <w:r>
         <w:rPr>
           <w:rFonts w:ascii="TH Sarabun New" w:hAnsi="TH Sarabun New" w:cs="TH Sarabun New"/>
@@ -5809,7 +5831,6 @@
         </w:rPr>
         <w:t>เคยใช้</w:t>
       </w:r>
-      <w:proofErr w:type="gramEnd"/>
       <w:r>
         <w:rPr>
           <w:rFonts w:ascii="TH Sarabun New" w:hAnsi="TH Sarabun New" w:cs="TH Sarabun New"/>
@@ -5844,17 +5865,7 @@
           <w:szCs w:val="32"/>
           <w:cs/>
         </w:rPr>
-        <w:t>พ.</w:t>
-      </w:r>
-      <w:proofErr w:type="gramStart"/>
-      <w:r>
-        <w:rPr>
-          <w:rFonts w:ascii="TH Sarabun New" w:hAnsi="TH Sarabun New" w:cs="TH Sarabun New"/>
-          <w:sz w:val="32"/>
-          <w:szCs w:val="32"/>
-          <w:cs/>
-        </w:rPr>
-        <w:t>ศ</w:t>
+        <w:t>พ.ศ</w:t>
       </w:r>
       <w:r>
         <w:rPr>
@@ -5864,7 +5875,6 @@
         </w:rPr>
         <w:t>.</w:t>
       </w:r>
-      <w:proofErr w:type="gramEnd"/>
       <w:r>
         <w:rPr>
           <w:rFonts w:ascii="TH Sarabun New" w:hAnsi="TH Sarabun New" w:cs="TH Sarabun New"/>
@@ -6091,56 +6101,56 @@
           <w:sz w:val="32"/>
           <w:szCs w:val="32"/>
         </w:rPr>
-        <w:t>bjb</w:t>
-      </w:r>
-      <w:r>
-        <w:rPr>
-          <w:rFonts w:ascii="TH Sarabun New" w:hAnsi="TH Sarabun New" w:cs="TH Sarabun New"/>
-          <w:sz w:val="32"/>
-          <w:szCs w:val="32"/>
-        </w:rPr>
-        <w:t/>
-      </w:r>
-      <w:r>
-        <w:rPr>
-          <w:rFonts w:ascii="TH Sarabun New" w:hAnsi="TH Sarabun New" w:cs="TH Sarabun New"/>
-          <w:sz w:val="32"/>
-          <w:szCs w:val="32"/>
-        </w:rPr>
-        <w:t/>
-      </w:r>
-      <w:r>
-        <w:rPr>
-          <w:rFonts w:ascii="TH Sarabun New" w:hAnsi="TH Sarabun New" w:cs="TH Sarabun New"/>
-          <w:sz w:val="32"/>
-          <w:szCs w:val="32"/>
-        </w:rPr>
-        <w:t/>
-      </w:r>
-      <w:r>
-        <w:rPr>
-          <w:rFonts w:ascii="TH Sarabun New" w:hAnsi="TH Sarabun New" w:cs="TH Sarabun New"/>
-          <w:sz w:val="32"/>
-          <w:szCs w:val="32"/>
-        </w:rPr>
-        <w:t/>
-      </w:r>
-      <w:r>
-        <w:rPr>
-          <w:rFonts w:ascii="TH Sarabun New" w:hAnsi="TH Sarabun New" w:cs="TH Sarabun New"/>
-          <w:sz w:val="32"/>
-          <w:szCs w:val="32"/>
-          <w:cs/>
-        </w:rPr>
-        <w:t xml:space="preserve"> </w:t>
-      </w:r>
-      <w:r>
-        <w:rPr>
-          <w:rFonts w:ascii="TH Sarabun New" w:hAnsi="TH Sarabun New" w:cs="TH Sarabun New"/>
-          <w:sz w:val="32"/>
-          <w:szCs w:val="32"/>
-        </w:rPr>
-        <w:t>hj</w:t>
+        <w:t>๑</w:t>
+      </w:r>
+      <w:r>
+        <w:rPr>
+          <w:rFonts w:ascii="TH Sarabun New" w:hAnsi="TH Sarabun New" w:cs="TH Sarabun New"/>
+          <w:sz w:val="32"/>
+          <w:szCs w:val="32"/>
+        </w:rPr>
+        <w:t/>
+      </w:r>
+      <w:r>
+        <w:rPr>
+          <w:rFonts w:ascii="TH Sarabun New" w:hAnsi="TH Sarabun New" w:cs="TH Sarabun New"/>
+          <w:sz w:val="32"/>
+          <w:szCs w:val="32"/>
+        </w:rPr>
+        <w:t/>
+      </w:r>
+      <w:r>
+        <w:rPr>
+          <w:rFonts w:ascii="TH Sarabun New" w:hAnsi="TH Sarabun New" w:cs="TH Sarabun New"/>
+          <w:sz w:val="32"/>
+          <w:szCs w:val="32"/>
+        </w:rPr>
+        <w:t/>
+      </w:r>
+      <w:r>
+        <w:rPr>
+          <w:rFonts w:ascii="TH Sarabun New" w:hAnsi="TH Sarabun New" w:cs="TH Sarabun New"/>
+          <w:sz w:val="32"/>
+          <w:szCs w:val="32"/>
+        </w:rPr>
+        <w:t/>
+      </w:r>
+      <w:r>
+        <w:rPr>
+          <w:rFonts w:ascii="TH Sarabun New" w:hAnsi="TH Sarabun New" w:cs="TH Sarabun New"/>
+          <w:sz w:val="32"/>
+          <w:szCs w:val="32"/>
+          <w:cs/>
+        </w:rPr>
+        <w:t xml:space="preserve"> </w:t>
+      </w:r>
+      <w:r>
+        <w:rPr>
+          <w:rFonts w:ascii="TH Sarabun New" w:hAnsi="TH Sarabun New" w:cs="TH Sarabun New"/>
+          <w:sz w:val="32"/>
+          <w:szCs w:val="32"/>
+        </w:rPr>
+        <w:t/>
       </w:r>
       <w:r>
         <w:rPr>
@@ -6274,7 +6284,6 @@
         </w:rPr>
         <w:t/>
       </w:r>
-      <w:proofErr w:type="gramStart"/>
       <w:r>
         <w:rPr>
           <w:rFonts w:ascii="TH Sarabun New" w:hAnsi="TH Sarabun New" w:cs="TH Sarabun New"/>
@@ -6292,7 +6301,6 @@
         </w:rPr>
         <w:t xml:space="preserve">  ไม่เคยใช้</w:t>
       </w:r>
-      <w:proofErr w:type="gramEnd"/>
     </w:p>
     <w:p>
       <w:pPr>
@@ -6337,7 +6345,6 @@
         </w:rPr>
         <w:t/>
       </w:r>
-      <w:proofErr w:type="gramStart"/>
       <w:r>
         <w:rPr>
           <w:rFonts w:ascii="TH Sarabun New" w:hAnsi="TH Sarabun New" w:cs="TH Sarabun New"/>
@@ -6364,7 +6371,6 @@
         </w:rPr>
         <w:t>เคยใช้</w:t>
       </w:r>
-      <w:proofErr w:type="gramEnd"/>
       <w:r>
         <w:rPr>
           <w:rFonts w:ascii="TH Sarabun New" w:hAnsi="TH Sarabun New" w:cs="TH Sarabun New"/>
@@ -6399,17 +6405,7 @@
           <w:szCs w:val="32"/>
           <w:cs/>
         </w:rPr>
-        <w:t>พ.</w:t>
-      </w:r>
-      <w:proofErr w:type="gramStart"/>
-      <w:r>
-        <w:rPr>
-          <w:rFonts w:ascii="TH Sarabun New" w:hAnsi="TH Sarabun New" w:cs="TH Sarabun New"/>
-          <w:sz w:val="32"/>
-          <w:szCs w:val="32"/>
-          <w:cs/>
-        </w:rPr>
-        <w:t>ศ</w:t>
+        <w:t>พ.ศ</w:t>
       </w:r>
       <w:r>
         <w:rPr>
@@ -6428,7 +6424,6 @@
         </w:rPr>
         <w:t/>
       </w:r>
-      <w:proofErr w:type="gramEnd"/>
       <w:r>
         <w:rPr>
           <w:rFonts w:ascii="TH Sarabun New" w:hAnsi="TH Sarabun New" w:cs="TH Sarabun New"/>
@@ -6694,33 +6689,24 @@
           <w:sz w:val="32"/>
           <w:szCs w:val="32"/>
         </w:rPr>
-        <w:t>fds</w:t>
-      </w:r>
-      <w:r>
-        <w:rPr>
-          <w:rFonts w:ascii="TH Sarabun New" w:hAnsi="TH Sarabun New" w:cs="TH Sarabun New"/>
-          <w:sz w:val="32"/>
-          <w:szCs w:val="32"/>
-        </w:rPr>
-        <w:t/>
-      </w:r>
-      <w:r>
-        <w:rPr>
-          <w:rFonts w:ascii="TH Sarabun New" w:hAnsi="TH Sarabun New" w:cs="TH Sarabun New"/>
-          <w:sz w:val="32"/>
-          <w:szCs w:val="32"/>
-        </w:rPr>
-        <w:t/>
-      </w:r>
-      <w:r>
-        <w:rPr>
-          <w:rFonts w:ascii="TH Sarabun New" w:hAnsi="TH Sarabun New" w:cs="TH Sarabun New"/>
-          <w:sz w:val="32"/>
-          <w:szCs w:val="32"/>
-        </w:rPr>
-        <w:t/>
-      </w:r>
-      <w:proofErr w:type="gramStart"/>
+        <w:t/>
+      </w:r>
+      <w:r>
+        <w:rPr>
+          <w:rFonts w:ascii="TH Sarabun New" w:hAnsi="TH Sarabun New" w:cs="TH Sarabun New"/>
+          <w:sz w:val="32"/>
+          <w:szCs w:val="32"/>
+        </w:rPr>
+        <w:t/>
+      </w:r>
+      <w:r>
+        <w:rPr>
+          <w:rFonts w:ascii="TH Sarabun New" w:hAnsi="TH Sarabun New" w:cs="TH Sarabun New"/>
+          <w:sz w:val="32"/>
+          <w:szCs w:val="32"/>
+        </w:rPr>
+        <w:t/>
+      </w:r>
       <w:r>
         <w:rPr>
           <w:rFonts w:ascii="TH Sarabun New" w:hAnsi="TH Sarabun New" w:cs="TH Sarabun New"/>
@@ -6761,9 +6747,8 @@
           <w:sz w:val="32"/>
           <w:szCs w:val="32"/>
         </w:rPr>
-        <w:t>dsdsdsds</w:t>
-      </w:r>
-      <w:proofErr w:type="gramEnd"/>
+        <w:t/>
+      </w:r>
       <w:r>
         <w:rPr>
           <w:rFonts w:ascii="TH Sarabun New" w:hAnsi="TH Sarabun New" w:cs="TH Sarabun New"/>
@@ -6947,7 +6932,6 @@
         </w:rPr>
         <w:t xml:space="preserve">1 </w:t>
       </w:r>
-      <w:proofErr w:type="gramStart"/>
       <w:r>
         <w:rPr>
           <w:rFonts w:ascii="TH Sarabun New" w:hAnsi="TH Sarabun New" w:cs="TH Sarabun New"/>
@@ -6972,16 +6956,7 @@
           <w:sz w:val="32"/>
           <w:szCs w:val="32"/>
         </w:rPr>
-        <w:t>{</w:t>
-      </w:r>
-      <w:proofErr w:type="gramEnd"/>
-      <w:r>
-        <w:rPr>
-          <w:rFonts w:ascii="TH Sarabun New" w:hAnsi="TH Sarabun New" w:cs="TH Sarabun New"/>
-          <w:sz w:val="32"/>
-          <w:szCs w:val="32"/>
-        </w:rPr>
-        <w:t>{assoc_m3_q2}}</w:t>
+        <w:t/>
       </w:r>
       <w:r>
         <w:rPr>
@@ -7260,7 +7235,7 @@
           <w:sz w:val="32"/>
           <w:szCs w:val="32"/>
         </w:rPr>
-        <w:t>fds</w:t>
+        <w:t/>
       </w:r>
       <w:r>
         <w:rPr>
@@ -7313,7 +7288,7 @@
           <w:sz w:val="32"/>
           <w:szCs w:val="32"/>
         </w:rPr>
-        <w:t xml:space="preserve">fdsf </w:t>
+        <w:t xml:space="preserve"> </w:t>
       </w:r>
       <w:r>
         <w:rPr>
@@ -7385,7 +7360,7 @@
           <w:sz w:val="32"/>
           <w:szCs w:val="32"/>
         </w:rPr>
-        <w:t>dsfdsfd</w:t>
+        <w:t/>
       </w:r>
     </w:p>
     <w:p>
@@ -7514,15 +7489,6 @@
         </w:rPr>
         <w:t/>
       </w:r>
-      <w:proofErr w:type="gramStart"/>
-      <w:r>
-        <w:rPr>
-          <w:rFonts w:ascii="TH Sarabun New" w:hAnsi="TH Sarabun New" w:cs="TH Sarabun New"/>
-          <w:sz w:val="32"/>
-          <w:szCs w:val="32"/>
-        </w:rPr>
-        <w:t/>
-      </w:r>
       <w:r>
         <w:rPr>
           <w:rFonts w:ascii="TH Sarabun New" w:hAnsi="TH Sarabun New" w:cs="TH Sarabun New"/>
@@ -7541,15 +7507,6 @@
         </w:rPr>
         <w:t xml:space="preserve"> </w:t>
       </w:r>
-      <w:r>
-        <w:rPr>
-          <w:rFonts w:ascii="TH Sarabun New" w:hAnsi="TH Sarabun New" w:cs="TH Sarabun New"/>
-          <w:sz w:val="32"/>
-          <w:szCs w:val="32"/>
-        </w:rPr>
-        <w:t/>
-      </w:r>
-      <w:proofErr w:type="gramEnd"/>
       <w:r>
         <w:rPr>
           <w:rFonts w:ascii="TH Sarabun New" w:hAnsi="TH Sarabun New" w:cs="TH Sarabun New"/>
@@ -7874,40 +7831,40 @@
           <w:sz w:val="32"/>
           <w:szCs w:val="32"/>
         </w:rPr>
-        <w:t>das</w:t>
-      </w:r>
-      <w:r>
-        <w:rPr>
-          <w:rFonts w:ascii="TH Sarabun New" w:hAnsi="TH Sarabun New" w:cs="TH Sarabun New"/>
-          <w:sz w:val="32"/>
-          <w:szCs w:val="32"/>
-        </w:rPr>
-        <w:t/>
-      </w:r>
-      <w:r>
-        <w:rPr>
-          <w:rFonts w:ascii="TH Sarabun New" w:hAnsi="TH Sarabun New" w:cs="TH Sarabun New"/>
-          <w:sz w:val="32"/>
-          <w:szCs w:val="32"/>
-        </w:rPr>
-        <w:t/>
-      </w:r>
-      <w:r>
-        <w:rPr>
-          <w:rFonts w:ascii="TH Sarabun New" w:hAnsi="TH Sarabun New" w:cs="TH Sarabun New"/>
-          <w:sz w:val="32"/>
-          <w:szCs w:val="32"/>
-          <w:cs/>
-        </w:rPr>
-        <w:t xml:space="preserve"> </w:t>
-      </w:r>
-      <w:r>
-        <w:rPr>
-          <w:rFonts w:ascii="TH Sarabun New" w:hAnsi="TH Sarabun New" w:cs="TH Sarabun New"/>
-          <w:sz w:val="32"/>
-          <w:szCs w:val="32"/>
-        </w:rPr>
-        <w:t>dd</w:t>
+        <w:t>๑</w:t>
+      </w:r>
+      <w:r>
+        <w:rPr>
+          <w:rFonts w:ascii="TH Sarabun New" w:hAnsi="TH Sarabun New" w:cs="TH Sarabun New"/>
+          <w:sz w:val="32"/>
+          <w:szCs w:val="32"/>
+        </w:rPr>
+        <w:t/>
+      </w:r>
+      <w:r>
+        <w:rPr>
+          <w:rFonts w:ascii="TH Sarabun New" w:hAnsi="TH Sarabun New" w:cs="TH Sarabun New"/>
+          <w:sz w:val="32"/>
+          <w:szCs w:val="32"/>
+        </w:rPr>
+        <w:t/>
+      </w:r>
+      <w:r>
+        <w:rPr>
+          <w:rFonts w:ascii="TH Sarabun New" w:hAnsi="TH Sarabun New" w:cs="TH Sarabun New"/>
+          <w:sz w:val="32"/>
+          <w:szCs w:val="32"/>
+          <w:cs/>
+        </w:rPr>
+        <w:t xml:space="preserve"> </w:t>
+      </w:r>
+      <w:r>
+        <w:rPr>
+          <w:rFonts w:ascii="TH Sarabun New" w:hAnsi="TH Sarabun New" w:cs="TH Sarabun New"/>
+          <w:sz w:val="32"/>
+          <w:szCs w:val="32"/>
+        </w:rPr>
+        <w:t>ไกกไ</w:t>
       </w:r>
       <w:r>
         <w:rPr>
@@ -7990,7 +7947,6 @@
         </w:rPr>
         <w:t/>
       </w:r>
-      <w:proofErr w:type="gramStart"/>
       <w:r>
         <w:rPr>
           <w:rFonts w:ascii="TH Sarabun New" w:hAnsi="TH Sarabun New" w:cs="TH Sarabun New"/>
@@ -8008,7 +7964,6 @@
         </w:rPr>
         <w:t xml:space="preserve">  ไม่เคยใช้</w:t>
       </w:r>
-      <w:proofErr w:type="gramEnd"/>
     </w:p>
     <w:p>
       <w:pPr>
@@ -8037,7 +7992,6 @@
         </w:rPr>
         <w:t/>
       </w:r>
-      <w:proofErr w:type="gramStart"/>
       <w:r>
         <w:rPr>
           <w:rFonts w:ascii="TH Sarabun New" w:hAnsi="TH Sarabun New" w:cs="TH Sarabun New"/>
@@ -8064,7 +8018,6 @@
         </w:rPr>
         <w:t>เคยใช้</w:t>
       </w:r>
-      <w:proofErr w:type="gramEnd"/>
       <w:r>
         <w:rPr>
           <w:rFonts w:ascii="TH Sarabun New" w:hAnsi="TH Sarabun New" w:cs="TH Sarabun New"/>
@@ -8099,17 +8052,7 @@
           <w:szCs w:val="32"/>
           <w:cs/>
         </w:rPr>
-        <w:t>พ.</w:t>
-      </w:r>
-      <w:proofErr w:type="gramStart"/>
-      <w:r>
-        <w:rPr>
-          <w:rFonts w:ascii="TH Sarabun New" w:hAnsi="TH Sarabun New" w:cs="TH Sarabun New"/>
-          <w:sz w:val="32"/>
-          <w:szCs w:val="32"/>
-          <w:cs/>
-        </w:rPr>
-        <w:t>ศ</w:t>
+        <w:t>พ.ศ</w:t>
       </w:r>
       <w:r>
         <w:rPr>
@@ -8126,16 +8069,7 @@
           <w:sz w:val="32"/>
           <w:szCs w:val="32"/>
         </w:rPr>
-        <w:t>sa </w:t>
-      </w:r>
-      <w:proofErr w:type="gramEnd"/>
-      <w:r>
-        <w:rPr>
-          <w:rFonts w:ascii="TH Sarabun New" w:hAnsi="TH Sarabun New" w:cs="TH Sarabun New"/>
-          <w:sz w:val="32"/>
-          <w:szCs w:val="32"/>
-        </w:rPr>
-        <w:t/>
+        <w:t>กกไไก </w:t>
       </w:r>
       <w:r>
         <w:rPr>
@@ -8168,7 +8102,7 @@
           <w:sz w:val="32"/>
           <w:szCs w:val="32"/>
         </w:rPr>
-        <w:t>das</w:t>
+        <w:t>กไไก</w:t>
       </w:r>
       <w:r>
         <w:rPr>
@@ -8315,40 +8249,40 @@
           <w:sz w:val="32"/>
           <w:szCs w:val="32"/>
         </w:rPr>
-        <w:t>das</w:t>
-      </w:r>
-      <w:r>
-        <w:rPr>
-          <w:rFonts w:ascii="TH Sarabun New" w:hAnsi="TH Sarabun New" w:cs="TH Sarabun New"/>
-          <w:sz w:val="32"/>
-          <w:szCs w:val="32"/>
-        </w:rPr>
-        <w:t/>
-      </w:r>
-      <w:r>
-        <w:rPr>
-          <w:rFonts w:ascii="TH Sarabun New" w:hAnsi="TH Sarabun New" w:cs="TH Sarabun New"/>
-          <w:sz w:val="32"/>
-          <w:szCs w:val="32"/>
-        </w:rPr>
-        <w:t/>
-      </w:r>
-      <w:r>
-        <w:rPr>
-          <w:rFonts w:ascii="TH Sarabun New" w:hAnsi="TH Sarabun New" w:cs="TH Sarabun New"/>
-          <w:sz w:val="32"/>
-          <w:szCs w:val="32"/>
-          <w:cs/>
-        </w:rPr>
-        <w:t xml:space="preserve"> </w:t>
-      </w:r>
-      <w:r>
-        <w:rPr>
-          <w:rFonts w:ascii="TH Sarabun New" w:hAnsi="TH Sarabun New" w:cs="TH Sarabun New"/>
-          <w:sz w:val="32"/>
-          <w:szCs w:val="32"/>
-        </w:rPr>
-        <w:t>d</w:t>
+        <w:t>๑</w:t>
+      </w:r>
+      <w:r>
+        <w:rPr>
+          <w:rFonts w:ascii="TH Sarabun New" w:hAnsi="TH Sarabun New" w:cs="TH Sarabun New"/>
+          <w:sz w:val="32"/>
+          <w:szCs w:val="32"/>
+        </w:rPr>
+        <w:t/>
+      </w:r>
+      <w:r>
+        <w:rPr>
+          <w:rFonts w:ascii="TH Sarabun New" w:hAnsi="TH Sarabun New" w:cs="TH Sarabun New"/>
+          <w:sz w:val="32"/>
+          <w:szCs w:val="32"/>
+        </w:rPr>
+        <w:t/>
+      </w:r>
+      <w:r>
+        <w:rPr>
+          <w:rFonts w:ascii="TH Sarabun New" w:hAnsi="TH Sarabun New" w:cs="TH Sarabun New"/>
+          <w:sz w:val="32"/>
+          <w:szCs w:val="32"/>
+          <w:cs/>
+        </w:rPr>
+        <w:t xml:space="preserve"> </w:t>
+      </w:r>
+      <w:r>
+        <w:rPr>
+          <w:rFonts w:ascii="TH Sarabun New" w:hAnsi="TH Sarabun New" w:cs="TH Sarabun New"/>
+          <w:sz w:val="32"/>
+          <w:szCs w:val="32"/>
+        </w:rPr>
+        <w:t>กกไไ</w:t>
       </w:r>
       <w:r>
         <w:rPr>
@@ -8485,7 +8419,6 @@
         </w:rPr>
         <w:t/>
       </w:r>
-      <w:proofErr w:type="gramStart"/>
       <w:r>
         <w:rPr>
           <w:rFonts w:ascii="TH Sarabun New" w:hAnsi="TH Sarabun New" w:cs="TH Sarabun New"/>
@@ -8503,7 +8436,6 @@
         </w:rPr>
         <w:t xml:space="preserve">  ไม่เคยใช้</w:t>
       </w:r>
-      <w:proofErr w:type="gramEnd"/>
     </w:p>
     <w:p>
       <w:pPr>
@@ -8532,7 +8464,6 @@
         </w:rPr>
         <w:t/>
       </w:r>
-      <w:proofErr w:type="gramStart"/>
       <w:r>
         <w:rPr>
           <w:rFonts w:ascii="TH Sarabun New" w:hAnsi="TH Sarabun New" w:cs="TH Sarabun New"/>
@@ -8559,7 +8490,6 @@
         </w:rPr>
         <w:t>เคยใช้</w:t>
       </w:r>
-      <w:proofErr w:type="gramEnd"/>
       <w:r>
         <w:rPr>
           <w:rFonts w:ascii="TH Sarabun New" w:hAnsi="TH Sarabun New" w:cs="TH Sarabun New"/>
@@ -8594,17 +8524,7 @@
           <w:szCs w:val="32"/>
           <w:cs/>
         </w:rPr>
-        <w:t>พ.</w:t>
-      </w:r>
-      <w:proofErr w:type="gramStart"/>
-      <w:r>
-        <w:rPr>
-          <w:rFonts w:ascii="TH Sarabun New" w:hAnsi="TH Sarabun New" w:cs="TH Sarabun New"/>
-          <w:sz w:val="32"/>
-          <w:szCs w:val="32"/>
-          <w:cs/>
-        </w:rPr>
-        <w:t>ศ</w:t>
+        <w:t>พ.ศ</w:t>
       </w:r>
       <w:r>
         <w:rPr>
@@ -8621,16 +8541,7 @@
           <w:sz w:val="32"/>
           <w:szCs w:val="32"/>
         </w:rPr>
-        <w:t>sa</w:t>
-      </w:r>
-      <w:proofErr w:type="gramEnd"/>
-      <w:r>
-        <w:rPr>
-          <w:rFonts w:ascii="TH Sarabun New" w:hAnsi="TH Sarabun New" w:cs="TH Sarabun New"/>
-          <w:sz w:val="32"/>
-          <w:szCs w:val="32"/>
-        </w:rPr>
-        <w:t/>
+        <w:t>ไกไก</w:t>
       </w:r>
       <w:r>
         <w:rPr>
@@ -8672,7 +8583,7 @@
           <w:sz w:val="32"/>
           <w:szCs w:val="32"/>
         </w:rPr>
-        <w:t>das</w:t>
+        <w:t>ไกก</w:t>
       </w:r>
       <w:r>
         <w:rPr>
@@ -8763,40 +8674,40 @@
           <w:sz w:val="32"/>
           <w:szCs w:val="32"/>
         </w:rPr>
-        <w:t>dsa</w:t>
-      </w:r>
-      <w:r>
-        <w:rPr>
-          <w:rFonts w:ascii="TH Sarabun New" w:hAnsi="TH Sarabun New" w:cs="TH Sarabun New"/>
-          <w:sz w:val="32"/>
-          <w:szCs w:val="32"/>
-        </w:rPr>
-        <w:t/>
-      </w:r>
-      <w:r>
-        <w:rPr>
-          <w:rFonts w:ascii="TH Sarabun New" w:hAnsi="TH Sarabun New" w:cs="TH Sarabun New"/>
-          <w:sz w:val="32"/>
-          <w:szCs w:val="32"/>
-        </w:rPr>
-        <w:t/>
-      </w:r>
-      <w:r>
-        <w:rPr>
-          <w:rFonts w:ascii="TH Sarabun New" w:hAnsi="TH Sarabun New" w:cs="TH Sarabun New"/>
-          <w:sz w:val="32"/>
-          <w:szCs w:val="32"/>
-          <w:cs/>
-        </w:rPr>
-        <w:t xml:space="preserve"> </w:t>
-      </w:r>
-      <w:r>
-        <w:rPr>
-          <w:rFonts w:ascii="TH Sarabun New" w:hAnsi="TH Sarabun New" w:cs="TH Sarabun New"/>
-          <w:sz w:val="32"/>
-          <w:szCs w:val="32"/>
-        </w:rPr>
-        <w:t>d</w:t>
+        <w:t>๑</w:t>
+      </w:r>
+      <w:r>
+        <w:rPr>
+          <w:rFonts w:ascii="TH Sarabun New" w:hAnsi="TH Sarabun New" w:cs="TH Sarabun New"/>
+          <w:sz w:val="32"/>
+          <w:szCs w:val="32"/>
+        </w:rPr>
+        <w:t/>
+      </w:r>
+      <w:r>
+        <w:rPr>
+          <w:rFonts w:ascii="TH Sarabun New" w:hAnsi="TH Sarabun New" w:cs="TH Sarabun New"/>
+          <w:sz w:val="32"/>
+          <w:szCs w:val="32"/>
+        </w:rPr>
+        <w:t/>
+      </w:r>
+      <w:r>
+        <w:rPr>
+          <w:rFonts w:ascii="TH Sarabun New" w:hAnsi="TH Sarabun New" w:cs="TH Sarabun New"/>
+          <w:sz w:val="32"/>
+          <w:szCs w:val="32"/>
+          <w:cs/>
+        </w:rPr>
+        <w:t xml:space="preserve"> </w:t>
+      </w:r>
+      <w:r>
+        <w:rPr>
+          <w:rFonts w:ascii="TH Sarabun New" w:hAnsi="TH Sarabun New" w:cs="TH Sarabun New"/>
+          <w:sz w:val="32"/>
+          <w:szCs w:val="32"/>
+        </w:rPr>
+        <w:t>ไกไก</w:t>
       </w:r>
       <w:r>
         <w:rPr>
@@ -8880,7 +8791,6 @@
         </w:rPr>
         <w:t/>
       </w:r>
-      <w:proofErr w:type="gramStart"/>
       <w:r>
         <w:rPr>
           <w:rFonts w:ascii="TH Sarabun New" w:hAnsi="TH Sarabun New" w:cs="TH Sarabun New"/>
@@ -8898,7 +8808,6 @@
         </w:rPr>
         <w:t xml:space="preserve">  ไม่เคยใช้</w:t>
       </w:r>
-      <w:proofErr w:type="gramEnd"/>
     </w:p>
     <w:p>
       <w:pPr>
@@ -8927,7 +8836,6 @@
         </w:rPr>
         <w:t/>
       </w:r>
-      <w:proofErr w:type="gramStart"/>
       <w:r>
         <w:rPr>
           <w:rFonts w:ascii="TH Sarabun New" w:hAnsi="TH Sarabun New" w:cs="TH Sarabun New"/>
@@ -8954,7 +8862,6 @@
         </w:rPr>
         <w:t>เคยใช้</w:t>
       </w:r>
-      <w:proofErr w:type="gramEnd"/>
       <w:r>
         <w:rPr>
           <w:rFonts w:ascii="TH Sarabun New" w:hAnsi="TH Sarabun New" w:cs="TH Sarabun New"/>
@@ -8989,17 +8896,7 @@
           <w:szCs w:val="32"/>
           <w:cs/>
         </w:rPr>
-        <w:t>พ.</w:t>
-      </w:r>
-      <w:proofErr w:type="gramStart"/>
-      <w:r>
-        <w:rPr>
-          <w:rFonts w:ascii="TH Sarabun New" w:hAnsi="TH Sarabun New" w:cs="TH Sarabun New"/>
-          <w:sz w:val="32"/>
-          <w:szCs w:val="32"/>
-          <w:cs/>
-        </w:rPr>
-        <w:t>ศ</w:t>
+        <w:t>พ.ศ</w:t>
       </w:r>
       <w:r>
         <w:rPr>
@@ -9016,16 +8913,7 @@
           <w:sz w:val="32"/>
           <w:szCs w:val="32"/>
         </w:rPr>
-        <w:t>sad</w:t>
-      </w:r>
-      <w:proofErr w:type="gramEnd"/>
-      <w:r>
-        <w:rPr>
-          <w:rFonts w:ascii="TH Sarabun New" w:hAnsi="TH Sarabun New" w:cs="TH Sarabun New"/>
-          <w:sz w:val="32"/>
-          <w:szCs w:val="32"/>
-        </w:rPr>
-        <w:t/>
+        <w:t>กไกไกไก</w:t>
       </w:r>
       <w:r>
         <w:rPr>
@@ -9067,7 +8955,7 @@
           <w:sz w:val="32"/>
           <w:szCs w:val="32"/>
         </w:rPr>
-        <w:t>sa</w:t>
+        <w:t>กไกไ</w:t>
       </w:r>
       <w:r>
         <w:rPr>
@@ -9225,17 +9113,8 @@
           <w:sz w:val="32"/>
           <w:szCs w:val="32"/>
         </w:rPr>
-        <w:t>d</w:t>
-      </w:r>
-      <w:r>
-        <w:rPr>
-          <w:rFonts w:ascii="TH Sarabun New" w:hAnsi="TH Sarabun New" w:cs="TH Sarabun New"/>
-          <w:sz w:val="32"/>
-          <w:szCs w:val="32"/>
-        </w:rPr>
-        <w:t/>
-      </w:r>
-      <w:proofErr w:type="gramStart"/>
+        <w:t>แหแห</w:t>
+      </w:r>
       <w:r>
         <w:rPr>
           <w:rFonts w:ascii="TH Sarabun New" w:hAnsi="TH Sarabun New" w:cs="TH Sarabun New"/>
@@ -9276,16 +9155,7 @@
           <w:sz w:val="32"/>
           <w:szCs w:val="32"/>
         </w:rPr>
-        <w:t>sa</w:t>
-      </w:r>
-      <w:proofErr w:type="gramEnd"/>
-      <w:r>
-        <w:rPr>
-          <w:rFonts w:ascii="TH Sarabun New" w:hAnsi="TH Sarabun New" w:cs="TH Sarabun New"/>
-          <w:sz w:val="32"/>
-          <w:szCs w:val="32"/>
-        </w:rPr>
-        <w:t/>
+        <w:t>หแหแ</w:t>
       </w:r>
       <w:r>
         <w:rPr>
@@ -9412,15 +9282,6 @@
         </w:rPr>
         <w:t/>
       </w:r>
-      <w:proofErr w:type="gramStart"/>
-      <w:r>
-        <w:rPr>
-          <w:rFonts w:ascii="TH Sarabun New" w:hAnsi="TH Sarabun New" w:cs="TH Sarabun New"/>
-          <w:sz w:val="32"/>
-          <w:szCs w:val="32"/>
-        </w:rPr>
-        <w:t/>
-      </w:r>
       <w:r>
         <w:rPr>
           <w:rFonts w:ascii="TH Sarabun New" w:hAnsi="TH Sarabun New" w:cs="TH Sarabun New"/>
@@ -9447,7 +9308,6 @@
         </w:rPr>
         <w:t>Quartile</w:t>
       </w:r>
-      <w:proofErr w:type="gramEnd"/>
       <w:r>
         <w:rPr>
           <w:rFonts w:ascii="TH Sarabun New" w:hAnsi="TH Sarabun New" w:cs="TH Sarabun New"/>
@@ -9457,7 +9317,6 @@
         </w:rPr>
         <w:t xml:space="preserve">1 </w:t>
       </w:r>
-      <w:proofErr w:type="gramStart"/>
       <w:r>
         <w:rPr>
           <w:rFonts w:ascii="TH Sarabun New" w:hAnsi="TH Sarabun New" w:cs="TH Sarabun New"/>
@@ -9474,16 +9333,7 @@
           <w:sz w:val="32"/>
           <w:szCs w:val="32"/>
         </w:rPr>
-        <w:t>{</w:t>
-      </w:r>
-      <w:proofErr w:type="gramEnd"/>
-      <w:r>
-        <w:rPr>
-          <w:rFonts w:ascii="TH Sarabun New" w:hAnsi="TH Sarabun New" w:cs="TH Sarabun New"/>
-          <w:sz w:val="32"/>
-          <w:szCs w:val="32"/>
-        </w:rPr>
-        <w:t>{prof_m3_q2}}</w:t>
+        <w:t/>
       </w:r>
       <w:r>
         <w:rPr>
@@ -9739,7 +9589,7 @@
           <w:sz w:val="32"/>
           <w:szCs w:val="32"/>
         </w:rPr>
-        <w:t>dsa</w:t>
+        <w:t>หแห</w:t>
       </w:r>
       <w:r>
         <w:rPr>
@@ -9794,7 +9644,7 @@
           <w:sz w:val="32"/>
           <w:szCs w:val="32"/>
         </w:rPr>
-        <w:t>das</w:t>
+        <w:t>หแห</w:t>
       </w:r>
       <w:r>
         <w:rPr>
@@ -9873,7 +9723,7 @@
           <w:sz w:val="32"/>
           <w:szCs w:val="32"/>
         </w:rPr>
-        <w:t/>
+        <w:t>หแห</w:t>
       </w:r>
     </w:p>
     <w:p>
@@ -10032,15 +9882,6 @@
         </w:rPr>
         <w:t/>
       </w:r>
-      <w:proofErr w:type="gramStart"/>
-      <w:r>
-        <w:rPr>
-          <w:rFonts w:ascii="TH Sarabun New" w:hAnsi="TH Sarabun New" w:cs="TH Sarabun New"/>
-          <w:sz w:val="32"/>
-          <w:szCs w:val="32"/>
-        </w:rPr>
-        <w:t/>
-      </w:r>
       <w:r>
         <w:rPr>
           <w:rFonts w:ascii="TH Sarabun New" w:hAnsi="TH Sarabun New" w:cs="TH Sarabun New"/>
@@ -10059,15 +9900,6 @@
         </w:rPr>
         <w:t xml:space="preserve"> </w:t>
       </w:r>
-      <w:r>
-        <w:rPr>
-          <w:rFonts w:ascii="TH Sarabun New" w:hAnsi="TH Sarabun New" w:cs="TH Sarabun New"/>
-          <w:sz w:val="32"/>
-          <w:szCs w:val="32"/>
-        </w:rPr>
-        <w:t/>
-      </w:r>
-      <w:proofErr w:type="gramEnd"/>
       <w:r>
         <w:rPr>
           <w:rFonts w:ascii="TH Sarabun New" w:hAnsi="TH Sarabun New" w:cs="TH Sarabun New"/>
@@ -10402,7 +10234,7 @@
           <w:sz w:val="32"/>
           <w:szCs w:val="32"/>
         </w:rPr>
-        <w:t>นายโจ จิ</w:t>
+        <w:t>นายeee3ปป</w:t>
       </w:r>
       <w:r>
         <w:rPr>
@@ -10439,7 +10271,7 @@
           <w:sz w:val="32"/>
           <w:szCs w:val="32"/>
         </w:rPr>
-        <w:t>dsa</w:t>
+        <w:t>ผู้ช่วยศาสตราจารย์</w:t>
       </w:r>
     </w:p>
     <w:p>
@@ -10477,7 +10309,7 @@
           <w:sz w:val="32"/>
           <w:szCs w:val="32"/>
         </w:rPr>
-        <w:t>วันที่ ๒๖ มีนาคม พ.ศ. ๒๕๖๙</w:t>
+        <w:t>วันที่ ๙ เมษายน พ.ศ. ๒๕๖๙</w:t>
       </w:r>
     </w:p>
     <w:sectPr>

--- a/HRCP-KKU-Academic/uploads/academic/position/1/p2doc_1.docx
+++ b/HRCP-KKU-Academic/uploads/academic/position/1/p2doc_1.docx
@@ -612,7 +612,7 @@
           <w:sz w:val="32"/>
           <w:szCs w:val="32"/>
         </w:rPr>
-        <w:t>ศาสตราจารย์</w:t>
+        <w:t>รองศาสตราจารย์</w:t>
       </w:r>
     </w:p>
     <w:p>
@@ -677,7 +677,7 @@
           <w:sz w:val="32"/>
           <w:szCs w:val="32"/>
         </w:rPr>
-        <w:t>กกไ</w:t>
+        <w:t>วิทยาการคอมพิวเตอร์</w:t>
       </w:r>
       <w:r>
         <w:rPr>
@@ -694,7 +694,7 @@
           <w:sz w:val="32"/>
           <w:szCs w:val="32"/>
         </w:rPr>
-        <w:t>eeeหe</w:t>
+        <w:t>ดกหดก</w:t>
       </w:r>
       <w:r>
         <w:rPr>
@@ -731,7 +731,7 @@
           <w:sz w:val="32"/>
           <w:szCs w:val="32"/>
         </w:rPr>
-        <w:t>eeeาาาไe</w:t>
+        <w:t>dsadsdasdsadsadasdasdsadasdasda</w:t>
       </w:r>
       <w:r>
         <w:rPr>
@@ -757,7 +757,7 @@
           <w:sz w:val="32"/>
           <w:szCs w:val="32"/>
         </w:rPr>
-        <w:t>กไก</w:t>
+        <w:t>กกหฟก</w:t>
       </w:r>
       <w:r>
         <w:rPr>
@@ -794,7 +794,7 @@
           <w:sz w:val="32"/>
           <w:szCs w:val="32"/>
         </w:rPr>
-        <w:t>นายeee3ปป</w:t>
+        <w:t>นายโจ จิ</w:t>
       </w:r>
       <w:r>
         <w:rPr>
@@ -856,7 +856,7 @@
           <w:sz w:val="32"/>
           <w:szCs w:val="32"/>
         </w:rPr>
-        <w:t>eeeeกก</w:t>
+        <w:t>dsadas</w:t>
       </w:r>
     </w:p>
     <w:p>
@@ -1050,7 +1050,7 @@
           <w:sz w:val="32"/>
           <w:szCs w:val="32"/>
         </w:rPr>
-        <w:t xml:space="preserve"> พพ</w:t>
+        <w:t xml:space="preserve"> กหฟกหฟ</w:t>
       </w:r>
     </w:p>
     <w:p>
@@ -1096,7 +1096,7 @@
           <w:sz w:val="32"/>
           <w:szCs w:val="32"/>
         </w:rPr>
-        <w:t>ไกไก</w:t>
+        <w:t>vxcvxc</w:t>
       </w:r>
       <w:r>
         <w:rPr>
@@ -1355,7 +1355,7 @@
                 <w:sz w:val="32"/>
                 <w:szCs w:val="32"/>
               </w:rPr>
-              <w:t>กไกไ</w:t>
+              <w:t>dsaxxxxx</w:t>
             </w:r>
             <w:r>
               <w:rPr>
@@ -1379,7 +1379,7 @@
                 <w:sz w:val="32"/>
                 <w:szCs w:val="32"/>
               </w:rPr>
-              <w:t xml:space="preserve"> กไกไ</w:t>
+              <w:t xml:space="preserve"> </w:t>
             </w:r>
             <w:r>
               <w:rPr>
@@ -1417,7 +1417,7 @@
                 <w:sz w:val="32"/>
                 <w:szCs w:val="32"/>
               </w:rPr>
-              <w:t>กไกไก</w:t>
+              <w:t/>
             </w:r>
             <w:r>
               <w:rPr>
@@ -1455,7 +1455,7 @@
                 <w:sz w:val="32"/>
                 <w:szCs w:val="32"/>
               </w:rPr>
-              <w:t>กไกก</w:t>
+              <w:t/>
             </w:r>
             <w:r>
               <w:rPr>
@@ -1479,7 +1479,7 @@
                 <w:sz w:val="32"/>
                 <w:szCs w:val="32"/>
               </w:rPr>
-              <w:t xml:space="preserve"> กไ</w:t>
+              <w:t xml:space="preserve"> </w:t>
             </w:r>
             <w:r>
               <w:rPr>
@@ -1667,7 +1667,7 @@
           <w:sz w:val="32"/>
           <w:szCs w:val="32"/>
         </w:rPr>
-        <w:t xml:space="preserve">ผู้ช่วยศาสตราจารย์ </w:t>
+        <w:t xml:space="preserve">กหฟกหฟ </w:t>
       </w:r>
       <w:r>
         <w:rPr>
@@ -1693,7 +1693,7 @@
           <w:sz w:val="32"/>
           <w:szCs w:val="32"/>
         </w:rPr>
-        <w:t/>
+        <w:t>fs</w:t>
       </w:r>
       <w:r>
         <w:rPr>
@@ -1757,7 +1757,7 @@
           <w:sz w:val="32"/>
           <w:szCs w:val="32"/>
         </w:rPr>
-        <w:t/>
+        <w:t>กหฟกหกหฟกหกหฟ</w:t>
       </w:r>
     </w:p>
     <w:p>
@@ -1811,7 +1811,7 @@
           <w:sz w:val="32"/>
           <w:szCs w:val="32"/>
         </w:rPr>
-        <w:t/>
+        <w:t>พิเศษ</w:t>
       </w:r>
       <w:r>
         <w:rPr>
@@ -1862,7 +1862,7 @@
           <w:sz w:val="32"/>
           <w:szCs w:val="32"/>
         </w:rPr>
-        <w:t/>
+        <w:t>vfdvdfv</w:t>
       </w:r>
       <w:r>
         <w:rPr>
@@ -1922,7 +1922,7 @@
           <w:sz w:val="32"/>
           <w:szCs w:val="32"/>
         </w:rPr>
-        <w:t/>
+        <w:t>ก/-กำไกไำกำไ</w:t>
       </w:r>
       <w:r>
         <w:rPr>
@@ -2002,7 +2002,7 @@
           <w:sz w:val="32"/>
           <w:szCs w:val="32"/>
         </w:rPr>
-        <w:t/>
+        <w:t>พิเศษ</w:t>
       </w:r>
       <w:r>
         <w:rPr>
@@ -2061,7 +2061,7 @@
           <w:sz w:val="32"/>
           <w:szCs w:val="32"/>
         </w:rPr>
-        <w:t/>
+        <w:t>fdvfdvfd</w:t>
       </w:r>
       <w:r>
         <w:rPr>
@@ -2122,7 +2122,7 @@
           <w:sz w:val="32"/>
           <w:szCs w:val="32"/>
         </w:rPr>
-        <w:t/>
+        <w:t>ก/-กำไกไำกำไ</w:t>
       </w:r>
     </w:p>
     <w:p>
@@ -2241,7 +2241,7 @@
           <w:sz w:val="32"/>
           <w:szCs w:val="32"/>
         </w:rPr>
-        <w:t xml:space="preserve">ำำำำ </w:t>
+        <w:t xml:space="preserve">ss </w:t>
       </w:r>
       <w:r>
         <w:rPr>
@@ -2258,7 +2258,7 @@
           <w:sz w:val="32"/>
           <w:szCs w:val="32"/>
         </w:rPr>
-        <w:t/>
+        <w:t>vcxvxc</w:t>
       </w:r>
       <w:r>
         <w:rPr>
@@ -2364,7 +2364,7 @@
           <w:sz w:val="32"/>
           <w:szCs w:val="32"/>
         </w:rPr>
-        <w:t xml:space="preserve"> </w:t>
+        <w:t xml:space="preserve"> กหฟก</w:t>
       </w:r>
       <w:r>
         <w:rPr>
@@ -2760,7 +2760,7 @@
                 <w:sz w:val="32"/>
                 <w:szCs w:val="32"/>
               </w:rPr>
-              <w:t>กไไ</w:t>
+              <w:t>master</w:t>
             </w:r>
             <w:r>
               <w:rPr>
@@ -2814,7 +2814,7 @@
                 <w:sz w:val="32"/>
                 <w:szCs w:val="32"/>
               </w:rPr>
-              <w:t>ไก</w:t>
+              <w:t>ABC</w:t>
             </w:r>
             <w:r>
               <w:rPr>
@@ -2868,7 +2868,7 @@
                 <w:sz w:val="32"/>
                 <w:szCs w:val="32"/>
               </w:rPr>
-              <w:t>กไไก</w:t>
+              <w:t>3</w:t>
             </w:r>
             <w:r>
               <w:rPr>
@@ -2922,7 +2922,226 @@
                 <w:sz w:val="32"/>
                 <w:szCs w:val="32"/>
               </w:rPr>
-              <w:t>กไก</w:t>
+              <w:t>1</w:t>
+            </w:r>
+            <w:r>
+              <w:rPr>
+                <w:rFonts w:ascii="TH Sarabun New" w:hAnsi="TH Sarabun New" w:cs="TH Sarabun New"/>
+                <w:sz w:val="32"/>
+                <w:szCs w:val="32"/>
+              </w:rPr>
+              <w:t/>
+            </w:r>
+            <w:r>
+              <w:rPr>
+                <w:rFonts w:ascii="TH Sarabun New" w:hAnsi="TH Sarabun New" w:cs="TH Sarabun New"/>
+                <w:sz w:val="32"/>
+                <w:szCs w:val="32"/>
+              </w:rPr>
+              <w:t/>
+            </w:r>
+            <w:r>
+              <w:rPr>
+                <w:rFonts w:ascii="TH Sarabun New" w:hAnsi="TH Sarabun New" w:cs="TH Sarabun New"/>
+                <w:sz w:val="32"/>
+                <w:szCs w:val="32"/>
+              </w:rPr>
+              <w:t/>
+            </w:r>
+            <w:r>
+              <w:rPr>
+                <w:rFonts w:ascii="TH Sarabun New" w:hAnsi="TH Sarabun New" w:cs="TH Sarabun New"/>
+                <w:sz w:val="32"/>
+                <w:szCs w:val="32"/>
+              </w:rPr>
+              <w:t/>
+            </w:r>
+          </w:p>
+        </w:tc>
+      </w:tr>
+      <w:tr>
+        <w:tc>
+          <w:tcPr>
+            <w:tcW w:w="1980" w:type="dxa"/>
+          </w:tcPr>
+          <w:p>
+            <w:pPr>
+              <w:jc w:val="center"/>
+              <w:rPr>
+                <w:rFonts w:ascii="TH Sarabun New" w:hAnsi="TH Sarabun New" w:cs="TH Sarabun New"/>
+                <w:sz w:val="32"/>
+                <w:szCs w:val="32"/>
+              </w:rPr>
+            </w:pPr>
+            <w:r>
+              <w:rPr>
+                <w:rFonts w:ascii="TH Sarabun New" w:hAnsi="TH Sarabun New" w:cs="TH Sarabun New"/>
+                <w:sz w:val="32"/>
+                <w:szCs w:val="32"/>
+              </w:rPr>
+              <w:t/>
+            </w:r>
+            <w:r>
+              <w:rPr>
+                <w:rFonts w:ascii="TH Sarabun New" w:hAnsi="TH Sarabun New" w:cs="TH Sarabun New"/>
+                <w:sz w:val="32"/>
+                <w:szCs w:val="32"/>
+              </w:rPr>
+              <w:t/>
+            </w:r>
+            <w:r>
+              <w:rPr>
+                <w:rFonts w:ascii="TH Sarabun New" w:hAnsi="TH Sarabun New" w:cs="TH Sarabun New"/>
+                <w:sz w:val="32"/>
+                <w:szCs w:val="32"/>
+              </w:rPr>
+              <w:t/>
+            </w:r>
+            <w:r>
+              <w:rPr>
+                <w:rFonts w:ascii="TH Sarabun New" w:hAnsi="TH Sarabun New" w:cs="TH Sarabun New"/>
+                <w:sz w:val="32"/>
+                <w:szCs w:val="32"/>
+              </w:rPr>
+              <w:t/>
+            </w:r>
+            <w:r>
+              <w:rPr>
+                <w:rFonts w:ascii="TH Sarabun New" w:hAnsi="TH Sarabun New" w:cs="TH Sarabun New"/>
+                <w:sz w:val="32"/>
+                <w:szCs w:val="32"/>
+              </w:rPr>
+              <w:t/>
+            </w:r>
+          </w:p>
+        </w:tc>
+        <w:tc>
+          <w:tcPr>
+            <w:tcW w:w="2268" w:type="dxa"/>
+          </w:tcPr>
+          <w:p>
+            <w:pPr>
+              <w:rPr>
+                <w:rFonts w:ascii="TH Sarabun New" w:hAnsi="TH Sarabun New" w:cs="TH Sarabun New"/>
+                <w:sz w:val="32"/>
+                <w:szCs w:val="32"/>
+              </w:rPr>
+            </w:pPr>
+            <w:r>
+              <w:rPr>
+                <w:rFonts w:ascii="TH Sarabun New" w:hAnsi="TH Sarabun New" w:cs="TH Sarabun New"/>
+                <w:sz w:val="32"/>
+                <w:szCs w:val="32"/>
+              </w:rPr>
+              <w:t>sdfdsfdsdff</w:t>
+            </w:r>
+            <w:r>
+              <w:rPr>
+                <w:rFonts w:ascii="TH Sarabun New" w:hAnsi="TH Sarabun New" w:cs="TH Sarabun New"/>
+                <w:sz w:val="32"/>
+                <w:szCs w:val="32"/>
+              </w:rPr>
+              <w:t/>
+            </w:r>
+            <w:r>
+              <w:rPr>
+                <w:rFonts w:ascii="TH Sarabun New" w:hAnsi="TH Sarabun New" w:cs="TH Sarabun New"/>
+                <w:sz w:val="32"/>
+                <w:szCs w:val="32"/>
+              </w:rPr>
+              <w:t/>
+            </w:r>
+            <w:r>
+              <w:rPr>
+                <w:rFonts w:ascii="TH Sarabun New" w:hAnsi="TH Sarabun New" w:cs="TH Sarabun New"/>
+                <w:sz w:val="32"/>
+                <w:szCs w:val="32"/>
+              </w:rPr>
+              <w:t/>
+            </w:r>
+            <w:r>
+              <w:rPr>
+                <w:rFonts w:ascii="TH Sarabun New" w:hAnsi="TH Sarabun New" w:cs="TH Sarabun New"/>
+                <w:sz w:val="32"/>
+                <w:szCs w:val="32"/>
+              </w:rPr>
+              <w:t/>
+            </w:r>
+          </w:p>
+        </w:tc>
+        <w:tc>
+          <w:tcPr>
+            <w:tcW w:w="2126" w:type="dxa"/>
+          </w:tcPr>
+          <w:p>
+            <w:pPr>
+              <w:rPr>
+                <w:rFonts w:ascii="TH Sarabun New" w:hAnsi="TH Sarabun New" w:cs="TH Sarabun New"/>
+                <w:sz w:val="32"/>
+                <w:szCs w:val="32"/>
+              </w:rPr>
+            </w:pPr>
+            <w:r>
+              <w:rPr>
+                <w:rFonts w:ascii="TH Sarabun New" w:hAnsi="TH Sarabun New" w:cs="TH Sarabun New"/>
+                <w:sz w:val="32"/>
+                <w:szCs w:val="32"/>
+              </w:rPr>
+              <w:t/>
+            </w:r>
+            <w:r>
+              <w:rPr>
+                <w:rFonts w:ascii="TH Sarabun New" w:hAnsi="TH Sarabun New" w:cs="TH Sarabun New"/>
+                <w:sz w:val="32"/>
+                <w:szCs w:val="32"/>
+              </w:rPr>
+              <w:t/>
+            </w:r>
+            <w:r>
+              <w:rPr>
+                <w:rFonts w:ascii="TH Sarabun New" w:hAnsi="TH Sarabun New" w:cs="TH Sarabun New"/>
+                <w:sz w:val="32"/>
+                <w:szCs w:val="32"/>
+              </w:rPr>
+              <w:t/>
+            </w:r>
+            <w:r>
+              <w:rPr>
+                <w:rFonts w:ascii="TH Sarabun New" w:hAnsi="TH Sarabun New" w:cs="TH Sarabun New"/>
+                <w:sz w:val="32"/>
+                <w:szCs w:val="32"/>
+              </w:rPr>
+              <w:t/>
+            </w:r>
+            <w:r>
+              <w:rPr>
+                <w:rFonts w:ascii="TH Sarabun New" w:hAnsi="TH Sarabun New" w:cs="TH Sarabun New"/>
+                <w:sz w:val="32"/>
+                <w:szCs w:val="32"/>
+              </w:rPr>
+              <w:t/>
+            </w:r>
+          </w:p>
+        </w:tc>
+        <w:tc>
+          <w:tcPr>
+            <w:tcW w:w="2976" w:type="dxa"/>
+          </w:tcPr>
+          <w:p>
+            <w:pPr>
+              <w:rPr>
+                <w:rFonts w:ascii="TH Sarabun New" w:hAnsi="TH Sarabun New" w:cs="TH Sarabun New"/>
+                <w:sz w:val="32"/>
+                <w:szCs w:val="32"/>
+              </w:rPr>
+            </w:pPr>
+            <w:r>
+              <w:rPr>
+                <w:rFonts w:ascii="TH Sarabun New" w:hAnsi="TH Sarabun New" w:cs="TH Sarabun New"/>
+                <w:sz w:val="32"/>
+                <w:szCs w:val="32"/>
+              </w:rPr>
+              <w:t/>
             </w:r>
             <w:r>
               <w:rPr>
@@ -5108,7 +5327,7 @@
           <w:sz w:val="32"/>
           <w:szCs w:val="32"/>
         </w:rPr>
-        <w:t/>
+        <w:t>ggg</w:t>
       </w:r>
       <w:r>
         <w:rPr>
@@ -5530,56 +5749,56 @@
           <w:sz w:val="32"/>
           <w:szCs w:val="32"/>
         </w:rPr>
-        <w:t>๑</w:t>
-      </w:r>
-      <w:r>
-        <w:rPr>
-          <w:rFonts w:ascii="TH Sarabun New" w:hAnsi="TH Sarabun New" w:cs="TH Sarabun New"/>
-          <w:sz w:val="32"/>
-          <w:szCs w:val="32"/>
-        </w:rPr>
-        <w:t/>
-      </w:r>
-      <w:r>
-        <w:rPr>
-          <w:rFonts w:ascii="TH Sarabun New" w:hAnsi="TH Sarabun New" w:cs="TH Sarabun New"/>
-          <w:sz w:val="32"/>
-          <w:szCs w:val="32"/>
-        </w:rPr>
-        <w:t/>
-      </w:r>
-      <w:r>
-        <w:rPr>
-          <w:rFonts w:ascii="TH Sarabun New" w:hAnsi="TH Sarabun New" w:cs="TH Sarabun New"/>
-          <w:sz w:val="32"/>
-          <w:szCs w:val="32"/>
-        </w:rPr>
-        <w:t/>
-      </w:r>
-      <w:r>
-        <w:rPr>
-          <w:rFonts w:ascii="TH Sarabun New" w:hAnsi="TH Sarabun New" w:cs="TH Sarabun New"/>
-          <w:sz w:val="32"/>
-          <w:szCs w:val="32"/>
-        </w:rPr>
-        <w:t/>
-      </w:r>
-      <w:r>
-        <w:rPr>
-          <w:rFonts w:ascii="TH Sarabun New" w:hAnsi="TH Sarabun New" w:cs="TH Sarabun New"/>
-          <w:sz w:val="32"/>
-          <w:szCs w:val="32"/>
-          <w:cs/>
-        </w:rPr>
-        <w:t xml:space="preserve"> </w:t>
-      </w:r>
-      <w:r>
-        <w:rPr>
-          <w:rFonts w:ascii="TH Sarabun New" w:hAnsi="TH Sarabun New" w:cs="TH Sarabun New"/>
-          <w:sz w:val="32"/>
-          <w:szCs w:val="32"/>
-        </w:rPr>
-        <w:t/>
+        <w:t>1</w:t>
+      </w:r>
+      <w:r>
+        <w:rPr>
+          <w:rFonts w:ascii="TH Sarabun New" w:hAnsi="TH Sarabun New" w:cs="TH Sarabun New"/>
+          <w:sz w:val="32"/>
+          <w:szCs w:val="32"/>
+        </w:rPr>
+        <w:t/>
+      </w:r>
+      <w:r>
+        <w:rPr>
+          <w:rFonts w:ascii="TH Sarabun New" w:hAnsi="TH Sarabun New" w:cs="TH Sarabun New"/>
+          <w:sz w:val="32"/>
+          <w:szCs w:val="32"/>
+        </w:rPr>
+        <w:t/>
+      </w:r>
+      <w:r>
+        <w:rPr>
+          <w:rFonts w:ascii="TH Sarabun New" w:hAnsi="TH Sarabun New" w:cs="TH Sarabun New"/>
+          <w:sz w:val="32"/>
+          <w:szCs w:val="32"/>
+        </w:rPr>
+        <w:t/>
+      </w:r>
+      <w:r>
+        <w:rPr>
+          <w:rFonts w:ascii="TH Sarabun New" w:hAnsi="TH Sarabun New" w:cs="TH Sarabun New"/>
+          <w:sz w:val="32"/>
+          <w:szCs w:val="32"/>
+        </w:rPr>
+        <w:t/>
+      </w:r>
+      <w:r>
+        <w:rPr>
+          <w:rFonts w:ascii="TH Sarabun New" w:hAnsi="TH Sarabun New" w:cs="TH Sarabun New"/>
+          <w:sz w:val="32"/>
+          <w:szCs w:val="32"/>
+          <w:cs/>
+        </w:rPr>
+        <w:t xml:space="preserve"> </w:t>
+      </w:r>
+      <w:r>
+        <w:rPr>
+          <w:rFonts w:ascii="TH Sarabun New" w:hAnsi="TH Sarabun New" w:cs="TH Sarabun New"/>
+          <w:sz w:val="32"/>
+          <w:szCs w:val="32"/>
+        </w:rPr>
+        <w:t>hhh</w:t>
       </w:r>
       <w:r>
         <w:rPr>
@@ -6101,7 +6320,7 @@
           <w:sz w:val="32"/>
           <w:szCs w:val="32"/>
         </w:rPr>
-        <w:t>๑</w:t>
+        <w:t>bjb</w:t>
       </w:r>
       <w:r>
         <w:rPr>
@@ -6480,7 +6699,7 @@
           <w:sz w:val="32"/>
           <w:szCs w:val="32"/>
         </w:rPr>
-        <w:t/>
+        <w:t>hj</w:t>
       </w:r>
       <w:r>
         <w:rPr>
@@ -6689,7 +6908,7 @@
           <w:sz w:val="32"/>
           <w:szCs w:val="32"/>
         </w:rPr>
-        <w:t/>
+        <w:t>1</w:t>
       </w:r>
       <w:r>
         <w:rPr>
@@ -7831,40 +8050,40 @@
           <w:sz w:val="32"/>
           <w:szCs w:val="32"/>
         </w:rPr>
-        <w:t>๑</w:t>
-      </w:r>
-      <w:r>
-        <w:rPr>
-          <w:rFonts w:ascii="TH Sarabun New" w:hAnsi="TH Sarabun New" w:cs="TH Sarabun New"/>
-          <w:sz w:val="32"/>
-          <w:szCs w:val="32"/>
-        </w:rPr>
-        <w:t/>
-      </w:r>
-      <w:r>
-        <w:rPr>
-          <w:rFonts w:ascii="TH Sarabun New" w:hAnsi="TH Sarabun New" w:cs="TH Sarabun New"/>
-          <w:sz w:val="32"/>
-          <w:szCs w:val="32"/>
-        </w:rPr>
-        <w:t/>
-      </w:r>
-      <w:r>
-        <w:rPr>
-          <w:rFonts w:ascii="TH Sarabun New" w:hAnsi="TH Sarabun New" w:cs="TH Sarabun New"/>
-          <w:sz w:val="32"/>
-          <w:szCs w:val="32"/>
-          <w:cs/>
-        </w:rPr>
-        <w:t xml:space="preserve"> </w:t>
-      </w:r>
-      <w:r>
-        <w:rPr>
-          <w:rFonts w:ascii="TH Sarabun New" w:hAnsi="TH Sarabun New" w:cs="TH Sarabun New"/>
-          <w:sz w:val="32"/>
-          <w:szCs w:val="32"/>
-        </w:rPr>
-        <w:t>ไกกไ</w:t>
+        <w:t>das</w:t>
+      </w:r>
+      <w:r>
+        <w:rPr>
+          <w:rFonts w:ascii="TH Sarabun New" w:hAnsi="TH Sarabun New" w:cs="TH Sarabun New"/>
+          <w:sz w:val="32"/>
+          <w:szCs w:val="32"/>
+        </w:rPr>
+        <w:t/>
+      </w:r>
+      <w:r>
+        <w:rPr>
+          <w:rFonts w:ascii="TH Sarabun New" w:hAnsi="TH Sarabun New" w:cs="TH Sarabun New"/>
+          <w:sz w:val="32"/>
+          <w:szCs w:val="32"/>
+        </w:rPr>
+        <w:t/>
+      </w:r>
+      <w:r>
+        <w:rPr>
+          <w:rFonts w:ascii="TH Sarabun New" w:hAnsi="TH Sarabun New" w:cs="TH Sarabun New"/>
+          <w:sz w:val="32"/>
+          <w:szCs w:val="32"/>
+          <w:cs/>
+        </w:rPr>
+        <w:t xml:space="preserve"> </w:t>
+      </w:r>
+      <w:r>
+        <w:rPr>
+          <w:rFonts w:ascii="TH Sarabun New" w:hAnsi="TH Sarabun New" w:cs="TH Sarabun New"/>
+          <w:sz w:val="32"/>
+          <w:szCs w:val="32"/>
+        </w:rPr>
+        <w:t>dd</w:t>
       </w:r>
       <w:r>
         <w:rPr>
@@ -8069,7 +8288,7 @@
           <w:sz w:val="32"/>
           <w:szCs w:val="32"/>
         </w:rPr>
-        <w:t>กกไไก </w:t>
+        <w:t>sa </w:t>
       </w:r>
       <w:r>
         <w:rPr>
@@ -8102,7 +8321,7 @@
           <w:sz w:val="32"/>
           <w:szCs w:val="32"/>
         </w:rPr>
-        <w:t>กไไก</w:t>
+        <w:t>das</w:t>
       </w:r>
       <w:r>
         <w:rPr>
@@ -8249,40 +8468,40 @@
           <w:sz w:val="32"/>
           <w:szCs w:val="32"/>
         </w:rPr>
-        <w:t>๑</w:t>
-      </w:r>
-      <w:r>
-        <w:rPr>
-          <w:rFonts w:ascii="TH Sarabun New" w:hAnsi="TH Sarabun New" w:cs="TH Sarabun New"/>
-          <w:sz w:val="32"/>
-          <w:szCs w:val="32"/>
-        </w:rPr>
-        <w:t/>
-      </w:r>
-      <w:r>
-        <w:rPr>
-          <w:rFonts w:ascii="TH Sarabun New" w:hAnsi="TH Sarabun New" w:cs="TH Sarabun New"/>
-          <w:sz w:val="32"/>
-          <w:szCs w:val="32"/>
-        </w:rPr>
-        <w:t/>
-      </w:r>
-      <w:r>
-        <w:rPr>
-          <w:rFonts w:ascii="TH Sarabun New" w:hAnsi="TH Sarabun New" w:cs="TH Sarabun New"/>
-          <w:sz w:val="32"/>
-          <w:szCs w:val="32"/>
-          <w:cs/>
-        </w:rPr>
-        <w:t xml:space="preserve"> </w:t>
-      </w:r>
-      <w:r>
-        <w:rPr>
-          <w:rFonts w:ascii="TH Sarabun New" w:hAnsi="TH Sarabun New" w:cs="TH Sarabun New"/>
-          <w:sz w:val="32"/>
-          <w:szCs w:val="32"/>
-        </w:rPr>
-        <w:t>กกไไ</w:t>
+        <w:t>das</w:t>
+      </w:r>
+      <w:r>
+        <w:rPr>
+          <w:rFonts w:ascii="TH Sarabun New" w:hAnsi="TH Sarabun New" w:cs="TH Sarabun New"/>
+          <w:sz w:val="32"/>
+          <w:szCs w:val="32"/>
+        </w:rPr>
+        <w:t/>
+      </w:r>
+      <w:r>
+        <w:rPr>
+          <w:rFonts w:ascii="TH Sarabun New" w:hAnsi="TH Sarabun New" w:cs="TH Sarabun New"/>
+          <w:sz w:val="32"/>
+          <w:szCs w:val="32"/>
+        </w:rPr>
+        <w:t/>
+      </w:r>
+      <w:r>
+        <w:rPr>
+          <w:rFonts w:ascii="TH Sarabun New" w:hAnsi="TH Sarabun New" w:cs="TH Sarabun New"/>
+          <w:sz w:val="32"/>
+          <w:szCs w:val="32"/>
+          <w:cs/>
+        </w:rPr>
+        <w:t xml:space="preserve"> </w:t>
+      </w:r>
+      <w:r>
+        <w:rPr>
+          <w:rFonts w:ascii="TH Sarabun New" w:hAnsi="TH Sarabun New" w:cs="TH Sarabun New"/>
+          <w:sz w:val="32"/>
+          <w:szCs w:val="32"/>
+        </w:rPr>
+        <w:t>d</w:t>
       </w:r>
       <w:r>
         <w:rPr>
@@ -8541,7 +8760,7 @@
           <w:sz w:val="32"/>
           <w:szCs w:val="32"/>
         </w:rPr>
-        <w:t>ไกไก</w:t>
+        <w:t>sa</w:t>
       </w:r>
       <w:r>
         <w:rPr>
@@ -8583,7 +8802,7 @@
           <w:sz w:val="32"/>
           <w:szCs w:val="32"/>
         </w:rPr>
-        <w:t>ไกก</w:t>
+        <w:t>das</w:t>
       </w:r>
       <w:r>
         <w:rPr>
@@ -8674,40 +8893,40 @@
           <w:sz w:val="32"/>
           <w:szCs w:val="32"/>
         </w:rPr>
-        <w:t>๑</w:t>
-      </w:r>
-      <w:r>
-        <w:rPr>
-          <w:rFonts w:ascii="TH Sarabun New" w:hAnsi="TH Sarabun New" w:cs="TH Sarabun New"/>
-          <w:sz w:val="32"/>
-          <w:szCs w:val="32"/>
-        </w:rPr>
-        <w:t/>
-      </w:r>
-      <w:r>
-        <w:rPr>
-          <w:rFonts w:ascii="TH Sarabun New" w:hAnsi="TH Sarabun New" w:cs="TH Sarabun New"/>
-          <w:sz w:val="32"/>
-          <w:szCs w:val="32"/>
-        </w:rPr>
-        <w:t/>
-      </w:r>
-      <w:r>
-        <w:rPr>
-          <w:rFonts w:ascii="TH Sarabun New" w:hAnsi="TH Sarabun New" w:cs="TH Sarabun New"/>
-          <w:sz w:val="32"/>
-          <w:szCs w:val="32"/>
-          <w:cs/>
-        </w:rPr>
-        <w:t xml:space="preserve"> </w:t>
-      </w:r>
-      <w:r>
-        <w:rPr>
-          <w:rFonts w:ascii="TH Sarabun New" w:hAnsi="TH Sarabun New" w:cs="TH Sarabun New"/>
-          <w:sz w:val="32"/>
-          <w:szCs w:val="32"/>
-        </w:rPr>
-        <w:t>ไกไก</w:t>
+        <w:t>dsa</w:t>
+      </w:r>
+      <w:r>
+        <w:rPr>
+          <w:rFonts w:ascii="TH Sarabun New" w:hAnsi="TH Sarabun New" w:cs="TH Sarabun New"/>
+          <w:sz w:val="32"/>
+          <w:szCs w:val="32"/>
+        </w:rPr>
+        <w:t/>
+      </w:r>
+      <w:r>
+        <w:rPr>
+          <w:rFonts w:ascii="TH Sarabun New" w:hAnsi="TH Sarabun New" w:cs="TH Sarabun New"/>
+          <w:sz w:val="32"/>
+          <w:szCs w:val="32"/>
+        </w:rPr>
+        <w:t/>
+      </w:r>
+      <w:r>
+        <w:rPr>
+          <w:rFonts w:ascii="TH Sarabun New" w:hAnsi="TH Sarabun New" w:cs="TH Sarabun New"/>
+          <w:sz w:val="32"/>
+          <w:szCs w:val="32"/>
+          <w:cs/>
+        </w:rPr>
+        <w:t xml:space="preserve"> </w:t>
+      </w:r>
+      <w:r>
+        <w:rPr>
+          <w:rFonts w:ascii="TH Sarabun New" w:hAnsi="TH Sarabun New" w:cs="TH Sarabun New"/>
+          <w:sz w:val="32"/>
+          <w:szCs w:val="32"/>
+        </w:rPr>
+        <w:t>d</w:t>
       </w:r>
       <w:r>
         <w:rPr>
@@ -8913,7 +9132,7 @@
           <w:sz w:val="32"/>
           <w:szCs w:val="32"/>
         </w:rPr>
-        <w:t>กไกไกไก</w:t>
+        <w:t>sad</w:t>
       </w:r>
       <w:r>
         <w:rPr>
@@ -8955,7 +9174,7 @@
           <w:sz w:val="32"/>
           <w:szCs w:val="32"/>
         </w:rPr>
-        <w:t>กไกไ</w:t>
+        <w:t>sa</w:t>
       </w:r>
       <w:r>
         <w:rPr>
@@ -9113,7 +9332,7 @@
           <w:sz w:val="32"/>
           <w:szCs w:val="32"/>
         </w:rPr>
-        <w:t>แหแห</w:t>
+        <w:t>d</w:t>
       </w:r>
       <w:r>
         <w:rPr>
@@ -9155,7 +9374,7 @@
           <w:sz w:val="32"/>
           <w:szCs w:val="32"/>
         </w:rPr>
-        <w:t>หแหแ</w:t>
+        <w:t>sa</w:t>
       </w:r>
       <w:r>
         <w:rPr>
@@ -9589,7 +9808,7 @@
           <w:sz w:val="32"/>
           <w:szCs w:val="32"/>
         </w:rPr>
-        <w:t>หแห</w:t>
+        <w:t>dsa</w:t>
       </w:r>
       <w:r>
         <w:rPr>
@@ -9644,7 +9863,7 @@
           <w:sz w:val="32"/>
           <w:szCs w:val="32"/>
         </w:rPr>
-        <w:t>หแห</w:t>
+        <w:t>das</w:t>
       </w:r>
       <w:r>
         <w:rPr>
@@ -9723,7 +9942,7 @@
           <w:sz w:val="32"/>
           <w:szCs w:val="32"/>
         </w:rPr>
-        <w:t>หแห</w:t>
+        <w:t/>
       </w:r>
     </w:p>
     <w:p>
@@ -10234,7 +10453,7 @@
           <w:sz w:val="32"/>
           <w:szCs w:val="32"/>
         </w:rPr>
-        <w:t>นายeee3ปป</w:t>
+        <w:t>นายโจ จิ</w:t>
       </w:r>
       <w:r>
         <w:rPr>
@@ -10271,7 +10490,7 @@
           <w:sz w:val="32"/>
           <w:szCs w:val="32"/>
         </w:rPr>
-        <w:t>ผู้ช่วยศาสตราจารย์</w:t>
+        <w:t>กหฟกหฟ</w:t>
       </w:r>
     </w:p>
     <w:p>
@@ -10309,7 +10528,7 @@
           <w:sz w:val="32"/>
           <w:szCs w:val="32"/>
         </w:rPr>
-        <w:t>วันที่ ๙ เมษายน พ.ศ. ๒๕๖๙</w:t>
+        <w:t>วันที่ ๒๖ มีนาคม พ.ศ. ๒๕๖๙</w:t>
       </w:r>
     </w:p>
     <w:sectPr>

--- a/HRCP-KKU-Academic/uploads/academic/position/1/p2doc_1.docx
+++ b/HRCP-KKU-Academic/uploads/academic/position/1/p2doc_1.docx
@@ -856,7 +856,7 @@
           <w:sz w:val="32"/>
           <w:szCs w:val="32"/>
         </w:rPr>
-        <w:t>eeeeกก</w:t>
+        <w:t>eeeeกกอ</w:t>
       </w:r>
     </w:p>
     <w:p>
@@ -1500,6 +1500,212 @@
           </w:p>
         </w:tc>
       </w:tr>
+      <w:tr>
+        <w:trPr>
+          <w:jc w:val="center"/>
+        </w:trPr>
+        <w:tc>
+          <w:tcPr>
+            <w:tcW w:w="1980" w:type="dxa"/>
+          </w:tcPr>
+          <w:p>
+            <w:pPr>
+              <w:jc w:val="center"/>
+              <w:rPr>
+                <w:rFonts w:ascii="TH Sarabun New" w:hAnsi="TH Sarabun New" w:cs="TH Sarabun New"/>
+                <w:sz w:val="32"/>
+                <w:szCs w:val="32"/>
+              </w:rPr>
+            </w:pPr>
+            <w:r>
+              <w:rPr>
+                <w:rFonts w:ascii="TH Sarabun New" w:hAnsi="TH Sarabun New" w:cs="TH Sarabun New"/>
+                <w:sz w:val="32"/>
+                <w:szCs w:val="32"/>
+              </w:rPr>
+              <w:t>๑.๓.๒</w:t>
+            </w:r>
+            <w:r>
+              <w:rPr>
+                <w:rFonts w:ascii="TH Sarabun New" w:hAnsi="TH Sarabun New" w:cs="TH Sarabun New"/>
+                <w:sz w:val="32"/>
+                <w:szCs w:val="32"/>
+              </w:rPr>
+              <w:t/>
+            </w:r>
+            <w:r>
+              <w:rPr>
+                <w:rFonts w:ascii="TH Sarabun New" w:hAnsi="TH Sarabun New" w:cs="TH Sarabun New"/>
+                <w:sz w:val="32"/>
+                <w:szCs w:val="32"/>
+              </w:rPr>
+              <w:t/>
+            </w:r>
+          </w:p>
+        </w:tc>
+        <w:tc>
+          <w:tcPr>
+            <w:tcW w:w="2268" w:type="dxa"/>
+          </w:tcPr>
+          <w:p>
+            <w:pPr>
+              <w:rPr>
+                <w:rFonts w:ascii="TH Sarabun New" w:hAnsi="TH Sarabun New" w:cs="TH Sarabun New"/>
+                <w:sz w:val="32"/>
+                <w:szCs w:val="32"/>
+              </w:rPr>
+            </w:pPr>
+            <w:r>
+              <w:rPr>
+                <w:rFonts w:ascii="TH Sarabun New" w:hAnsi="TH Sarabun New" w:cs="TH Sarabun New"/>
+                <w:sz w:val="32"/>
+                <w:szCs w:val="32"/>
+              </w:rPr>
+              <w:t>dsdsd</w:t>
+            </w:r>
+            <w:r>
+              <w:rPr>
+                <w:rFonts w:ascii="TH Sarabun New" w:hAnsi="TH Sarabun New" w:cs="TH Sarabun New"/>
+                <w:sz w:val="32"/>
+                <w:szCs w:val="32"/>
+              </w:rPr>
+              <w:t/>
+            </w:r>
+            <w:r>
+              <w:rPr>
+                <w:rFonts w:ascii="TH Sarabun New" w:hAnsi="TH Sarabun New" w:cs="TH Sarabun New"/>
+                <w:sz w:val="32"/>
+                <w:szCs w:val="32"/>
+              </w:rPr>
+              <w:t/>
+            </w:r>
+            <w:r>
+              <w:rPr>
+                <w:rFonts w:ascii="TH Sarabun New" w:hAnsi="TH Sarabun New" w:cs="TH Sarabun New"/>
+                <w:sz w:val="32"/>
+                <w:szCs w:val="32"/>
+              </w:rPr>
+              <w:t xml:space="preserve"> dsdsd</w:t>
+            </w:r>
+            <w:r>
+              <w:rPr>
+                <w:rFonts w:ascii="TH Sarabun New" w:hAnsi="TH Sarabun New" w:cs="TH Sarabun New"/>
+                <w:sz w:val="32"/>
+                <w:szCs w:val="32"/>
+              </w:rPr>
+              <w:t/>
+            </w:r>
+            <w:r>
+              <w:rPr>
+                <w:rFonts w:ascii="TH Sarabun New" w:hAnsi="TH Sarabun New" w:cs="TH Sarabun New"/>
+                <w:sz w:val="32"/>
+                <w:szCs w:val="32"/>
+              </w:rPr>
+              <w:t/>
+            </w:r>
+          </w:p>
+        </w:tc>
+        <w:tc>
+          <w:tcPr>
+            <w:tcW w:w="2126" w:type="dxa"/>
+          </w:tcPr>
+          <w:p>
+            <w:pPr>
+              <w:rPr>
+                <w:rFonts w:ascii="TH Sarabun New" w:hAnsi="TH Sarabun New" w:cs="TH Sarabun New"/>
+                <w:sz w:val="32"/>
+                <w:szCs w:val="32"/>
+              </w:rPr>
+            </w:pPr>
+            <w:r>
+              <w:rPr>
+                <w:rFonts w:ascii="TH Sarabun New" w:hAnsi="TH Sarabun New" w:cs="TH Sarabun New"/>
+                <w:sz w:val="32"/>
+                <w:szCs w:val="32"/>
+              </w:rPr>
+              <w:t/>
+            </w:r>
+            <w:r>
+              <w:rPr>
+                <w:rFonts w:ascii="TH Sarabun New" w:hAnsi="TH Sarabun New" w:cs="TH Sarabun New"/>
+                <w:sz w:val="32"/>
+                <w:szCs w:val="32"/>
+              </w:rPr>
+              <w:t/>
+            </w:r>
+            <w:r>
+              <w:rPr>
+                <w:rFonts w:ascii="TH Sarabun New" w:hAnsi="TH Sarabun New" w:cs="TH Sarabun New"/>
+                <w:sz w:val="32"/>
+                <w:szCs w:val="32"/>
+              </w:rPr>
+              <w:t/>
+            </w:r>
+          </w:p>
+        </w:tc>
+        <w:tc>
+          <w:tcPr>
+            <w:tcW w:w="2976" w:type="dxa"/>
+          </w:tcPr>
+          <w:p>
+            <w:pPr>
+              <w:rPr>
+                <w:rFonts w:ascii="TH Sarabun New" w:hAnsi="TH Sarabun New" w:cs="TH Sarabun New"/>
+                <w:sz w:val="32"/>
+                <w:szCs w:val="32"/>
+              </w:rPr>
+            </w:pPr>
+            <w:r>
+              <w:rPr>
+                <w:rFonts w:ascii="TH Sarabun New" w:hAnsi="TH Sarabun New" w:cs="TH Sarabun New"/>
+                <w:sz w:val="32"/>
+                <w:szCs w:val="32"/>
+              </w:rPr>
+              <w:t>sd</w:t>
+            </w:r>
+            <w:r>
+              <w:rPr>
+                <w:rFonts w:ascii="TH Sarabun New" w:hAnsi="TH Sarabun New" w:cs="TH Sarabun New"/>
+                <w:sz w:val="32"/>
+                <w:szCs w:val="32"/>
+              </w:rPr>
+              <w:t/>
+            </w:r>
+            <w:r>
+              <w:rPr>
+                <w:rFonts w:ascii="TH Sarabun New" w:hAnsi="TH Sarabun New" w:cs="TH Sarabun New"/>
+                <w:sz w:val="32"/>
+                <w:szCs w:val="32"/>
+              </w:rPr>
+              <w:t/>
+            </w:r>
+            <w:r>
+              <w:rPr>
+                <w:rFonts w:ascii="TH Sarabun New" w:hAnsi="TH Sarabun New" w:cs="TH Sarabun New"/>
+                <w:sz w:val="32"/>
+                <w:szCs w:val="32"/>
+              </w:rPr>
+              <w:t xml:space="preserve"> </w:t>
+            </w:r>
+            <w:r>
+              <w:rPr>
+                <w:rFonts w:ascii="TH Sarabun New" w:hAnsi="TH Sarabun New" w:cs="TH Sarabun New"/>
+                <w:sz w:val="32"/>
+                <w:szCs w:val="32"/>
+              </w:rPr>
+              <w:t/>
+            </w:r>
+            <w:r>
+              <w:rPr>
+                <w:rFonts w:ascii="TH Sarabun New" w:hAnsi="TH Sarabun New" w:cs="TH Sarabun New"/>
+                <w:sz w:val="32"/>
+                <w:szCs w:val="32"/>
+              </w:rPr>
+              <w:t/>
+            </w:r>
+          </w:p>
+        </w:tc>
+      </w:tr>
     </w:tbl>
     <w:p>
       <w:pPr>
@@ -1693,7 +1899,7 @@
           <w:sz w:val="32"/>
           <w:szCs w:val="32"/>
         </w:rPr>
-        <w:t/>
+        <w:t>22222</w:t>
       </w:r>
       <w:r>
         <w:rPr>
@@ -1757,7 +1963,7 @@
           <w:sz w:val="32"/>
           <w:szCs w:val="32"/>
         </w:rPr>
-        <w:t/>
+        <w:t>33e23322</w:t>
       </w:r>
     </w:p>
     <w:p>
@@ -1811,7 +2017,7 @@
           <w:sz w:val="32"/>
           <w:szCs w:val="32"/>
         </w:rPr>
-        <w:t/>
+        <w:t>ปกติ</w:t>
       </w:r>
       <w:r>
         <w:rPr>
@@ -1862,7 +2068,7 @@
           <w:sz w:val="32"/>
           <w:szCs w:val="32"/>
         </w:rPr>
-        <w:t/>
+        <w:t>333</w:t>
       </w:r>
       <w:r>
         <w:rPr>
@@ -1922,7 +2128,7 @@
           <w:sz w:val="32"/>
           <w:szCs w:val="32"/>
         </w:rPr>
-        <w:t/>
+        <w:t>p79pp7p</w:t>
       </w:r>
       <w:r>
         <w:rPr>
@@ -2002,7 +2208,7 @@
           <w:sz w:val="32"/>
           <w:szCs w:val="32"/>
         </w:rPr>
-        <w:t/>
+        <w:t>ปกติ</w:t>
       </w:r>
       <w:r>
         <w:rPr>
@@ -2061,7 +2267,7 @@
           <w:sz w:val="32"/>
           <w:szCs w:val="32"/>
         </w:rPr>
-        <w:t/>
+        <w:t>iouopup</w:t>
       </w:r>
       <w:r>
         <w:rPr>
@@ -2122,7 +2328,7 @@
           <w:sz w:val="32"/>
           <w:szCs w:val="32"/>
         </w:rPr>
-        <w:t/>
+        <w:t>p79pp7p</w:t>
       </w:r>
     </w:p>
     <w:p>
@@ -2258,7 +2464,7 @@
           <w:sz w:val="32"/>
           <w:szCs w:val="32"/>
         </w:rPr>
-        <w:t/>
+        <w:t>gergeggerg</w:t>
       </w:r>
       <w:r>
         <w:rPr>
@@ -2364,7 +2570,83 @@
           <w:sz w:val="32"/>
           <w:szCs w:val="32"/>
         </w:rPr>
-        <w:t xml:space="preserve"> </w:t>
+        <w:t xml:space="preserve"> r</w:t>
+      </w:r>
+      <w:r>
+        <w:rPr>
+          <w:rFonts w:ascii="TH Sarabun New" w:hAnsi="TH Sarabun New" w:cs="TH Sarabun New"/>
+          <w:sz w:val="32"/>
+          <w:szCs w:val="32"/>
+        </w:rPr>
+        <w:t/>
+      </w:r>
+      <w:r>
+        <w:rPr>
+          <w:rFonts w:ascii="TH Sarabun New" w:hAnsi="TH Sarabun New" w:cs="TH Sarabun New"/>
+          <w:sz w:val="32"/>
+          <w:szCs w:val="32"/>
+        </w:rPr>
+        <w:t/>
+      </w:r>
+    </w:p>
+    <w:p>
+      <w:pPr>
+        <w:spacing w:after="0" w:line="240" w:lineRule="auto"/>
+        <w:rPr>
+          <w:rFonts w:ascii="TH Sarabun New" w:hAnsi="TH Sarabun New" w:cs="TH Sarabun New"/>
+          <w:sz w:val="32"/>
+          <w:szCs w:val="32"/>
+        </w:rPr>
+      </w:pPr>
+      <w:r>
+        <w:rPr>
+          <w:rFonts w:ascii="TH Sarabun New" w:hAnsi="TH Sarabun New" w:cs="TH Sarabun New"/>
+          <w:sz w:val="32"/>
+          <w:szCs w:val="32"/>
+          <w:cs/>
+        </w:rPr>
+        <w:tab/>
+      </w:r>
+      <w:r>
+        <w:rPr>
+          <w:rFonts w:ascii="TH Sarabun New" w:hAnsi="TH Sarabun New" w:cs="TH Sarabun New"/>
+          <w:sz w:val="32"/>
+          <w:szCs w:val="32"/>
+          <w:cs/>
+        </w:rPr>
+        <w:tab/>
+      </w:r>
+      <w:r>
+        <w:rPr>
+          <w:rFonts w:ascii="TH Sarabun New" w:hAnsi="TH Sarabun New" w:cs="TH Sarabun New"/>
+          <w:sz w:val="32"/>
+          <w:szCs w:val="32"/>
+        </w:rPr>
+        <w:t>๒</w:t>
+      </w:r>
+      <w:r>
+        <w:rPr>
+          <w:rFonts w:ascii="TH Sarabun New" w:hAnsi="TH Sarabun New" w:cs="TH Sarabun New"/>
+          <w:sz w:val="32"/>
+          <w:szCs w:val="32"/>
+        </w:rPr>
+        <w:t/>
+      </w:r>
+      <w:r>
+        <w:rPr>
+          <w:rFonts w:ascii="TH Sarabun New" w:hAnsi="TH Sarabun New" w:cs="TH Sarabun New"/>
+          <w:sz w:val="32"/>
+          <w:szCs w:val="32"/>
+        </w:rPr>
+        <w:t/>
+      </w:r>
+      <w:r>
+        <w:rPr>
+          <w:rFonts w:ascii="TH Sarabun New" w:hAnsi="TH Sarabun New" w:cs="TH Sarabun New"/>
+          <w:sz w:val="32"/>
+          <w:szCs w:val="32"/>
+        </w:rPr>
+        <w:t xml:space="preserve"> grrg</w:t>
       </w:r>
       <w:r>
         <w:rPr>
@@ -2532,7 +2814,7 @@
           <w:sz w:val="32"/>
           <w:szCs w:val="32"/>
         </w:rPr>
-        <w:t xml:space="preserve"> </w:t>
+        <w:t xml:space="preserve"> grrgr</w:t>
       </w:r>
       <w:r>
         <w:rPr>
@@ -2959,6 +3241,444 @@
           </w:p>
         </w:tc>
       </w:tr>
+      <w:tr>
+        <w:tc>
+          <w:tcPr>
+            <w:tcW w:w="1980" w:type="dxa"/>
+          </w:tcPr>
+          <w:p>
+            <w:pPr>
+              <w:jc w:val="center"/>
+              <w:rPr>
+                <w:rFonts w:ascii="TH Sarabun New" w:hAnsi="TH Sarabun New" w:cs="TH Sarabun New"/>
+                <w:sz w:val="32"/>
+                <w:szCs w:val="32"/>
+              </w:rPr>
+            </w:pPr>
+            <w:r>
+              <w:rPr>
+                <w:rFonts w:ascii="TH Sarabun New" w:hAnsi="TH Sarabun New" w:cs="TH Sarabun New"/>
+                <w:sz w:val="32"/>
+                <w:szCs w:val="32"/>
+              </w:rPr>
+              <w:t>dsdsd</w:t>
+            </w:r>
+            <w:r>
+              <w:rPr>
+                <w:rFonts w:ascii="TH Sarabun New" w:hAnsi="TH Sarabun New" w:cs="TH Sarabun New"/>
+                <w:sz w:val="32"/>
+                <w:szCs w:val="32"/>
+              </w:rPr>
+              <w:t/>
+            </w:r>
+            <w:r>
+              <w:rPr>
+                <w:rFonts w:ascii="TH Sarabun New" w:hAnsi="TH Sarabun New" w:cs="TH Sarabun New"/>
+                <w:sz w:val="32"/>
+                <w:szCs w:val="32"/>
+              </w:rPr>
+              <w:t/>
+            </w:r>
+            <w:r>
+              <w:rPr>
+                <w:rFonts w:ascii="TH Sarabun New" w:hAnsi="TH Sarabun New" w:cs="TH Sarabun New"/>
+                <w:sz w:val="32"/>
+                <w:szCs w:val="32"/>
+              </w:rPr>
+              <w:t/>
+            </w:r>
+            <w:r>
+              <w:rPr>
+                <w:rFonts w:ascii="TH Sarabun New" w:hAnsi="TH Sarabun New" w:cs="TH Sarabun New"/>
+                <w:sz w:val="32"/>
+                <w:szCs w:val="32"/>
+              </w:rPr>
+              <w:t/>
+            </w:r>
+          </w:p>
+        </w:tc>
+        <w:tc>
+          <w:tcPr>
+            <w:tcW w:w="2268" w:type="dxa"/>
+          </w:tcPr>
+          <w:p>
+            <w:pPr>
+              <w:rPr>
+                <w:rFonts w:ascii="TH Sarabun New" w:hAnsi="TH Sarabun New" w:cs="TH Sarabun New"/>
+                <w:sz w:val="32"/>
+                <w:szCs w:val="32"/>
+              </w:rPr>
+            </w:pPr>
+            <w:r>
+              <w:rPr>
+                <w:rFonts w:ascii="TH Sarabun New" w:hAnsi="TH Sarabun New" w:cs="TH Sarabun New"/>
+                <w:sz w:val="32"/>
+                <w:szCs w:val="32"/>
+              </w:rPr>
+              <w:t>sdsd</w:t>
+            </w:r>
+            <w:r>
+              <w:rPr>
+                <w:rFonts w:ascii="TH Sarabun New" w:hAnsi="TH Sarabun New" w:cs="TH Sarabun New"/>
+                <w:sz w:val="32"/>
+                <w:szCs w:val="32"/>
+              </w:rPr>
+              <w:t/>
+            </w:r>
+            <w:r>
+              <w:rPr>
+                <w:rFonts w:ascii="TH Sarabun New" w:hAnsi="TH Sarabun New" w:cs="TH Sarabun New"/>
+                <w:sz w:val="32"/>
+                <w:szCs w:val="32"/>
+              </w:rPr>
+              <w:t/>
+            </w:r>
+            <w:r>
+              <w:rPr>
+                <w:rFonts w:ascii="TH Sarabun New" w:hAnsi="TH Sarabun New" w:cs="TH Sarabun New"/>
+                <w:sz w:val="32"/>
+                <w:szCs w:val="32"/>
+              </w:rPr>
+              <w:t/>
+            </w:r>
+            <w:r>
+              <w:rPr>
+                <w:rFonts w:ascii="TH Sarabun New" w:hAnsi="TH Sarabun New" w:cs="TH Sarabun New"/>
+                <w:sz w:val="32"/>
+                <w:szCs w:val="32"/>
+              </w:rPr>
+              <w:t/>
+            </w:r>
+          </w:p>
+        </w:tc>
+        <w:tc>
+          <w:tcPr>
+            <w:tcW w:w="2126" w:type="dxa"/>
+          </w:tcPr>
+          <w:p>
+            <w:pPr>
+              <w:rPr>
+                <w:rFonts w:ascii="TH Sarabun New" w:hAnsi="TH Sarabun New" w:cs="TH Sarabun New"/>
+                <w:sz w:val="32"/>
+                <w:szCs w:val="32"/>
+              </w:rPr>
+            </w:pPr>
+            <w:r>
+              <w:rPr>
+                <w:rFonts w:ascii="TH Sarabun New" w:hAnsi="TH Sarabun New" w:cs="TH Sarabun New"/>
+                <w:sz w:val="32"/>
+                <w:szCs w:val="32"/>
+              </w:rPr>
+              <w:t>ergeg</w:t>
+            </w:r>
+            <w:r>
+              <w:rPr>
+                <w:rFonts w:ascii="TH Sarabun New" w:hAnsi="TH Sarabun New" w:cs="TH Sarabun New"/>
+                <w:sz w:val="32"/>
+                <w:szCs w:val="32"/>
+              </w:rPr>
+              <w:t/>
+            </w:r>
+            <w:r>
+              <w:rPr>
+                <w:rFonts w:ascii="TH Sarabun New" w:hAnsi="TH Sarabun New" w:cs="TH Sarabun New"/>
+                <w:sz w:val="32"/>
+                <w:szCs w:val="32"/>
+              </w:rPr>
+              <w:t/>
+            </w:r>
+            <w:r>
+              <w:rPr>
+                <w:rFonts w:ascii="TH Sarabun New" w:hAnsi="TH Sarabun New" w:cs="TH Sarabun New"/>
+                <w:sz w:val="32"/>
+                <w:szCs w:val="32"/>
+              </w:rPr>
+              <w:t/>
+            </w:r>
+            <w:r>
+              <w:rPr>
+                <w:rFonts w:ascii="TH Sarabun New" w:hAnsi="TH Sarabun New" w:cs="TH Sarabun New"/>
+                <w:sz w:val="32"/>
+                <w:szCs w:val="32"/>
+              </w:rPr>
+              <w:t/>
+            </w:r>
+          </w:p>
+        </w:tc>
+        <w:tc>
+          <w:tcPr>
+            <w:tcW w:w="2976" w:type="dxa"/>
+          </w:tcPr>
+          <w:p>
+            <w:pPr>
+              <w:rPr>
+                <w:rFonts w:ascii="TH Sarabun New" w:hAnsi="TH Sarabun New" w:cs="TH Sarabun New"/>
+                <w:sz w:val="32"/>
+                <w:szCs w:val="32"/>
+              </w:rPr>
+            </w:pPr>
+            <w:r>
+              <w:rPr>
+                <w:rFonts w:ascii="TH Sarabun New" w:hAnsi="TH Sarabun New" w:cs="TH Sarabun New"/>
+                <w:sz w:val="32"/>
+                <w:szCs w:val="32"/>
+              </w:rPr>
+              <w:t>ergerg</w:t>
+            </w:r>
+            <w:r>
+              <w:rPr>
+                <w:rFonts w:ascii="TH Sarabun New" w:hAnsi="TH Sarabun New" w:cs="TH Sarabun New"/>
+                <w:sz w:val="32"/>
+                <w:szCs w:val="32"/>
+              </w:rPr>
+              <w:t/>
+            </w:r>
+            <w:r>
+              <w:rPr>
+                <w:rFonts w:ascii="TH Sarabun New" w:hAnsi="TH Sarabun New" w:cs="TH Sarabun New"/>
+                <w:sz w:val="32"/>
+                <w:szCs w:val="32"/>
+              </w:rPr>
+              <w:t/>
+            </w:r>
+            <w:r>
+              <w:rPr>
+                <w:rFonts w:ascii="TH Sarabun New" w:hAnsi="TH Sarabun New" w:cs="TH Sarabun New"/>
+                <w:sz w:val="32"/>
+                <w:szCs w:val="32"/>
+              </w:rPr>
+              <w:t/>
+            </w:r>
+            <w:r>
+              <w:rPr>
+                <w:rFonts w:ascii="TH Sarabun New" w:hAnsi="TH Sarabun New" w:cs="TH Sarabun New"/>
+                <w:sz w:val="32"/>
+                <w:szCs w:val="32"/>
+              </w:rPr>
+              <w:t/>
+            </w:r>
+          </w:p>
+        </w:tc>
+      </w:tr>
+      <w:tr>
+        <w:tc>
+          <w:tcPr>
+            <w:tcW w:w="1980" w:type="dxa"/>
+          </w:tcPr>
+          <w:p>
+            <w:pPr>
+              <w:jc w:val="center"/>
+              <w:rPr>
+                <w:rFonts w:ascii="TH Sarabun New" w:hAnsi="TH Sarabun New" w:cs="TH Sarabun New"/>
+                <w:sz w:val="32"/>
+                <w:szCs w:val="32"/>
+              </w:rPr>
+            </w:pPr>
+            <w:r>
+              <w:rPr>
+                <w:rFonts w:ascii="TH Sarabun New" w:hAnsi="TH Sarabun New" w:cs="TH Sarabun New"/>
+                <w:sz w:val="32"/>
+                <w:szCs w:val="32"/>
+              </w:rPr>
+              <w:t>rgeg</w:t>
+            </w:r>
+            <w:r>
+              <w:rPr>
+                <w:rFonts w:ascii="TH Sarabun New" w:hAnsi="TH Sarabun New" w:cs="TH Sarabun New"/>
+                <w:sz w:val="32"/>
+                <w:szCs w:val="32"/>
+              </w:rPr>
+              <w:t/>
+            </w:r>
+            <w:r>
+              <w:rPr>
+                <w:rFonts w:ascii="TH Sarabun New" w:hAnsi="TH Sarabun New" w:cs="TH Sarabun New"/>
+                <w:sz w:val="32"/>
+                <w:szCs w:val="32"/>
+              </w:rPr>
+              <w:t/>
+            </w:r>
+            <w:r>
+              <w:rPr>
+                <w:rFonts w:ascii="TH Sarabun New" w:hAnsi="TH Sarabun New" w:cs="TH Sarabun New"/>
+                <w:sz w:val="32"/>
+                <w:szCs w:val="32"/>
+              </w:rPr>
+              <w:t/>
+            </w:r>
+            <w:r>
+              <w:rPr>
+                <w:rFonts w:ascii="TH Sarabun New" w:hAnsi="TH Sarabun New" w:cs="TH Sarabun New"/>
+                <w:sz w:val="32"/>
+                <w:szCs w:val="32"/>
+              </w:rPr>
+              <w:t/>
+            </w:r>
+          </w:p>
+        </w:tc>
+        <w:tc>
+          <w:tcPr>
+            <w:tcW w:w="2268" w:type="dxa"/>
+          </w:tcPr>
+          <w:p>
+            <w:pPr>
+              <w:rPr>
+                <w:rFonts w:ascii="TH Sarabun New" w:hAnsi="TH Sarabun New" w:cs="TH Sarabun New"/>
+                <w:sz w:val="32"/>
+                <w:szCs w:val="32"/>
+              </w:rPr>
+            </w:pPr>
+            <w:r>
+              <w:rPr>
+                <w:rFonts w:ascii="TH Sarabun New" w:hAnsi="TH Sarabun New" w:cs="TH Sarabun New"/>
+                <w:sz w:val="32"/>
+                <w:szCs w:val="32"/>
+              </w:rPr>
+              <w:t>ddddd</w:t>
+            </w:r>
+            <w:r>
+              <w:rPr>
+                <w:rFonts w:ascii="TH Sarabun New" w:hAnsi="TH Sarabun New" w:cs="TH Sarabun New"/>
+                <w:sz w:val="32"/>
+                <w:szCs w:val="32"/>
+              </w:rPr>
+              <w:t/>
+            </w:r>
+            <w:r>
+              <w:rPr>
+                <w:rFonts w:ascii="TH Sarabun New" w:hAnsi="TH Sarabun New" w:cs="TH Sarabun New"/>
+                <w:sz w:val="32"/>
+                <w:szCs w:val="32"/>
+              </w:rPr>
+              <w:t/>
+            </w:r>
+            <w:r>
+              <w:rPr>
+                <w:rFonts w:ascii="TH Sarabun New" w:hAnsi="TH Sarabun New" w:cs="TH Sarabun New"/>
+                <w:sz w:val="32"/>
+                <w:szCs w:val="32"/>
+              </w:rPr>
+              <w:t/>
+            </w:r>
+            <w:r>
+              <w:rPr>
+                <w:rFonts w:ascii="TH Sarabun New" w:hAnsi="TH Sarabun New" w:cs="TH Sarabun New"/>
+                <w:sz w:val="32"/>
+                <w:szCs w:val="32"/>
+              </w:rPr>
+              <w:t/>
+            </w:r>
+          </w:p>
+        </w:tc>
+        <w:tc>
+          <w:tcPr>
+            <w:tcW w:w="2126" w:type="dxa"/>
+          </w:tcPr>
+          <w:p>
+            <w:pPr>
+              <w:rPr>
+                <w:rFonts w:ascii="TH Sarabun New" w:hAnsi="TH Sarabun New" w:cs="TH Sarabun New"/>
+                <w:sz w:val="32"/>
+                <w:szCs w:val="32"/>
+              </w:rPr>
+            </w:pPr>
+            <w:r>
+              <w:rPr>
+                <w:rFonts w:ascii="TH Sarabun New" w:hAnsi="TH Sarabun New" w:cs="TH Sarabun New"/>
+                <w:sz w:val="32"/>
+                <w:szCs w:val="32"/>
+              </w:rPr>
+              <w:t>regre</w:t>
+            </w:r>
+            <w:r>
+              <w:rPr>
+                <w:rFonts w:ascii="TH Sarabun New" w:hAnsi="TH Sarabun New" w:cs="TH Sarabun New"/>
+                <w:sz w:val="32"/>
+                <w:szCs w:val="32"/>
+              </w:rPr>
+              <w:t/>
+            </w:r>
+            <w:r>
+              <w:rPr>
+                <w:rFonts w:ascii="TH Sarabun New" w:hAnsi="TH Sarabun New" w:cs="TH Sarabun New"/>
+                <w:sz w:val="32"/>
+                <w:szCs w:val="32"/>
+              </w:rPr>
+              <w:t/>
+            </w:r>
+            <w:r>
+              <w:rPr>
+                <w:rFonts w:ascii="TH Sarabun New" w:hAnsi="TH Sarabun New" w:cs="TH Sarabun New"/>
+                <w:sz w:val="32"/>
+                <w:szCs w:val="32"/>
+              </w:rPr>
+              <w:t/>
+            </w:r>
+            <w:r>
+              <w:rPr>
+                <w:rFonts w:ascii="TH Sarabun New" w:hAnsi="TH Sarabun New" w:cs="TH Sarabun New"/>
+                <w:sz w:val="32"/>
+                <w:szCs w:val="32"/>
+              </w:rPr>
+              <w:t/>
+            </w:r>
+          </w:p>
+        </w:tc>
+        <w:tc>
+          <w:tcPr>
+            <w:tcW w:w="2976" w:type="dxa"/>
+          </w:tcPr>
+          <w:p>
+            <w:pPr>
+              <w:rPr>
+                <w:rFonts w:ascii="TH Sarabun New" w:hAnsi="TH Sarabun New" w:cs="TH Sarabun New"/>
+                <w:sz w:val="32"/>
+                <w:szCs w:val="32"/>
+              </w:rPr>
+            </w:pPr>
+            <w:r>
+              <w:rPr>
+                <w:rFonts w:ascii="TH Sarabun New" w:hAnsi="TH Sarabun New" w:cs="TH Sarabun New"/>
+                <w:sz w:val="32"/>
+                <w:szCs w:val="32"/>
+              </w:rPr>
+              <w:t>ergerg</w:t>
+            </w:r>
+            <w:r>
+              <w:rPr>
+                <w:rFonts w:ascii="TH Sarabun New" w:hAnsi="TH Sarabun New" w:cs="TH Sarabun New"/>
+                <w:sz w:val="32"/>
+                <w:szCs w:val="32"/>
+              </w:rPr>
+              <w:t/>
+            </w:r>
+            <w:r>
+              <w:rPr>
+                <w:rFonts w:ascii="TH Sarabun New" w:hAnsi="TH Sarabun New" w:cs="TH Sarabun New"/>
+                <w:sz w:val="32"/>
+                <w:szCs w:val="32"/>
+              </w:rPr>
+              <w:t/>
+            </w:r>
+            <w:r>
+              <w:rPr>
+                <w:rFonts w:ascii="TH Sarabun New" w:hAnsi="TH Sarabun New" w:cs="TH Sarabun New"/>
+                <w:sz w:val="32"/>
+                <w:szCs w:val="32"/>
+              </w:rPr>
+              <w:t/>
+            </w:r>
+            <w:r>
+              <w:rPr>
+                <w:rFonts w:ascii="TH Sarabun New" w:hAnsi="TH Sarabun New" w:cs="TH Sarabun New"/>
+                <w:sz w:val="32"/>
+                <w:szCs w:val="32"/>
+              </w:rPr>
+              <w:t/>
+            </w:r>
+          </w:p>
+        </w:tc>
+      </w:tr>
     </w:tbl>
     <w:p>
       <w:pPr>
@@ -3021,7 +3741,7 @@
           <w:sz w:val="32"/>
           <w:szCs w:val="32"/>
         </w:rPr>
-        <w:t/>
+        <w:t>rgegrewgerg</w:t>
       </w:r>
     </w:p>
     <w:p>
@@ -3068,7 +3788,7 @@
           <w:sz w:val="32"/>
           <w:szCs w:val="32"/>
         </w:rPr>
-        <w:t/>
+        <w:t>rgegerg</w:t>
       </w:r>
     </w:p>
     <w:p>
@@ -3115,7 +3835,7 @@
           <w:sz w:val="32"/>
           <w:szCs w:val="32"/>
         </w:rPr>
-        <w:t/>
+        <w:t>gegerge</w:t>
       </w:r>
     </w:p>
     <w:p>
@@ -3162,7 +3882,7 @@
           <w:sz w:val="32"/>
           <w:szCs w:val="32"/>
         </w:rPr>
-        <w:t/>
+        <w:t>egerger</w:t>
       </w:r>
     </w:p>
     <w:p>
@@ -6689,7 +7409,7 @@
           <w:sz w:val="32"/>
           <w:szCs w:val="32"/>
         </w:rPr>
-        <w:t/>
+        <w:t>๑</w:t>
       </w:r>
       <w:r>
         <w:rPr>
@@ -8069,7 +8789,7 @@
           <w:sz w:val="32"/>
           <w:szCs w:val="32"/>
         </w:rPr>
-        <w:t>กกไไก </w:t>
+        <w:t> </w:t>
       </w:r>
       <w:r>
         <w:rPr>
@@ -8102,7 +8822,7 @@
           <w:sz w:val="32"/>
           <w:szCs w:val="32"/>
         </w:rPr>
-        <w:t>กไไก</w:t>
+        <w:t/>
       </w:r>
       <w:r>
         <w:rPr>
@@ -8541,6 +9261,172 @@
           <w:sz w:val="32"/>
           <w:szCs w:val="32"/>
         </w:rPr>
+        <w:t/>
+      </w:r>
+      <w:r>
+        <w:rPr>
+          <w:rFonts w:ascii="TH Sarabun New" w:hAnsi="TH Sarabun New" w:cs="TH Sarabun New"/>
+          <w:sz w:val="32"/>
+          <w:szCs w:val="32"/>
+        </w:rPr>
+        <w:t/>
+      </w:r>
+      <w:r>
+        <w:rPr>
+          <w:rFonts w:ascii="TH Sarabun New" w:hAnsi="TH Sarabun New" w:cs="TH Sarabun New"/>
+          <w:sz w:val="32"/>
+          <w:szCs w:val="32"/>
+        </w:rPr>
+        <w:t/>
+      </w:r>
+      <w:r>
+        <w:rPr>
+          <w:rFonts w:ascii="TH Sarabun New" w:hAnsi="TH Sarabun New" w:cs="TH Sarabun New"/>
+          <w:sz w:val="32"/>
+          <w:szCs w:val="32"/>
+          <w:cs/>
+        </w:rPr>
+        <w:t xml:space="preserve"> </w:t>
+      </w:r>
+      <w:r>
+        <w:rPr>
+          <w:rFonts w:ascii="TH Sarabun New" w:hAnsi="TH Sarabun New" w:cs="TH Sarabun New"/>
+          <w:sz w:val="32"/>
+          <w:szCs w:val="32"/>
+          <w:cs/>
+        </w:rPr>
+        <w:t>และผลการพิจารณาคุณภาพอยู่ในระดับ</w:t>
+      </w:r>
+      <w:r>
+        <w:rPr>
+          <w:rFonts w:ascii="TH Sarabun New" w:hAnsi="TH Sarabun New" w:cs="TH Sarabun New"/>
+          <w:sz w:val="32"/>
+          <w:szCs w:val="32"/>
+        </w:rPr>
+        <w:t/>
+      </w:r>
+      <w:r>
+        <w:rPr>
+          <w:rFonts w:ascii="TH Sarabun New" w:hAnsi="TH Sarabun New" w:cs="TH Sarabun New"/>
+          <w:sz w:val="32"/>
+          <w:szCs w:val="32"/>
+        </w:rPr>
+        <w:t/>
+      </w:r>
+      <w:r>
+        <w:rPr>
+          <w:rFonts w:ascii="TH Sarabun New" w:hAnsi="TH Sarabun New" w:cs="TH Sarabun New"/>
+          <w:sz w:val="32"/>
+          <w:szCs w:val="32"/>
+        </w:rPr>
+        <w:t/>
+      </w:r>
+      <w:r>
+        <w:rPr>
+          <w:rFonts w:ascii="TH Sarabun New" w:hAnsi="TH Sarabun New" w:cs="TH Sarabun New"/>
+          <w:sz w:val="32"/>
+          <w:szCs w:val="32"/>
+          <w:cs/>
+        </w:rPr>
+        <w:t xml:space="preserve"> </w:t>
+      </w:r>
+      <w:r>
+        <w:rPr>
+          <w:rFonts w:ascii="TH Sarabun New" w:hAnsi="TH Sarabun New" w:cs="TH Sarabun New"/>
+          <w:sz w:val="32"/>
+          <w:szCs w:val="32"/>
+          <w:cs/>
+        </w:rPr>
+        <w:t>ตามเกณฑ์ที่</w:t>
+      </w:r>
+      <w:r>
+        <w:rPr>
+          <w:rFonts w:ascii="TH Sarabun New" w:hAnsi="TH Sarabun New" w:cs="TH Sarabun New"/>
+          <w:sz w:val="32"/>
+          <w:szCs w:val="32"/>
+          <w:cs/>
+        </w:rPr>
+        <w:t>มหาวิทยาลัยกำหนด</w:t>
+      </w:r>
+      <w:r>
+        <w:rPr>
+          <w:rFonts w:ascii="TH Sarabun New" w:hAnsi="TH Sarabun New" w:cs="TH Sarabun New"/>
+          <w:sz w:val="32"/>
+          <w:szCs w:val="32"/>
+          <w:cs/>
+        </w:rPr>
+        <w:t>)</w:t>
+      </w:r>
+    </w:p>
+    <w:p>
+      <w:pPr>
+        <w:spacing w:after="0" w:line="240" w:lineRule="auto"/>
+        <w:ind w:firstLine="720"/>
+        <w:rPr>
+          <w:rFonts w:ascii="TH Sarabun New" w:hAnsi="TH Sarabun New" w:cs="TH Sarabun New"/>
+          <w:sz w:val="32"/>
+          <w:szCs w:val="32"/>
+        </w:rPr>
+      </w:pPr>
+      <w:r>
+        <w:rPr>
+          <w:rFonts w:ascii="TH Sarabun New" w:hAnsi="TH Sarabun New" w:cs="TH Sarabun New"/>
+          <w:sz w:val="32"/>
+          <w:szCs w:val="32"/>
+          <w:cs/>
+        </w:rPr>
+        <w:t>๔.๓.๓ ตำราหรือหนังสือ</w:t>
+      </w:r>
+    </w:p>
+    <w:p>
+      <w:pPr>
+        <w:spacing w:after="0" w:line="240" w:lineRule="auto"/>
+        <w:ind w:left="720" w:firstLine="720"/>
+        <w:rPr>
+          <w:rFonts w:ascii="TH Sarabun New" w:hAnsi="TH Sarabun New" w:cs="TH Sarabun New"/>
+          <w:sz w:val="32"/>
+          <w:szCs w:val="32"/>
+        </w:rPr>
+      </w:pPr>
+      <w:r>
+        <w:rPr>
+          <w:rFonts w:ascii="TH Sarabun New" w:hAnsi="TH Sarabun New" w:cs="TH Sarabun New"/>
+          <w:sz w:val="32"/>
+          <w:szCs w:val="32"/>
+        </w:rPr>
+        <w:t>๑</w:t>
+      </w:r>
+      <w:r>
+        <w:rPr>
+          <w:rFonts w:ascii="TH Sarabun New" w:hAnsi="TH Sarabun New" w:cs="TH Sarabun New"/>
+          <w:sz w:val="32"/>
+          <w:szCs w:val="32"/>
+        </w:rPr>
+        <w:t/>
+      </w:r>
+      <w:r>
+        <w:rPr>
+          <w:rFonts w:ascii="TH Sarabun New" w:hAnsi="TH Sarabun New" w:cs="TH Sarabun New"/>
+          <w:sz w:val="32"/>
+          <w:szCs w:val="32"/>
+        </w:rPr>
+        <w:t/>
+      </w:r>
+      <w:r>
+        <w:rPr>
+          <w:rFonts w:ascii="TH Sarabun New" w:hAnsi="TH Sarabun New" w:cs="TH Sarabun New"/>
+          <w:sz w:val="32"/>
+          <w:szCs w:val="32"/>
+          <w:cs/>
+        </w:rPr>
+        <w:t xml:space="preserve"> </w:t>
+      </w:r>
+      <w:r>
+        <w:rPr>
+          <w:rFonts w:ascii="TH Sarabun New" w:hAnsi="TH Sarabun New" w:cs="TH Sarabun New"/>
+          <w:sz w:val="32"/>
+          <w:szCs w:val="32"/>
+        </w:rPr>
         <w:t>ไกไก</w:t>
       </w:r>
       <w:r>
@@ -8559,6 +9445,212 @@
         </w:rPr>
         <w:t/>
       </w:r>
+    </w:p>
+    <w:p>
+      <w:pPr>
+        <w:spacing w:after="0" w:line="240" w:lineRule="auto"/>
+        <w:ind w:firstLine="1418"/>
+        <w:rPr>
+          <w:rFonts w:ascii="TH Sarabun New" w:hAnsi="TH Sarabun New" w:cs="TH Sarabun New"/>
+          <w:sz w:val="32"/>
+          <w:szCs w:val="32"/>
+        </w:rPr>
+      </w:pPr>
+      <w:r>
+        <w:rPr>
+          <w:rFonts w:ascii="TH Sarabun New" w:hAnsi="TH Sarabun New" w:cs="TH Sarabun New"/>
+          <w:sz w:val="32"/>
+          <w:szCs w:val="32"/>
+          <w:cs/>
+        </w:rPr>
+        <w:tab/>
+      </w:r>
+      <w:r>
+        <w:rPr>
+          <w:rFonts w:ascii="TH Sarabun New" w:hAnsi="TH Sarabun New" w:cs="TH Sarabun New"/>
+          <w:sz w:val="32"/>
+          <w:szCs w:val="32"/>
+          <w:cs/>
+        </w:rPr>
+        <w:tab/>
+      </w:r>
+      <w:r>
+        <w:rPr>
+          <w:rFonts w:ascii="TH Sarabun New" w:hAnsi="TH Sarabun New" w:cs="TH Sarabun New"/>
+          <w:sz w:val="32"/>
+          <w:szCs w:val="32"/>
+          <w:cs/>
+        </w:rPr>
+        <w:t>ผลงานนี้เคยใช้สำหรับการพิจารณาขอกำหนดตำแหน่งผู้ช่วยศาสตราจารย์และ/ หรือตำแหน่งรองศาสตราจารย์ และ/หรือตำแหน่งศาสตราจารย์มาแล้วหรือไม่</w:t>
+      </w:r>
+    </w:p>
+    <w:p>
+      <w:pPr>
+        <w:spacing w:after="0" w:line="240" w:lineRule="auto"/>
+        <w:ind w:left="1755" w:firstLine="720"/>
+        <w:rPr>
+          <w:rFonts w:ascii="TH Sarabun New" w:hAnsi="TH Sarabun New" w:cs="TH Sarabun New"/>
+          <w:sz w:val="32"/>
+          <w:szCs w:val="32"/>
+        </w:rPr>
+      </w:pPr>
+      <w:r>
+        <w:rPr>
+          <w:rFonts w:ascii="TH Sarabun New" w:hAnsi="TH Sarabun New" w:cs="TH Sarabun New"/>
+          <w:sz w:val="32"/>
+          <w:szCs w:val="32"/>
+        </w:rPr>
+        <w:lastRenderedPageBreak/>
+        <w:t/>
+      </w:r>
+      <w:r>
+        <w:rPr>
+          <w:rFonts w:ascii="TH Sarabun New" w:hAnsi="TH Sarabun New" w:cs="TH Sarabun New"/>
+          <w:sz w:val="32"/>
+          <w:szCs w:val="32"/>
+        </w:rPr>
+        <w:t/>
+      </w:r>
+      <w:r>
+        <w:rPr>
+          <w:rFonts w:ascii="TH Sarabun New" w:hAnsi="TH Sarabun New" w:cs="TH Sarabun New"/>
+          <w:sz w:val="32"/>
+          <w:szCs w:val="32"/>
+        </w:rPr>
+        <w:t/>
+      </w:r>
+      <w:r>
+        <w:rPr>
+          <w:rFonts w:ascii="TH Sarabun New" w:hAnsi="TH Sarabun New" w:cs="TH Sarabun New"/>
+          <w:sz w:val="32"/>
+          <w:szCs w:val="32"/>
+          <w:cs/>
+        </w:rPr>
+        <w:t xml:space="preserve">  ไม่เคยใช้</w:t>
+      </w:r>
+    </w:p>
+    <w:p>
+      <w:pPr>
+        <w:spacing w:after="0" w:line="240" w:lineRule="auto"/>
+        <w:ind w:left="1755" w:firstLine="720"/>
+        <w:rPr>
+          <w:rFonts w:ascii="TH Sarabun New" w:hAnsi="TH Sarabun New" w:cs="TH Sarabun New" w:hint="cs"/>
+          <w:sz w:val="32"/>
+          <w:szCs w:val="32"/>
+          <w:cs/>
+        </w:rPr>
+      </w:pPr>
+      <w:r>
+        <w:rPr>
+          <w:rFonts w:ascii="TH Sarabun New" w:hAnsi="TH Sarabun New" w:cs="TH Sarabun New"/>
+          <w:sz w:val="32"/>
+          <w:szCs w:val="32"/>
+        </w:rPr>
+        <w:t/>
+      </w:r>
+      <w:r>
+        <w:rPr>
+          <w:rFonts w:ascii="TH Sarabun New" w:hAnsi="TH Sarabun New" w:cs="TH Sarabun New"/>
+          <w:sz w:val="32"/>
+          <w:szCs w:val="32"/>
+        </w:rPr>
+        <w:t/>
+      </w:r>
+      <w:r>
+        <w:rPr>
+          <w:rFonts w:ascii="TH Sarabun New" w:hAnsi="TH Sarabun New" w:cs="TH Sarabun New"/>
+          <w:sz w:val="32"/>
+          <w:szCs w:val="32"/>
+        </w:rPr>
+        <w:t/>
+      </w:r>
+      <w:r>
+        <w:rPr>
+          <w:rFonts w:ascii="TH Sarabun New" w:hAnsi="TH Sarabun New" w:cs="TH Sarabun New"/>
+          <w:sz w:val="32"/>
+          <w:szCs w:val="32"/>
+          <w:cs/>
+        </w:rPr>
+        <w:t xml:space="preserve">  </w:t>
+      </w:r>
+      <w:r>
+        <w:rPr>
+          <w:rFonts w:ascii="TH Sarabun New" w:hAnsi="TH Sarabun New" w:cs="TH Sarabun New"/>
+          <w:sz w:val="32"/>
+          <w:szCs w:val="32"/>
+          <w:cs/>
+        </w:rPr>
+        <w:t>เคยใช้</w:t>
+      </w:r>
+      <w:r>
+        <w:rPr>
+          <w:rFonts w:ascii="TH Sarabun New" w:hAnsi="TH Sarabun New" w:cs="TH Sarabun New"/>
+          <w:sz w:val="32"/>
+          <w:szCs w:val="32"/>
+          <w:cs/>
+        </w:rPr>
+        <w:t xml:space="preserve"> </w:t>
+      </w:r>
+      <w:r>
+        <w:rPr>
+          <w:rFonts w:ascii="TH Sarabun New" w:hAnsi="TH Sarabun New" w:cs="TH Sarabun New"/>
+          <w:sz w:val="32"/>
+          <w:szCs w:val="32"/>
+          <w:cs/>
+        </w:rPr>
+        <w:t>(เมื่อปี</w:t>
+      </w:r>
+      <w:r>
+        <w:rPr>
+          <w:rFonts w:ascii="TH Sarabun New" w:hAnsi="TH Sarabun New" w:cs="TH Sarabun New"/>
+          <w:sz w:val="32"/>
+          <w:szCs w:val="32"/>
+          <w:cs/>
+        </w:rPr>
+        <w:t xml:space="preserve"> </w:t>
+      </w:r>
+      <w:r>
+        <w:rPr>
+          <w:rFonts w:ascii="TH Sarabun New" w:hAnsi="TH Sarabun New" w:cs="TH Sarabun New"/>
+          <w:sz w:val="32"/>
+          <w:szCs w:val="32"/>
+          <w:cs/>
+        </w:rPr>
+        <w:t>พ.ศ</w:t>
+      </w:r>
+      <w:r>
+        <w:rPr>
+          <w:rFonts w:ascii="TH Sarabun New" w:hAnsi="TH Sarabun New" w:cs="TH Sarabun New"/>
+          <w:sz w:val="32"/>
+          <w:szCs w:val="32"/>
+          <w:cs/>
+        </w:rPr>
+        <w:t>.</w:t>
+      </w:r>
+      <w:r>
+        <w:rPr>
+          <w:rFonts w:ascii="TH Sarabun New" w:hAnsi="TH Sarabun New" w:cs="TH Sarabun New"/>
+          <w:sz w:val="32"/>
+          <w:szCs w:val="32"/>
+        </w:rPr>
+        <w:t/>
+      </w:r>
+      <w:r>
+        <w:rPr>
+          <w:rFonts w:ascii="TH Sarabun New" w:hAnsi="TH Sarabun New" w:cs="TH Sarabun New"/>
+          <w:sz w:val="32"/>
+          <w:szCs w:val="32"/>
+        </w:rPr>
+        <w:t/>
+      </w:r>
+      <w:r>
+        <w:rPr>
+          <w:rFonts w:ascii="TH Sarabun New" w:hAnsi="TH Sarabun New" w:cs="TH Sarabun New"/>
+          <w:sz w:val="32"/>
+          <w:szCs w:val="32"/>
+        </w:rPr>
+        <w:t/>
+      </w:r>
       <w:r>
         <w:rPr>
           <w:rFonts w:ascii="TH Sarabun New" w:hAnsi="TH Sarabun New" w:cs="TH Sarabun New"/>
@@ -8583,379 +9675,7 @@
           <w:sz w:val="32"/>
           <w:szCs w:val="32"/>
         </w:rPr>
-        <w:t>ไกก</w:t>
-      </w:r>
-      <w:r>
-        <w:rPr>
-          <w:rFonts w:ascii="TH Sarabun New" w:hAnsi="TH Sarabun New" w:cs="TH Sarabun New"/>
-          <w:sz w:val="32"/>
-          <w:szCs w:val="32"/>
-        </w:rPr>
-        <w:t/>
-      </w:r>
-      <w:r>
-        <w:rPr>
-          <w:rFonts w:ascii="TH Sarabun New" w:hAnsi="TH Sarabun New" w:cs="TH Sarabun New"/>
-          <w:sz w:val="32"/>
-          <w:szCs w:val="32"/>
-        </w:rPr>
-        <w:t/>
-      </w:r>
-      <w:r>
-        <w:rPr>
-          <w:rFonts w:ascii="TH Sarabun New" w:hAnsi="TH Sarabun New" w:cs="TH Sarabun New"/>
-          <w:sz w:val="32"/>
-          <w:szCs w:val="32"/>
-          <w:cs/>
-        </w:rPr>
-        <w:t xml:space="preserve"> </w:t>
-      </w:r>
-      <w:r>
-        <w:rPr>
-          <w:rFonts w:ascii="TH Sarabun New" w:hAnsi="TH Sarabun New" w:cs="TH Sarabun New"/>
-          <w:sz w:val="32"/>
-          <w:szCs w:val="32"/>
-          <w:cs/>
-        </w:rPr>
-        <w:t>ตามเกณฑ์ที่</w:t>
-      </w:r>
-      <w:r>
-        <w:rPr>
-          <w:rFonts w:ascii="TH Sarabun New" w:hAnsi="TH Sarabun New" w:cs="TH Sarabun New"/>
-          <w:sz w:val="32"/>
-          <w:szCs w:val="32"/>
-          <w:cs/>
-        </w:rPr>
-        <w:t>มหาวิทยาลัยกำหนด</w:t>
-      </w:r>
-      <w:r>
-        <w:rPr>
-          <w:rFonts w:ascii="TH Sarabun New" w:hAnsi="TH Sarabun New" w:cs="TH Sarabun New"/>
-          <w:sz w:val="32"/>
-          <w:szCs w:val="32"/>
-          <w:cs/>
-        </w:rPr>
-        <w:t>)</w:t>
-      </w:r>
-    </w:p>
-    <w:p>
-      <w:pPr>
-        <w:spacing w:after="0" w:line="240" w:lineRule="auto"/>
-        <w:ind w:firstLine="720"/>
-        <w:rPr>
-          <w:rFonts w:ascii="TH Sarabun New" w:hAnsi="TH Sarabun New" w:cs="TH Sarabun New"/>
-          <w:sz w:val="32"/>
-          <w:szCs w:val="32"/>
-        </w:rPr>
-      </w:pPr>
-      <w:r>
-        <w:rPr>
-          <w:rFonts w:ascii="TH Sarabun New" w:hAnsi="TH Sarabun New" w:cs="TH Sarabun New"/>
-          <w:sz w:val="32"/>
-          <w:szCs w:val="32"/>
-          <w:cs/>
-        </w:rPr>
-        <w:t>๔.๓.๓ ตำราหรือหนังสือ</w:t>
-      </w:r>
-    </w:p>
-    <w:p>
-      <w:pPr>
-        <w:spacing w:after="0" w:line="240" w:lineRule="auto"/>
-        <w:ind w:left="720" w:firstLine="720"/>
-        <w:rPr>
-          <w:rFonts w:ascii="TH Sarabun New" w:hAnsi="TH Sarabun New" w:cs="TH Sarabun New"/>
-          <w:sz w:val="32"/>
-          <w:szCs w:val="32"/>
-        </w:rPr>
-      </w:pPr>
-      <w:r>
-        <w:rPr>
-          <w:rFonts w:ascii="TH Sarabun New" w:hAnsi="TH Sarabun New" w:cs="TH Sarabun New"/>
-          <w:sz w:val="32"/>
-          <w:szCs w:val="32"/>
-        </w:rPr>
-        <w:t>๑</w:t>
-      </w:r>
-      <w:r>
-        <w:rPr>
-          <w:rFonts w:ascii="TH Sarabun New" w:hAnsi="TH Sarabun New" w:cs="TH Sarabun New"/>
-          <w:sz w:val="32"/>
-          <w:szCs w:val="32"/>
-        </w:rPr>
-        <w:t/>
-      </w:r>
-      <w:r>
-        <w:rPr>
-          <w:rFonts w:ascii="TH Sarabun New" w:hAnsi="TH Sarabun New" w:cs="TH Sarabun New"/>
-          <w:sz w:val="32"/>
-          <w:szCs w:val="32"/>
-        </w:rPr>
-        <w:t/>
-      </w:r>
-      <w:r>
-        <w:rPr>
-          <w:rFonts w:ascii="TH Sarabun New" w:hAnsi="TH Sarabun New" w:cs="TH Sarabun New"/>
-          <w:sz w:val="32"/>
-          <w:szCs w:val="32"/>
-          <w:cs/>
-        </w:rPr>
-        <w:t xml:space="preserve"> </w:t>
-      </w:r>
-      <w:r>
-        <w:rPr>
-          <w:rFonts w:ascii="TH Sarabun New" w:hAnsi="TH Sarabun New" w:cs="TH Sarabun New"/>
-          <w:sz w:val="32"/>
-          <w:szCs w:val="32"/>
-        </w:rPr>
-        <w:t>ไกไก</w:t>
-      </w:r>
-      <w:r>
-        <w:rPr>
-          <w:rFonts w:ascii="TH Sarabun New" w:hAnsi="TH Sarabun New" w:cs="TH Sarabun New"/>
-          <w:sz w:val="32"/>
-          <w:szCs w:val="32"/>
-        </w:rPr>
-        <w:t/>
-      </w:r>
-      <w:r>
-        <w:rPr>
-          <w:rFonts w:ascii="TH Sarabun New" w:hAnsi="TH Sarabun New" w:cs="TH Sarabun New"/>
-          <w:sz w:val="32"/>
-          <w:szCs w:val="32"/>
-        </w:rPr>
-        <w:t/>
-      </w:r>
-    </w:p>
-    <w:p>
-      <w:pPr>
-        <w:spacing w:after="0" w:line="240" w:lineRule="auto"/>
-        <w:ind w:firstLine="1418"/>
-        <w:rPr>
-          <w:rFonts w:ascii="TH Sarabun New" w:hAnsi="TH Sarabun New" w:cs="TH Sarabun New"/>
-          <w:sz w:val="32"/>
-          <w:szCs w:val="32"/>
-        </w:rPr>
-      </w:pPr>
-      <w:r>
-        <w:rPr>
-          <w:rFonts w:ascii="TH Sarabun New" w:hAnsi="TH Sarabun New" w:cs="TH Sarabun New"/>
-          <w:sz w:val="32"/>
-          <w:szCs w:val="32"/>
-          <w:cs/>
-        </w:rPr>
-        <w:tab/>
-      </w:r>
-      <w:r>
-        <w:rPr>
-          <w:rFonts w:ascii="TH Sarabun New" w:hAnsi="TH Sarabun New" w:cs="TH Sarabun New"/>
-          <w:sz w:val="32"/>
-          <w:szCs w:val="32"/>
-          <w:cs/>
-        </w:rPr>
-        <w:tab/>
-      </w:r>
-      <w:r>
-        <w:rPr>
-          <w:rFonts w:ascii="TH Sarabun New" w:hAnsi="TH Sarabun New" w:cs="TH Sarabun New"/>
-          <w:sz w:val="32"/>
-          <w:szCs w:val="32"/>
-          <w:cs/>
-        </w:rPr>
-        <w:t>ผลงานนี้เคยใช้สำหรับการพิจารณาขอกำหนดตำแหน่งผู้ช่วยศาสตราจารย์และ/ หรือตำแหน่งรองศาสตราจารย์ และ/หรือตำแหน่งศาสตราจารย์มาแล้วหรือไม่</w:t>
-      </w:r>
-    </w:p>
-    <w:p>
-      <w:pPr>
-        <w:spacing w:after="0" w:line="240" w:lineRule="auto"/>
-        <w:ind w:left="1755" w:firstLine="720"/>
-        <w:rPr>
-          <w:rFonts w:ascii="TH Sarabun New" w:hAnsi="TH Sarabun New" w:cs="TH Sarabun New"/>
-          <w:sz w:val="32"/>
-          <w:szCs w:val="32"/>
-        </w:rPr>
-      </w:pPr>
-      <w:r>
-        <w:rPr>
-          <w:rFonts w:ascii="TH Sarabun New" w:hAnsi="TH Sarabun New" w:cs="TH Sarabun New"/>
-          <w:sz w:val="32"/>
-          <w:szCs w:val="32"/>
-        </w:rPr>
-        <w:lastRenderedPageBreak/>
-        <w:t/>
-      </w:r>
-      <w:r>
-        <w:rPr>
-          <w:rFonts w:ascii="TH Sarabun New" w:hAnsi="TH Sarabun New" w:cs="TH Sarabun New"/>
-          <w:sz w:val="32"/>
-          <w:szCs w:val="32"/>
-        </w:rPr>
-        <w:t/>
-      </w:r>
-      <w:r>
-        <w:rPr>
-          <w:rFonts w:ascii="TH Sarabun New" w:hAnsi="TH Sarabun New" w:cs="TH Sarabun New"/>
-          <w:sz w:val="32"/>
-          <w:szCs w:val="32"/>
-        </w:rPr>
-        <w:t/>
-      </w:r>
-      <w:r>
-        <w:rPr>
-          <w:rFonts w:ascii="TH Sarabun New" w:hAnsi="TH Sarabun New" w:cs="TH Sarabun New"/>
-          <w:sz w:val="32"/>
-          <w:szCs w:val="32"/>
-          <w:cs/>
-        </w:rPr>
-        <w:t xml:space="preserve">  ไม่เคยใช้</w:t>
-      </w:r>
-    </w:p>
-    <w:p>
-      <w:pPr>
-        <w:spacing w:after="0" w:line="240" w:lineRule="auto"/>
-        <w:ind w:left="1755" w:firstLine="720"/>
-        <w:rPr>
-          <w:rFonts w:ascii="TH Sarabun New" w:hAnsi="TH Sarabun New" w:cs="TH Sarabun New" w:hint="cs"/>
-          <w:sz w:val="32"/>
-          <w:szCs w:val="32"/>
-          <w:cs/>
-        </w:rPr>
-      </w:pPr>
-      <w:r>
-        <w:rPr>
-          <w:rFonts w:ascii="TH Sarabun New" w:hAnsi="TH Sarabun New" w:cs="TH Sarabun New"/>
-          <w:sz w:val="32"/>
-          <w:szCs w:val="32"/>
-        </w:rPr>
-        <w:t/>
-      </w:r>
-      <w:r>
-        <w:rPr>
-          <w:rFonts w:ascii="TH Sarabun New" w:hAnsi="TH Sarabun New" w:cs="TH Sarabun New"/>
-          <w:sz w:val="32"/>
-          <w:szCs w:val="32"/>
-        </w:rPr>
-        <w:t/>
-      </w:r>
-      <w:r>
-        <w:rPr>
-          <w:rFonts w:ascii="TH Sarabun New" w:hAnsi="TH Sarabun New" w:cs="TH Sarabun New"/>
-          <w:sz w:val="32"/>
-          <w:szCs w:val="32"/>
-        </w:rPr>
-        <w:t/>
-      </w:r>
-      <w:r>
-        <w:rPr>
-          <w:rFonts w:ascii="TH Sarabun New" w:hAnsi="TH Sarabun New" w:cs="TH Sarabun New"/>
-          <w:sz w:val="32"/>
-          <w:szCs w:val="32"/>
-          <w:cs/>
-        </w:rPr>
-        <w:t xml:space="preserve">  </w:t>
-      </w:r>
-      <w:r>
-        <w:rPr>
-          <w:rFonts w:ascii="TH Sarabun New" w:hAnsi="TH Sarabun New" w:cs="TH Sarabun New"/>
-          <w:sz w:val="32"/>
-          <w:szCs w:val="32"/>
-          <w:cs/>
-        </w:rPr>
-        <w:t>เคยใช้</w:t>
-      </w:r>
-      <w:r>
-        <w:rPr>
-          <w:rFonts w:ascii="TH Sarabun New" w:hAnsi="TH Sarabun New" w:cs="TH Sarabun New"/>
-          <w:sz w:val="32"/>
-          <w:szCs w:val="32"/>
-          <w:cs/>
-        </w:rPr>
-        <w:t xml:space="preserve"> </w:t>
-      </w:r>
-      <w:r>
-        <w:rPr>
-          <w:rFonts w:ascii="TH Sarabun New" w:hAnsi="TH Sarabun New" w:cs="TH Sarabun New"/>
-          <w:sz w:val="32"/>
-          <w:szCs w:val="32"/>
-          <w:cs/>
-        </w:rPr>
-        <w:t>(เมื่อปี</w:t>
-      </w:r>
-      <w:r>
-        <w:rPr>
-          <w:rFonts w:ascii="TH Sarabun New" w:hAnsi="TH Sarabun New" w:cs="TH Sarabun New"/>
-          <w:sz w:val="32"/>
-          <w:szCs w:val="32"/>
-          <w:cs/>
-        </w:rPr>
-        <w:t xml:space="preserve"> </w:t>
-      </w:r>
-      <w:r>
-        <w:rPr>
-          <w:rFonts w:ascii="TH Sarabun New" w:hAnsi="TH Sarabun New" w:cs="TH Sarabun New"/>
-          <w:sz w:val="32"/>
-          <w:szCs w:val="32"/>
-          <w:cs/>
-        </w:rPr>
-        <w:t>พ.ศ</w:t>
-      </w:r>
-      <w:r>
-        <w:rPr>
-          <w:rFonts w:ascii="TH Sarabun New" w:hAnsi="TH Sarabun New" w:cs="TH Sarabun New"/>
-          <w:sz w:val="32"/>
-          <w:szCs w:val="32"/>
-          <w:cs/>
-        </w:rPr>
-        <w:t>.</w:t>
-      </w:r>
-      <w:r>
-        <w:rPr>
-          <w:rFonts w:ascii="TH Sarabun New" w:hAnsi="TH Sarabun New" w:cs="TH Sarabun New"/>
-          <w:sz w:val="32"/>
-          <w:szCs w:val="32"/>
-        </w:rPr>
-        <w:t>กไกไกไก</w:t>
-      </w:r>
-      <w:r>
-        <w:rPr>
-          <w:rFonts w:ascii="TH Sarabun New" w:hAnsi="TH Sarabun New" w:cs="TH Sarabun New"/>
-          <w:sz w:val="32"/>
-          <w:szCs w:val="32"/>
-        </w:rPr>
-        <w:t/>
-      </w:r>
-      <w:r>
-        <w:rPr>
-          <w:rFonts w:ascii="TH Sarabun New" w:hAnsi="TH Sarabun New" w:cs="TH Sarabun New"/>
-          <w:sz w:val="32"/>
-          <w:szCs w:val="32"/>
-        </w:rPr>
-        <w:t/>
-      </w:r>
-      <w:r>
-        <w:rPr>
-          <w:rFonts w:ascii="TH Sarabun New" w:hAnsi="TH Sarabun New" w:cs="TH Sarabun New"/>
-          <w:sz w:val="32"/>
-          <w:szCs w:val="32"/>
-          <w:cs/>
-        </w:rPr>
-        <w:t xml:space="preserve"> </w:t>
-      </w:r>
-      <w:r>
-        <w:rPr>
-          <w:rFonts w:ascii="TH Sarabun New" w:hAnsi="TH Sarabun New" w:cs="TH Sarabun New"/>
-          <w:sz w:val="32"/>
-          <w:szCs w:val="32"/>
-          <w:cs/>
-        </w:rPr>
-        <w:t>และผลการพิจารณาคุณภาพอยู่ในระดับ</w:t>
-      </w:r>
-      <w:r>
-        <w:rPr>
-          <w:rFonts w:ascii="TH Sarabun New" w:hAnsi="TH Sarabun New" w:cs="TH Sarabun New"/>
-          <w:sz w:val="32"/>
-          <w:szCs w:val="32"/>
-        </w:rPr>
-        <w:t>กไกไ</w:t>
+        <w:t/>
       </w:r>
       <w:r>
         <w:rPr>
